--- a/00-首页/学生讲义Word/元素周期表与周期律-超级充实版（自学完整）.docx
+++ b/00-首页/学生讲义Word/元素周期表与周期律-超级充实版（自学完整）.docx
@@ -3574,7 +3574,7 @@
     </w:p>
     <w:p>
       <w:pPr>
-        <w:pStyle w:val="BodyText"/>
+        <w:pStyle w:val="BlockText"/>
       </w:pPr>
       <w:r>
         <w:rPr>
@@ -4086,19 +4086,18 @@
         <w:rPr>
           <w:b w:val="0"/>
           <w:i w:val="0"/>
-          <w:color w:val="1E40AF"/>
           <w:sz w:val="21"/>
         </w:rPr>
         <w:drawing>
           <wp:inline>
-            <wp:extent cx="3600000" cy="1923404"/>
+            <wp:extent cx="3600000" cy="1908749"/>
             <wp:effectExtent b="0" l="0" r="0" t="0"/>
             <wp:docPr descr="" title="" id="13" name="Picture"/>
             <a:graphic>
               <a:graphicData uri="http://schemas.openxmlformats.org/drawingml/2006/picture">
                 <pic:pic>
                   <pic:nvPicPr>
-                    <pic:cNvPr descr="media/effective_nuclear_charge.png" id="14" name="Picture"/>
+                    <pic:cNvPr descr="media/periodic_table_blocks.png" id="14" name="Picture"/>
                     <pic:cNvPicPr>
                       <a:picLocks noChangeArrowheads="1" noChangeAspect="1"/>
                     </pic:cNvPicPr>
@@ -4112,7 +4111,7 @@
                   <pic:spPr bwMode="auto">
                     <a:xfrm>
                       <a:off x="0" y="0"/>
-                      <a:ext cx="3600000" cy="1923404"/>
+                      <a:ext cx="3600000" cy="1908749"/>
                     </a:xfrm>
                     <a:prstGeom prst="rect">
                       <a:avLst/>
@@ -4134,7 +4133,6 @@
         <w:rPr>
           <w:b w:val="0"/>
           <w:i w:val="0"/>
-          <w:color w:val="1E40AF"/>
           <w:sz w:val="21"/>
         </w:rPr>
         <w:t xml:space="preserve"> </w:t>
@@ -4145,7 +4143,6 @@
           <w:b w:val="0"/>
           <w:i w:val="0"/>
           <w:iCs/>
-          <w:color w:val="1E40AF"/>
           <w:sz w:val="21"/>
         </w:rPr>
         <w:t xml:space="preserve">图</w:t>
@@ -4155,7 +4152,6 @@
           <w:b w:val="0"/>
           <w:i w:val="0"/>
           <w:iCs/>
-          <w:color w:val="1E40AF"/>
           <w:sz w:val="21"/>
         </w:rPr>
         <w:t xml:space="preserve"> </w:t>
@@ -4166,20 +4162,18 @@
           <w:b w:val="0"/>
           <w:i w:val="0"/>
           <w:iCs/>
-          <w:color w:val="1E40AF"/>
           <w:sz w:val="21"/>
         </w:rPr>
-        <w:t xml:space="preserve">周期表分区与价电子构型的对应关系——s区(第1-2列)、p区(第13-18列)、d区(第3-12列)、ds区(第11-12列)、f区(镧系+锕系)。注意</w:t>
+        <w:t xml:space="preserve">元素周期表分区与价电子构型的对应关系——s区(第1-2列，粉色)、p区(第13-18列，黄色)、d区(第3-12列，蓝色)、f区(镧系+锕系，绿色)。（Wikimedia</w:t>
       </w:r>
       <w:r>
         <w:rPr>
           <w:b w:val="0"/>
           <w:i w:val="0"/>
           <w:iCs/>
-          <w:color w:val="1E40AF"/>
           <w:sz w:val="21"/>
         </w:rPr>
-        <w:t xml:space="preserve"> ds </w:t>
+        <w:t xml:space="preserve"> Commons, CC </w:t>
       </w:r>
       <w:r>
         <w:rPr>
@@ -4187,52 +4181,9 @@
           <w:b w:val="0"/>
           <w:i w:val="0"/>
           <w:iCs/>
-          <w:color w:val="1E40AF"/>
           <w:sz w:val="21"/>
         </w:rPr>
-        <w:t xml:space="preserve">区是</w:t>
-      </w:r>
-      <w:r>
-        <w:rPr>
-          <w:b w:val="0"/>
-          <w:i w:val="0"/>
-          <w:iCs/>
-          <w:color w:val="1E40AF"/>
-          <w:sz w:val="21"/>
-        </w:rPr>
-        <w:t xml:space="preserve"> d </w:t>
-      </w:r>
-      <w:r>
-        <w:rPr>
-          <w:rFonts w:hint="eastAsia" w:eastAsia="FangSong" w:ascii="Times New Roman" w:hAnsi="Times New Roman"/>
-          <w:b w:val="0"/>
-          <w:i w:val="0"/>
-          <w:iCs/>
-          <w:color w:val="1E40AF"/>
-          <w:sz w:val="21"/>
-        </w:rPr>
-        <w:t xml:space="preserve">区的最右两列，d</w:t>
-      </w:r>
-      <w:r>
-        <w:rPr>
-          <w:b w:val="0"/>
-          <w:i w:val="0"/>
-          <w:iCs/>
-          <w:color w:val="1E40AF"/>
-          <w:sz w:val="21"/>
-        </w:rPr>
-        <w:t xml:space="preserve"> </w:t>
-      </w:r>
-      <w:r>
-        <w:rPr>
-          <w:rFonts w:hint="eastAsia" w:eastAsia="FangSong" w:ascii="Times New Roman" w:hAnsi="Times New Roman"/>
-          <w:b w:val="0"/>
-          <w:i w:val="0"/>
-          <w:iCs/>
-          <w:color w:val="1E40AF"/>
-          <w:sz w:val="21"/>
-        </w:rPr>
-        <w:t xml:space="preserve">轨道已全满。</w:t>
+        <w:t xml:space="preserve">BY-SA）</w:t>
       </w:r>
     </w:p>
     <w:p>
@@ -4944,7 +4895,7 @@
     </w:p>
     <w:p>
       <w:pPr>
-        <w:pStyle w:val="BodyText"/>
+        <w:pStyle w:val="BlockText"/>
       </w:pPr>
       <w:r>
         <w:rPr>
@@ -5017,7 +4968,7 @@
     </w:p>
     <w:p>
       <w:pPr>
-        <w:pStyle w:val="BodyText"/>
+        <w:pStyle w:val="FirstParagraph"/>
       </w:pPr>
       <w:r>
         <w:rPr>
@@ -5181,7 +5132,7 @@
     </w:p>
     <w:p>
       <w:pPr>
-        <w:pStyle w:val="BodyText"/>
+        <w:pStyle w:val="BlockText"/>
       </w:pPr>
       <w:r>
         <w:rPr>
@@ -5227,13 +5178,37 @@
         <w:t xml:space="preserve">的定量计算见</w:t>
       </w:r>
       <w:r>
-        <w:t xml:space="preserve"> Slater </w:t>
-      </w:r>
-      <w:r>
-        <w:rPr>
-          <w:rFonts w:hint="eastAsia" w:eastAsia="SimSun" w:ascii="Times New Roman" w:hAnsi="Times New Roman"/>
-        </w:rPr>
-        <w:t xml:space="preserve">规则（第二轮）。定性记住：</w:t>
+        <w:t xml:space="preserve"> </w:t>
+      </w:r>
+      <w:r>
+        <w:rPr>
+          <w:rFonts w:hint="eastAsia" w:eastAsia="SimSun" w:ascii="Times New Roman" w:hAnsi="Times New Roman"/>
+          <w:b/>
+          <w:bCs/>
+        </w:rPr>
+        <w:t xml:space="preserve">原子结构-超级充实版（自学完整）</w:t>
+      </w:r>
+      <w:r>
+        <w:rPr>
+          <w:b/>
+          <w:bCs/>
+        </w:rPr>
+        <w:t xml:space="preserve"> §2.3</w:t>
+      </w:r>
+      <w:r>
+        <w:rPr>
+          <w:rFonts w:hint="eastAsia" w:eastAsia="Times New Roman" w:ascii="Times New Roman" w:hAnsi="Times New Roman"/>
+        </w:rPr>
+        <w:t xml:space="preserve">（Slater</w:t>
+      </w:r>
+      <w:r>
+        <w:t xml:space="preserve"> </w:t>
+      </w:r>
+      <w:r>
+        <w:rPr>
+          <w:rFonts w:hint="eastAsia" w:eastAsia="SimSun" w:ascii="Times New Roman" w:hAnsi="Times New Roman"/>
+        </w:rPr>
+        <w:t xml:space="preserve">规则详细推导）。定性记住：</w:t>
       </w:r>
       <m:oMath>
         <m:oMathPr>
@@ -7518,7 +7493,7 @@
     </w:tbl>
     <w:p>
       <w:pPr>
-        <w:pStyle w:val="BodyText"/>
+        <w:pStyle w:val="BlockText"/>
         <w:spacing w:before="120"/>
       </w:pPr>
       <w:r>
@@ -7568,26 +7543,26 @@
     </w:p>
     <w:p>
       <w:pPr>
+        <w:pStyle w:val="BlockText"/>
+      </w:pPr>
+      <w:r>
+        <w:rPr>
+          <w:rFonts w:hint="eastAsia" w:eastAsia="SimSun" w:ascii="Times New Roman" w:hAnsi="Times New Roman"/>
+          <w:color w:val="1E40AF"/>
+        </w:rPr>
+        <w:t xml:space="preserve">课堂原话：</w:t>
+      </w:r>
+      <w:r>
+        <w:rPr>
+          <w:rFonts w:hint="eastAsia" w:eastAsia="SimSun" w:ascii="Times New Roman" w:hAnsi="Times New Roman"/>
+          <w:color w:val="1E40AF"/>
+        </w:rPr>
+        <w:t xml:space="preserve">“不要把周期律背成几个箭头——电离能的走势是’上台阶偶尔绊一下’，不是’上坡路’。”</w:t>
+      </w:r>
+    </w:p>
+    <w:p>
+      <w:pPr>
         <w:pStyle w:val="FirstParagraph"/>
-      </w:pPr>
-      <w:r>
-        <w:rPr>
-          <w:rFonts w:hint="eastAsia" w:eastAsia="SimSun" w:ascii="Times New Roman" w:hAnsi="Times New Roman"/>
-          <w:color w:val="1E40AF"/>
-        </w:rPr>
-        <w:t xml:space="preserve">课堂原话：</w:t>
-      </w:r>
-      <w:r>
-        <w:rPr>
-          <w:rFonts w:hint="eastAsia" w:eastAsia="SimSun" w:ascii="Times New Roman" w:hAnsi="Times New Roman"/>
-          <w:color w:val="1E40AF"/>
-        </w:rPr>
-        <w:t xml:space="preserve">“不要把周期律背成几个箭头——电离能的走势是’上台阶偶尔绊一下’，不是’上坡路’。”</w:t>
-      </w:r>
-    </w:p>
-    <w:p>
-      <w:pPr>
-        <w:pStyle w:val="BodyText"/>
         <w:spacing w:before="160" w:after="80"/>
         <w:jc w:val="center"/>
       </w:pPr>
@@ -7773,7 +7748,7 @@
     </w:p>
     <w:p>
       <w:pPr>
-        <w:pStyle w:val="BodyText"/>
+        <w:pStyle w:val="BlockText"/>
       </w:pPr>
       <w:r>
         <w:rPr>
@@ -9196,7 +9171,7 @@
     </w:tbl>
     <w:p>
       <w:pPr>
-        <w:pStyle w:val="BodyText"/>
+        <w:pStyle w:val="BlockText"/>
         <w:spacing w:before="120"/>
       </w:pPr>
       <w:r>
@@ -9996,7 +9971,7 @@
     </w:tbl>
     <w:p>
       <w:pPr>
-        <w:pStyle w:val="BodyText"/>
+        <w:pStyle w:val="BlockText"/>
         <w:spacing w:before="120"/>
       </w:pPr>
       <w:r>
@@ -10726,7 +10701,7 @@
     </w:p>
     <w:p>
       <w:pPr>
-        <w:pStyle w:val="BodyText"/>
+        <w:pStyle w:val="BlockText"/>
       </w:pPr>
       <w:r>
         <w:rPr>
@@ -10851,7 +10826,7 @@
     </w:p>
     <w:p>
       <w:pPr>
-        <w:pStyle w:val="BodyText"/>
+        <w:pStyle w:val="FirstParagraph"/>
       </w:pPr>
       <w:r>
         <w:rPr>
@@ -12380,7 +12355,7 @@
     </w:tbl>
     <w:p>
       <w:pPr>
-        <w:pStyle w:val="BodyText"/>
+        <w:pStyle w:val="BlockText"/>
         <w:spacing w:before="120"/>
       </w:pPr>
       <w:r>
@@ -12483,7 +12458,7 @@
     </w:p>
     <w:p>
       <w:pPr>
-        <w:pStyle w:val="BodyText"/>
+        <w:pStyle w:val="FirstParagraph"/>
       </w:pPr>
       <w:r>
         <w:rPr>
@@ -12603,7 +12578,7 @@
     </w:p>
     <w:p>
       <w:pPr>
-        <w:pStyle w:val="BodyText"/>
+        <w:pStyle w:val="BlockText"/>
       </w:pPr>
       <w:r>
         <w:rPr>
@@ -12867,7 +12842,7 @@
     </w:p>
     <w:p>
       <w:pPr>
-        <w:pStyle w:val="BodyText"/>
+        <w:pStyle w:val="BlockText"/>
       </w:pPr>
       <w:r>
         <w:rPr>
@@ -12940,7 +12915,7 @@
     </w:p>
     <w:p>
       <w:pPr>
-        <w:pStyle w:val="BodyText"/>
+        <w:pStyle w:val="FirstParagraph"/>
       </w:pPr>
       <w:r>
         <w:rPr>
@@ -13160,7 +13135,7 @@
     </w:p>
     <w:p>
       <w:pPr>
-        <w:pStyle w:val="BodyText"/>
+        <w:pStyle w:val="BlockText"/>
       </w:pPr>
       <w:r>
         <w:rPr>
@@ -13254,7 +13229,7 @@
     </w:p>
     <w:p>
       <w:pPr>
-        <w:pStyle w:val="BodyText"/>
+        <w:pStyle w:val="FirstParagraph"/>
       </w:pPr>
       <w:r>
         <w:rPr>
@@ -13575,7 +13550,7 @@
     </w:p>
     <w:p>
       <w:pPr>
-        <w:pStyle w:val="BodyText"/>
+        <w:pStyle w:val="BlockText"/>
       </w:pPr>
       <w:r>
         <w:rPr>
@@ -13635,7 +13610,7 @@
     </w:p>
     <w:p>
       <w:pPr>
-        <w:pStyle w:val="BodyText"/>
+        <w:pStyle w:val="FirstParagraph"/>
       </w:pPr>
       <w:r>
         <w:rPr>
@@ -14107,7 +14082,7 @@
     </w:tbl>
     <w:p>
       <w:pPr>
-        <w:pStyle w:val="BodyText"/>
+        <w:pStyle w:val="BlockText"/>
         <w:spacing w:before="120"/>
       </w:pPr>
       <w:r>
@@ -14220,7 +14195,7 @@
     </w:p>
     <w:p>
       <w:pPr>
-        <w:pStyle w:val="BodyText"/>
+        <w:pStyle w:val="FirstParagraph"/>
       </w:pPr>
       <w:r>
         <w:rPr>
@@ -14274,7 +14249,7 @@
     </w:p>
     <w:p>
       <w:pPr>
-        <w:pStyle w:val="FirstParagraph"/>
+        <w:pStyle w:val="BlockText"/>
       </w:pPr>
       <w:r>
         <w:rPr>
@@ -14367,7 +14342,7 @@
     </w:p>
     <w:p>
       <w:pPr>
-        <w:pStyle w:val="BodyText"/>
+        <w:pStyle w:val="BlockText"/>
       </w:pPr>
       <w:r>
         <w:rPr>
@@ -14423,7 +14398,7 @@
     </w:p>
     <w:p>
       <w:pPr>
-        <w:pStyle w:val="BodyText"/>
+        <w:pStyle w:val="BlockText"/>
       </w:pPr>
       <w:r>
         <w:rPr>
@@ -14461,7 +14436,7 @@
     </w:p>
     <w:p>
       <w:pPr>
-        <w:pStyle w:val="BodyText"/>
+        <w:pStyle w:val="BlockText"/>
       </w:pPr>
       <w:r>
         <w:rPr>
@@ -14535,7 +14510,7 @@
     </w:p>
     <w:p>
       <w:pPr>
-        <w:pStyle w:val="BodyText"/>
+        <w:pStyle w:val="BlockText"/>
       </w:pPr>
       <w:r>
         <w:rPr>
@@ -14609,7 +14584,7 @@
     </w:p>
     <w:p>
       <w:pPr>
-        <w:pStyle w:val="BodyText"/>
+        <w:pStyle w:val="BlockText"/>
       </w:pPr>
       <w:r>
         <w:rPr>
@@ -14731,7 +14706,7 @@
     </w:p>
     <w:p>
       <w:pPr>
-        <w:pStyle w:val="BodyText"/>
+        <w:pStyle w:val="BlockText"/>
       </w:pPr>
       <w:r>
         <w:rPr>
@@ -14891,9 +14866,6 @@
           <w:rFonts w:hint="eastAsia" w:eastAsia="SimHei" w:ascii="Times New Roman" w:hAnsi="Times New Roman"/>
         </w:rPr>
         <w:t xml:space="preserve">[周期律趋势判断]</w:t>
-      </w:r>
-      <w:r>
-        <w:t xml:space="preserve"> ⭐⭐</w:t>
       </w:r>
     </w:p>
     <w:p>
@@ -15426,9 +15398,6 @@
         </w:rPr>
         <w:t xml:space="preserve">[电离能反常解释]</w:t>
       </w:r>
-      <w:r>
-        <w:t xml:space="preserve"> ⭐⭐⭐</w:t>
-      </w:r>
     </w:p>
     <w:p>
       <w:pPr>
@@ -15935,9 +15904,6 @@
           <w:rFonts w:hint="eastAsia" w:eastAsia="SimHei" w:ascii="Times New Roman" w:hAnsi="Times New Roman"/>
         </w:rPr>
         <w:t xml:space="preserve">[电离能突变推断族属]</w:t>
-      </w:r>
-      <w:r>
-        <w:t xml:space="preserve"> ⭐⭐⭐</w:t>
       </w:r>
     </w:p>
     <w:p>
@@ -16894,9 +16860,6 @@
         </w:rPr>
         <w:t xml:space="preserve">[元素分区判断]</w:t>
       </w:r>
-      <w:r>
-        <w:t xml:space="preserve"> ⭐⭐</w:t>
-      </w:r>
     </w:p>
     <w:p>
       <w:pPr>
@@ -17383,12 +17346,6 @@
           <w:color w:val="1E40AF"/>
         </w:rPr>
         <w:t xml:space="preserve">[镧系收缩应用]</w:t>
-      </w:r>
-      <w:r>
-        <w:rPr>
-          <w:color w:val="1E40AF"/>
-        </w:rPr>
-        <w:t xml:space="preserve"> ⭐⭐⭐</w:t>
       </w:r>
     </w:p>
     <w:p>
@@ -17681,12 +17638,6 @@
           <w:color w:val="1E40AF"/>
         </w:rPr>
         <w:t xml:space="preserve">[惰性电子对效应应用]</w:t>
-      </w:r>
-      <w:r>
-        <w:rPr>
-          <w:color w:val="1E40AF"/>
-        </w:rPr>
-        <w:t xml:space="preserve"> ⭐⭐⭐⭐</w:t>
       </w:r>
     </w:p>
     <w:p>
@@ -20331,7 +20282,7 @@
         <w:rPr>
           <w:rFonts w:hint="eastAsia" w:eastAsia="SimHei" w:ascii="Times New Roman" w:hAnsi="Times New Roman"/>
         </w:rPr>
-        <w:t xml:space="preserve">基础巩固（⭐）</w:t>
+        <w:t xml:space="preserve">基础巩固（）</w:t>
       </w:r>
     </w:p>
     <w:p>
@@ -20361,7 +20312,7 @@
       <w:pPr>
         <w:pStyle w:val="Compact"/>
         <w:numPr>
-          <w:ilvl w:val="1"/>
+          <w:ilvl w:val="0"/>
           <w:numId w:val="1013"/>
         </w:numPr>
       </w:pPr>
@@ -20410,7 +20361,7 @@
         <w:pStyle w:val="Compact"/>
         <w:numPr>
           <w:ilvl w:val="0"/>
-          <w:numId w:val="1012"/>
+          <w:numId w:val="1014"/>
         </w:numPr>
       </w:pPr>
       <w:r>
@@ -20426,154 +20377,6 @@
           <w:rFonts w:hint="eastAsia" w:eastAsia="Times New Roman" w:ascii="Times New Roman" w:hAnsi="Times New Roman"/>
         </w:rPr>
         <w:t xml:space="preserve">：</w:t>
-      </w:r>
-    </w:p>
-    <w:p>
-      <w:pPr>
-        <w:pStyle w:val="Compact"/>
-        <w:numPr>
-          <w:ilvl w:val="1"/>
-          <w:numId w:val="1014"/>
-        </w:numPr>
-      </w:pPr>
-      <w:r>
-        <w:t xml:space="preserve">Na </w:t>
-      </w:r>
-      <w:r>
-        <w:rPr>
-          <w:rFonts w:hint="eastAsia" w:eastAsia="SimSun" w:ascii="Times New Roman" w:hAnsi="Times New Roman"/>
-        </w:rPr>
-        <w:t xml:space="preserve">和</w:t>
-      </w:r>
-      <w:r>
-        <w:t xml:space="preserve"> Mg </w:t>
-      </w:r>
-      <w:r>
-        <w:rPr>
-          <w:rFonts w:hint="eastAsia" w:eastAsia="SimSun" w:ascii="Times New Roman" w:hAnsi="Times New Roman"/>
-        </w:rPr>
-        <w:t xml:space="preserve">的原子半径</w:t>
-      </w:r>
-    </w:p>
-    <w:p>
-      <w:pPr>
-        <w:pStyle w:val="Compact"/>
-        <w:numPr>
-          <w:ilvl w:val="1"/>
-          <w:numId w:val="1014"/>
-        </w:numPr>
-      </w:pPr>
-      <w:r>
-        <w:t xml:space="preserve">Na⁺ </w:t>
-      </w:r>
-      <w:r>
-        <w:rPr>
-          <w:rFonts w:hint="eastAsia" w:eastAsia="SimSun" w:ascii="Times New Roman" w:hAnsi="Times New Roman"/>
-        </w:rPr>
-        <w:t xml:space="preserve">和</w:t>
-      </w:r>
-      <w:r>
-        <w:t xml:space="preserve"> Mg²⁺ </w:t>
-      </w:r>
-      <w:r>
-        <w:rPr>
-          <w:rFonts w:hint="eastAsia" w:eastAsia="SimSun" w:ascii="Times New Roman" w:hAnsi="Times New Roman"/>
-        </w:rPr>
-        <w:t xml:space="preserve">的离子半径</w:t>
-      </w:r>
-    </w:p>
-    <w:p>
-      <w:pPr>
-        <w:pStyle w:val="Compact"/>
-        <w:numPr>
-          <w:ilvl w:val="1"/>
-          <w:numId w:val="1014"/>
-        </w:numPr>
-      </w:pPr>
-      <w:r>
-        <w:t xml:space="preserve">Cl⁻ </w:t>
-      </w:r>
-      <w:r>
-        <w:rPr>
-          <w:rFonts w:hint="eastAsia" w:eastAsia="SimSun" w:ascii="Times New Roman" w:hAnsi="Times New Roman"/>
-        </w:rPr>
-        <w:t xml:space="preserve">和</w:t>
-      </w:r>
-      <w:r>
-        <w:t xml:space="preserve"> S²⁻ </w:t>
-      </w:r>
-      <w:r>
-        <w:rPr>
-          <w:rFonts w:hint="eastAsia" w:eastAsia="SimSun" w:ascii="Times New Roman" w:hAnsi="Times New Roman"/>
-        </w:rPr>
-        <w:t xml:space="preserve">的离子半径</w:t>
-      </w:r>
-    </w:p>
-    <w:p>
-      <w:pPr>
-        <w:pStyle w:val="Compact"/>
-        <w:numPr>
-          <w:ilvl w:val="1"/>
-          <w:numId w:val="1014"/>
-        </w:numPr>
-      </w:pPr>
-      <w:r>
-        <w:t xml:space="preserve">F </w:t>
-      </w:r>
-      <w:r>
-        <w:rPr>
-          <w:rFonts w:hint="eastAsia" w:eastAsia="SimSun" w:ascii="Times New Roman" w:hAnsi="Times New Roman"/>
-        </w:rPr>
-        <w:t xml:space="preserve">和</w:t>
-      </w:r>
-      <w:r>
-        <w:t xml:space="preserve"> Cl </w:t>
-      </w:r>
-      <w:r>
-        <w:rPr>
-          <w:rFonts w:hint="eastAsia" w:eastAsia="SimSun" w:ascii="Times New Roman" w:hAnsi="Times New Roman"/>
-        </w:rPr>
-        <w:t xml:space="preserve">的电负性</w:t>
-      </w:r>
-    </w:p>
-    <w:p>
-      <w:pPr>
-        <w:pStyle w:val="Compact"/>
-        <w:numPr>
-          <w:ilvl w:val="0"/>
-          <w:numId w:val="1012"/>
-        </w:numPr>
-      </w:pPr>
-      <w:r>
-        <w:rPr>
-          <w:rFonts w:hint="eastAsia" w:eastAsia="SimSun" w:ascii="Times New Roman" w:hAnsi="Times New Roman"/>
-          <w:b/>
-          <w:bCs/>
-        </w:rPr>
-        <w:t xml:space="preserve">将以下元素按第一电离能从大到小排序</w:t>
-      </w:r>
-      <w:r>
-        <w:rPr>
-          <w:rFonts w:hint="eastAsia" w:eastAsia="Times New Roman" w:ascii="Times New Roman" w:hAnsi="Times New Roman"/>
-        </w:rPr>
-        <w:t xml:space="preserve">：Na、Mg、Al、Si、P、S、Cl。</w:t>
-      </w:r>
-    </w:p>
-    <w:bookmarkEnd w:id="55"/>
-    <w:bookmarkStart w:id="56" w:name="提高训练"/>
-    <w:p>
-      <w:pPr>
-        <w:pStyle w:val="Heading3"/>
-        <w:spacing w:before="280" w:after="120"/>
-      </w:pPr>
-      <w:r>
-        <w:t xml:space="preserve">7.2 </w:t>
-      </w:r>
-      <w:r>
-        <w:rPr>
-          <w:rFonts w:hint="eastAsia" w:eastAsia="SimHei" w:ascii="Times New Roman" w:hAnsi="Times New Roman"/>
-        </w:rPr>
-        <w:t xml:space="preserve">提高训练（⭐⭐⭐）</w:t>
       </w:r>
     </w:p>
     <w:p>
@@ -20585,33 +20388,13 @@
         </w:numPr>
       </w:pPr>
       <w:r>
-        <w:rPr>
-          <w:rFonts w:hint="eastAsia" w:eastAsia="SimSun" w:ascii="Times New Roman" w:hAnsi="Times New Roman"/>
-          <w:b/>
-          <w:bCs/>
-        </w:rPr>
-        <w:t xml:space="preserve">反常解释</w:t>
-      </w:r>
-      <w:r>
-        <w:rPr>
-          <w:rFonts w:hint="eastAsia" w:eastAsia="Times New Roman" w:ascii="Times New Roman" w:hAnsi="Times New Roman"/>
-        </w:rPr>
-        <w:t xml:space="preserve">：</w:t>
-      </w:r>
-    </w:p>
-    <w:p>
-      <w:pPr>
-        <w:pStyle w:val="Compact"/>
-        <w:numPr>
-          <w:ilvl w:val="1"/>
-          <w:numId w:val="1016"/>
-        </w:numPr>
-      </w:pPr>
-      <w:r>
-        <w:rPr>
-          <w:rFonts w:hint="eastAsia" w:eastAsia="SimSun" w:ascii="Times New Roman" w:hAnsi="Times New Roman"/>
-        </w:rPr>
-        <w:t xml:space="preserve">解释为什么</w:t>
+        <w:t xml:space="preserve">Na </w:t>
+      </w:r>
+      <w:r>
+        <w:rPr>
+          <w:rFonts w:hint="eastAsia" w:eastAsia="SimSun" w:ascii="Times New Roman" w:hAnsi="Times New Roman"/>
+        </w:rPr>
+        <w:t xml:space="preserve">和</w:t>
       </w:r>
       <w:r>
         <w:t xml:space="preserve"> Mg </w:t>
@@ -20620,82 +20403,7 @@
         <w:rPr>
           <w:rFonts w:hint="eastAsia" w:eastAsia="SimSun" w:ascii="Times New Roman" w:hAnsi="Times New Roman"/>
         </w:rPr>
-        <w:t xml:space="preserve">的第一电离能大于</w:t>
-      </w:r>
-      <w:r>
-        <w:t xml:space="preserve"> Al。</w:t>
-      </w:r>
-    </w:p>
-    <w:p>
-      <w:pPr>
-        <w:pStyle w:val="Compact"/>
-        <w:numPr>
-          <w:ilvl w:val="1"/>
-          <w:numId w:val="1016"/>
-        </w:numPr>
-      </w:pPr>
-      <w:r>
-        <w:rPr>
-          <w:rFonts w:hint="eastAsia" w:eastAsia="SimSun" w:ascii="Times New Roman" w:hAnsi="Times New Roman"/>
-        </w:rPr>
-        <w:t xml:space="preserve">解释为什么</w:t>
-      </w:r>
-      <w:r>
-        <w:t xml:space="preserve"> P </w:t>
-      </w:r>
-      <w:r>
-        <w:rPr>
-          <w:rFonts w:hint="eastAsia" w:eastAsia="SimSun" w:ascii="Times New Roman" w:hAnsi="Times New Roman"/>
-        </w:rPr>
-        <w:t xml:space="preserve">的第一电离能大于</w:t>
-      </w:r>
-      <w:r>
-        <w:t xml:space="preserve"> S。</w:t>
-      </w:r>
-    </w:p>
-    <w:p>
-      <w:pPr>
-        <w:pStyle w:val="Compact"/>
-        <w:numPr>
-          <w:ilvl w:val="1"/>
-          <w:numId w:val="1016"/>
-        </w:numPr>
-      </w:pPr>
-      <w:r>
-        <w:rPr>
-          <w:rFonts w:hint="eastAsia" w:eastAsia="SimSun" w:ascii="Times New Roman" w:hAnsi="Times New Roman"/>
-        </w:rPr>
-        <w:t xml:space="preserve">解释为什么</w:t>
-      </w:r>
-      <w:r>
-        <w:t xml:space="preserve"> F </w:t>
-      </w:r>
-      <w:r>
-        <w:rPr>
-          <w:rFonts w:hint="eastAsia" w:eastAsia="SimSun" w:ascii="Times New Roman" w:hAnsi="Times New Roman"/>
-        </w:rPr>
-        <w:t xml:space="preserve">的电负性大于</w:t>
-      </w:r>
-      <w:r>
-        <w:t xml:space="preserve"> </w:t>
-      </w:r>
-      <w:r>
-        <w:rPr>
-          <w:rFonts w:hint="eastAsia" w:eastAsia="SimSun" w:ascii="Times New Roman" w:hAnsi="Times New Roman"/>
-        </w:rPr>
-        <w:t xml:space="preserve">Cl，但电子亲和能</w:t>
-      </w:r>
-      <w:r>
-        <w:t xml:space="preserve"> Cl </w:t>
-      </w:r>
-      <w:r>
-        <w:rPr>
-          <w:rFonts w:hint="eastAsia" w:eastAsia="SimSun" w:ascii="Times New Roman" w:hAnsi="Times New Roman"/>
-        </w:rPr>
-        <w:t xml:space="preserve">大于</w:t>
-      </w:r>
-      <w:r>
-        <w:t xml:space="preserve"> F。</w:t>
+        <w:t xml:space="preserve">的原子半径</w:t>
       </w:r>
     </w:p>
     <w:p>
@@ -20704,6 +20412,249 @@
         <w:numPr>
           <w:ilvl w:val="0"/>
           <w:numId w:val="1015"/>
+        </w:numPr>
+      </w:pPr>
+      <w:r>
+        <w:t xml:space="preserve">Na⁺ </w:t>
+      </w:r>
+      <w:r>
+        <w:rPr>
+          <w:rFonts w:hint="eastAsia" w:eastAsia="SimSun" w:ascii="Times New Roman" w:hAnsi="Times New Roman"/>
+        </w:rPr>
+        <w:t xml:space="preserve">和</w:t>
+      </w:r>
+      <w:r>
+        <w:t xml:space="preserve"> Mg²⁺ </w:t>
+      </w:r>
+      <w:r>
+        <w:rPr>
+          <w:rFonts w:hint="eastAsia" w:eastAsia="SimSun" w:ascii="Times New Roman" w:hAnsi="Times New Roman"/>
+        </w:rPr>
+        <w:t xml:space="preserve">的离子半径</w:t>
+      </w:r>
+    </w:p>
+    <w:p>
+      <w:pPr>
+        <w:pStyle w:val="Compact"/>
+        <w:numPr>
+          <w:ilvl w:val="0"/>
+          <w:numId w:val="1015"/>
+        </w:numPr>
+      </w:pPr>
+      <w:r>
+        <w:t xml:space="preserve">Cl⁻ </w:t>
+      </w:r>
+      <w:r>
+        <w:rPr>
+          <w:rFonts w:hint="eastAsia" w:eastAsia="SimSun" w:ascii="Times New Roman" w:hAnsi="Times New Roman"/>
+        </w:rPr>
+        <w:t xml:space="preserve">和</w:t>
+      </w:r>
+      <w:r>
+        <w:t xml:space="preserve"> S²⁻ </w:t>
+      </w:r>
+      <w:r>
+        <w:rPr>
+          <w:rFonts w:hint="eastAsia" w:eastAsia="SimSun" w:ascii="Times New Roman" w:hAnsi="Times New Roman"/>
+        </w:rPr>
+        <w:t xml:space="preserve">的离子半径</w:t>
+      </w:r>
+    </w:p>
+    <w:p>
+      <w:pPr>
+        <w:pStyle w:val="Compact"/>
+        <w:numPr>
+          <w:ilvl w:val="0"/>
+          <w:numId w:val="1015"/>
+        </w:numPr>
+      </w:pPr>
+      <w:r>
+        <w:t xml:space="preserve">F </w:t>
+      </w:r>
+      <w:r>
+        <w:rPr>
+          <w:rFonts w:hint="eastAsia" w:eastAsia="SimSun" w:ascii="Times New Roman" w:hAnsi="Times New Roman"/>
+        </w:rPr>
+        <w:t xml:space="preserve">和</w:t>
+      </w:r>
+      <w:r>
+        <w:t xml:space="preserve"> Cl </w:t>
+      </w:r>
+      <w:r>
+        <w:rPr>
+          <w:rFonts w:hint="eastAsia" w:eastAsia="SimSun" w:ascii="Times New Roman" w:hAnsi="Times New Roman"/>
+        </w:rPr>
+        <w:t xml:space="preserve">的电负性</w:t>
+      </w:r>
+    </w:p>
+    <w:p>
+      <w:pPr>
+        <w:pStyle w:val="Compact"/>
+        <w:numPr>
+          <w:ilvl w:val="0"/>
+          <w:numId w:val="1016"/>
+        </w:numPr>
+      </w:pPr>
+      <w:r>
+        <w:rPr>
+          <w:rFonts w:hint="eastAsia" w:eastAsia="SimSun" w:ascii="Times New Roman" w:hAnsi="Times New Roman"/>
+          <w:b/>
+          <w:bCs/>
+        </w:rPr>
+        <w:t xml:space="preserve">将以下元素按第一电离能从大到小排序</w:t>
+      </w:r>
+      <w:r>
+        <w:rPr>
+          <w:rFonts w:hint="eastAsia" w:eastAsia="Times New Roman" w:ascii="Times New Roman" w:hAnsi="Times New Roman"/>
+        </w:rPr>
+        <w:t xml:space="preserve">：Na、Mg、Al、Si、P、S、Cl。</w:t>
+      </w:r>
+    </w:p>
+    <w:bookmarkEnd w:id="55"/>
+    <w:bookmarkStart w:id="56" w:name="提高训练"/>
+    <w:p>
+      <w:pPr>
+        <w:pStyle w:val="Heading3"/>
+        <w:spacing w:before="280" w:after="120"/>
+      </w:pPr>
+      <w:r>
+        <w:t xml:space="preserve">7.2 </w:t>
+      </w:r>
+      <w:r>
+        <w:rPr>
+          <w:rFonts w:hint="eastAsia" w:eastAsia="SimHei" w:ascii="Times New Roman" w:hAnsi="Times New Roman"/>
+        </w:rPr>
+        <w:t xml:space="preserve">提高训练（）</w:t>
+      </w:r>
+    </w:p>
+    <w:p>
+      <w:pPr>
+        <w:pStyle w:val="Compact"/>
+        <w:numPr>
+          <w:ilvl w:val="0"/>
+          <w:numId w:val="1017"/>
+        </w:numPr>
+      </w:pPr>
+      <w:r>
+        <w:rPr>
+          <w:rFonts w:hint="eastAsia" w:eastAsia="SimSun" w:ascii="Times New Roman" w:hAnsi="Times New Roman"/>
+          <w:b/>
+          <w:bCs/>
+        </w:rPr>
+        <w:t xml:space="preserve">反常解释</w:t>
+      </w:r>
+      <w:r>
+        <w:rPr>
+          <w:rFonts w:hint="eastAsia" w:eastAsia="Times New Roman" w:ascii="Times New Roman" w:hAnsi="Times New Roman"/>
+        </w:rPr>
+        <w:t xml:space="preserve">：</w:t>
+      </w:r>
+    </w:p>
+    <w:p>
+      <w:pPr>
+        <w:pStyle w:val="Compact"/>
+        <w:numPr>
+          <w:ilvl w:val="0"/>
+          <w:numId w:val="1018"/>
+        </w:numPr>
+      </w:pPr>
+      <w:r>
+        <w:rPr>
+          <w:rFonts w:hint="eastAsia" w:eastAsia="SimSun" w:ascii="Times New Roman" w:hAnsi="Times New Roman"/>
+        </w:rPr>
+        <w:t xml:space="preserve">解释为什么</w:t>
+      </w:r>
+      <w:r>
+        <w:t xml:space="preserve"> Mg </w:t>
+      </w:r>
+      <w:r>
+        <w:rPr>
+          <w:rFonts w:hint="eastAsia" w:eastAsia="SimSun" w:ascii="Times New Roman" w:hAnsi="Times New Roman"/>
+        </w:rPr>
+        <w:t xml:space="preserve">的第一电离能大于</w:t>
+      </w:r>
+      <w:r>
+        <w:t xml:space="preserve"> Al。</w:t>
+      </w:r>
+    </w:p>
+    <w:p>
+      <w:pPr>
+        <w:pStyle w:val="Compact"/>
+        <w:numPr>
+          <w:ilvl w:val="0"/>
+          <w:numId w:val="1018"/>
+        </w:numPr>
+      </w:pPr>
+      <w:r>
+        <w:rPr>
+          <w:rFonts w:hint="eastAsia" w:eastAsia="SimSun" w:ascii="Times New Roman" w:hAnsi="Times New Roman"/>
+        </w:rPr>
+        <w:t xml:space="preserve">解释为什么</w:t>
+      </w:r>
+      <w:r>
+        <w:t xml:space="preserve"> P </w:t>
+      </w:r>
+      <w:r>
+        <w:rPr>
+          <w:rFonts w:hint="eastAsia" w:eastAsia="SimSun" w:ascii="Times New Roman" w:hAnsi="Times New Roman"/>
+        </w:rPr>
+        <w:t xml:space="preserve">的第一电离能大于</w:t>
+      </w:r>
+      <w:r>
+        <w:t xml:space="preserve"> S。</w:t>
+      </w:r>
+    </w:p>
+    <w:p>
+      <w:pPr>
+        <w:pStyle w:val="Compact"/>
+        <w:numPr>
+          <w:ilvl w:val="0"/>
+          <w:numId w:val="1018"/>
+        </w:numPr>
+      </w:pPr>
+      <w:r>
+        <w:rPr>
+          <w:rFonts w:hint="eastAsia" w:eastAsia="SimSun" w:ascii="Times New Roman" w:hAnsi="Times New Roman"/>
+        </w:rPr>
+        <w:t xml:space="preserve">解释为什么</w:t>
+      </w:r>
+      <w:r>
+        <w:t xml:space="preserve"> F </w:t>
+      </w:r>
+      <w:r>
+        <w:rPr>
+          <w:rFonts w:hint="eastAsia" w:eastAsia="SimSun" w:ascii="Times New Roman" w:hAnsi="Times New Roman"/>
+        </w:rPr>
+        <w:t xml:space="preserve">的电负性大于</w:t>
+      </w:r>
+      <w:r>
+        <w:t xml:space="preserve"> </w:t>
+      </w:r>
+      <w:r>
+        <w:rPr>
+          <w:rFonts w:hint="eastAsia" w:eastAsia="SimSun" w:ascii="Times New Roman" w:hAnsi="Times New Roman"/>
+        </w:rPr>
+        <w:t xml:space="preserve">Cl，但电子亲和能</w:t>
+      </w:r>
+      <w:r>
+        <w:t xml:space="preserve"> Cl </w:t>
+      </w:r>
+      <w:r>
+        <w:rPr>
+          <w:rFonts w:hint="eastAsia" w:eastAsia="SimSun" w:ascii="Times New Roman" w:hAnsi="Times New Roman"/>
+        </w:rPr>
+        <w:t xml:space="preserve">大于</w:t>
+      </w:r>
+      <w:r>
+        <w:t xml:space="preserve"> F。</w:t>
+      </w:r>
+    </w:p>
+    <w:p>
+      <w:pPr>
+        <w:pStyle w:val="Compact"/>
+        <w:numPr>
+          <w:ilvl w:val="0"/>
+          <w:numId w:val="1019"/>
         </w:numPr>
       </w:pPr>
       <w:r>
@@ -20937,8 +20888,8 @@
       <w:pPr>
         <w:pStyle w:val="Compact"/>
         <w:numPr>
-          <w:ilvl w:val="1"/>
-          <w:numId w:val="1017"/>
+          <w:ilvl w:val="0"/>
+          <w:numId w:val="1020"/>
         </w:numPr>
       </w:pPr>
       <w:r>
@@ -20946,36 +20897,6 @@
           <w:rFonts w:hint="eastAsia" w:eastAsia="SimSun" w:ascii="Times New Roman" w:hAnsi="Times New Roman"/>
         </w:rPr>
         <w:t xml:space="preserve">判断该元素有几个价电子，位于第几族。</w:t>
-      </w:r>
-    </w:p>
-    <w:p>
-      <w:pPr>
-        <w:pStyle w:val="Compact"/>
-        <w:numPr>
-          <w:ilvl w:val="1"/>
-          <w:numId w:val="1017"/>
-        </w:numPr>
-      </w:pPr>
-      <w:r>
-        <w:rPr>
-          <w:rFonts w:hint="eastAsia" w:eastAsia="SimSun" w:ascii="Times New Roman" w:hAnsi="Times New Roman"/>
-        </w:rPr>
-        <w:t xml:space="preserve">若该元素为第三周期元素，写出其元素符号和电子排布式。</w:t>
-      </w:r>
-    </w:p>
-    <w:p>
-      <w:pPr>
-        <w:pStyle w:val="Compact"/>
-        <w:numPr>
-          <w:ilvl w:val="1"/>
-          <w:numId w:val="1017"/>
-        </w:numPr>
-      </w:pPr>
-      <w:r>
-        <w:rPr>
-          <w:rFonts w:hint="eastAsia" w:eastAsia="SimSun" w:ascii="Times New Roman" w:hAnsi="Times New Roman"/>
-        </w:rPr>
-        <w:t xml:space="preserve">写出该元素最高价氧化物的水化物化学式，判断其酸碱性。</w:t>
       </w:r>
     </w:p>
     <w:p>
@@ -20983,7 +20904,37 @@
         <w:pStyle w:val="Compact"/>
         <w:numPr>
           <w:ilvl w:val="0"/>
-          <w:numId w:val="1015"/>
+          <w:numId w:val="1020"/>
+        </w:numPr>
+      </w:pPr>
+      <w:r>
+        <w:rPr>
+          <w:rFonts w:hint="eastAsia" w:eastAsia="SimSun" w:ascii="Times New Roman" w:hAnsi="Times New Roman"/>
+        </w:rPr>
+        <w:t xml:space="preserve">若该元素为第三周期元素，写出其元素符号和电子排布式。</w:t>
+      </w:r>
+    </w:p>
+    <w:p>
+      <w:pPr>
+        <w:pStyle w:val="Compact"/>
+        <w:numPr>
+          <w:ilvl w:val="0"/>
+          <w:numId w:val="1020"/>
+        </w:numPr>
+      </w:pPr>
+      <w:r>
+        <w:rPr>
+          <w:rFonts w:hint="eastAsia" w:eastAsia="SimSun" w:ascii="Times New Roman" w:hAnsi="Times New Roman"/>
+        </w:rPr>
+        <w:t xml:space="preserve">写出该元素最高价氧化物的水化物化学式，判断其酸碱性。</w:t>
+      </w:r>
+    </w:p>
+    <w:p>
+      <w:pPr>
+        <w:pStyle w:val="Compact"/>
+        <w:numPr>
+          <w:ilvl w:val="0"/>
+          <w:numId w:val="1021"/>
         </w:numPr>
       </w:pPr>
       <w:r>
@@ -21121,587 +21072,7 @@
         <w:rPr>
           <w:rFonts w:hint="eastAsia" w:eastAsia="SimHei" w:ascii="Times New Roman" w:hAnsi="Times New Roman"/>
         </w:rPr>
-        <w:t xml:space="preserve">挑战题（⭐⭐⭐⭐⭐）</w:t>
-      </w:r>
-    </w:p>
-    <w:p>
-      <w:pPr>
-        <w:numPr>
-          <w:ilvl w:val="0"/>
-          <w:numId w:val="1018"/>
-        </w:numPr>
-      </w:pPr>
-      <w:r>
-        <w:rPr>
-          <w:rFonts w:hint="eastAsia" w:eastAsia="SimSun" w:ascii="Times New Roman" w:hAnsi="Times New Roman"/>
-          <w:b/>
-          <w:bCs/>
-        </w:rPr>
-        <w:t xml:space="preserve">综合推断</w:t>
-      </w:r>
-      <w:r>
-        <w:rPr>
-          <w:rFonts w:hint="eastAsia" w:eastAsia="Times New Roman" w:ascii="Times New Roman" w:hAnsi="Times New Roman"/>
-        </w:rPr>
-        <w:t xml:space="preserve">：A、B、C、D</w:t>
-      </w:r>
-      <w:r>
-        <w:t xml:space="preserve"> </w:t>
-      </w:r>
-      <w:r>
-        <w:rPr>
-          <w:rFonts w:hint="eastAsia" w:eastAsia="SimSun" w:ascii="Times New Roman" w:hAnsi="Times New Roman"/>
-        </w:rPr>
-        <w:t xml:space="preserve">为四种短周期元素。已知：</w:t>
-      </w:r>
-    </w:p>
-    <w:p>
-      <w:pPr>
-        <w:pStyle w:val="Compact"/>
-        <w:numPr>
-          <w:ilvl w:val="1"/>
-          <w:numId w:val="1019"/>
-        </w:numPr>
-      </w:pPr>
-      <w:r>
-        <w:t xml:space="preserve">A </w:t>
-      </w:r>
-      <w:r>
-        <w:rPr>
-          <w:rFonts w:hint="eastAsia" w:eastAsia="SimSun" w:ascii="Times New Roman" w:hAnsi="Times New Roman"/>
-        </w:rPr>
-        <w:t xml:space="preserve">的简单阴离子与</w:t>
-      </w:r>
-      <w:r>
-        <w:t xml:space="preserve"> D </w:t>
-      </w:r>
-      <w:r>
-        <w:rPr>
-          <w:rFonts w:hint="eastAsia" w:eastAsia="SimSun" w:ascii="Times New Roman" w:hAnsi="Times New Roman"/>
-        </w:rPr>
-        <w:t xml:space="preserve">的简单阳离子具有相同的电子层结构</w:t>
-      </w:r>
-    </w:p>
-    <w:p>
-      <w:pPr>
-        <w:pStyle w:val="Compact"/>
-        <w:numPr>
-          <w:ilvl w:val="1"/>
-          <w:numId w:val="1019"/>
-        </w:numPr>
-      </w:pPr>
-      <w:r>
-        <w:t xml:space="preserve">B </w:t>
-      </w:r>
-      <w:r>
-        <w:rPr>
-          <w:rFonts w:hint="eastAsia" w:eastAsia="SimSun" w:ascii="Times New Roman" w:hAnsi="Times New Roman"/>
-        </w:rPr>
-        <w:t xml:space="preserve">的最高价氧化物对应水化物与</w:t>
-      </w:r>
-      <w:r>
-        <w:t xml:space="preserve"> D </w:t>
-      </w:r>
-      <w:r>
-        <w:rPr>
-          <w:rFonts w:hint="eastAsia" w:eastAsia="SimSun" w:ascii="Times New Roman" w:hAnsi="Times New Roman"/>
-        </w:rPr>
-        <w:t xml:space="preserve">的最高价氧化物对应水化物反应生成盐和水</w:t>
-      </w:r>
-    </w:p>
-    <w:p>
-      <w:pPr>
-        <w:pStyle w:val="Compact"/>
-        <w:numPr>
-          <w:ilvl w:val="1"/>
-          <w:numId w:val="1019"/>
-        </w:numPr>
-      </w:pPr>
-      <w:r>
-        <w:t xml:space="preserve">C </w:t>
-      </w:r>
-      <w:r>
-        <w:rPr>
-          <w:rFonts w:hint="eastAsia" w:eastAsia="SimSun" w:ascii="Times New Roman" w:hAnsi="Times New Roman"/>
-        </w:rPr>
-        <w:t xml:space="preserve">的单质既能与强酸反应又能与强碱反应</w:t>
-      </w:r>
-    </w:p>
-    <w:p>
-      <w:pPr>
-        <w:pStyle w:val="Compact"/>
-        <w:numPr>
-          <w:ilvl w:val="1"/>
-          <w:numId w:val="1019"/>
-        </w:numPr>
-      </w:pPr>
-      <w:r>
-        <w:t xml:space="preserve">A </w:t>
-      </w:r>
-      <w:r>
-        <w:rPr>
-          <w:rFonts w:hint="eastAsia" w:eastAsia="SimSun" w:ascii="Times New Roman" w:hAnsi="Times New Roman"/>
-        </w:rPr>
-        <w:t xml:space="preserve">的第一电离能在同周期元素中仅低于稀有气体</w:t>
-      </w:r>
-    </w:p>
-    <w:p>
-      <w:pPr>
-        <w:numPr>
-          <w:ilvl w:val="0"/>
-          <w:numId w:val="1000"/>
-        </w:numPr>
-      </w:pPr>
-      <w:r>
-        <w:rPr>
-          <w:rFonts w:hint="eastAsia" w:eastAsia="SimSun" w:ascii="Times New Roman" w:hAnsi="Times New Roman"/>
-        </w:rPr>
-        <w:t xml:space="preserve">请推断</w:t>
-      </w:r>
-      <w:r>
-        <w:t xml:space="preserve"> A、B、C、D </w:t>
-      </w:r>
-      <w:r>
-        <w:rPr>
-          <w:rFonts w:hint="eastAsia" w:eastAsia="SimSun" w:ascii="Times New Roman" w:hAnsi="Times New Roman"/>
-        </w:rPr>
-        <w:t xml:space="preserve">的元素符号，并说明推理过程。</w:t>
-      </w:r>
-    </w:p>
-    <w:p>
-      <w:pPr>
-        <w:numPr>
-          <w:ilvl w:val="0"/>
-          <w:numId w:val="1018"/>
-        </w:numPr>
-      </w:pPr>
-      <w:r>
-        <w:rPr>
-          <w:rFonts w:hint="eastAsia" w:eastAsia="SimSun" w:ascii="Times New Roman" w:hAnsi="Times New Roman"/>
-          <w:b/>
-          <w:bCs/>
-        </w:rPr>
-        <w:t xml:space="preserve">周期律综合分析</w:t>
-      </w:r>
-      <w:r>
-        <w:rPr>
-          <w:rFonts w:hint="eastAsia" w:eastAsia="Times New Roman" w:ascii="Times New Roman" w:hAnsi="Times New Roman"/>
-        </w:rPr>
-        <w:t xml:space="preserve">：X、Y、Z、W</w:t>
-      </w:r>
-      <w:r>
-        <w:t xml:space="preserve"> </w:t>
-      </w:r>
-      <w:r>
-        <w:rPr>
-          <w:rFonts w:hint="eastAsia" w:eastAsia="SimSun" w:ascii="Times New Roman" w:hAnsi="Times New Roman"/>
-        </w:rPr>
-        <w:t xml:space="preserve">是原子序数依次增大的短周期元素。已知：</w:t>
-      </w:r>
-    </w:p>
-    <w:p>
-      <w:pPr>
-        <w:pStyle w:val="Compact"/>
-        <w:numPr>
-          <w:ilvl w:val="1"/>
-          <w:numId w:val="1020"/>
-        </w:numPr>
-      </w:pPr>
-      <w:r>
-        <w:t xml:space="preserve">X </w:t>
-      </w:r>
-      <w:r>
-        <w:rPr>
-          <w:rFonts w:hint="eastAsia" w:eastAsia="SimSun" w:ascii="Times New Roman" w:hAnsi="Times New Roman"/>
-        </w:rPr>
-        <w:t xml:space="preserve">的原子半径在同周期中最小</w:t>
-      </w:r>
-    </w:p>
-    <w:p>
-      <w:pPr>
-        <w:pStyle w:val="Compact"/>
-        <w:numPr>
-          <w:ilvl w:val="1"/>
-          <w:numId w:val="1020"/>
-        </w:numPr>
-      </w:pPr>
-      <w:r>
-        <w:t xml:space="preserve">Y </w:t>
-      </w:r>
-      <w:r>
-        <w:rPr>
-          <w:rFonts w:hint="eastAsia" w:eastAsia="SimSun" w:ascii="Times New Roman" w:hAnsi="Times New Roman"/>
-        </w:rPr>
-        <w:t xml:space="preserve">的简单离子与</w:t>
-      </w:r>
-      <w:r>
-        <w:t xml:space="preserve"> W </w:t>
-      </w:r>
-      <w:r>
-        <w:rPr>
-          <w:rFonts w:hint="eastAsia" w:eastAsia="SimSun" w:ascii="Times New Roman" w:hAnsi="Times New Roman"/>
-        </w:rPr>
-        <w:t xml:space="preserve">的简单离子具有相同的电子层结构</w:t>
-      </w:r>
-    </w:p>
-    <w:p>
-      <w:pPr>
-        <w:pStyle w:val="Compact"/>
-        <w:numPr>
-          <w:ilvl w:val="1"/>
-          <w:numId w:val="1020"/>
-        </w:numPr>
-      </w:pPr>
-      <w:r>
-        <w:t xml:space="preserve">Z </w:t>
-      </w:r>
-      <w:r>
-        <w:rPr>
-          <w:rFonts w:hint="eastAsia" w:eastAsia="SimSun" w:ascii="Times New Roman" w:hAnsi="Times New Roman"/>
-        </w:rPr>
-        <w:t xml:space="preserve">的第一电离能在其同周期元素中最小</w:t>
-      </w:r>
-    </w:p>
-    <w:p>
-      <w:pPr>
-        <w:pStyle w:val="Compact"/>
-        <w:numPr>
-          <w:ilvl w:val="1"/>
-          <w:numId w:val="1020"/>
-        </w:numPr>
-      </w:pPr>
-      <w:r>
-        <w:t xml:space="preserve">W </w:t>
-      </w:r>
-      <w:r>
-        <w:rPr>
-          <w:rFonts w:hint="eastAsia" w:eastAsia="SimSun" w:ascii="Times New Roman" w:hAnsi="Times New Roman"/>
-        </w:rPr>
-        <w:t xml:space="preserve">的氧化物对应水化物为强酸</w:t>
-      </w:r>
-    </w:p>
-    <w:p>
-      <w:pPr>
-        <w:numPr>
-          <w:ilvl w:val="0"/>
-          <w:numId w:val="1000"/>
-        </w:numPr>
-      </w:pPr>
-      <w:r>
-        <w:rPr>
-          <w:rFonts w:hint="eastAsia" w:eastAsia="SimSun" w:ascii="Times New Roman" w:hAnsi="Times New Roman"/>
-        </w:rPr>
-        <w:t xml:space="preserve">回答：(1)</w:t>
-      </w:r>
-      <w:r>
-        <w:t xml:space="preserve"> </w:t>
-      </w:r>
-      <w:r>
-        <w:rPr>
-          <w:rFonts w:hint="eastAsia" w:eastAsia="SimSun" w:ascii="Times New Roman" w:hAnsi="Times New Roman"/>
-        </w:rPr>
-        <w:t xml:space="preserve">写出</w:t>
-      </w:r>
-      <w:r>
-        <w:t xml:space="preserve"> X、Y、Z、W </w:t>
-      </w:r>
-      <w:r>
-        <w:rPr>
-          <w:rFonts w:hint="eastAsia" w:eastAsia="SimSun" w:ascii="Times New Roman" w:hAnsi="Times New Roman"/>
-        </w:rPr>
-        <w:t xml:space="preserve">的元素符号；(2)</w:t>
-      </w:r>
-      <w:r>
-        <w:t xml:space="preserve"> </w:t>
-      </w:r>
-      <w:r>
-        <w:rPr>
-          <w:rFonts w:hint="eastAsia" w:eastAsia="SimSun" w:ascii="Times New Roman" w:hAnsi="Times New Roman"/>
-        </w:rPr>
-        <w:t xml:space="preserve">比较</w:t>
-      </w:r>
-      <w:r>
-        <w:t xml:space="preserve"> X、Y、Z </w:t>
-      </w:r>
-      <w:r>
-        <w:rPr>
-          <w:rFonts w:hint="eastAsia" w:eastAsia="SimSun" w:ascii="Times New Roman" w:hAnsi="Times New Roman"/>
-        </w:rPr>
-        <w:t xml:space="preserve">的原子半径大小；(3)</w:t>
-      </w:r>
-      <w:r>
-        <w:t xml:space="preserve"> </w:t>
-      </w:r>
-      <w:r>
-        <w:rPr>
-          <w:rFonts w:hint="eastAsia" w:eastAsia="SimSun" w:ascii="Times New Roman" w:hAnsi="Times New Roman"/>
-        </w:rPr>
-        <w:t xml:space="preserve">比较</w:t>
-      </w:r>
-      <w:r>
-        <w:t xml:space="preserve"> Y </w:t>
-      </w:r>
-      <w:r>
-        <w:rPr>
-          <w:rFonts w:hint="eastAsia" w:eastAsia="SimSun" w:ascii="Times New Roman" w:hAnsi="Times New Roman"/>
-        </w:rPr>
-        <w:t xml:space="preserve">和</w:t>
-      </w:r>
-      <w:r>
-        <w:t xml:space="preserve"> W </w:t>
-      </w:r>
-      <w:r>
-        <w:rPr>
-          <w:rFonts w:hint="eastAsia" w:eastAsia="SimSun" w:ascii="Times New Roman" w:hAnsi="Times New Roman"/>
-        </w:rPr>
-        <w:t xml:space="preserve">的简单离子的半径大小；(4)</w:t>
-      </w:r>
-      <w:r>
-        <w:t xml:space="preserve"> </w:t>
-      </w:r>
-      <w:r>
-        <w:rPr>
-          <w:rFonts w:hint="eastAsia" w:eastAsia="SimSun" w:ascii="Times New Roman" w:hAnsi="Times New Roman"/>
-        </w:rPr>
-        <w:t xml:space="preserve">写出</w:t>
-      </w:r>
-      <w:r>
-        <w:t xml:space="preserve"> X </w:t>
-      </w:r>
-      <w:r>
-        <w:rPr>
-          <w:rFonts w:hint="eastAsia" w:eastAsia="SimSun" w:ascii="Times New Roman" w:hAnsi="Times New Roman"/>
-        </w:rPr>
-        <w:t xml:space="preserve">和</w:t>
-      </w:r>
-      <w:r>
-        <w:t xml:space="preserve"> Z </w:t>
-      </w:r>
-      <w:r>
-        <w:rPr>
-          <w:rFonts w:hint="eastAsia" w:eastAsia="SimSun" w:ascii="Times New Roman" w:hAnsi="Times New Roman"/>
-        </w:rPr>
-        <w:t xml:space="preserve">形成的化合物的化学式并判断键型。</w:t>
-      </w:r>
-    </w:p>
-    <w:p>
-      <w:pPr>
-        <w:numPr>
-          <w:ilvl w:val="0"/>
-          <w:numId w:val="1018"/>
-        </w:numPr>
-      </w:pPr>
-      <w:r>
-        <w:rPr>
-          <w:rFonts w:hint="eastAsia" w:eastAsia="SimSun" w:ascii="Times New Roman" w:hAnsi="Times New Roman"/>
-          <w:b/>
-          <w:bCs/>
-        </w:rPr>
-        <w:t xml:space="preserve">惰性电子对效应解释</w:t>
-      </w:r>
-      <w:r>
-        <w:rPr>
-          <w:rFonts w:hint="eastAsia" w:eastAsia="SimSun" w:ascii="Times New Roman" w:hAnsi="Times New Roman"/>
-        </w:rPr>
-        <w:t xml:space="preserve">（🏆）：已知</w:t>
-      </w:r>
-      <w:r>
-        <w:t xml:space="preserve"> Tl </w:t>
-      </w:r>
-      <w:r>
-        <w:rPr>
-          <w:rFonts w:hint="eastAsia" w:eastAsia="SimSun" w:ascii="Times New Roman" w:hAnsi="Times New Roman"/>
-        </w:rPr>
-        <w:t xml:space="preserve">在第六周期ⅢA</w:t>
-      </w:r>
-      <w:r>
-        <w:t xml:space="preserve"> </w:t>
-      </w:r>
-      <w:r>
-        <w:rPr>
-          <w:rFonts w:hint="eastAsia" w:eastAsia="SimSun" w:ascii="Times New Roman" w:hAnsi="Times New Roman"/>
-        </w:rPr>
-        <w:t xml:space="preserve">族，其常见氧化态为</w:t>
-      </w:r>
-      <w:r>
-        <w:t xml:space="preserve"> Tl(Ⅰ) </w:t>
-      </w:r>
-      <w:r>
-        <w:rPr>
-          <w:rFonts w:hint="eastAsia" w:eastAsia="SimSun" w:ascii="Times New Roman" w:hAnsi="Times New Roman"/>
-        </w:rPr>
-        <w:t xml:space="preserve">和</w:t>
-      </w:r>
-      <w:r>
-        <w:t xml:space="preserve"> </w:t>
-      </w:r>
-      <w:r>
-        <w:rPr>
-          <w:rFonts w:hint="eastAsia" w:eastAsia="SimSun" w:ascii="Times New Roman" w:hAnsi="Times New Roman"/>
-        </w:rPr>
-        <w:t xml:space="preserve">Tl(Ⅲ)，且</w:t>
-      </w:r>
-      <w:r>
-        <w:t xml:space="preserve"> Tl(Ⅰ) </w:t>
-      </w:r>
-      <w:r>
-        <w:rPr>
-          <w:rFonts w:hint="eastAsia" w:eastAsia="SimSun" w:ascii="Times New Roman" w:hAnsi="Times New Roman"/>
-        </w:rPr>
-        <w:t xml:space="preserve">比</w:t>
-      </w:r>
-      <w:r>
-        <w:t xml:space="preserve"> Tl(Ⅲ) </w:t>
-      </w:r>
-      <w:r>
-        <w:rPr>
-          <w:rFonts w:hint="eastAsia" w:eastAsia="SimSun" w:ascii="Times New Roman" w:hAnsi="Times New Roman"/>
-        </w:rPr>
-        <w:t xml:space="preserve">更稳定。请回答：</w:t>
-      </w:r>
-    </w:p>
-    <w:p>
-      <w:pPr>
-        <w:pStyle w:val="Compact"/>
-        <w:numPr>
-          <w:ilvl w:val="1"/>
-          <w:numId w:val="1021"/>
-        </w:numPr>
-      </w:pPr>
-      <w:r>
-        <w:rPr>
-          <w:rFonts w:hint="eastAsia" w:eastAsia="SimSun" w:ascii="Times New Roman" w:hAnsi="Times New Roman"/>
-        </w:rPr>
-        <w:t xml:space="preserve">这一现象叫什么？从电子结构角度解释原因。</w:t>
-      </w:r>
-    </w:p>
-    <w:p>
-      <w:pPr>
-        <w:pStyle w:val="Compact"/>
-        <w:numPr>
-          <w:ilvl w:val="1"/>
-          <w:numId w:val="1021"/>
-        </w:numPr>
-      </w:pPr>
-      <w:r>
-        <w:rPr>
-          <w:rFonts w:hint="eastAsia" w:eastAsia="SimSun" w:ascii="Times New Roman" w:hAnsi="Times New Roman"/>
-        </w:rPr>
-        <w:t xml:space="preserve">对比</w:t>
-      </w:r>
-      <w:r>
-        <w:t xml:space="preserve"> </w:t>
-      </w:r>
-      <w:r>
-        <w:rPr>
-          <w:rFonts w:hint="eastAsia" w:eastAsia="SimSun" w:ascii="Times New Roman" w:hAnsi="Times New Roman"/>
-        </w:rPr>
-        <w:t xml:space="preserve">Al（第三周期ⅢA</w:t>
-      </w:r>
-      <w:r>
-        <w:t xml:space="preserve"> </w:t>
-      </w:r>
-      <w:r>
-        <w:rPr>
-          <w:rFonts w:hint="eastAsia" w:eastAsia="SimSun" w:ascii="Times New Roman" w:hAnsi="Times New Roman"/>
-        </w:rPr>
-        <w:t xml:space="preserve">族）的常见氧化态，说明为什么同为ⅢA</w:t>
-      </w:r>
-      <w:r>
-        <w:t xml:space="preserve"> </w:t>
-      </w:r>
-      <w:r>
-        <w:rPr>
-          <w:rFonts w:hint="eastAsia" w:eastAsia="SimSun" w:ascii="Times New Roman" w:hAnsi="Times New Roman"/>
-        </w:rPr>
-        <w:t xml:space="preserve">族，趋势却不同。</w:t>
-      </w:r>
-    </w:p>
-    <w:p>
-      <w:pPr>
-        <w:pStyle w:val="Compact"/>
-        <w:numPr>
-          <w:ilvl w:val="1"/>
-          <w:numId w:val="1021"/>
-        </w:numPr>
-      </w:pPr>
-      <w:r>
-        <w:rPr>
-          <w:rFonts w:hint="eastAsia" w:eastAsia="SimSun" w:ascii="Times New Roman" w:hAnsi="Times New Roman"/>
-        </w:rPr>
-        <w:t xml:space="preserve">预测</w:t>
-      </w:r>
-      <w:r>
-        <w:t xml:space="preserve"> </w:t>
-      </w:r>
-      <w:r>
-        <w:rPr>
-          <w:rFonts w:hint="eastAsia" w:eastAsia="SimSun" w:ascii="Times New Roman" w:hAnsi="Times New Roman"/>
-        </w:rPr>
-        <w:t xml:space="preserve">In（第五周期ⅢA</w:t>
-      </w:r>
-      <w:r>
-        <w:t xml:space="preserve"> </w:t>
-      </w:r>
-      <w:r>
-        <w:rPr>
-          <w:rFonts w:hint="eastAsia" w:eastAsia="SimSun" w:ascii="Times New Roman" w:hAnsi="Times New Roman"/>
-        </w:rPr>
-        <w:t xml:space="preserve">族）的</w:t>
-      </w:r>
-      <w:r>
-        <w:t xml:space="preserve"> Tl(Ⅰ)/Tl(Ⅲ) </w:t>
-      </w:r>
-      <w:r>
-        <w:rPr>
-          <w:rFonts w:hint="eastAsia" w:eastAsia="SimSun" w:ascii="Times New Roman" w:hAnsi="Times New Roman"/>
-        </w:rPr>
-        <w:t xml:space="preserve">稳定性关系，说明理由。</w:t>
-      </w:r>
-    </w:p>
-    <w:p>
-      <w:pPr>
-        <w:spacing w:before="160" w:after="80"/>
-      </w:pPr>
-      <w:r>
-        <w:pict>
-          <v:rect style="width:0;height:1.5pt" o:hralign="center" o:hrstd="t" o:hr="t"/>
-        </w:pict>
-      </w:r>
-    </w:p>
-    <w:bookmarkEnd w:id="57"/>
-    <w:bookmarkEnd w:id="58"/>
-    <w:bookmarkStart w:id="59" w:name="八参考答案与提示"/>
-    <w:p>
-      <w:pPr>
-        <w:pStyle w:val="Heading2"/>
-        <w:spacing w:before="280" w:after="120"/>
-      </w:pPr>
-      <w:r>
-        <w:rPr>
-          <w:rFonts w:hint="eastAsia" w:eastAsia="SimHei" w:ascii="Times New Roman" w:hAnsi="Times New Roman"/>
-        </w:rPr>
-        <w:t xml:space="preserve">八、参考答案与提示</w:t>
-      </w:r>
-    </w:p>
-    <w:p>
-      <w:pPr>
-        <w:pStyle w:val="FirstParagraph"/>
-      </w:pPr>
-      <w:r>
-        <w:rPr>
-          <w:b/>
-          <w:bCs/>
-        </w:rPr>
-        <w:t xml:space="preserve">7.1 </w:t>
-      </w:r>
-      <w:r>
-        <w:rPr>
-          <w:rFonts w:hint="eastAsia" w:eastAsia="SimSun" w:ascii="Times New Roman" w:hAnsi="Times New Roman"/>
-          <w:b/>
-          <w:bCs/>
-        </w:rPr>
-        <w:t xml:space="preserve">基础巩固</w:t>
+        <w:t xml:space="preserve">挑战题（）</w:t>
       </w:r>
     </w:p>
     <w:p>
@@ -21712,13 +21083,590 @@
           <w:numId w:val="1022"/>
         </w:numPr>
       </w:pPr>
+      <w:r>
+        <w:rPr>
+          <w:rFonts w:hint="eastAsia" w:eastAsia="SimSun" w:ascii="Times New Roman" w:hAnsi="Times New Roman"/>
+          <w:b/>
+          <w:bCs/>
+        </w:rPr>
+        <w:t xml:space="preserve">综合推断</w:t>
+      </w:r>
+      <w:r>
+        <w:rPr>
+          <w:rFonts w:hint="eastAsia" w:eastAsia="Times New Roman" w:ascii="Times New Roman" w:hAnsi="Times New Roman"/>
+        </w:rPr>
+        <w:t xml:space="preserve">：A、B、C、D</w:t>
+      </w:r>
+      <w:r>
+        <w:t xml:space="preserve"> </w:t>
+      </w:r>
+      <w:r>
+        <w:rPr>
+          <w:rFonts w:hint="eastAsia" w:eastAsia="SimSun" w:ascii="Times New Roman" w:hAnsi="Times New Roman"/>
+        </w:rPr>
+        <w:t xml:space="preserve">为四种短周期元素。已知：</w:t>
+      </w:r>
+    </w:p>
+    <w:p>
+      <w:pPr>
+        <w:pStyle w:val="Compact"/>
+        <w:numPr>
+          <w:ilvl w:val="0"/>
+          <w:numId w:val="1023"/>
+        </w:numPr>
+      </w:pPr>
+      <w:r>
+        <w:t xml:space="preserve">A </w:t>
+      </w:r>
+      <w:r>
+        <w:rPr>
+          <w:rFonts w:hint="eastAsia" w:eastAsia="SimSun" w:ascii="Times New Roman" w:hAnsi="Times New Roman"/>
+        </w:rPr>
+        <w:t xml:space="preserve">的简单阴离子与</w:t>
+      </w:r>
+      <w:r>
+        <w:t xml:space="preserve"> D </w:t>
+      </w:r>
+      <w:r>
+        <w:rPr>
+          <w:rFonts w:hint="eastAsia" w:eastAsia="SimSun" w:ascii="Times New Roman" w:hAnsi="Times New Roman"/>
+        </w:rPr>
+        <w:t xml:space="preserve">的简单阳离子具有相同的电子层结构</w:t>
+      </w:r>
+    </w:p>
+    <w:p>
+      <w:pPr>
+        <w:pStyle w:val="Compact"/>
+        <w:numPr>
+          <w:ilvl w:val="0"/>
+          <w:numId w:val="1023"/>
+        </w:numPr>
+      </w:pPr>
+      <w:r>
+        <w:t xml:space="preserve">B </w:t>
+      </w:r>
+      <w:r>
+        <w:rPr>
+          <w:rFonts w:hint="eastAsia" w:eastAsia="SimSun" w:ascii="Times New Roman" w:hAnsi="Times New Roman"/>
+        </w:rPr>
+        <w:t xml:space="preserve">的最高价氧化物对应水化物与</w:t>
+      </w:r>
+      <w:r>
+        <w:t xml:space="preserve"> D </w:t>
+      </w:r>
+      <w:r>
+        <w:rPr>
+          <w:rFonts w:hint="eastAsia" w:eastAsia="SimSun" w:ascii="Times New Roman" w:hAnsi="Times New Roman"/>
+        </w:rPr>
+        <w:t xml:space="preserve">的最高价氧化物对应水化物反应生成盐和水</w:t>
+      </w:r>
+    </w:p>
+    <w:p>
+      <w:pPr>
+        <w:pStyle w:val="Compact"/>
+        <w:numPr>
+          <w:ilvl w:val="0"/>
+          <w:numId w:val="1023"/>
+        </w:numPr>
+      </w:pPr>
+      <w:r>
+        <w:t xml:space="preserve">C </w:t>
+      </w:r>
+      <w:r>
+        <w:rPr>
+          <w:rFonts w:hint="eastAsia" w:eastAsia="SimSun" w:ascii="Times New Roman" w:hAnsi="Times New Roman"/>
+        </w:rPr>
+        <w:t xml:space="preserve">的单质既能与强酸反应又能与强碱反应</w:t>
+      </w:r>
+    </w:p>
+    <w:p>
+      <w:pPr>
+        <w:pStyle w:val="Compact"/>
+        <w:numPr>
+          <w:ilvl w:val="0"/>
+          <w:numId w:val="1023"/>
+        </w:numPr>
+      </w:pPr>
+      <w:r>
+        <w:t xml:space="preserve">A </w:t>
+      </w:r>
+      <w:r>
+        <w:rPr>
+          <w:rFonts w:hint="eastAsia" w:eastAsia="SimSun" w:ascii="Times New Roman" w:hAnsi="Times New Roman"/>
+        </w:rPr>
+        <w:t xml:space="preserve">的第一电离能在同周期元素中仅低于稀有气体</w:t>
+      </w:r>
+    </w:p>
+    <w:p>
+      <w:pPr>
+        <w:pStyle w:val="FirstParagraph"/>
+      </w:pPr>
+      <w:r>
+        <w:rPr>
+          <w:rFonts w:hint="eastAsia" w:eastAsia="SimSun" w:ascii="Times New Roman" w:hAnsi="Times New Roman"/>
+        </w:rPr>
+        <w:t xml:space="preserve">请推断</w:t>
+      </w:r>
+      <w:r>
+        <w:t xml:space="preserve"> A、B、C、D </w:t>
+      </w:r>
+      <w:r>
+        <w:rPr>
+          <w:rFonts w:hint="eastAsia" w:eastAsia="SimSun" w:ascii="Times New Roman" w:hAnsi="Times New Roman"/>
+        </w:rPr>
+        <w:t xml:space="preserve">的元素符号，并说明推理过程。</w:t>
+      </w:r>
+    </w:p>
+    <w:p>
+      <w:pPr>
+        <w:pStyle w:val="Compact"/>
+        <w:numPr>
+          <w:ilvl w:val="0"/>
+          <w:numId w:val="1024"/>
+        </w:numPr>
+      </w:pPr>
+      <w:r>
+        <w:rPr>
+          <w:rFonts w:hint="eastAsia" w:eastAsia="SimSun" w:ascii="Times New Roman" w:hAnsi="Times New Roman"/>
+          <w:b/>
+          <w:bCs/>
+        </w:rPr>
+        <w:t xml:space="preserve">周期律综合分析</w:t>
+      </w:r>
+      <w:r>
+        <w:rPr>
+          <w:rFonts w:hint="eastAsia" w:eastAsia="Times New Roman" w:ascii="Times New Roman" w:hAnsi="Times New Roman"/>
+        </w:rPr>
+        <w:t xml:space="preserve">：X、Y、Z、W</w:t>
+      </w:r>
+      <w:r>
+        <w:t xml:space="preserve"> </w:t>
+      </w:r>
+      <w:r>
+        <w:rPr>
+          <w:rFonts w:hint="eastAsia" w:eastAsia="SimSun" w:ascii="Times New Roman" w:hAnsi="Times New Roman"/>
+        </w:rPr>
+        <w:t xml:space="preserve">是原子序数依次增大的短周期元素。已知：</w:t>
+      </w:r>
+    </w:p>
+    <w:p>
+      <w:pPr>
+        <w:pStyle w:val="Compact"/>
+        <w:numPr>
+          <w:ilvl w:val="0"/>
+          <w:numId w:val="1025"/>
+        </w:numPr>
+      </w:pPr>
+      <w:r>
+        <w:t xml:space="preserve">X </w:t>
+      </w:r>
+      <w:r>
+        <w:rPr>
+          <w:rFonts w:hint="eastAsia" w:eastAsia="SimSun" w:ascii="Times New Roman" w:hAnsi="Times New Roman"/>
+        </w:rPr>
+        <w:t xml:space="preserve">的原子半径在同周期中最小</w:t>
+      </w:r>
+    </w:p>
+    <w:p>
+      <w:pPr>
+        <w:pStyle w:val="Compact"/>
+        <w:numPr>
+          <w:ilvl w:val="0"/>
+          <w:numId w:val="1025"/>
+        </w:numPr>
+      </w:pPr>
+      <w:r>
+        <w:t xml:space="preserve">Y </w:t>
+      </w:r>
+      <w:r>
+        <w:rPr>
+          <w:rFonts w:hint="eastAsia" w:eastAsia="SimSun" w:ascii="Times New Roman" w:hAnsi="Times New Roman"/>
+        </w:rPr>
+        <w:t xml:space="preserve">的简单离子与</w:t>
+      </w:r>
+      <w:r>
+        <w:t xml:space="preserve"> W </w:t>
+      </w:r>
+      <w:r>
+        <w:rPr>
+          <w:rFonts w:hint="eastAsia" w:eastAsia="SimSun" w:ascii="Times New Roman" w:hAnsi="Times New Roman"/>
+        </w:rPr>
+        <w:t xml:space="preserve">的简单离子具有相同的电子层结构</w:t>
+      </w:r>
+    </w:p>
+    <w:p>
+      <w:pPr>
+        <w:pStyle w:val="Compact"/>
+        <w:numPr>
+          <w:ilvl w:val="0"/>
+          <w:numId w:val="1025"/>
+        </w:numPr>
+      </w:pPr>
+      <w:r>
+        <w:t xml:space="preserve">Z </w:t>
+      </w:r>
+      <w:r>
+        <w:rPr>
+          <w:rFonts w:hint="eastAsia" w:eastAsia="SimSun" w:ascii="Times New Roman" w:hAnsi="Times New Roman"/>
+        </w:rPr>
+        <w:t xml:space="preserve">的第一电离能在其同周期元素中最小</w:t>
+      </w:r>
+    </w:p>
+    <w:p>
+      <w:pPr>
+        <w:pStyle w:val="Compact"/>
+        <w:numPr>
+          <w:ilvl w:val="0"/>
+          <w:numId w:val="1025"/>
+        </w:numPr>
+      </w:pPr>
+      <w:r>
+        <w:t xml:space="preserve">W </w:t>
+      </w:r>
+      <w:r>
+        <w:rPr>
+          <w:rFonts w:hint="eastAsia" w:eastAsia="SimSun" w:ascii="Times New Roman" w:hAnsi="Times New Roman"/>
+        </w:rPr>
+        <w:t xml:space="preserve">的氧化物对应水化物为强酸</w:t>
+      </w:r>
+    </w:p>
+    <w:p>
+      <w:pPr>
+        <w:pStyle w:val="FirstParagraph"/>
+      </w:pPr>
+      <w:r>
+        <w:rPr>
+          <w:rFonts w:hint="eastAsia" w:eastAsia="SimSun" w:ascii="Times New Roman" w:hAnsi="Times New Roman"/>
+        </w:rPr>
+        <w:t xml:space="preserve">回答：(1)</w:t>
+      </w:r>
+      <w:r>
+        <w:t xml:space="preserve"> </w:t>
+      </w:r>
+      <w:r>
+        <w:rPr>
+          <w:rFonts w:hint="eastAsia" w:eastAsia="SimSun" w:ascii="Times New Roman" w:hAnsi="Times New Roman"/>
+        </w:rPr>
+        <w:t xml:space="preserve">写出</w:t>
+      </w:r>
+      <w:r>
+        <w:t xml:space="preserve"> X、Y、Z、W </w:t>
+      </w:r>
+      <w:r>
+        <w:rPr>
+          <w:rFonts w:hint="eastAsia" w:eastAsia="SimSun" w:ascii="Times New Roman" w:hAnsi="Times New Roman"/>
+        </w:rPr>
+        <w:t xml:space="preserve">的元素符号；(2)</w:t>
+      </w:r>
+      <w:r>
+        <w:t xml:space="preserve"> </w:t>
+      </w:r>
+      <w:r>
+        <w:rPr>
+          <w:rFonts w:hint="eastAsia" w:eastAsia="SimSun" w:ascii="Times New Roman" w:hAnsi="Times New Roman"/>
+        </w:rPr>
+        <w:t xml:space="preserve">比较</w:t>
+      </w:r>
+      <w:r>
+        <w:t xml:space="preserve"> X、Y、Z </w:t>
+      </w:r>
+      <w:r>
+        <w:rPr>
+          <w:rFonts w:hint="eastAsia" w:eastAsia="SimSun" w:ascii="Times New Roman" w:hAnsi="Times New Roman"/>
+        </w:rPr>
+        <w:t xml:space="preserve">的原子半径大小；(3)</w:t>
+      </w:r>
+      <w:r>
+        <w:t xml:space="preserve"> </w:t>
+      </w:r>
+      <w:r>
+        <w:rPr>
+          <w:rFonts w:hint="eastAsia" w:eastAsia="SimSun" w:ascii="Times New Roman" w:hAnsi="Times New Roman"/>
+        </w:rPr>
+        <w:t xml:space="preserve">比较</w:t>
+      </w:r>
+      <w:r>
+        <w:t xml:space="preserve"> Y </w:t>
+      </w:r>
+      <w:r>
+        <w:rPr>
+          <w:rFonts w:hint="eastAsia" w:eastAsia="SimSun" w:ascii="Times New Roman" w:hAnsi="Times New Roman"/>
+        </w:rPr>
+        <w:t xml:space="preserve">和</w:t>
+      </w:r>
+      <w:r>
+        <w:t xml:space="preserve"> W </w:t>
+      </w:r>
+      <w:r>
+        <w:rPr>
+          <w:rFonts w:hint="eastAsia" w:eastAsia="SimSun" w:ascii="Times New Roman" w:hAnsi="Times New Roman"/>
+        </w:rPr>
+        <w:t xml:space="preserve">的简单离子的半径大小；(4)</w:t>
+      </w:r>
+      <w:r>
+        <w:t xml:space="preserve"> </w:t>
+      </w:r>
+      <w:r>
+        <w:rPr>
+          <w:rFonts w:hint="eastAsia" w:eastAsia="SimSun" w:ascii="Times New Roman" w:hAnsi="Times New Roman"/>
+        </w:rPr>
+        <w:t xml:space="preserve">写出</w:t>
+      </w:r>
+      <w:r>
+        <w:t xml:space="preserve"> X </w:t>
+      </w:r>
+      <w:r>
+        <w:rPr>
+          <w:rFonts w:hint="eastAsia" w:eastAsia="SimSun" w:ascii="Times New Roman" w:hAnsi="Times New Roman"/>
+        </w:rPr>
+        <w:t xml:space="preserve">和</w:t>
+      </w:r>
+      <w:r>
+        <w:t xml:space="preserve"> Z </w:t>
+      </w:r>
+      <w:r>
+        <w:rPr>
+          <w:rFonts w:hint="eastAsia" w:eastAsia="SimSun" w:ascii="Times New Roman" w:hAnsi="Times New Roman"/>
+        </w:rPr>
+        <w:t xml:space="preserve">形成的化合物的化学式并判断键型。</w:t>
+      </w:r>
+    </w:p>
+    <w:p>
+      <w:pPr>
+        <w:pStyle w:val="Compact"/>
+        <w:numPr>
+          <w:ilvl w:val="0"/>
+          <w:numId w:val="1026"/>
+        </w:numPr>
+      </w:pPr>
+      <w:r>
+        <w:rPr>
+          <w:rFonts w:hint="eastAsia" w:eastAsia="SimSun" w:ascii="Times New Roman" w:hAnsi="Times New Roman"/>
+          <w:b/>
+          <w:bCs/>
+        </w:rPr>
+        <w:t xml:space="preserve">惰性电子对效应解释</w:t>
+      </w:r>
+      <w:r>
+        <w:rPr>
+          <w:rFonts w:hint="eastAsia" w:eastAsia="SimSun" w:ascii="Times New Roman" w:hAnsi="Times New Roman"/>
+        </w:rPr>
+        <w:t xml:space="preserve">（🏆）：已知</w:t>
+      </w:r>
+      <w:r>
+        <w:t xml:space="preserve"> Tl </w:t>
+      </w:r>
+      <w:r>
+        <w:rPr>
+          <w:rFonts w:hint="eastAsia" w:eastAsia="SimSun" w:ascii="Times New Roman" w:hAnsi="Times New Roman"/>
+        </w:rPr>
+        <w:t xml:space="preserve">在第六周期ⅢA</w:t>
+      </w:r>
+      <w:r>
+        <w:t xml:space="preserve"> </w:t>
+      </w:r>
+      <w:r>
+        <w:rPr>
+          <w:rFonts w:hint="eastAsia" w:eastAsia="SimSun" w:ascii="Times New Roman" w:hAnsi="Times New Roman"/>
+        </w:rPr>
+        <w:t xml:space="preserve">族，其常见氧化态为</w:t>
+      </w:r>
+      <w:r>
+        <w:t xml:space="preserve"> Tl(Ⅰ) </w:t>
+      </w:r>
+      <w:r>
+        <w:rPr>
+          <w:rFonts w:hint="eastAsia" w:eastAsia="SimSun" w:ascii="Times New Roman" w:hAnsi="Times New Roman"/>
+        </w:rPr>
+        <w:t xml:space="preserve">和</w:t>
+      </w:r>
+      <w:r>
+        <w:t xml:space="preserve"> </w:t>
+      </w:r>
+      <w:r>
+        <w:rPr>
+          <w:rFonts w:hint="eastAsia" w:eastAsia="SimSun" w:ascii="Times New Roman" w:hAnsi="Times New Roman"/>
+        </w:rPr>
+        <w:t xml:space="preserve">Tl(Ⅲ)，且</w:t>
+      </w:r>
+      <w:r>
+        <w:t xml:space="preserve"> Tl(Ⅰ) </w:t>
+      </w:r>
+      <w:r>
+        <w:rPr>
+          <w:rFonts w:hint="eastAsia" w:eastAsia="SimSun" w:ascii="Times New Roman" w:hAnsi="Times New Roman"/>
+        </w:rPr>
+        <w:t xml:space="preserve">比</w:t>
+      </w:r>
+      <w:r>
+        <w:t xml:space="preserve"> Tl(Ⅲ) </w:t>
+      </w:r>
+      <w:r>
+        <w:rPr>
+          <w:rFonts w:hint="eastAsia" w:eastAsia="SimSun" w:ascii="Times New Roman" w:hAnsi="Times New Roman"/>
+        </w:rPr>
+        <w:t xml:space="preserve">更稳定。请回答：</w:t>
+      </w:r>
+    </w:p>
+    <w:p>
+      <w:pPr>
+        <w:pStyle w:val="Compact"/>
+        <w:numPr>
+          <w:ilvl w:val="0"/>
+          <w:numId w:val="1027"/>
+        </w:numPr>
+      </w:pPr>
+      <w:r>
+        <w:rPr>
+          <w:rFonts w:hint="eastAsia" w:eastAsia="SimSun" w:ascii="Times New Roman" w:hAnsi="Times New Roman"/>
+        </w:rPr>
+        <w:t xml:space="preserve">这一现象叫什么？从电子结构角度解释原因。</w:t>
+      </w:r>
+    </w:p>
+    <w:p>
+      <w:pPr>
+        <w:pStyle w:val="Compact"/>
+        <w:numPr>
+          <w:ilvl w:val="0"/>
+          <w:numId w:val="1027"/>
+        </w:numPr>
+      </w:pPr>
+      <w:r>
+        <w:rPr>
+          <w:rFonts w:hint="eastAsia" w:eastAsia="SimSun" w:ascii="Times New Roman" w:hAnsi="Times New Roman"/>
+        </w:rPr>
+        <w:t xml:space="preserve">对比</w:t>
+      </w:r>
+      <w:r>
+        <w:t xml:space="preserve"> </w:t>
+      </w:r>
+      <w:r>
+        <w:rPr>
+          <w:rFonts w:hint="eastAsia" w:eastAsia="SimSun" w:ascii="Times New Roman" w:hAnsi="Times New Roman"/>
+        </w:rPr>
+        <w:t xml:space="preserve">Al（第三周期ⅢA</w:t>
+      </w:r>
+      <w:r>
+        <w:t xml:space="preserve"> </w:t>
+      </w:r>
+      <w:r>
+        <w:rPr>
+          <w:rFonts w:hint="eastAsia" w:eastAsia="SimSun" w:ascii="Times New Roman" w:hAnsi="Times New Roman"/>
+        </w:rPr>
+        <w:t xml:space="preserve">族）的常见氧化态，说明为什么同为ⅢA</w:t>
+      </w:r>
+      <w:r>
+        <w:t xml:space="preserve"> </w:t>
+      </w:r>
+      <w:r>
+        <w:rPr>
+          <w:rFonts w:hint="eastAsia" w:eastAsia="SimSun" w:ascii="Times New Roman" w:hAnsi="Times New Roman"/>
+        </w:rPr>
+        <w:t xml:space="preserve">族，趋势却不同。</w:t>
+      </w:r>
+    </w:p>
+    <w:p>
+      <w:pPr>
+        <w:pStyle w:val="Compact"/>
+        <w:numPr>
+          <w:ilvl w:val="0"/>
+          <w:numId w:val="1027"/>
+        </w:numPr>
+      </w:pPr>
+      <w:r>
+        <w:rPr>
+          <w:rFonts w:hint="eastAsia" w:eastAsia="SimSun" w:ascii="Times New Roman" w:hAnsi="Times New Roman"/>
+        </w:rPr>
+        <w:t xml:space="preserve">预测</w:t>
+      </w:r>
+      <w:r>
+        <w:t xml:space="preserve"> </w:t>
+      </w:r>
+      <w:r>
+        <w:rPr>
+          <w:rFonts w:hint="eastAsia" w:eastAsia="SimSun" w:ascii="Times New Roman" w:hAnsi="Times New Roman"/>
+        </w:rPr>
+        <w:t xml:space="preserve">In（第五周期ⅢA</w:t>
+      </w:r>
+      <w:r>
+        <w:t xml:space="preserve"> </w:t>
+      </w:r>
+      <w:r>
+        <w:rPr>
+          <w:rFonts w:hint="eastAsia" w:eastAsia="SimSun" w:ascii="Times New Roman" w:hAnsi="Times New Roman"/>
+        </w:rPr>
+        <w:t xml:space="preserve">族）的</w:t>
+      </w:r>
+      <w:r>
+        <w:t xml:space="preserve"> Tl(Ⅰ)/Tl(Ⅲ) </w:t>
+      </w:r>
+      <w:r>
+        <w:rPr>
+          <w:rFonts w:hint="eastAsia" w:eastAsia="SimSun" w:ascii="Times New Roman" w:hAnsi="Times New Roman"/>
+        </w:rPr>
+        <w:t xml:space="preserve">稳定性关系，说明理由。</w:t>
+      </w:r>
+    </w:p>
+    <w:p>
+      <w:pPr>
+        <w:spacing w:before="160" w:after="80"/>
+      </w:pPr>
+      <w:r>
+        <w:pict>
+          <v:rect style="width:0;height:1.5pt" o:hralign="center" o:hrstd="t" o:hr="t"/>
+        </w:pict>
+      </w:r>
+    </w:p>
+    <w:bookmarkEnd w:id="57"/>
+    <w:bookmarkEnd w:id="58"/>
+    <w:bookmarkStart w:id="59" w:name="八参考答案与提示"/>
+    <w:p>
+      <w:pPr>
+        <w:pStyle w:val="Heading2"/>
+        <w:spacing w:before="280" w:after="120"/>
+      </w:pPr>
+      <w:r>
+        <w:rPr>
+          <w:rFonts w:hint="eastAsia" w:eastAsia="SimHei" w:ascii="Times New Roman" w:hAnsi="Times New Roman"/>
+        </w:rPr>
+        <w:t xml:space="preserve">八、参考答案与提示</w:t>
+      </w:r>
+    </w:p>
+    <w:p>
+      <w:pPr>
+        <w:pStyle w:val="FirstParagraph"/>
+      </w:pPr>
+      <w:r>
+        <w:rPr>
+          <w:b/>
+          <w:bCs/>
+        </w:rPr>
+        <w:t xml:space="preserve">7.1 </w:t>
+      </w:r>
+      <w:r>
+        <w:rPr>
+          <w:rFonts w:hint="eastAsia" w:eastAsia="SimSun" w:ascii="Times New Roman" w:hAnsi="Times New Roman"/>
+          <w:b/>
+          <w:bCs/>
+        </w:rPr>
+        <w:t xml:space="preserve">基础巩固</w:t>
+      </w:r>
+    </w:p>
+    <w:p>
+      <w:pPr>
+        <w:pStyle w:val="Compact"/>
+        <w:numPr>
+          <w:ilvl w:val="0"/>
+          <w:numId w:val="1028"/>
+        </w:numPr>
+      </w:pPr>
     </w:p>
     <w:p>
       <w:pPr>
         <w:pStyle w:val="Compact"/>
         <w:numPr>
           <w:ilvl w:val="1"/>
-          <w:numId w:val="1023"/>
+          <w:numId w:val="1029"/>
         </w:numPr>
       </w:pPr>
       <w:r>
@@ -21859,7 +21807,7 @@
         <w:pStyle w:val="Compact"/>
         <w:numPr>
           <w:ilvl w:val="0"/>
-          <w:numId w:val="1022"/>
+          <w:numId w:val="1028"/>
         </w:numPr>
       </w:pPr>
     </w:p>
@@ -21868,7 +21816,7 @@
         <w:pStyle w:val="Compact"/>
         <w:numPr>
           <w:ilvl w:val="1"/>
-          <w:numId w:val="1024"/>
+          <w:numId w:val="1030"/>
         </w:numPr>
       </w:pPr>
       <w:r>
@@ -21907,7 +21855,7 @@
         <w:pStyle w:val="Compact"/>
         <w:numPr>
           <w:ilvl w:val="0"/>
-          <w:numId w:val="1022"/>
+          <w:numId w:val="1028"/>
         </w:numPr>
       </w:pPr>
       <w:r>
@@ -21974,7 +21922,7 @@
       <w:pPr>
         <w:numPr>
           <w:ilvl w:val="0"/>
-          <w:numId w:val="1025"/>
+          <w:numId w:val="1031"/>
         </w:numPr>
       </w:pPr>
       <w:r>
@@ -22105,7 +22053,7 @@
       <w:pPr>
         <w:numPr>
           <w:ilvl w:val="0"/>
-          <w:numId w:val="1025"/>
+          <w:numId w:val="1031"/>
         </w:numPr>
       </w:pPr>
       <w:r>
@@ -22301,7 +22249,7 @@
       <w:pPr>
         <w:numPr>
           <w:ilvl w:val="0"/>
-          <w:numId w:val="1025"/>
+          <w:numId w:val="1031"/>
         </w:numPr>
       </w:pPr>
       <w:r>
@@ -22361,7 +22309,7 @@
       <w:pPr>
         <w:numPr>
           <w:ilvl w:val="0"/>
-          <w:numId w:val="1026"/>
+          <w:numId w:val="1032"/>
         </w:numPr>
       </w:pPr>
       <w:r>
@@ -22518,7 +22466,7 @@
       <w:pPr>
         <w:numPr>
           <w:ilvl w:val="0"/>
-          <w:numId w:val="1026"/>
+          <w:numId w:val="1032"/>
         </w:numPr>
       </w:pPr>
       <w:r>
@@ -22685,7 +22633,7 @@
       <w:pPr>
         <w:numPr>
           <w:ilvl w:val="0"/>
-          <w:numId w:val="1026"/>
+          <w:numId w:val="1032"/>
         </w:numPr>
       </w:pPr>
       <w:r>
@@ -22707,8 +22655,8 @@
       <w:pPr>
         <w:pStyle w:val="Compact"/>
         <w:numPr>
-          <w:ilvl w:val="1"/>
-          <w:numId w:val="1027"/>
+          <w:ilvl w:val="0"/>
+          <w:numId w:val="1033"/>
         </w:numPr>
       </w:pPr>
       <w:r>
@@ -22833,8 +22781,8 @@
       <w:pPr>
         <w:pStyle w:val="Compact"/>
         <w:numPr>
-          <w:ilvl w:val="1"/>
-          <w:numId w:val="1027"/>
+          <w:ilvl w:val="0"/>
+          <w:numId w:val="1033"/>
         </w:numPr>
       </w:pPr>
       <w:r>
@@ -22945,8 +22893,8 @@
       <w:pPr>
         <w:pStyle w:val="Compact"/>
         <w:numPr>
-          <w:ilvl w:val="1"/>
-          <w:numId w:val="1027"/>
+          <w:ilvl w:val="0"/>
+          <w:numId w:val="1033"/>
         </w:numPr>
       </w:pPr>
       <w:r>
@@ -23106,7 +23054,7 @@
         <w:pStyle w:val="Compact"/>
         <w:numPr>
           <w:ilvl w:val="0"/>
-          <w:numId w:val="1028"/>
+          <w:numId w:val="1034"/>
         </w:numPr>
       </w:pPr>
       <w:r>
@@ -23130,7 +23078,7 @@
         <w:pStyle w:val="Compact"/>
         <w:numPr>
           <w:ilvl w:val="0"/>
-          <w:numId w:val="1028"/>
+          <w:numId w:val="1034"/>
         </w:numPr>
       </w:pPr>
       <w:r>
@@ -23154,7 +23102,7 @@
         <w:pStyle w:val="Compact"/>
         <w:numPr>
           <w:ilvl w:val="0"/>
-          <w:numId w:val="1028"/>
+          <w:numId w:val="1034"/>
         </w:numPr>
       </w:pPr>
       <w:r>
@@ -23178,7 +23126,7 @@
         <w:pStyle w:val="Compact"/>
         <w:numPr>
           <w:ilvl w:val="0"/>
-          <w:numId w:val="1028"/>
+          <w:numId w:val="1034"/>
         </w:numPr>
       </w:pPr>
       <w:r>
@@ -23207,7 +23155,7 @@
         <w:pStyle w:val="Compact"/>
         <w:numPr>
           <w:ilvl w:val="0"/>
-          <w:numId w:val="1028"/>
+          <w:numId w:val="1034"/>
         </w:numPr>
       </w:pPr>
       <w:r>
@@ -23231,7 +23179,7 @@
         <w:pStyle w:val="Compact"/>
         <w:numPr>
           <w:ilvl w:val="0"/>
-          <w:numId w:val="1028"/>
+          <w:numId w:val="1034"/>
         </w:numPr>
       </w:pPr>
       <w:r>
@@ -23255,7 +23203,7 @@
         <w:pStyle w:val="Compact"/>
         <w:numPr>
           <w:ilvl w:val="0"/>
-          <w:numId w:val="1028"/>
+          <w:numId w:val="1034"/>
         </w:numPr>
       </w:pPr>
       <w:r>
@@ -23279,7 +23227,7 @@
         <w:pStyle w:val="Compact"/>
         <w:numPr>
           <w:ilvl w:val="0"/>
-          <w:numId w:val="1028"/>
+          <w:numId w:val="1034"/>
         </w:numPr>
       </w:pPr>
       <w:r>
@@ -23325,12 +23273,27 @@
       <w:jc w:val="center"/>
     </w:pPr>
     <w:r>
+      <w:rPr>
+        <w:rFonts w:ascii="Times New Roman" w:hAnsi="Times New Roman" w:eastAsia="Times New Roman"/>
+        <w:b w:val="0"/>
+        <w:sz w:val="20"/>
+      </w:rPr>
       <w:fldChar w:fldCharType="begin"/>
     </w:r>
     <w:r>
+      <w:rPr>
+        <w:rFonts w:ascii="Times New Roman" w:hAnsi="Times New Roman" w:eastAsia="Times New Roman"/>
+        <w:b w:val="0"/>
+        <w:sz w:val="20"/>
+      </w:rPr>
       <w:instrText xml:space="preserve"> PAGE </w:instrText>
     </w:r>
     <w:r>
+      <w:rPr>
+        <w:rFonts w:ascii="Times New Roman" w:hAnsi="Times New Roman" w:eastAsia="Times New Roman"/>
+        <w:b w:val="0"/>
+        <w:sz w:val="20"/>
+      </w:rPr>
       <w:fldChar w:fldCharType="end"/>
     </w:r>
   </w:p>
@@ -23792,6 +23755,176 @@
       </w:pPr>
     </w:lvl>
   </w:abstractNum>
+  <w:abstractNum w:abstractNumId="99412">
+    <w:nsid w:val="00A99412"/>
+    <w:multiLevelType w:val="multilevel"/>
+    <w:lvl w:ilvl="0">
+      <w:start w:val="2"/>
+      <w:numFmt w:val="decimal"/>
+      <w:lvlText w:val="%1."/>
+      <w:lvlJc w:val="left"/>
+      <w:pPr>
+        <w:ind w:left="720" w:hanging="360"/>
+      </w:pPr>
+    </w:lvl>
+    <w:lvl w:ilvl="1">
+      <w:start w:val="2"/>
+      <w:numFmt w:val="decimal"/>
+      <w:lvlText w:val="%2."/>
+      <w:lvlJc w:val="left"/>
+      <w:pPr>
+        <w:ind w:left="1440" w:hanging="360"/>
+      </w:pPr>
+    </w:lvl>
+    <w:lvl w:ilvl="2">
+      <w:start w:val="2"/>
+      <w:numFmt w:val="decimal"/>
+      <w:lvlText w:val="%3."/>
+      <w:lvlJc w:val="left"/>
+      <w:pPr>
+        <w:ind w:left="2160" w:hanging="360"/>
+      </w:pPr>
+    </w:lvl>
+    <w:lvl w:ilvl="3">
+      <w:start w:val="2"/>
+      <w:numFmt w:val="decimal"/>
+      <w:lvlText w:val="%4."/>
+      <w:lvlJc w:val="left"/>
+      <w:pPr>
+        <w:ind w:left="2880" w:hanging="360"/>
+      </w:pPr>
+    </w:lvl>
+    <w:lvl w:ilvl="4">
+      <w:start w:val="2"/>
+      <w:numFmt w:val="decimal"/>
+      <w:lvlText w:val="%5."/>
+      <w:lvlJc w:val="left"/>
+      <w:pPr>
+        <w:ind w:left="3600" w:hanging="360"/>
+      </w:pPr>
+    </w:lvl>
+    <w:lvl w:ilvl="5">
+      <w:start w:val="2"/>
+      <w:numFmt w:val="decimal"/>
+      <w:lvlText w:val="%6."/>
+      <w:lvlJc w:val="left"/>
+      <w:pPr>
+        <w:ind w:left="4320" w:hanging="360"/>
+      </w:pPr>
+    </w:lvl>
+    <w:lvl w:ilvl="6">
+      <w:start w:val="2"/>
+      <w:numFmt w:val="decimal"/>
+      <w:lvlText w:val="%7."/>
+      <w:lvlJc w:val="left"/>
+      <w:pPr>
+        <w:ind w:left="5040" w:hanging="360"/>
+      </w:pPr>
+    </w:lvl>
+    <w:lvl w:ilvl="7">
+      <w:start w:val="2"/>
+      <w:numFmt w:val="decimal"/>
+      <w:lvlText w:val="%8."/>
+      <w:lvlJc w:val="left"/>
+      <w:pPr>
+        <w:ind w:left="5760" w:hanging="360"/>
+      </w:pPr>
+    </w:lvl>
+    <w:lvl w:ilvl="8">
+      <w:start w:val="2"/>
+      <w:numFmt w:val="decimal"/>
+      <w:lvlText w:val="%9."/>
+      <w:lvlJc w:val="left"/>
+      <w:pPr>
+        <w:ind w:left="6480" w:hanging="360"/>
+      </w:pPr>
+    </w:lvl>
+  </w:abstractNum>
+  <w:abstractNum w:abstractNumId="99413">
+    <w:nsid w:val="00A99413"/>
+    <w:multiLevelType w:val="multilevel"/>
+    <w:lvl w:ilvl="0">
+      <w:start w:val="3"/>
+      <w:numFmt w:val="decimal"/>
+      <w:lvlText w:val="%1."/>
+      <w:lvlJc w:val="left"/>
+      <w:pPr>
+        <w:ind w:left="720" w:hanging="360"/>
+      </w:pPr>
+    </w:lvl>
+    <w:lvl w:ilvl="1">
+      <w:start w:val="3"/>
+      <w:numFmt w:val="decimal"/>
+      <w:lvlText w:val="%2."/>
+      <w:lvlJc w:val="left"/>
+      <w:pPr>
+        <w:ind w:left="1440" w:hanging="360"/>
+      </w:pPr>
+    </w:lvl>
+    <w:lvl w:ilvl="2">
+      <w:start w:val="3"/>
+      <w:numFmt w:val="decimal"/>
+      <w:lvlText w:val="%3."/>
+      <w:lvlJc w:val="left"/>
+      <w:pPr>
+        <w:ind w:left="2160" w:hanging="360"/>
+      </w:pPr>
+    </w:lvl>
+    <w:lvl w:ilvl="3">
+      <w:start w:val="3"/>
+      <w:numFmt w:val="decimal"/>
+      <w:lvlText w:val="%4."/>
+      <w:lvlJc w:val="left"/>
+      <w:pPr>
+        <w:ind w:left="2880" w:hanging="360"/>
+      </w:pPr>
+    </w:lvl>
+    <w:lvl w:ilvl="4">
+      <w:start w:val="3"/>
+      <w:numFmt w:val="decimal"/>
+      <w:lvlText w:val="%5."/>
+      <w:lvlJc w:val="left"/>
+      <w:pPr>
+        <w:ind w:left="3600" w:hanging="360"/>
+      </w:pPr>
+    </w:lvl>
+    <w:lvl w:ilvl="5">
+      <w:start w:val="3"/>
+      <w:numFmt w:val="decimal"/>
+      <w:lvlText w:val="%6."/>
+      <w:lvlJc w:val="left"/>
+      <w:pPr>
+        <w:ind w:left="4320" w:hanging="360"/>
+      </w:pPr>
+    </w:lvl>
+    <w:lvl w:ilvl="6">
+      <w:start w:val="3"/>
+      <w:numFmt w:val="decimal"/>
+      <w:lvlText w:val="%7."/>
+      <w:lvlJc w:val="left"/>
+      <w:pPr>
+        <w:ind w:left="5040" w:hanging="360"/>
+      </w:pPr>
+    </w:lvl>
+    <w:lvl w:ilvl="7">
+      <w:start w:val="3"/>
+      <w:numFmt w:val="decimal"/>
+      <w:lvlText w:val="%8."/>
+      <w:lvlJc w:val="left"/>
+      <w:pPr>
+        <w:ind w:left="5760" w:hanging="360"/>
+      </w:pPr>
+    </w:lvl>
+    <w:lvl w:ilvl="8">
+      <w:start w:val="3"/>
+      <w:numFmt w:val="decimal"/>
+      <w:lvlText w:val="%9."/>
+      <w:lvlJc w:val="left"/>
+      <w:pPr>
+        <w:ind w:left="6480" w:hanging="360"/>
+      </w:pPr>
+    </w:lvl>
+  </w:abstractNum>
   <w:abstractNum w:abstractNumId="99414">
     <w:nsid w:val="00A99414"/>
     <w:multiLevelType w:val="multilevel"/>
@@ -23869,6 +24002,176 @@
     </w:lvl>
     <w:lvl w:ilvl="8">
       <w:start w:val="4"/>
+      <w:numFmt w:val="decimal"/>
+      <w:lvlText w:val="%9."/>
+      <w:lvlJc w:val="left"/>
+      <w:pPr>
+        <w:ind w:left="6480" w:hanging="360"/>
+      </w:pPr>
+    </w:lvl>
+  </w:abstractNum>
+  <w:abstractNum w:abstractNumId="99415">
+    <w:nsid w:val="00A99415"/>
+    <w:multiLevelType w:val="multilevel"/>
+    <w:lvl w:ilvl="0">
+      <w:start w:val="5"/>
+      <w:numFmt w:val="decimal"/>
+      <w:lvlText w:val="%1."/>
+      <w:lvlJc w:val="left"/>
+      <w:pPr>
+        <w:ind w:left="720" w:hanging="360"/>
+      </w:pPr>
+    </w:lvl>
+    <w:lvl w:ilvl="1">
+      <w:start w:val="5"/>
+      <w:numFmt w:val="decimal"/>
+      <w:lvlText w:val="%2."/>
+      <w:lvlJc w:val="left"/>
+      <w:pPr>
+        <w:ind w:left="1440" w:hanging="360"/>
+      </w:pPr>
+    </w:lvl>
+    <w:lvl w:ilvl="2">
+      <w:start w:val="5"/>
+      <w:numFmt w:val="decimal"/>
+      <w:lvlText w:val="%3."/>
+      <w:lvlJc w:val="left"/>
+      <w:pPr>
+        <w:ind w:left="2160" w:hanging="360"/>
+      </w:pPr>
+    </w:lvl>
+    <w:lvl w:ilvl="3">
+      <w:start w:val="5"/>
+      <w:numFmt w:val="decimal"/>
+      <w:lvlText w:val="%4."/>
+      <w:lvlJc w:val="left"/>
+      <w:pPr>
+        <w:ind w:left="2880" w:hanging="360"/>
+      </w:pPr>
+    </w:lvl>
+    <w:lvl w:ilvl="4">
+      <w:start w:val="5"/>
+      <w:numFmt w:val="decimal"/>
+      <w:lvlText w:val="%5."/>
+      <w:lvlJc w:val="left"/>
+      <w:pPr>
+        <w:ind w:left="3600" w:hanging="360"/>
+      </w:pPr>
+    </w:lvl>
+    <w:lvl w:ilvl="5">
+      <w:start w:val="5"/>
+      <w:numFmt w:val="decimal"/>
+      <w:lvlText w:val="%6."/>
+      <w:lvlJc w:val="left"/>
+      <w:pPr>
+        <w:ind w:left="4320" w:hanging="360"/>
+      </w:pPr>
+    </w:lvl>
+    <w:lvl w:ilvl="6">
+      <w:start w:val="5"/>
+      <w:numFmt w:val="decimal"/>
+      <w:lvlText w:val="%7."/>
+      <w:lvlJc w:val="left"/>
+      <w:pPr>
+        <w:ind w:left="5040" w:hanging="360"/>
+      </w:pPr>
+    </w:lvl>
+    <w:lvl w:ilvl="7">
+      <w:start w:val="5"/>
+      <w:numFmt w:val="decimal"/>
+      <w:lvlText w:val="%8."/>
+      <w:lvlJc w:val="left"/>
+      <w:pPr>
+        <w:ind w:left="5760" w:hanging="360"/>
+      </w:pPr>
+    </w:lvl>
+    <w:lvl w:ilvl="8">
+      <w:start w:val="5"/>
+      <w:numFmt w:val="decimal"/>
+      <w:lvlText w:val="%9."/>
+      <w:lvlJc w:val="left"/>
+      <w:pPr>
+        <w:ind w:left="6480" w:hanging="360"/>
+      </w:pPr>
+    </w:lvl>
+  </w:abstractNum>
+  <w:abstractNum w:abstractNumId="99416">
+    <w:nsid w:val="00A99416"/>
+    <w:multiLevelType w:val="multilevel"/>
+    <w:lvl w:ilvl="0">
+      <w:start w:val="6"/>
+      <w:numFmt w:val="decimal"/>
+      <w:lvlText w:val="%1."/>
+      <w:lvlJc w:val="left"/>
+      <w:pPr>
+        <w:ind w:left="720" w:hanging="360"/>
+      </w:pPr>
+    </w:lvl>
+    <w:lvl w:ilvl="1">
+      <w:start w:val="6"/>
+      <w:numFmt w:val="decimal"/>
+      <w:lvlText w:val="%2."/>
+      <w:lvlJc w:val="left"/>
+      <w:pPr>
+        <w:ind w:left="1440" w:hanging="360"/>
+      </w:pPr>
+    </w:lvl>
+    <w:lvl w:ilvl="2">
+      <w:start w:val="6"/>
+      <w:numFmt w:val="decimal"/>
+      <w:lvlText w:val="%3."/>
+      <w:lvlJc w:val="left"/>
+      <w:pPr>
+        <w:ind w:left="2160" w:hanging="360"/>
+      </w:pPr>
+    </w:lvl>
+    <w:lvl w:ilvl="3">
+      <w:start w:val="6"/>
+      <w:numFmt w:val="decimal"/>
+      <w:lvlText w:val="%4."/>
+      <w:lvlJc w:val="left"/>
+      <w:pPr>
+        <w:ind w:left="2880" w:hanging="360"/>
+      </w:pPr>
+    </w:lvl>
+    <w:lvl w:ilvl="4">
+      <w:start w:val="6"/>
+      <w:numFmt w:val="decimal"/>
+      <w:lvlText w:val="%5."/>
+      <w:lvlJc w:val="left"/>
+      <w:pPr>
+        <w:ind w:left="3600" w:hanging="360"/>
+      </w:pPr>
+    </w:lvl>
+    <w:lvl w:ilvl="5">
+      <w:start w:val="6"/>
+      <w:numFmt w:val="decimal"/>
+      <w:lvlText w:val="%6."/>
+      <w:lvlJc w:val="left"/>
+      <w:pPr>
+        <w:ind w:left="4320" w:hanging="360"/>
+      </w:pPr>
+    </w:lvl>
+    <w:lvl w:ilvl="6">
+      <w:start w:val="6"/>
+      <w:numFmt w:val="decimal"/>
+      <w:lvlText w:val="%7."/>
+      <w:lvlJc w:val="left"/>
+      <w:pPr>
+        <w:ind w:left="5040" w:hanging="360"/>
+      </w:pPr>
+    </w:lvl>
+    <w:lvl w:ilvl="7">
+      <w:start w:val="6"/>
+      <w:numFmt w:val="decimal"/>
+      <w:lvlText w:val="%8."/>
+      <w:lvlJc w:val="left"/>
+      <w:pPr>
+        <w:ind w:left="5760" w:hanging="360"/>
+      </w:pPr>
+    </w:lvl>
+    <w:lvl w:ilvl="8">
+      <w:start w:val="6"/>
       <w:numFmt w:val="decimal"/>
       <w:lvlText w:val="%9."/>
       <w:lvlJc w:val="left"/>
@@ -23954,6 +24257,176 @@
     </w:lvl>
     <w:lvl w:ilvl="8">
       <w:start w:val="7"/>
+      <w:numFmt w:val="decimal"/>
+      <w:lvlText w:val="%9."/>
+      <w:lvlJc w:val="left"/>
+      <w:pPr>
+        <w:ind w:left="6480" w:hanging="360"/>
+      </w:pPr>
+    </w:lvl>
+  </w:abstractNum>
+  <w:abstractNum w:abstractNumId="99418">
+    <w:nsid w:val="00A99418"/>
+    <w:multiLevelType w:val="multilevel"/>
+    <w:lvl w:ilvl="0">
+      <w:start w:val="8"/>
+      <w:numFmt w:val="decimal"/>
+      <w:lvlText w:val="%1."/>
+      <w:lvlJc w:val="left"/>
+      <w:pPr>
+        <w:ind w:left="720" w:hanging="360"/>
+      </w:pPr>
+    </w:lvl>
+    <w:lvl w:ilvl="1">
+      <w:start w:val="8"/>
+      <w:numFmt w:val="decimal"/>
+      <w:lvlText w:val="%2."/>
+      <w:lvlJc w:val="left"/>
+      <w:pPr>
+        <w:ind w:left="1440" w:hanging="360"/>
+      </w:pPr>
+    </w:lvl>
+    <w:lvl w:ilvl="2">
+      <w:start w:val="8"/>
+      <w:numFmt w:val="decimal"/>
+      <w:lvlText w:val="%3."/>
+      <w:lvlJc w:val="left"/>
+      <w:pPr>
+        <w:ind w:left="2160" w:hanging="360"/>
+      </w:pPr>
+    </w:lvl>
+    <w:lvl w:ilvl="3">
+      <w:start w:val="8"/>
+      <w:numFmt w:val="decimal"/>
+      <w:lvlText w:val="%4."/>
+      <w:lvlJc w:val="left"/>
+      <w:pPr>
+        <w:ind w:left="2880" w:hanging="360"/>
+      </w:pPr>
+    </w:lvl>
+    <w:lvl w:ilvl="4">
+      <w:start w:val="8"/>
+      <w:numFmt w:val="decimal"/>
+      <w:lvlText w:val="%5."/>
+      <w:lvlJc w:val="left"/>
+      <w:pPr>
+        <w:ind w:left="3600" w:hanging="360"/>
+      </w:pPr>
+    </w:lvl>
+    <w:lvl w:ilvl="5">
+      <w:start w:val="8"/>
+      <w:numFmt w:val="decimal"/>
+      <w:lvlText w:val="%6."/>
+      <w:lvlJc w:val="left"/>
+      <w:pPr>
+        <w:ind w:left="4320" w:hanging="360"/>
+      </w:pPr>
+    </w:lvl>
+    <w:lvl w:ilvl="6">
+      <w:start w:val="8"/>
+      <w:numFmt w:val="decimal"/>
+      <w:lvlText w:val="%7."/>
+      <w:lvlJc w:val="left"/>
+      <w:pPr>
+        <w:ind w:left="5040" w:hanging="360"/>
+      </w:pPr>
+    </w:lvl>
+    <w:lvl w:ilvl="7">
+      <w:start w:val="8"/>
+      <w:numFmt w:val="decimal"/>
+      <w:lvlText w:val="%8."/>
+      <w:lvlJc w:val="left"/>
+      <w:pPr>
+        <w:ind w:left="5760" w:hanging="360"/>
+      </w:pPr>
+    </w:lvl>
+    <w:lvl w:ilvl="8">
+      <w:start w:val="8"/>
+      <w:numFmt w:val="decimal"/>
+      <w:lvlText w:val="%9."/>
+      <w:lvlJc w:val="left"/>
+      <w:pPr>
+        <w:ind w:left="6480" w:hanging="360"/>
+      </w:pPr>
+    </w:lvl>
+  </w:abstractNum>
+  <w:abstractNum w:abstractNumId="99419">
+    <w:nsid w:val="00A99419"/>
+    <w:multiLevelType w:val="multilevel"/>
+    <w:lvl w:ilvl="0">
+      <w:start w:val="9"/>
+      <w:numFmt w:val="decimal"/>
+      <w:lvlText w:val="%1."/>
+      <w:lvlJc w:val="left"/>
+      <w:pPr>
+        <w:ind w:left="720" w:hanging="360"/>
+      </w:pPr>
+    </w:lvl>
+    <w:lvl w:ilvl="1">
+      <w:start w:val="9"/>
+      <w:numFmt w:val="decimal"/>
+      <w:lvlText w:val="%2."/>
+      <w:lvlJc w:val="left"/>
+      <w:pPr>
+        <w:ind w:left="1440" w:hanging="360"/>
+      </w:pPr>
+    </w:lvl>
+    <w:lvl w:ilvl="2">
+      <w:start w:val="9"/>
+      <w:numFmt w:val="decimal"/>
+      <w:lvlText w:val="%3."/>
+      <w:lvlJc w:val="left"/>
+      <w:pPr>
+        <w:ind w:left="2160" w:hanging="360"/>
+      </w:pPr>
+    </w:lvl>
+    <w:lvl w:ilvl="3">
+      <w:start w:val="9"/>
+      <w:numFmt w:val="decimal"/>
+      <w:lvlText w:val="%4."/>
+      <w:lvlJc w:val="left"/>
+      <w:pPr>
+        <w:ind w:left="2880" w:hanging="360"/>
+      </w:pPr>
+    </w:lvl>
+    <w:lvl w:ilvl="4">
+      <w:start w:val="9"/>
+      <w:numFmt w:val="decimal"/>
+      <w:lvlText w:val="%5."/>
+      <w:lvlJc w:val="left"/>
+      <w:pPr>
+        <w:ind w:left="3600" w:hanging="360"/>
+      </w:pPr>
+    </w:lvl>
+    <w:lvl w:ilvl="5">
+      <w:start w:val="9"/>
+      <w:numFmt w:val="decimal"/>
+      <w:lvlText w:val="%6."/>
+      <w:lvlJc w:val="left"/>
+      <w:pPr>
+        <w:ind w:left="4320" w:hanging="360"/>
+      </w:pPr>
+    </w:lvl>
+    <w:lvl w:ilvl="6">
+      <w:start w:val="9"/>
+      <w:numFmt w:val="decimal"/>
+      <w:lvlText w:val="%7."/>
+      <w:lvlJc w:val="left"/>
+      <w:pPr>
+        <w:ind w:left="5040" w:hanging="360"/>
+      </w:pPr>
+    </w:lvl>
+    <w:lvl w:ilvl="7">
+      <w:start w:val="9"/>
+      <w:numFmt w:val="decimal"/>
+      <w:lvlText w:val="%8."/>
+      <w:lvlJc w:val="left"/>
+      <w:pPr>
+        <w:ind w:left="5760" w:hanging="360"/>
+      </w:pPr>
+    </w:lvl>
+    <w:lvl w:ilvl="8">
+      <w:start w:val="9"/>
       <w:numFmt w:val="decimal"/>
       <w:lvlText w:val="%9."/>
       <w:lvlJc w:val="left"/>
@@ -24248,6 +24721,36 @@
     </w:lvlOverride>
   </w:num>
   <w:num w:numId="1014">
+    <w:abstractNumId w:val="99412"/>
+    <w:lvlOverride w:ilvl="0">
+      <w:startOverride w:val="2"/>
+    </w:lvlOverride>
+    <w:lvlOverride w:ilvl="1">
+      <w:startOverride w:val="2"/>
+    </w:lvlOverride>
+    <w:lvlOverride w:ilvl="2">
+      <w:startOverride w:val="2"/>
+    </w:lvlOverride>
+    <w:lvlOverride w:ilvl="3">
+      <w:startOverride w:val="2"/>
+    </w:lvlOverride>
+    <w:lvlOverride w:ilvl="4">
+      <w:startOverride w:val="2"/>
+    </w:lvlOverride>
+    <w:lvlOverride w:ilvl="5">
+      <w:startOverride w:val="2"/>
+    </w:lvlOverride>
+    <w:lvlOverride w:ilvl="6">
+      <w:startOverride w:val="2"/>
+    </w:lvlOverride>
+    <w:lvlOverride w:ilvl="7">
+      <w:startOverride w:val="2"/>
+    </w:lvlOverride>
+    <w:lvlOverride w:ilvl="8">
+      <w:startOverride w:val="2"/>
+    </w:lvlOverride>
+  </w:num>
+  <w:num w:numId="1015">
     <w:abstractNumId w:val="99431"/>
     <w:lvlOverride w:ilvl="0">
       <w:startOverride w:val="1"/>
@@ -24277,7 +24780,37 @@
       <w:startOverride w:val="1"/>
     </w:lvlOverride>
   </w:num>
-  <w:num w:numId="1015">
+  <w:num w:numId="1016">
+    <w:abstractNumId w:val="99413"/>
+    <w:lvlOverride w:ilvl="0">
+      <w:startOverride w:val="3"/>
+    </w:lvlOverride>
+    <w:lvlOverride w:ilvl="1">
+      <w:startOverride w:val="3"/>
+    </w:lvlOverride>
+    <w:lvlOverride w:ilvl="2">
+      <w:startOverride w:val="3"/>
+    </w:lvlOverride>
+    <w:lvlOverride w:ilvl="3">
+      <w:startOverride w:val="3"/>
+    </w:lvlOverride>
+    <w:lvlOverride w:ilvl="4">
+      <w:startOverride w:val="3"/>
+    </w:lvlOverride>
+    <w:lvlOverride w:ilvl="5">
+      <w:startOverride w:val="3"/>
+    </w:lvlOverride>
+    <w:lvlOverride w:ilvl="6">
+      <w:startOverride w:val="3"/>
+    </w:lvlOverride>
+    <w:lvlOverride w:ilvl="7">
+      <w:startOverride w:val="3"/>
+    </w:lvlOverride>
+    <w:lvlOverride w:ilvl="8">
+      <w:startOverride w:val="3"/>
+    </w:lvlOverride>
+  </w:num>
+  <w:num w:numId="1017">
     <w:abstractNumId w:val="99414"/>
     <w:lvlOverride w:ilvl="0">
       <w:startOverride w:val="4"/>
@@ -24307,7 +24840,7 @@
       <w:startOverride w:val="4"/>
     </w:lvlOverride>
   </w:num>
-  <w:num w:numId="1016">
+  <w:num w:numId="1018">
     <w:abstractNumId w:val="99431"/>
     <w:lvlOverride w:ilvl="0">
       <w:startOverride w:val="1"/>
@@ -24337,7 +24870,37 @@
       <w:startOverride w:val="1"/>
     </w:lvlOverride>
   </w:num>
-  <w:num w:numId="1017">
+  <w:num w:numId="1019">
+    <w:abstractNumId w:val="99415"/>
+    <w:lvlOverride w:ilvl="0">
+      <w:startOverride w:val="5"/>
+    </w:lvlOverride>
+    <w:lvlOverride w:ilvl="1">
+      <w:startOverride w:val="5"/>
+    </w:lvlOverride>
+    <w:lvlOverride w:ilvl="2">
+      <w:startOverride w:val="5"/>
+    </w:lvlOverride>
+    <w:lvlOverride w:ilvl="3">
+      <w:startOverride w:val="5"/>
+    </w:lvlOverride>
+    <w:lvlOverride w:ilvl="4">
+      <w:startOverride w:val="5"/>
+    </w:lvlOverride>
+    <w:lvlOverride w:ilvl="5">
+      <w:startOverride w:val="5"/>
+    </w:lvlOverride>
+    <w:lvlOverride w:ilvl="6">
+      <w:startOverride w:val="5"/>
+    </w:lvlOverride>
+    <w:lvlOverride w:ilvl="7">
+      <w:startOverride w:val="5"/>
+    </w:lvlOverride>
+    <w:lvlOverride w:ilvl="8">
+      <w:startOverride w:val="5"/>
+    </w:lvlOverride>
+  </w:num>
+  <w:num w:numId="1020">
     <w:abstractNumId w:val="99431"/>
     <w:lvlOverride w:ilvl="0">
       <w:startOverride w:val="1"/>
@@ -24367,7 +24930,37 @@
       <w:startOverride w:val="1"/>
     </w:lvlOverride>
   </w:num>
-  <w:num w:numId="1018">
+  <w:num w:numId="1021">
+    <w:abstractNumId w:val="99416"/>
+    <w:lvlOverride w:ilvl="0">
+      <w:startOverride w:val="6"/>
+    </w:lvlOverride>
+    <w:lvlOverride w:ilvl="1">
+      <w:startOverride w:val="6"/>
+    </w:lvlOverride>
+    <w:lvlOverride w:ilvl="2">
+      <w:startOverride w:val="6"/>
+    </w:lvlOverride>
+    <w:lvlOverride w:ilvl="3">
+      <w:startOverride w:val="6"/>
+    </w:lvlOverride>
+    <w:lvlOverride w:ilvl="4">
+      <w:startOverride w:val="6"/>
+    </w:lvlOverride>
+    <w:lvlOverride w:ilvl="5">
+      <w:startOverride w:val="6"/>
+    </w:lvlOverride>
+    <w:lvlOverride w:ilvl="6">
+      <w:startOverride w:val="6"/>
+    </w:lvlOverride>
+    <w:lvlOverride w:ilvl="7">
+      <w:startOverride w:val="6"/>
+    </w:lvlOverride>
+    <w:lvlOverride w:ilvl="8">
+      <w:startOverride w:val="6"/>
+    </w:lvlOverride>
+  </w:num>
+  <w:num w:numId="1022">
     <w:abstractNumId w:val="99417"/>
     <w:lvlOverride w:ilvl="0">
       <w:startOverride w:val="7"/>
@@ -24397,190 +24990,70 @@
       <w:startOverride w:val="7"/>
     </w:lvlOverride>
   </w:num>
-  <w:num w:numId="1019">
+  <w:num w:numId="1023">
     <w:abstractNumId w:val="991"/>
   </w:num>
-  <w:num w:numId="1020">
-    <w:abstractNumId w:val="991"/>
-  </w:num>
-  <w:num w:numId="1021">
-    <w:abstractNumId w:val="99431"/>
+  <w:num w:numId="1024">
+    <w:abstractNumId w:val="99418"/>
     <w:lvlOverride w:ilvl="0">
-      <w:startOverride w:val="1"/>
+      <w:startOverride w:val="8"/>
     </w:lvlOverride>
     <w:lvlOverride w:ilvl="1">
-      <w:startOverride w:val="1"/>
+      <w:startOverride w:val="8"/>
     </w:lvlOverride>
     <w:lvlOverride w:ilvl="2">
-      <w:startOverride w:val="1"/>
+      <w:startOverride w:val="8"/>
     </w:lvlOverride>
     <w:lvlOverride w:ilvl="3">
-      <w:startOverride w:val="1"/>
+      <w:startOverride w:val="8"/>
     </w:lvlOverride>
     <w:lvlOverride w:ilvl="4">
-      <w:startOverride w:val="1"/>
+      <w:startOverride w:val="8"/>
     </w:lvlOverride>
     <w:lvlOverride w:ilvl="5">
-      <w:startOverride w:val="1"/>
+      <w:startOverride w:val="8"/>
     </w:lvlOverride>
     <w:lvlOverride w:ilvl="6">
-      <w:startOverride w:val="1"/>
+      <w:startOverride w:val="8"/>
     </w:lvlOverride>
     <w:lvlOverride w:ilvl="7">
-      <w:startOverride w:val="1"/>
+      <w:startOverride w:val="8"/>
     </w:lvlOverride>
     <w:lvlOverride w:ilvl="8">
-      <w:startOverride w:val="1"/>
-    </w:lvlOverride>
-  </w:num>
-  <w:num w:numId="1022">
-    <w:abstractNumId w:val="99411"/>
-    <w:lvlOverride w:ilvl="0">
-      <w:startOverride w:val="1"/>
-    </w:lvlOverride>
-    <w:lvlOverride w:ilvl="1">
-      <w:startOverride w:val="1"/>
-    </w:lvlOverride>
-    <w:lvlOverride w:ilvl="2">
-      <w:startOverride w:val="1"/>
-    </w:lvlOverride>
-    <w:lvlOverride w:ilvl="3">
-      <w:startOverride w:val="1"/>
-    </w:lvlOverride>
-    <w:lvlOverride w:ilvl="4">
-      <w:startOverride w:val="1"/>
-    </w:lvlOverride>
-    <w:lvlOverride w:ilvl="5">
-      <w:startOverride w:val="1"/>
-    </w:lvlOverride>
-    <w:lvlOverride w:ilvl="6">
-      <w:startOverride w:val="1"/>
-    </w:lvlOverride>
-    <w:lvlOverride w:ilvl="7">
-      <w:startOverride w:val="1"/>
-    </w:lvlOverride>
-    <w:lvlOverride w:ilvl="8">
-      <w:startOverride w:val="1"/>
-    </w:lvlOverride>
-  </w:num>
-  <w:num w:numId="1023">
-    <w:abstractNumId w:val="99431"/>
-    <w:lvlOverride w:ilvl="0">
-      <w:startOverride w:val="1"/>
-    </w:lvlOverride>
-    <w:lvlOverride w:ilvl="1">
-      <w:startOverride w:val="1"/>
-    </w:lvlOverride>
-    <w:lvlOverride w:ilvl="2">
-      <w:startOverride w:val="1"/>
-    </w:lvlOverride>
-    <w:lvlOverride w:ilvl="3">
-      <w:startOverride w:val="1"/>
-    </w:lvlOverride>
-    <w:lvlOverride w:ilvl="4">
-      <w:startOverride w:val="1"/>
-    </w:lvlOverride>
-    <w:lvlOverride w:ilvl="5">
-      <w:startOverride w:val="1"/>
-    </w:lvlOverride>
-    <w:lvlOverride w:ilvl="6">
-      <w:startOverride w:val="1"/>
-    </w:lvlOverride>
-    <w:lvlOverride w:ilvl="7">
-      <w:startOverride w:val="1"/>
-    </w:lvlOverride>
-    <w:lvlOverride w:ilvl="8">
-      <w:startOverride w:val="1"/>
-    </w:lvlOverride>
-  </w:num>
-  <w:num w:numId="1024">
-    <w:abstractNumId w:val="99431"/>
-    <w:lvlOverride w:ilvl="0">
-      <w:startOverride w:val="1"/>
-    </w:lvlOverride>
-    <w:lvlOverride w:ilvl="1">
-      <w:startOverride w:val="1"/>
-    </w:lvlOverride>
-    <w:lvlOverride w:ilvl="2">
-      <w:startOverride w:val="1"/>
-    </w:lvlOverride>
-    <w:lvlOverride w:ilvl="3">
-      <w:startOverride w:val="1"/>
-    </w:lvlOverride>
-    <w:lvlOverride w:ilvl="4">
-      <w:startOverride w:val="1"/>
-    </w:lvlOverride>
-    <w:lvlOverride w:ilvl="5">
-      <w:startOverride w:val="1"/>
-    </w:lvlOverride>
-    <w:lvlOverride w:ilvl="6">
-      <w:startOverride w:val="1"/>
-    </w:lvlOverride>
-    <w:lvlOverride w:ilvl="7">
-      <w:startOverride w:val="1"/>
-    </w:lvlOverride>
-    <w:lvlOverride w:ilvl="8">
-      <w:startOverride w:val="1"/>
+      <w:startOverride w:val="8"/>
     </w:lvlOverride>
   </w:num>
   <w:num w:numId="1025">
-    <w:abstractNumId w:val="99414"/>
+    <w:abstractNumId w:val="991"/>
+  </w:num>
+  <w:num w:numId="1026">
+    <w:abstractNumId w:val="99419"/>
     <w:lvlOverride w:ilvl="0">
-      <w:startOverride w:val="4"/>
+      <w:startOverride w:val="9"/>
     </w:lvlOverride>
     <w:lvlOverride w:ilvl="1">
-      <w:startOverride w:val="4"/>
+      <w:startOverride w:val="9"/>
     </w:lvlOverride>
     <w:lvlOverride w:ilvl="2">
-      <w:startOverride w:val="4"/>
+      <w:startOverride w:val="9"/>
     </w:lvlOverride>
     <w:lvlOverride w:ilvl="3">
-      <w:startOverride w:val="4"/>
+      <w:startOverride w:val="9"/>
     </w:lvlOverride>
     <w:lvlOverride w:ilvl="4">
-      <w:startOverride w:val="4"/>
+      <w:startOverride w:val="9"/>
     </w:lvlOverride>
     <w:lvlOverride w:ilvl="5">
-      <w:startOverride w:val="4"/>
+      <w:startOverride w:val="9"/>
     </w:lvlOverride>
     <w:lvlOverride w:ilvl="6">
-      <w:startOverride w:val="4"/>
+      <w:startOverride w:val="9"/>
     </w:lvlOverride>
     <w:lvlOverride w:ilvl="7">
-      <w:startOverride w:val="4"/>
+      <w:startOverride w:val="9"/>
     </w:lvlOverride>
     <w:lvlOverride w:ilvl="8">
-      <w:startOverride w:val="4"/>
-    </w:lvlOverride>
-  </w:num>
-  <w:num w:numId="1026">
-    <w:abstractNumId w:val="99417"/>
-    <w:lvlOverride w:ilvl="0">
-      <w:startOverride w:val="7"/>
-    </w:lvlOverride>
-    <w:lvlOverride w:ilvl="1">
-      <w:startOverride w:val="7"/>
-    </w:lvlOverride>
-    <w:lvlOverride w:ilvl="2">
-      <w:startOverride w:val="7"/>
-    </w:lvlOverride>
-    <w:lvlOverride w:ilvl="3">
-      <w:startOverride w:val="7"/>
-    </w:lvlOverride>
-    <w:lvlOverride w:ilvl="4">
-      <w:startOverride w:val="7"/>
-    </w:lvlOverride>
-    <w:lvlOverride w:ilvl="5">
-      <w:startOverride w:val="7"/>
-    </w:lvlOverride>
-    <w:lvlOverride w:ilvl="6">
-      <w:startOverride w:val="7"/>
-    </w:lvlOverride>
-    <w:lvlOverride w:ilvl="7">
-      <w:startOverride w:val="7"/>
-    </w:lvlOverride>
-    <w:lvlOverride w:ilvl="8">
-      <w:startOverride w:val="7"/>
+      <w:startOverride w:val="9"/>
     </w:lvlOverride>
   </w:num>
   <w:num w:numId="1027">
@@ -24614,6 +25087,186 @@
     </w:lvlOverride>
   </w:num>
   <w:num w:numId="1028">
+    <w:abstractNumId w:val="99411"/>
+    <w:lvlOverride w:ilvl="0">
+      <w:startOverride w:val="1"/>
+    </w:lvlOverride>
+    <w:lvlOverride w:ilvl="1">
+      <w:startOverride w:val="1"/>
+    </w:lvlOverride>
+    <w:lvlOverride w:ilvl="2">
+      <w:startOverride w:val="1"/>
+    </w:lvlOverride>
+    <w:lvlOverride w:ilvl="3">
+      <w:startOverride w:val="1"/>
+    </w:lvlOverride>
+    <w:lvlOverride w:ilvl="4">
+      <w:startOverride w:val="1"/>
+    </w:lvlOverride>
+    <w:lvlOverride w:ilvl="5">
+      <w:startOverride w:val="1"/>
+    </w:lvlOverride>
+    <w:lvlOverride w:ilvl="6">
+      <w:startOverride w:val="1"/>
+    </w:lvlOverride>
+    <w:lvlOverride w:ilvl="7">
+      <w:startOverride w:val="1"/>
+    </w:lvlOverride>
+    <w:lvlOverride w:ilvl="8">
+      <w:startOverride w:val="1"/>
+    </w:lvlOverride>
+  </w:num>
+  <w:num w:numId="1029">
+    <w:abstractNumId w:val="99431"/>
+    <w:lvlOverride w:ilvl="0">
+      <w:startOverride w:val="1"/>
+    </w:lvlOverride>
+    <w:lvlOverride w:ilvl="1">
+      <w:startOverride w:val="1"/>
+    </w:lvlOverride>
+    <w:lvlOverride w:ilvl="2">
+      <w:startOverride w:val="1"/>
+    </w:lvlOverride>
+    <w:lvlOverride w:ilvl="3">
+      <w:startOverride w:val="1"/>
+    </w:lvlOverride>
+    <w:lvlOverride w:ilvl="4">
+      <w:startOverride w:val="1"/>
+    </w:lvlOverride>
+    <w:lvlOverride w:ilvl="5">
+      <w:startOverride w:val="1"/>
+    </w:lvlOverride>
+    <w:lvlOverride w:ilvl="6">
+      <w:startOverride w:val="1"/>
+    </w:lvlOverride>
+    <w:lvlOverride w:ilvl="7">
+      <w:startOverride w:val="1"/>
+    </w:lvlOverride>
+    <w:lvlOverride w:ilvl="8">
+      <w:startOverride w:val="1"/>
+    </w:lvlOverride>
+  </w:num>
+  <w:num w:numId="1030">
+    <w:abstractNumId w:val="99431"/>
+    <w:lvlOverride w:ilvl="0">
+      <w:startOverride w:val="1"/>
+    </w:lvlOverride>
+    <w:lvlOverride w:ilvl="1">
+      <w:startOverride w:val="1"/>
+    </w:lvlOverride>
+    <w:lvlOverride w:ilvl="2">
+      <w:startOverride w:val="1"/>
+    </w:lvlOverride>
+    <w:lvlOverride w:ilvl="3">
+      <w:startOverride w:val="1"/>
+    </w:lvlOverride>
+    <w:lvlOverride w:ilvl="4">
+      <w:startOverride w:val="1"/>
+    </w:lvlOverride>
+    <w:lvlOverride w:ilvl="5">
+      <w:startOverride w:val="1"/>
+    </w:lvlOverride>
+    <w:lvlOverride w:ilvl="6">
+      <w:startOverride w:val="1"/>
+    </w:lvlOverride>
+    <w:lvlOverride w:ilvl="7">
+      <w:startOverride w:val="1"/>
+    </w:lvlOverride>
+    <w:lvlOverride w:ilvl="8">
+      <w:startOverride w:val="1"/>
+    </w:lvlOverride>
+  </w:num>
+  <w:num w:numId="1031">
+    <w:abstractNumId w:val="99414"/>
+    <w:lvlOverride w:ilvl="0">
+      <w:startOverride w:val="4"/>
+    </w:lvlOverride>
+    <w:lvlOverride w:ilvl="1">
+      <w:startOverride w:val="4"/>
+    </w:lvlOverride>
+    <w:lvlOverride w:ilvl="2">
+      <w:startOverride w:val="4"/>
+    </w:lvlOverride>
+    <w:lvlOverride w:ilvl="3">
+      <w:startOverride w:val="4"/>
+    </w:lvlOverride>
+    <w:lvlOverride w:ilvl="4">
+      <w:startOverride w:val="4"/>
+    </w:lvlOverride>
+    <w:lvlOverride w:ilvl="5">
+      <w:startOverride w:val="4"/>
+    </w:lvlOverride>
+    <w:lvlOverride w:ilvl="6">
+      <w:startOverride w:val="4"/>
+    </w:lvlOverride>
+    <w:lvlOverride w:ilvl="7">
+      <w:startOverride w:val="4"/>
+    </w:lvlOverride>
+    <w:lvlOverride w:ilvl="8">
+      <w:startOverride w:val="4"/>
+    </w:lvlOverride>
+  </w:num>
+  <w:num w:numId="1032">
+    <w:abstractNumId w:val="99417"/>
+    <w:lvlOverride w:ilvl="0">
+      <w:startOverride w:val="7"/>
+    </w:lvlOverride>
+    <w:lvlOverride w:ilvl="1">
+      <w:startOverride w:val="7"/>
+    </w:lvlOverride>
+    <w:lvlOverride w:ilvl="2">
+      <w:startOverride w:val="7"/>
+    </w:lvlOverride>
+    <w:lvlOverride w:ilvl="3">
+      <w:startOverride w:val="7"/>
+    </w:lvlOverride>
+    <w:lvlOverride w:ilvl="4">
+      <w:startOverride w:val="7"/>
+    </w:lvlOverride>
+    <w:lvlOverride w:ilvl="5">
+      <w:startOverride w:val="7"/>
+    </w:lvlOverride>
+    <w:lvlOverride w:ilvl="6">
+      <w:startOverride w:val="7"/>
+    </w:lvlOverride>
+    <w:lvlOverride w:ilvl="7">
+      <w:startOverride w:val="7"/>
+    </w:lvlOverride>
+    <w:lvlOverride w:ilvl="8">
+      <w:startOverride w:val="7"/>
+    </w:lvlOverride>
+  </w:num>
+  <w:num w:numId="1033">
+    <w:abstractNumId w:val="99431"/>
+    <w:lvlOverride w:ilvl="0">
+      <w:startOverride w:val="1"/>
+    </w:lvlOverride>
+    <w:lvlOverride w:ilvl="1">
+      <w:startOverride w:val="1"/>
+    </w:lvlOverride>
+    <w:lvlOverride w:ilvl="2">
+      <w:startOverride w:val="1"/>
+    </w:lvlOverride>
+    <w:lvlOverride w:ilvl="3">
+      <w:startOverride w:val="1"/>
+    </w:lvlOverride>
+    <w:lvlOverride w:ilvl="4">
+      <w:startOverride w:val="1"/>
+    </w:lvlOverride>
+    <w:lvlOverride w:ilvl="5">
+      <w:startOverride w:val="1"/>
+    </w:lvlOverride>
+    <w:lvlOverride w:ilvl="6">
+      <w:startOverride w:val="1"/>
+    </w:lvlOverride>
+    <w:lvlOverride w:ilvl="7">
+      <w:startOverride w:val="1"/>
+    </w:lvlOverride>
+    <w:lvlOverride w:ilvl="8">
+      <w:startOverride w:val="1"/>
+    </w:lvlOverride>
+  </w:num>
+  <w:num w:numId="1034">
     <w:abstractNumId w:val="991"/>
   </w:num>
 </w:numbering>

--- a/00-首页/学生讲义Word/元素周期表与周期律-超级充实版（自学完整）.docx
+++ b/00-首页/学生讲义Word/元素周期表与周期律-超级充实版（自学完整）.docx
@@ -2,7 +2,7 @@
 <file path=word/document.xml><?xml version="1.0" encoding="utf-8"?>
 <w:document xmlns:w="http://schemas.openxmlformats.org/wordprocessingml/2006/main" xmlns:m="http://schemas.openxmlformats.org/officeDocument/2006/math" xmlns:r="http://schemas.openxmlformats.org/officeDocument/2006/relationships" xmlns:o="urn:schemas-microsoft-com:office:office" xmlns:v="urn:schemas-microsoft-com:vml" xmlns:w10="urn:schemas-microsoft-com:office:word" xmlns:a="http://schemas.openxmlformats.org/drawingml/2006/main" xmlns:pic="http://schemas.openxmlformats.org/drawingml/2006/picture" xmlns:wp="http://schemas.openxmlformats.org/drawingml/2006/wordprocessingDrawing">
   <w:body>
-    <w:bookmarkStart w:id="65" w:name="元素周期表与元素周期律-超级充实版"/>
+    <w:bookmarkStart w:id="65" w:name="元素周期表与元素周期律"/>
     <w:p>
       <w:pPr>
         <w:pStyle w:val="Heading1"/>
@@ -14,18 +14,6 @@
           <w:rFonts w:hint="eastAsia" w:ascii="Times New Roman" w:hAnsi="Times New Roman" w:eastAsia="SimHei" w:cs="Times New Roman"/>
         </w:rPr>
         <w:t xml:space="preserve">元素周期表与元素周期律</w:t>
-      </w:r>
-      <w:r>
-        <w:rPr>
-          <w:rFonts w:ascii="Times New Roman" w:hAnsi="Times New Roman" w:eastAsia="Times New Roman" w:cs="Times New Roman"/>
-        </w:rPr>
-        <w:t xml:space="preserve"> · </w:t>
-      </w:r>
-      <w:r>
-        <w:rPr>
-          <w:rFonts w:hint="eastAsia" w:ascii="Times New Roman" w:hAnsi="Times New Roman" w:eastAsia="SimHei" w:cs="Times New Roman"/>
-        </w:rPr>
-        <w:t xml:space="preserve">超级充实版</w:t>
       </w:r>
     </w:p>
     <w:p>
@@ -5538,7 +5526,7 @@
               <a:graphicData uri="http://schemas.openxmlformats.org/drawingml/2006/picture">
                 <pic:pic>
                   <pic:nvPicPr>
-                    <pic:cNvPr descr="media/periodic_table_blocks.png" id="14" name="Picture"/>
+                    <pic:cNvPr descr="d7b77637ad60a77012788e81b3baa7d751140f459589d56f86bbc3487b7cae6c.png" id="14" name="Picture"/>
                     <pic:cNvPicPr>
                       <a:picLocks noChangeArrowheads="1" noChangeAspect="1"/>
                     </pic:cNvPicPr>
@@ -5617,7 +5605,7 @@
           <w:iCs/>
           <w:sz w:val="21"/>
         </w:rPr>
-        <w:t>——s</w:t>
+        <w:t>：s</w:t>
       </w:r>
       <w:r>
         <w:rPr>
@@ -5647,7 +5635,7 @@
           <w:iCs/>
           <w:sz w:val="21"/>
         </w:rPr>
-        <w:t>第</w:t>
+        <w:t>粉</w:t>
       </w:r>
       <w:r>
         <w:rPr>
@@ -5657,7 +5645,7 @@
           <w:iCs/>
           <w:sz w:val="21"/>
         </w:rPr>
-        <w:t>1-2</w:t>
+        <w:t>)、p</w:t>
       </w:r>
       <w:r>
         <w:rPr>
@@ -5667,7 +5655,7 @@
           <w:iCs/>
           <w:sz w:val="21"/>
         </w:rPr>
-        <w:t>列</w:t>
+        <w:t>区</w:t>
       </w:r>
       <w:r>
         <w:rPr>
@@ -5677,7 +5665,7 @@
           <w:iCs/>
           <w:sz w:val="21"/>
         </w:rPr>
-        <w:t>，</w:t>
+        <w:t>(</w:t>
       </w:r>
       <w:r>
         <w:rPr>
@@ -5687,7 +5675,7 @@
           <w:iCs/>
           <w:sz w:val="21"/>
         </w:rPr>
-        <w:t>粉色</w:t>
+        <w:t>黄</w:t>
       </w:r>
       <w:r>
         <w:rPr>
@@ -5697,7 +5685,7 @@
           <w:iCs/>
           <w:sz w:val="21"/>
         </w:rPr>
-        <w:t>)、p</w:t>
+        <w:t>)、d</w:t>
       </w:r>
       <w:r>
         <w:rPr>
@@ -5727,7 +5715,7 @@
           <w:iCs/>
           <w:sz w:val="21"/>
         </w:rPr>
-        <w:t>第</w:t>
+        <w:t>蓝</w:t>
       </w:r>
       <w:r>
         <w:rPr>
@@ -5737,7 +5725,7 @@
           <w:iCs/>
           <w:sz w:val="21"/>
         </w:rPr>
-        <w:t>13-18</w:t>
+        <w:t>)、f</w:t>
       </w:r>
       <w:r>
         <w:rPr>
@@ -5747,7 +5735,7 @@
           <w:iCs/>
           <w:sz w:val="21"/>
         </w:rPr>
-        <w:t>列</w:t>
+        <w:t>区</w:t>
       </w:r>
       <w:r>
         <w:rPr>
@@ -5757,7 +5745,7 @@
           <w:iCs/>
           <w:sz w:val="21"/>
         </w:rPr>
-        <w:t>，</w:t>
+        <w:t>(</w:t>
       </w:r>
       <w:r>
         <w:rPr>
@@ -5767,7 +5755,7 @@
           <w:iCs/>
           <w:sz w:val="21"/>
         </w:rPr>
-        <w:t>黄色</w:t>
+        <w:t>绿</w:t>
       </w:r>
       <w:r>
         <w:rPr>
@@ -5777,167 +5765,7 @@
           <w:iCs/>
           <w:sz w:val="21"/>
         </w:rPr>
-        <w:t>)、d</w:t>
-      </w:r>
-      <w:r>
-        <w:rPr>
-          <w:rFonts w:hint="eastAsia" w:ascii="Times New Roman" w:hAnsi="Times New Roman" w:eastAsia="FangSong" w:cs="Times New Roman"/>
-          <w:b w:val="0"/>
-          <w:i w:val="0"/>
-          <w:iCs/>
-          <w:sz w:val="21"/>
-        </w:rPr>
-        <w:t>区</w:t>
-      </w:r>
-      <w:r>
-        <w:rPr>
-          <w:rFonts w:hint="eastAsia" w:ascii="Times New Roman" w:hAnsi="Times New Roman" w:eastAsia="FangSong" w:cs="Times New Roman"/>
-          <w:b w:val="0"/>
-          <w:i w:val="0"/>
-          <w:iCs/>
-          <w:sz w:val="21"/>
-        </w:rPr>
-        <w:t>(</w:t>
-      </w:r>
-      <w:r>
-        <w:rPr>
-          <w:rFonts w:hint="eastAsia" w:ascii="Times New Roman" w:hAnsi="Times New Roman" w:eastAsia="FangSong" w:cs="Times New Roman"/>
-          <w:b w:val="0"/>
-          <w:i w:val="0"/>
-          <w:iCs/>
-          <w:sz w:val="21"/>
-        </w:rPr>
-        <w:t>第</w:t>
-      </w:r>
-      <w:r>
-        <w:rPr>
-          <w:rFonts w:hint="eastAsia" w:ascii="Times New Roman" w:hAnsi="Times New Roman" w:eastAsia="FangSong" w:cs="Times New Roman"/>
-          <w:b w:val="0"/>
-          <w:i w:val="0"/>
-          <w:iCs/>
-          <w:sz w:val="21"/>
-        </w:rPr>
-        <w:t>3-12</w:t>
-      </w:r>
-      <w:r>
-        <w:rPr>
-          <w:rFonts w:hint="eastAsia" w:ascii="Times New Roman" w:hAnsi="Times New Roman" w:eastAsia="FangSong" w:cs="Times New Roman"/>
-          <w:b w:val="0"/>
-          <w:i w:val="0"/>
-          <w:iCs/>
-          <w:sz w:val="21"/>
-        </w:rPr>
-        <w:t>列</w:t>
-      </w:r>
-      <w:r>
-        <w:rPr>
-          <w:rFonts w:hint="eastAsia" w:ascii="Times New Roman" w:hAnsi="Times New Roman" w:eastAsia="FangSong" w:cs="Times New Roman"/>
-          <w:b w:val="0"/>
-          <w:i w:val="0"/>
-          <w:iCs/>
-          <w:sz w:val="21"/>
-        </w:rPr>
-        <w:t>，</w:t>
-      </w:r>
-      <w:r>
-        <w:rPr>
-          <w:rFonts w:hint="eastAsia" w:ascii="Times New Roman" w:hAnsi="Times New Roman" w:eastAsia="FangSong" w:cs="Times New Roman"/>
-          <w:b w:val="0"/>
-          <w:i w:val="0"/>
-          <w:iCs/>
-          <w:sz w:val="21"/>
-        </w:rPr>
-        <w:t>蓝色</w:t>
-      </w:r>
-      <w:r>
-        <w:rPr>
-          <w:rFonts w:hint="eastAsia" w:ascii="Times New Roman" w:hAnsi="Times New Roman" w:eastAsia="FangSong" w:cs="Times New Roman"/>
-          <w:b w:val="0"/>
-          <w:i w:val="0"/>
-          <w:iCs/>
-          <w:sz w:val="21"/>
-        </w:rPr>
-        <w:t>)、f</w:t>
-      </w:r>
-      <w:r>
-        <w:rPr>
-          <w:rFonts w:hint="eastAsia" w:ascii="Times New Roman" w:hAnsi="Times New Roman" w:eastAsia="FangSong" w:cs="Times New Roman"/>
-          <w:b w:val="0"/>
-          <w:i w:val="0"/>
-          <w:iCs/>
-          <w:sz w:val="21"/>
-        </w:rPr>
-        <w:t>区</w:t>
-      </w:r>
-      <w:r>
-        <w:rPr>
-          <w:rFonts w:hint="eastAsia" w:ascii="Times New Roman" w:hAnsi="Times New Roman" w:eastAsia="FangSong" w:cs="Times New Roman"/>
-          <w:b w:val="0"/>
-          <w:i w:val="0"/>
-          <w:iCs/>
-          <w:sz w:val="21"/>
-        </w:rPr>
-        <w:t>(</w:t>
-      </w:r>
-      <w:r>
-        <w:rPr>
-          <w:rFonts w:hint="eastAsia" w:ascii="Times New Roman" w:hAnsi="Times New Roman" w:eastAsia="FangSong" w:cs="Times New Roman"/>
-          <w:b w:val="0"/>
-          <w:i w:val="0"/>
-          <w:iCs/>
-          <w:sz w:val="21"/>
-        </w:rPr>
-        <w:t>镧系</w:t>
-      </w:r>
-      <w:r>
-        <w:rPr>
-          <w:rFonts w:hint="eastAsia" w:ascii="Times New Roman" w:hAnsi="Times New Roman" w:eastAsia="FangSong" w:cs="Times New Roman"/>
-          <w:b w:val="0"/>
-          <w:i w:val="0"/>
-          <w:iCs/>
-          <w:sz w:val="21"/>
-        </w:rPr>
-        <w:t>+</w:t>
-      </w:r>
-      <w:r>
-        <w:rPr>
-          <w:rFonts w:hint="eastAsia" w:ascii="Times New Roman" w:hAnsi="Times New Roman" w:eastAsia="FangSong" w:cs="Times New Roman"/>
-          <w:b w:val="0"/>
-          <w:i w:val="0"/>
-          <w:iCs/>
-          <w:sz w:val="21"/>
-        </w:rPr>
-        <w:t>锕系</w:t>
-      </w:r>
-      <w:r>
-        <w:rPr>
-          <w:rFonts w:hint="eastAsia" w:ascii="Times New Roman" w:hAnsi="Times New Roman" w:eastAsia="FangSong" w:cs="Times New Roman"/>
-          <w:b w:val="0"/>
-          <w:i w:val="0"/>
-          <w:iCs/>
-          <w:sz w:val="21"/>
-        </w:rPr>
-        <w:t>，</w:t>
-      </w:r>
-      <w:r>
-        <w:rPr>
-          <w:rFonts w:hint="eastAsia" w:ascii="Times New Roman" w:hAnsi="Times New Roman" w:eastAsia="FangSong" w:cs="Times New Roman"/>
-          <w:b w:val="0"/>
-          <w:i w:val="0"/>
-          <w:iCs/>
-          <w:sz w:val="21"/>
-        </w:rPr>
-        <w:t>绿色</w:t>
-      </w:r>
-      <w:r>
-        <w:rPr>
-          <w:rFonts w:hint="eastAsia" w:ascii="Times New Roman" w:hAnsi="Times New Roman" w:eastAsia="FangSong" w:cs="Times New Roman"/>
-          <w:b w:val="0"/>
-          <w:i w:val="0"/>
-          <w:iCs/>
-          <w:sz w:val="21"/>
-        </w:rPr>
-        <w:t>)。</w:t>
+        <w:t>)</w:t>
       </w:r>
     </w:p>
     <w:bookmarkEnd w:id="15"/>
@@ -6395,7 +6223,27 @@
               <w:rPr>
                 <w:rFonts w:ascii="Times New Roman" w:hAnsi="Times New Roman" w:eastAsia="Times New Roman" w:cs="Times New Roman"/>
               </w:rPr>
-              <w:t xml:space="preserve"> ns²np¹⁻⁶</w:t>
+              <w:t xml:space="preserve"> ns</w:t>
+            </w:r>
+            <w:r>
+              <w:rPr>
+                <w:rFonts w:ascii="Times New Roman" w:hAnsi="Times New Roman" w:eastAsia="Times New Roman" w:cs="Times New Roman"/>
+                <w:vertAlign w:val="superscript"/>
+              </w:rPr>
+              <w:t>2</w:t>
+            </w:r>
+            <w:r>
+              <w:rPr>
+                <w:rFonts w:ascii="Times New Roman" w:hAnsi="Times New Roman" w:eastAsia="Times New Roman" w:cs="Times New Roman"/>
+              </w:rPr>
+              <w:t>np</w:t>
+            </w:r>
+            <w:r>
+              <w:rPr>
+                <w:rFonts w:ascii="Times New Roman" w:hAnsi="Times New Roman" w:eastAsia="Times New Roman" w:cs="Times New Roman"/>
+                <w:vertAlign w:val="superscript"/>
+              </w:rPr>
+              <w:t>1-6</w:t>
             </w:r>
           </w:p>
         </w:tc>
@@ -6647,7 +6495,14 @@
               <w:rPr>
                 <w:rFonts w:hint="eastAsia" w:ascii="Times New Roman" w:hAnsi="Times New Roman" w:eastAsia="Times New Roman" w:cs="Times New Roman"/>
               </w:rPr>
-              <w:t>，ns¹⁻²</w:t>
+              <w:t>，ns</w:t>
+            </w:r>
+            <w:r>
+              <w:rPr>
+                <w:rFonts w:hint="eastAsia" w:ascii="Times New Roman" w:hAnsi="Times New Roman" w:eastAsia="Times New Roman" w:cs="Times New Roman"/>
+                <w:vertAlign w:val="superscript"/>
+              </w:rPr>
+              <w:t>1-2</w:t>
             </w:r>
           </w:p>
         </w:tc>
@@ -6662,7 +6517,20 @@
               <w:rPr>
                 <w:rFonts w:ascii="Times New Roman" w:hAnsi="Times New Roman" w:eastAsia="Times New Roman" w:cs="Times New Roman"/>
               </w:rPr>
-              <w:t xml:space="preserve">d¹⁰ </w:t>
+              <w:t>d</w:t>
+            </w:r>
+            <w:r>
+              <w:rPr>
+                <w:rFonts w:ascii="Times New Roman" w:hAnsi="Times New Roman" w:eastAsia="Times New Roman" w:cs="Times New Roman"/>
+                <w:vertAlign w:val="superscript"/>
+              </w:rPr>
+              <w:t>10</w:t>
+            </w:r>
+            <w:r>
+              <w:rPr>
+                <w:rFonts w:ascii="Times New Roman" w:hAnsi="Times New Roman" w:eastAsia="Times New Roman" w:cs="Times New Roman"/>
+              </w:rPr>
+              <w:t xml:space="preserve"> </w:t>
             </w:r>
             <w:r>
               <w:rPr>
@@ -7215,7 +7083,20 @@
         <w:rPr>
           <w:rFonts w:ascii="Times New Roman" w:hAnsi="Times New Roman" w:eastAsia="Times New Roman" w:cs="Times New Roman"/>
         </w:rPr>
-        <w:t xml:space="preserve"> d¹⁰ </w:t>
+        <w:t xml:space="preserve"> d</w:t>
+      </w:r>
+      <w:r>
+        <w:rPr>
+          <w:rFonts w:ascii="Times New Roman" w:hAnsi="Times New Roman" w:eastAsia="Times New Roman" w:cs="Times New Roman"/>
+          <w:vertAlign w:val="superscript"/>
+        </w:rPr>
+        <w:t>10</w:t>
+      </w:r>
+      <w:r>
+        <w:rPr>
+          <w:rFonts w:ascii="Times New Roman" w:hAnsi="Times New Roman" w:eastAsia="Times New Roman" w:cs="Times New Roman"/>
+        </w:rPr>
+        <w:t xml:space="preserve"> </w:t>
       </w:r>
       <w:r>
         <w:rPr>
@@ -9694,21 +9575,18 @@
       <w:r>
         <w:rPr>
           <w:rFonts w:hint="eastAsia" w:ascii="Times New Roman" w:hAnsi="Times New Roman" w:eastAsia="SimHei" w:cs="Times New Roman"/>
-          <w:color w:val="1E40AF"/>
         </w:rPr>
         <w:t>算一算</w:t>
       </w:r>
       <w:r>
         <w:rPr>
           <w:rFonts w:hint="eastAsia" w:ascii="Times New Roman" w:hAnsi="Times New Roman" w:eastAsia="Times New Roman" w:cs="Times New Roman"/>
-          <w:color w:val="1E40AF"/>
         </w:rPr>
         <w:t>：</w:t>
       </w:r>
       <w:r>
         <w:rPr>
           <w:rFonts w:hint="eastAsia" w:ascii="Times New Roman" w:hAnsi="Times New Roman" w:eastAsia="SimHei" w:cs="Times New Roman"/>
-          <w:color w:val="1E40AF"/>
         </w:rPr>
         <w:t>同周期半径递减的定量感受</w:t>
       </w:r>
@@ -11085,7 +10963,7 @@
               <a:graphicData uri="http://schemas.openxmlformats.org/drawingml/2006/picture">
                 <pic:pic>
                   <pic:nvPicPr>
-                    <pic:cNvPr descr="media/atomic_radius_trend.jpg" id="20" name="Picture"/>
+                    <pic:cNvPr descr="e1bb40386ec9b26ad256cc019aa8b1cfe0bccb02ed392776d8557e02f1190ba4.jpg" id="20" name="Picture"/>
                     <pic:cNvPicPr>
                       <a:picLocks noChangeArrowheads="1" noChangeAspect="1"/>
                     </pic:cNvPicPr>
@@ -11154,7 +11032,7 @@
           <w:iCs/>
           <w:sz w:val="21"/>
         </w:rPr>
-        <w:t>元素原子半径与原子序数的关系</w:t>
+        <w:t>元素原子半径变化趋势</w:t>
       </w:r>
       <w:r>
         <w:rPr>
@@ -11164,7 +11042,7 @@
           <w:iCs/>
           <w:sz w:val="21"/>
         </w:rPr>
-        <w:t>——</w:t>
+        <w:t>，</w:t>
       </w:r>
       <w:r>
         <w:rPr>
@@ -11174,7 +11052,7 @@
           <w:iCs/>
           <w:sz w:val="21"/>
         </w:rPr>
-        <w:t>同周期从左到右递减</w:t>
+        <w:t>第五</w:t>
       </w:r>
       <w:r>
         <w:rPr>
@@ -11184,7 +11062,7 @@
           <w:iCs/>
           <w:sz w:val="21"/>
         </w:rPr>
-        <w:t>，</w:t>
+        <w:t>/</w:t>
       </w:r>
       <w:r>
         <w:rPr>
@@ -11194,156 +11072,12 @@
           <w:iCs/>
           <w:sz w:val="21"/>
         </w:rPr>
-        <w:t>同主族从上到下递增</w:t>
-      </w:r>
-      <w:r>
-        <w:rPr>
-          <w:rFonts w:hint="eastAsia" w:ascii="Times New Roman" w:hAnsi="Times New Roman" w:eastAsia="FangSong" w:cs="Times New Roman"/>
-          <w:b w:val="0"/>
-          <w:i w:val="0"/>
-          <w:iCs/>
-          <w:sz w:val="21"/>
-        </w:rPr>
-        <w:t>。</w:t>
-      </w:r>
-      <w:r>
-        <w:rPr>
-          <w:rFonts w:hint="eastAsia" w:ascii="Times New Roman" w:hAnsi="Times New Roman" w:eastAsia="FangSong" w:cs="Times New Roman"/>
-          <w:b w:val="0"/>
-          <w:i w:val="0"/>
-          <w:iCs/>
-          <w:sz w:val="21"/>
-        </w:rPr>
-        <w:t>主族元素降幅明显</w:t>
-      </w:r>
-      <w:r>
-        <w:rPr>
-          <w:rFonts w:hint="eastAsia" w:ascii="Times New Roman" w:hAnsi="Times New Roman" w:eastAsia="FangSong" w:cs="Times New Roman"/>
-          <w:b w:val="0"/>
-          <w:i w:val="0"/>
-          <w:iCs/>
-          <w:sz w:val="21"/>
-        </w:rPr>
-        <w:t>，</w:t>
-      </w:r>
-      <w:r>
-        <w:rPr>
-          <w:rFonts w:hint="eastAsia" w:ascii="Times New Roman" w:hAnsi="Times New Roman" w:eastAsia="FangSong" w:cs="Times New Roman"/>
-          <w:b w:val="0"/>
-          <w:i w:val="0"/>
-          <w:iCs/>
-          <w:sz w:val="21"/>
-        </w:rPr>
-        <w:t>过渡元素降幅较缓</w:t>
-      </w:r>
-      <w:r>
-        <w:rPr>
-          <w:rFonts w:hint="eastAsia" w:ascii="Times New Roman" w:hAnsi="Times New Roman" w:eastAsia="FangSong" w:cs="Times New Roman"/>
-          <w:b w:val="0"/>
-          <w:i w:val="0"/>
-          <w:iCs/>
-          <w:sz w:val="21"/>
-        </w:rPr>
-        <w:t>。</w:t>
-      </w:r>
-      <w:r>
-        <w:rPr>
-          <w:rFonts w:hint="eastAsia" w:ascii="Times New Roman" w:hAnsi="Times New Roman" w:eastAsia="FangSong" w:cs="Times New Roman"/>
-          <w:b w:val="0"/>
-          <w:i w:val="0"/>
-          <w:iCs/>
-          <w:sz w:val="21"/>
-        </w:rPr>
-        <w:t>图中第五周期</w:t>
-      </w:r>
-      <w:r>
-        <w:rPr>
-          <w:rFonts w:hint="eastAsia" w:ascii="Times New Roman" w:hAnsi="Times New Roman" w:eastAsia="FangSong" w:cs="Times New Roman"/>
-          <w:b w:val="0"/>
-          <w:i w:val="0"/>
-          <w:iCs/>
-          <w:sz w:val="21"/>
-        </w:rPr>
-        <w:t>（Rb</w:t>
-      </w:r>
-      <w:r>
-        <w:rPr>
-          <w:rFonts w:hint="eastAsia" w:ascii="Times New Roman" w:hAnsi="Times New Roman" w:eastAsia="FangSong" w:cs="Times New Roman"/>
-          <w:b w:val="0"/>
-          <w:i w:val="0"/>
-          <w:iCs/>
-          <w:sz w:val="21"/>
-          <w:vertAlign w:val="subscript"/>
-        </w:rPr>
-        <w:t>Xe）</w:t>
-      </w:r>
-      <w:r>
-        <w:rPr>
-          <w:rFonts w:hint="eastAsia" w:ascii="Times New Roman" w:hAnsi="Times New Roman" w:eastAsia="FangSong" w:cs="Times New Roman"/>
-          <w:b w:val="0"/>
-          <w:i w:val="0"/>
-          <w:iCs/>
-          <w:sz w:val="21"/>
-          <w:vertAlign w:val="subscript"/>
-        </w:rPr>
-        <w:t>与第六周期</w:t>
-      </w:r>
-      <w:r>
-        <w:rPr>
-          <w:rFonts w:hint="eastAsia" w:ascii="Times New Roman" w:hAnsi="Times New Roman" w:eastAsia="FangSong" w:cs="Times New Roman"/>
-          <w:b w:val="0"/>
-          <w:i w:val="0"/>
-          <w:iCs/>
-          <w:sz w:val="21"/>
-          <w:vertAlign w:val="subscript"/>
-        </w:rPr>
-        <w:t>（Cs</w:t>
-      </w:r>
-      <w:r>
-        <w:rPr>
-          <w:rFonts w:hint="eastAsia" w:ascii="Times New Roman" w:hAnsi="Times New Roman" w:eastAsia="FangSong" w:cs="Times New Roman"/>
-          <w:b w:val="0"/>
-          <w:i w:val="0"/>
-          <w:iCs/>
-          <w:sz w:val="21"/>
-        </w:rPr>
-        <w:t>Rn）</w:t>
-      </w:r>
-      <w:r>
-        <w:rPr>
-          <w:rFonts w:hint="eastAsia" w:ascii="Times New Roman" w:hAnsi="Times New Roman" w:eastAsia="FangSong" w:cs="Times New Roman"/>
-          <w:b w:val="0"/>
-          <w:i w:val="0"/>
-          <w:iCs/>
-          <w:sz w:val="21"/>
-        </w:rPr>
-        <w:t>同族元素半径几乎重合</w:t>
-      </w:r>
-      <w:r>
-        <w:rPr>
-          <w:rFonts w:hint="eastAsia" w:ascii="Times New Roman" w:hAnsi="Times New Roman" w:eastAsia="FangSong" w:cs="Times New Roman"/>
-          <w:b w:val="0"/>
-          <w:i w:val="0"/>
-          <w:iCs/>
-          <w:sz w:val="21"/>
-        </w:rPr>
-        <w:t>，</w:t>
-      </w:r>
-      <w:r>
-        <w:rPr>
-          <w:rFonts w:hint="eastAsia" w:ascii="Times New Roman" w:hAnsi="Times New Roman" w:eastAsia="FangSong" w:cs="Times New Roman"/>
-          <w:b w:val="0"/>
-          <w:i w:val="0"/>
-          <w:iCs/>
-          <w:sz w:val="21"/>
-        </w:rPr>
-        <w:t>即镧系收缩的直接视觉证据</w:t>
+        <w:t>六周期同族半径重合为镧系收缩直接证据</w:t>
       </w:r>
     </w:p>
     <w:p>
       <w:pPr>
         <w:pStyle w:val="BlockText"/>
-        <w:spacing w:after="80"/>
       </w:pPr>
       <w:r>
         <w:rPr>
@@ -11357,7 +11091,14 @@
         <w:rPr>
           <w:rFonts w:hint="eastAsia" w:ascii="Times New Roman" w:hAnsi="Times New Roman" w:eastAsia="Times New Roman" w:cs="Times New Roman"/>
         </w:rPr>
-        <w:t xml:space="preserve">：Ln³⁺</w:t>
+        <w:t>：Ln</w:t>
+      </w:r>
+      <w:r>
+        <w:rPr>
+          <w:rFonts w:hint="eastAsia" w:ascii="Times New Roman" w:hAnsi="Times New Roman" w:eastAsia="Times New Roman" w:cs="Times New Roman"/>
+          <w:vertAlign w:val="superscript"/>
+        </w:rPr>
+        <w:t>3+</w:t>
       </w:r>
       <w:r>
         <w:rPr>
@@ -11375,7 +11116,20 @@
         <w:rPr>
           <w:rFonts w:ascii="Times New Roman" w:hAnsi="Times New Roman" w:eastAsia="Times New Roman" w:cs="Times New Roman"/>
         </w:rPr>
-        <w:t xml:space="preserve"> La³⁺ </w:t>
+        <w:t xml:space="preserve"> La</w:t>
+      </w:r>
+      <w:r>
+        <w:rPr>
+          <w:rFonts w:ascii="Times New Roman" w:hAnsi="Times New Roman" w:eastAsia="Times New Roman" w:cs="Times New Roman"/>
+          <w:vertAlign w:val="superscript"/>
+        </w:rPr>
+        <w:t>3+</w:t>
+      </w:r>
+      <w:r>
+        <w:rPr>
+          <w:rFonts w:ascii="Times New Roman" w:hAnsi="Times New Roman" w:eastAsia="Times New Roman" w:cs="Times New Roman"/>
+        </w:rPr>
+        <w:t xml:space="preserve"> </w:t>
       </w:r>
       <w:r>
         <w:rPr>
@@ -11387,7 +11141,20 @@
         <w:rPr>
           <w:rFonts w:ascii="Times New Roman" w:hAnsi="Times New Roman" w:eastAsia="Times New Roman" w:cs="Times New Roman"/>
         </w:rPr>
-        <w:t xml:space="preserve"> Lu³⁺ </w:t>
+        <w:t xml:space="preserve"> Lu</w:t>
+      </w:r>
+      <w:r>
+        <w:rPr>
+          <w:rFonts w:ascii="Times New Roman" w:hAnsi="Times New Roman" w:eastAsia="Times New Roman" w:cs="Times New Roman"/>
+          <w:vertAlign w:val="superscript"/>
+        </w:rPr>
+        <w:t>3+</w:t>
+      </w:r>
+      <w:r>
+        <w:rPr>
+          <w:rFonts w:ascii="Times New Roman" w:hAnsi="Times New Roman" w:eastAsia="Times New Roman" w:cs="Times New Roman"/>
+        </w:rPr>
+        <w:t xml:space="preserve"> </w:t>
       </w:r>
       <w:r>
         <w:rPr>
@@ -11443,587 +11210,277 @@
         </w:rPr>
         <w:t>。</w:t>
       </w:r>
+      <w:r>
+        <w:rPr>
+          <w:rFonts w:ascii="Times New Roman" w:hAnsi="Times New Roman" w:eastAsia="Times New Roman" w:cs="Times New Roman"/>
+        </w:rPr>
+        <w:t xml:space="preserve"> </w:t>
+      </w:r>
+      <w:r>
+        <w:rPr>
+          <w:rFonts w:ascii="Times New Roman" w:hAnsi="Times New Roman" w:eastAsia="Times New Roman" w:cs="Times New Roman"/>
+        </w:rPr>
+        <w:t>| Ln</w:t>
+      </w:r>
+      <w:r>
+        <w:rPr>
+          <w:rFonts w:ascii="Times New Roman" w:hAnsi="Times New Roman" w:eastAsia="Times New Roman" w:cs="Times New Roman"/>
+          <w:vertAlign w:val="superscript"/>
+        </w:rPr>
+        <w:t>3+</w:t>
+      </w:r>
+      <w:r>
+        <w:rPr>
+          <w:rFonts w:ascii="Times New Roman" w:hAnsi="Times New Roman" w:eastAsia="Times New Roman" w:cs="Times New Roman"/>
+        </w:rPr>
+        <w:t xml:space="preserve"> | r (pm) | | Ln</w:t>
+      </w:r>
+      <w:r>
+        <w:rPr>
+          <w:rFonts w:ascii="Times New Roman" w:hAnsi="Times New Roman" w:eastAsia="Times New Roman" w:cs="Times New Roman"/>
+          <w:vertAlign w:val="superscript"/>
+        </w:rPr>
+        <w:t>3+</w:t>
+      </w:r>
+      <w:r>
+        <w:rPr>
+          <w:rFonts w:ascii="Times New Roman" w:hAnsi="Times New Roman" w:eastAsia="Times New Roman" w:cs="Times New Roman"/>
+        </w:rPr>
+        <w:t xml:space="preserve"> | r (pm) | | Ln</w:t>
+      </w:r>
+      <w:r>
+        <w:rPr>
+          <w:rFonts w:ascii="Times New Roman" w:hAnsi="Times New Roman" w:eastAsia="Times New Roman" w:cs="Times New Roman"/>
+          <w:vertAlign w:val="superscript"/>
+        </w:rPr>
+        <w:t>3+</w:t>
+      </w:r>
+      <w:r>
+        <w:rPr>
+          <w:rFonts w:ascii="Times New Roman" w:hAnsi="Times New Roman" w:eastAsia="Times New Roman" w:cs="Times New Roman"/>
+        </w:rPr>
+        <w:t xml:space="preserve"> | r (pm) |</w:t>
+      </w:r>
+      <w:r>
+        <w:rPr>
+          <w:rFonts w:ascii="Times New Roman" w:hAnsi="Times New Roman" w:eastAsia="Times New Roman" w:cs="Times New Roman"/>
+        </w:rPr>
+        <w:t xml:space="preserve"> </w:t>
+      </w:r>
+      <w:r>
+        <w:rPr>
+          <w:rFonts w:ascii="Times New Roman" w:hAnsi="Times New Roman" w:eastAsia="Times New Roman" w:cs="Times New Roman"/>
+        </w:rPr>
+        <w:t xml:space="preserve">|:—:|:—:|:—:|:—:|:—:|:—:|:—:|:—:|</w:t>
+      </w:r>
+      <w:r>
+        <w:rPr>
+          <w:rFonts w:ascii="Times New Roman" w:hAnsi="Times New Roman" w:eastAsia="Times New Roman" w:cs="Times New Roman"/>
+        </w:rPr>
+        <w:t xml:space="preserve"> </w:t>
+      </w:r>
+      <w:r>
+        <w:rPr>
+          <w:rFonts w:ascii="Times New Roman" w:hAnsi="Times New Roman" w:eastAsia="Times New Roman" w:cs="Times New Roman"/>
+        </w:rPr>
+        <w:t>| La</w:t>
+      </w:r>
+      <w:r>
+        <w:rPr>
+          <w:rFonts w:ascii="Times New Roman" w:hAnsi="Times New Roman" w:eastAsia="Times New Roman" w:cs="Times New Roman"/>
+          <w:vertAlign w:val="superscript"/>
+        </w:rPr>
+        <w:t>3+</w:t>
+      </w:r>
+      <w:r>
+        <w:rPr>
+          <w:rFonts w:ascii="Times New Roman" w:hAnsi="Times New Roman" w:eastAsia="Times New Roman" w:cs="Times New Roman"/>
+        </w:rPr>
+        <w:t xml:space="preserve"> | 103.2 | | Gd</w:t>
+      </w:r>
+      <w:r>
+        <w:rPr>
+          <w:rFonts w:ascii="Times New Roman" w:hAnsi="Times New Roman" w:eastAsia="Times New Roman" w:cs="Times New Roman"/>
+          <w:vertAlign w:val="superscript"/>
+        </w:rPr>
+        <w:t>3+</w:t>
+      </w:r>
+      <w:r>
+        <w:rPr>
+          <w:rFonts w:ascii="Times New Roman" w:hAnsi="Times New Roman" w:eastAsia="Times New Roman" w:cs="Times New Roman"/>
+        </w:rPr>
+        <w:t xml:space="preserve"> | 93.8 | | Er</w:t>
+      </w:r>
+      <w:r>
+        <w:rPr>
+          <w:rFonts w:ascii="Times New Roman" w:hAnsi="Times New Roman" w:eastAsia="Times New Roman" w:cs="Times New Roman"/>
+          <w:vertAlign w:val="superscript"/>
+        </w:rPr>
+        <w:t>3+</w:t>
+      </w:r>
+      <w:r>
+        <w:rPr>
+          <w:rFonts w:ascii="Times New Roman" w:hAnsi="Times New Roman" w:eastAsia="Times New Roman" w:cs="Times New Roman"/>
+        </w:rPr>
+        <w:t xml:space="preserve"> | 89.0 |</w:t>
+      </w:r>
+      <w:r>
+        <w:rPr>
+          <w:rFonts w:ascii="Times New Roman" w:hAnsi="Times New Roman" w:eastAsia="Times New Roman" w:cs="Times New Roman"/>
+        </w:rPr>
+        <w:t xml:space="preserve"> </w:t>
+      </w:r>
+      <w:r>
+        <w:rPr>
+          <w:rFonts w:ascii="Times New Roman" w:hAnsi="Times New Roman" w:eastAsia="Times New Roman" w:cs="Times New Roman"/>
+        </w:rPr>
+        <w:t>| Ce</w:t>
+      </w:r>
+      <w:r>
+        <w:rPr>
+          <w:rFonts w:ascii="Times New Roman" w:hAnsi="Times New Roman" w:eastAsia="Times New Roman" w:cs="Times New Roman"/>
+          <w:vertAlign w:val="superscript"/>
+        </w:rPr>
+        <w:t>3+</w:t>
+      </w:r>
+      <w:r>
+        <w:rPr>
+          <w:rFonts w:ascii="Times New Roman" w:hAnsi="Times New Roman" w:eastAsia="Times New Roman" w:cs="Times New Roman"/>
+        </w:rPr>
+        <w:t xml:space="preserve"> | 101.0 | | Tb</w:t>
+      </w:r>
+      <w:r>
+        <w:rPr>
+          <w:rFonts w:ascii="Times New Roman" w:hAnsi="Times New Roman" w:eastAsia="Times New Roman" w:cs="Times New Roman"/>
+          <w:vertAlign w:val="superscript"/>
+        </w:rPr>
+        <w:t>3+</w:t>
+      </w:r>
+      <w:r>
+        <w:rPr>
+          <w:rFonts w:ascii="Times New Roman" w:hAnsi="Times New Roman" w:eastAsia="Times New Roman" w:cs="Times New Roman"/>
+        </w:rPr>
+        <w:t xml:space="preserve"> | 92.3 | | Tm</w:t>
+      </w:r>
+      <w:r>
+        <w:rPr>
+          <w:rFonts w:ascii="Times New Roman" w:hAnsi="Times New Roman" w:eastAsia="Times New Roman" w:cs="Times New Roman"/>
+          <w:vertAlign w:val="superscript"/>
+        </w:rPr>
+        <w:t>3+</w:t>
+      </w:r>
+      <w:r>
+        <w:rPr>
+          <w:rFonts w:ascii="Times New Roman" w:hAnsi="Times New Roman" w:eastAsia="Times New Roman" w:cs="Times New Roman"/>
+        </w:rPr>
+        <w:t xml:space="preserve"> | 88.0 |</w:t>
+      </w:r>
+      <w:r>
+        <w:rPr>
+          <w:rFonts w:ascii="Times New Roman" w:hAnsi="Times New Roman" w:eastAsia="Times New Roman" w:cs="Times New Roman"/>
+        </w:rPr>
+        <w:t xml:space="preserve"> </w:t>
+      </w:r>
+      <w:r>
+        <w:rPr>
+          <w:rFonts w:ascii="Times New Roman" w:hAnsi="Times New Roman" w:eastAsia="Times New Roman" w:cs="Times New Roman"/>
+        </w:rPr>
+        <w:t>| Pr</w:t>
+      </w:r>
+      <w:r>
+        <w:rPr>
+          <w:rFonts w:ascii="Times New Roman" w:hAnsi="Times New Roman" w:eastAsia="Times New Roman" w:cs="Times New Roman"/>
+          <w:vertAlign w:val="superscript"/>
+        </w:rPr>
+        <w:t>3+</w:t>
+      </w:r>
+      <w:r>
+        <w:rPr>
+          <w:rFonts w:ascii="Times New Roman" w:hAnsi="Times New Roman" w:eastAsia="Times New Roman" w:cs="Times New Roman"/>
+        </w:rPr>
+        <w:t xml:space="preserve"> | 99.0 | | Dy</w:t>
+      </w:r>
+      <w:r>
+        <w:rPr>
+          <w:rFonts w:ascii="Times New Roman" w:hAnsi="Times New Roman" w:eastAsia="Times New Roman" w:cs="Times New Roman"/>
+          <w:vertAlign w:val="superscript"/>
+        </w:rPr>
+        <w:t>3+</w:t>
+      </w:r>
+      <w:r>
+        <w:rPr>
+          <w:rFonts w:ascii="Times New Roman" w:hAnsi="Times New Roman" w:eastAsia="Times New Roman" w:cs="Times New Roman"/>
+        </w:rPr>
+        <w:t xml:space="preserve"> | 91.2 | | Yb</w:t>
+      </w:r>
+      <w:r>
+        <w:rPr>
+          <w:rFonts w:ascii="Times New Roman" w:hAnsi="Times New Roman" w:eastAsia="Times New Roman" w:cs="Times New Roman"/>
+          <w:vertAlign w:val="superscript"/>
+        </w:rPr>
+        <w:t>3+</w:t>
+      </w:r>
+      <w:r>
+        <w:rPr>
+          <w:rFonts w:ascii="Times New Roman" w:hAnsi="Times New Roman" w:eastAsia="Times New Roman" w:cs="Times New Roman"/>
+        </w:rPr>
+        <w:t xml:space="preserve"> | 86.8 |</w:t>
+      </w:r>
+      <w:r>
+        <w:rPr>
+          <w:rFonts w:ascii="Times New Roman" w:hAnsi="Times New Roman" w:eastAsia="Times New Roman" w:cs="Times New Roman"/>
+        </w:rPr>
+        <w:t xml:space="preserve"> </w:t>
+      </w:r>
+      <w:r>
+        <w:rPr>
+          <w:rFonts w:ascii="Times New Roman" w:hAnsi="Times New Roman" w:eastAsia="Times New Roman" w:cs="Times New Roman"/>
+        </w:rPr>
+        <w:t>| Nd</w:t>
+      </w:r>
+      <w:r>
+        <w:rPr>
+          <w:rFonts w:ascii="Times New Roman" w:hAnsi="Times New Roman" w:eastAsia="Times New Roman" w:cs="Times New Roman"/>
+          <w:vertAlign w:val="superscript"/>
+        </w:rPr>
+        <w:t>3+</w:t>
+      </w:r>
+      <w:r>
+        <w:rPr>
+          <w:rFonts w:ascii="Times New Roman" w:hAnsi="Times New Roman" w:eastAsia="Times New Roman" w:cs="Times New Roman"/>
+        </w:rPr>
+        <w:t xml:space="preserve"> | 98.3 | | Ho</w:t>
+      </w:r>
+      <w:r>
+        <w:rPr>
+          <w:rFonts w:ascii="Times New Roman" w:hAnsi="Times New Roman" w:eastAsia="Times New Roman" w:cs="Times New Roman"/>
+          <w:vertAlign w:val="superscript"/>
+        </w:rPr>
+        <w:t>3+</w:t>
+      </w:r>
+      <w:r>
+        <w:rPr>
+          <w:rFonts w:ascii="Times New Roman" w:hAnsi="Times New Roman" w:eastAsia="Times New Roman" w:cs="Times New Roman"/>
+        </w:rPr>
+        <w:t xml:space="preserve"> | 90.1 | | Lu</w:t>
+      </w:r>
+      <w:r>
+        <w:rPr>
+          <w:rFonts w:ascii="Times New Roman" w:hAnsi="Times New Roman" w:eastAsia="Times New Roman" w:cs="Times New Roman"/>
+          <w:vertAlign w:val="superscript"/>
+        </w:rPr>
+        <w:t>3+</w:t>
+      </w:r>
+      <w:r>
+        <w:rPr>
+          <w:rFonts w:ascii="Times New Roman" w:hAnsi="Times New Roman" w:eastAsia="Times New Roman" w:cs="Times New Roman"/>
+        </w:rPr>
+        <w:t xml:space="preserve"> | 86.1 |</w:t>
+      </w:r>
     </w:p>
-    <w:tbl>
-      <w:tblPr>
-        <w:tblStyle w:val="Table"/>
-        <w:tblW w:type="auto" w:w="0"/>
-        <w:tblLook w:firstRow="1" w:lastRow="0" w:firstColumn="0" w:lastColumn="0" w:noHBand="0" w:noVBand="0" w:val="0020"/>
-      </w:tblPr>
-      <w:tblGrid>
-        <w:gridCol w:w="990"/>
-        <w:gridCol w:w="990"/>
-        <w:gridCol w:w="990"/>
-        <w:gridCol w:w="990"/>
-        <w:gridCol w:w="990"/>
-        <w:gridCol w:w="990"/>
-        <w:gridCol w:w="990"/>
-        <w:gridCol w:w="990"/>
-      </w:tblGrid>
-      <w:tr>
-        <w:trPr>
-          <w:tblHeader w:val="on"/>
-        </w:trPr>
-        <w:tc>
-          <w:tcPr/>
-          <w:p>
-            <w:pPr>
-              <w:pStyle w:val="Compact"/>
-              <w:jc w:val="center"/>
-            </w:pPr>
-            <w:r>
-              <w:rPr>
-                <w:rFonts w:ascii="Times New Roman" w:hAnsi="Times New Roman" w:eastAsia="Times New Roman" w:cs="Times New Roman"/>
-                <w:b/>
-              </w:rPr>
-              <w:t xml:space="preserve">Ln³⁺</w:t>
-            </w:r>
-          </w:p>
-        </w:tc>
-        <w:tc>
-          <w:tcPr/>
-          <w:p>
-            <w:pPr>
-              <w:pStyle w:val="Compact"/>
-              <w:jc w:val="center"/>
-            </w:pPr>
-            <w:r>
-              <w:rPr>
-                <w:rFonts w:ascii="Times New Roman" w:hAnsi="Times New Roman" w:eastAsia="Times New Roman" w:cs="Times New Roman"/>
-                <w:b/>
-              </w:rPr>
-              <w:t xml:space="preserve">r (pm)</w:t>
-            </w:r>
-          </w:p>
-        </w:tc>
-        <w:tc>
-          <w:tcPr/>
-          <w:p>
-            <w:pPr>
-              <w:pStyle w:val="Compact"/>
-              <w:jc w:val="center"/>
-            </w:pPr>
-          </w:p>
-        </w:tc>
-        <w:tc>
-          <w:tcPr/>
-          <w:p>
-            <w:pPr>
-              <w:pStyle w:val="Compact"/>
-              <w:jc w:val="center"/>
-            </w:pPr>
-            <w:r>
-              <w:rPr>
-                <w:rFonts w:ascii="Times New Roman" w:hAnsi="Times New Roman" w:eastAsia="Times New Roman" w:cs="Times New Roman"/>
-                <w:b/>
-              </w:rPr>
-              <w:t xml:space="preserve">Ln³⁺</w:t>
-            </w:r>
-          </w:p>
-        </w:tc>
-        <w:tc>
-          <w:tcPr/>
-          <w:p>
-            <w:pPr>
-              <w:pStyle w:val="Compact"/>
-              <w:jc w:val="center"/>
-            </w:pPr>
-            <w:r>
-              <w:rPr>
-                <w:rFonts w:ascii="Times New Roman" w:hAnsi="Times New Roman" w:eastAsia="Times New Roman" w:cs="Times New Roman"/>
-                <w:b/>
-              </w:rPr>
-              <w:t xml:space="preserve">r (pm)</w:t>
-            </w:r>
-          </w:p>
-        </w:tc>
-        <w:tc>
-          <w:tcPr/>
-          <w:p>
-            <w:pPr>
-              <w:pStyle w:val="Compact"/>
-              <w:jc w:val="center"/>
-            </w:pPr>
-          </w:p>
-        </w:tc>
-        <w:tc>
-          <w:tcPr/>
-          <w:p>
-            <w:pPr>
-              <w:pStyle w:val="Compact"/>
-              <w:jc w:val="center"/>
-            </w:pPr>
-            <w:r>
-              <w:rPr>
-                <w:rFonts w:ascii="Times New Roman" w:hAnsi="Times New Roman" w:eastAsia="Times New Roman" w:cs="Times New Roman"/>
-                <w:b/>
-              </w:rPr>
-              <w:t xml:space="preserve">Ln³⁺</w:t>
-            </w:r>
-          </w:p>
-        </w:tc>
-        <w:tc>
-          <w:tcPr/>
-          <w:p>
-            <w:pPr>
-              <w:pStyle w:val="Compact"/>
-              <w:jc w:val="center"/>
-            </w:pPr>
-            <w:r>
-              <w:rPr>
-                <w:rFonts w:ascii="Times New Roman" w:hAnsi="Times New Roman" w:eastAsia="Times New Roman" w:cs="Times New Roman"/>
-                <w:b/>
-              </w:rPr>
-              <w:t xml:space="preserve">r (pm)</w:t>
-            </w:r>
-          </w:p>
-        </w:tc>
-      </w:tr>
-      <w:tr>
-        <w:tc>
-          <w:tcPr/>
-          <w:p>
-            <w:pPr>
-              <w:pStyle w:val="Compact"/>
-              <w:jc w:val="center"/>
-            </w:pPr>
-            <w:r>
-              <w:rPr>
-                <w:rFonts w:ascii="Times New Roman" w:hAnsi="Times New Roman" w:eastAsia="Times New Roman" w:cs="Times New Roman"/>
-              </w:rPr>
-              <w:t xml:space="preserve">La³⁺</w:t>
-            </w:r>
-          </w:p>
-        </w:tc>
-        <w:tc>
-          <w:tcPr/>
-          <w:p>
-            <w:pPr>
-              <w:pStyle w:val="Compact"/>
-              <w:jc w:val="center"/>
-            </w:pPr>
-            <w:r>
-              <w:rPr>
-                <w:rFonts w:ascii="Times New Roman" w:hAnsi="Times New Roman" w:eastAsia="Times New Roman" w:cs="Times New Roman"/>
-              </w:rPr>
-              <w:t xml:space="preserve">103.2</w:t>
-            </w:r>
-          </w:p>
-        </w:tc>
-        <w:tc>
-          <w:tcPr/>
-          <w:p>
-            <w:pPr>
-              <w:pStyle w:val="Compact"/>
-              <w:jc w:val="center"/>
-            </w:pPr>
-          </w:p>
-        </w:tc>
-        <w:tc>
-          <w:tcPr/>
-          <w:p>
-            <w:pPr>
-              <w:pStyle w:val="Compact"/>
-              <w:jc w:val="center"/>
-            </w:pPr>
-            <w:r>
-              <w:rPr>
-                <w:rFonts w:ascii="Times New Roman" w:hAnsi="Times New Roman" w:eastAsia="Times New Roman" w:cs="Times New Roman"/>
-              </w:rPr>
-              <w:t xml:space="preserve">Gd³⁺</w:t>
-            </w:r>
-          </w:p>
-        </w:tc>
-        <w:tc>
-          <w:tcPr/>
-          <w:p>
-            <w:pPr>
-              <w:pStyle w:val="Compact"/>
-              <w:jc w:val="center"/>
-            </w:pPr>
-            <w:r>
-              <w:rPr>
-                <w:rFonts w:ascii="Times New Roman" w:hAnsi="Times New Roman" w:eastAsia="Times New Roman" w:cs="Times New Roman"/>
-              </w:rPr>
-              <w:t xml:space="preserve">93.8</w:t>
-            </w:r>
-          </w:p>
-        </w:tc>
-        <w:tc>
-          <w:tcPr/>
-          <w:p>
-            <w:pPr>
-              <w:pStyle w:val="Compact"/>
-              <w:jc w:val="center"/>
-            </w:pPr>
-          </w:p>
-        </w:tc>
-        <w:tc>
-          <w:tcPr/>
-          <w:p>
-            <w:pPr>
-              <w:pStyle w:val="Compact"/>
-              <w:jc w:val="center"/>
-            </w:pPr>
-            <w:r>
-              <w:rPr>
-                <w:rFonts w:ascii="Times New Roman" w:hAnsi="Times New Roman" w:eastAsia="Times New Roman" w:cs="Times New Roman"/>
-              </w:rPr>
-              <w:t xml:space="preserve">Er³⁺</w:t>
-            </w:r>
-          </w:p>
-        </w:tc>
-        <w:tc>
-          <w:tcPr/>
-          <w:p>
-            <w:pPr>
-              <w:pStyle w:val="Compact"/>
-              <w:jc w:val="center"/>
-            </w:pPr>
-            <w:r>
-              <w:rPr>
-                <w:rFonts w:ascii="Times New Roman" w:hAnsi="Times New Roman" w:eastAsia="Times New Roman" w:cs="Times New Roman"/>
-              </w:rPr>
-              <w:t xml:space="preserve">89.0</w:t>
-            </w:r>
-          </w:p>
-        </w:tc>
-      </w:tr>
-      <w:tr>
-        <w:tc>
-          <w:tcPr/>
-          <w:p>
-            <w:pPr>
-              <w:pStyle w:val="Compact"/>
-              <w:jc w:val="center"/>
-            </w:pPr>
-            <w:r>
-              <w:rPr>
-                <w:rFonts w:ascii="Times New Roman" w:hAnsi="Times New Roman" w:eastAsia="Times New Roman" w:cs="Times New Roman"/>
-              </w:rPr>
-              <w:t xml:space="preserve">Ce³⁺</w:t>
-            </w:r>
-          </w:p>
-        </w:tc>
-        <w:tc>
-          <w:tcPr/>
-          <w:p>
-            <w:pPr>
-              <w:pStyle w:val="Compact"/>
-              <w:jc w:val="center"/>
-            </w:pPr>
-            <w:r>
-              <w:rPr>
-                <w:rFonts w:ascii="Times New Roman" w:hAnsi="Times New Roman" w:eastAsia="Times New Roman" w:cs="Times New Roman"/>
-              </w:rPr>
-              <w:t xml:space="preserve">101.0</w:t>
-            </w:r>
-          </w:p>
-        </w:tc>
-        <w:tc>
-          <w:tcPr/>
-          <w:p>
-            <w:pPr>
-              <w:pStyle w:val="Compact"/>
-              <w:jc w:val="center"/>
-            </w:pPr>
-          </w:p>
-        </w:tc>
-        <w:tc>
-          <w:tcPr/>
-          <w:p>
-            <w:pPr>
-              <w:pStyle w:val="Compact"/>
-              <w:jc w:val="center"/>
-            </w:pPr>
-            <w:r>
-              <w:rPr>
-                <w:rFonts w:ascii="Times New Roman" w:hAnsi="Times New Roman" w:eastAsia="Times New Roman" w:cs="Times New Roman"/>
-              </w:rPr>
-              <w:t xml:space="preserve">Tb³⁺</w:t>
-            </w:r>
-          </w:p>
-        </w:tc>
-        <w:tc>
-          <w:tcPr/>
-          <w:p>
-            <w:pPr>
-              <w:pStyle w:val="Compact"/>
-              <w:jc w:val="center"/>
-            </w:pPr>
-            <w:r>
-              <w:rPr>
-                <w:rFonts w:ascii="Times New Roman" w:hAnsi="Times New Roman" w:eastAsia="Times New Roman" w:cs="Times New Roman"/>
-              </w:rPr>
-              <w:t xml:space="preserve">92.3</w:t>
-            </w:r>
-          </w:p>
-        </w:tc>
-        <w:tc>
-          <w:tcPr/>
-          <w:p>
-            <w:pPr>
-              <w:pStyle w:val="Compact"/>
-              <w:jc w:val="center"/>
-            </w:pPr>
-          </w:p>
-        </w:tc>
-        <w:tc>
-          <w:tcPr/>
-          <w:p>
-            <w:pPr>
-              <w:pStyle w:val="Compact"/>
-              <w:jc w:val="center"/>
-            </w:pPr>
-            <w:r>
-              <w:rPr>
-                <w:rFonts w:ascii="Times New Roman" w:hAnsi="Times New Roman" w:eastAsia="Times New Roman" w:cs="Times New Roman"/>
-              </w:rPr>
-              <w:t xml:space="preserve">Tm³⁺</w:t>
-            </w:r>
-          </w:p>
-        </w:tc>
-        <w:tc>
-          <w:tcPr/>
-          <w:p>
-            <w:pPr>
-              <w:pStyle w:val="Compact"/>
-              <w:jc w:val="center"/>
-            </w:pPr>
-            <w:r>
-              <w:rPr>
-                <w:rFonts w:ascii="Times New Roman" w:hAnsi="Times New Roman" w:eastAsia="Times New Roman" w:cs="Times New Roman"/>
-              </w:rPr>
-              <w:t xml:space="preserve">88.0</w:t>
-            </w:r>
-          </w:p>
-        </w:tc>
-      </w:tr>
-      <w:tr>
-        <w:tc>
-          <w:tcPr/>
-          <w:p>
-            <w:pPr>
-              <w:pStyle w:val="Compact"/>
-              <w:jc w:val="center"/>
-            </w:pPr>
-            <w:r>
-              <w:rPr>
-                <w:rFonts w:ascii="Times New Roman" w:hAnsi="Times New Roman" w:eastAsia="Times New Roman" w:cs="Times New Roman"/>
-              </w:rPr>
-              <w:t xml:space="preserve">Pr³⁺</w:t>
-            </w:r>
-          </w:p>
-        </w:tc>
-        <w:tc>
-          <w:tcPr/>
-          <w:p>
-            <w:pPr>
-              <w:pStyle w:val="Compact"/>
-              <w:jc w:val="center"/>
-            </w:pPr>
-            <w:r>
-              <w:rPr>
-                <w:rFonts w:ascii="Times New Roman" w:hAnsi="Times New Roman" w:eastAsia="Times New Roman" w:cs="Times New Roman"/>
-              </w:rPr>
-              <w:t xml:space="preserve">99.0</w:t>
-            </w:r>
-          </w:p>
-        </w:tc>
-        <w:tc>
-          <w:tcPr/>
-          <w:p>
-            <w:pPr>
-              <w:pStyle w:val="Compact"/>
-              <w:jc w:val="center"/>
-            </w:pPr>
-          </w:p>
-        </w:tc>
-        <w:tc>
-          <w:tcPr/>
-          <w:p>
-            <w:pPr>
-              <w:pStyle w:val="Compact"/>
-              <w:jc w:val="center"/>
-            </w:pPr>
-            <w:r>
-              <w:rPr>
-                <w:rFonts w:ascii="Times New Roman" w:hAnsi="Times New Roman" w:eastAsia="Times New Roman" w:cs="Times New Roman"/>
-              </w:rPr>
-              <w:t xml:space="preserve">Dy³⁺</w:t>
-            </w:r>
-          </w:p>
-        </w:tc>
-        <w:tc>
-          <w:tcPr/>
-          <w:p>
-            <w:pPr>
-              <w:pStyle w:val="Compact"/>
-              <w:jc w:val="center"/>
-            </w:pPr>
-            <w:r>
-              <w:rPr>
-                <w:rFonts w:ascii="Times New Roman" w:hAnsi="Times New Roman" w:eastAsia="Times New Roman" w:cs="Times New Roman"/>
-              </w:rPr>
-              <w:t xml:space="preserve">91.2</w:t>
-            </w:r>
-          </w:p>
-        </w:tc>
-        <w:tc>
-          <w:tcPr/>
-          <w:p>
-            <w:pPr>
-              <w:pStyle w:val="Compact"/>
-              <w:jc w:val="center"/>
-            </w:pPr>
-          </w:p>
-        </w:tc>
-        <w:tc>
-          <w:tcPr/>
-          <w:p>
-            <w:pPr>
-              <w:pStyle w:val="Compact"/>
-              <w:jc w:val="center"/>
-            </w:pPr>
-            <w:r>
-              <w:rPr>
-                <w:rFonts w:ascii="Times New Roman" w:hAnsi="Times New Roman" w:eastAsia="Times New Roman" w:cs="Times New Roman"/>
-              </w:rPr>
-              <w:t xml:space="preserve">Yb³⁺</w:t>
-            </w:r>
-          </w:p>
-        </w:tc>
-        <w:tc>
-          <w:tcPr/>
-          <w:p>
-            <w:pPr>
-              <w:pStyle w:val="Compact"/>
-              <w:jc w:val="center"/>
-            </w:pPr>
-            <w:r>
-              <w:rPr>
-                <w:rFonts w:ascii="Times New Roman" w:hAnsi="Times New Roman" w:eastAsia="Times New Roman" w:cs="Times New Roman"/>
-              </w:rPr>
-              <w:t xml:space="preserve">86.8</w:t>
-            </w:r>
-          </w:p>
-        </w:tc>
-      </w:tr>
-      <w:tr>
-        <w:tc>
-          <w:tcPr/>
-          <w:p>
-            <w:pPr>
-              <w:pStyle w:val="Compact"/>
-              <w:jc w:val="center"/>
-            </w:pPr>
-            <w:r>
-              <w:rPr>
-                <w:rFonts w:ascii="Times New Roman" w:hAnsi="Times New Roman" w:eastAsia="Times New Roman" w:cs="Times New Roman"/>
-              </w:rPr>
-              <w:t xml:space="preserve">Nd³⁺</w:t>
-            </w:r>
-          </w:p>
-        </w:tc>
-        <w:tc>
-          <w:tcPr/>
-          <w:p>
-            <w:pPr>
-              <w:pStyle w:val="Compact"/>
-              <w:jc w:val="center"/>
-            </w:pPr>
-            <w:r>
-              <w:rPr>
-                <w:rFonts w:ascii="Times New Roman" w:hAnsi="Times New Roman" w:eastAsia="Times New Roman" w:cs="Times New Roman"/>
-              </w:rPr>
-              <w:t xml:space="preserve">98.3</w:t>
-            </w:r>
-          </w:p>
-        </w:tc>
-        <w:tc>
-          <w:tcPr/>
-          <w:p>
-            <w:pPr>
-              <w:pStyle w:val="Compact"/>
-              <w:jc w:val="center"/>
-            </w:pPr>
-          </w:p>
-        </w:tc>
-        <w:tc>
-          <w:tcPr/>
-          <w:p>
-            <w:pPr>
-              <w:pStyle w:val="Compact"/>
-              <w:jc w:val="center"/>
-            </w:pPr>
-            <w:r>
-              <w:rPr>
-                <w:rFonts w:ascii="Times New Roman" w:hAnsi="Times New Roman" w:eastAsia="Times New Roman" w:cs="Times New Roman"/>
-              </w:rPr>
-              <w:t xml:space="preserve">Ho³⁺</w:t>
-            </w:r>
-          </w:p>
-        </w:tc>
-        <w:tc>
-          <w:tcPr/>
-          <w:p>
-            <w:pPr>
-              <w:pStyle w:val="Compact"/>
-              <w:jc w:val="center"/>
-            </w:pPr>
-            <w:r>
-              <w:rPr>
-                <w:rFonts w:ascii="Times New Roman" w:hAnsi="Times New Roman" w:eastAsia="Times New Roman" w:cs="Times New Roman"/>
-              </w:rPr>
-              <w:t xml:space="preserve">90.1</w:t>
-            </w:r>
-          </w:p>
-        </w:tc>
-        <w:tc>
-          <w:tcPr/>
-          <w:p>
-            <w:pPr>
-              <w:pStyle w:val="Compact"/>
-              <w:jc w:val="center"/>
-            </w:pPr>
-          </w:p>
-        </w:tc>
-        <w:tc>
-          <w:tcPr/>
-          <w:p>
-            <w:pPr>
-              <w:pStyle w:val="Compact"/>
-              <w:jc w:val="center"/>
-            </w:pPr>
-            <w:r>
-              <w:rPr>
-                <w:rFonts w:ascii="Times New Roman" w:hAnsi="Times New Roman" w:eastAsia="Times New Roman" w:cs="Times New Roman"/>
-              </w:rPr>
-              <w:t xml:space="preserve">Lu³⁺</w:t>
-            </w:r>
-          </w:p>
-        </w:tc>
-        <w:tc>
-          <w:tcPr/>
-          <w:p>
-            <w:pPr>
-              <w:pStyle w:val="Compact"/>
-              <w:jc w:val="center"/>
-            </w:pPr>
-            <w:r>
-              <w:rPr>
-                <w:rFonts w:ascii="Times New Roman" w:hAnsi="Times New Roman" w:eastAsia="Times New Roman" w:cs="Times New Roman"/>
-              </w:rPr>
-              <w:t xml:space="preserve">86.1</w:t>
-            </w:r>
-          </w:p>
-        </w:tc>
-      </w:tr>
-    </w:tbl>
     <w:p>
       <w:pPr>
         <w:pStyle w:val="BlockText"/>
-        <w:spacing w:before="120"/>
       </w:pPr>
       <w:r>
         <w:rPr>
@@ -12220,7 +11677,20 @@
         <w:rPr>
           <w:rFonts w:hint="eastAsia" w:ascii="Times New Roman" w:hAnsi="Times New Roman" w:eastAsia="Times New Roman" w:cs="Times New Roman"/>
         </w:rPr>
-        <w:t>I₁。</w:t>
+        <w:t>I</w:t>
+      </w:r>
+      <w:r>
+        <w:rPr>
+          <w:rFonts w:hint="eastAsia" w:ascii="Times New Roman" w:hAnsi="Times New Roman" w:eastAsia="Times New Roman" w:cs="Times New Roman"/>
+          <w:vertAlign w:val="subscript"/>
+        </w:rPr>
+        <w:t>1</w:t>
+      </w:r>
+      <w:r>
+        <w:rPr>
+          <w:rFonts w:hint="eastAsia" w:ascii="Times New Roman" w:hAnsi="Times New Roman" w:eastAsia="Times New Roman" w:cs="Times New Roman"/>
+        </w:rPr>
+        <w:t>。</w:t>
       </w:r>
       <w:r>
         <w:rPr>
@@ -12525,7 +11995,14 @@
         <w:rPr>
           <w:rFonts w:hint="eastAsia" w:ascii="Times New Roman" w:hAnsi="Times New Roman" w:eastAsia="Times New Roman" w:cs="Times New Roman"/>
         </w:rPr>
-        <w:t>）：I₁</w:t>
+        <w:t>）：I</w:t>
+      </w:r>
+      <w:r>
+        <w:rPr>
+          <w:rFonts w:hint="eastAsia" w:ascii="Times New Roman" w:hAnsi="Times New Roman" w:eastAsia="Times New Roman" w:cs="Times New Roman"/>
+          <w:vertAlign w:val="subscript"/>
+        </w:rPr>
+        <w:t>1</w:t>
       </w:r>
       <w:r>
         <w:rPr>
@@ -12588,7 +12065,14 @@
         <w:rPr>
           <w:rFonts w:hint="eastAsia" w:ascii="Times New Roman" w:hAnsi="Times New Roman" w:eastAsia="Times New Roman" w:cs="Times New Roman"/>
         </w:rPr>
-        <w:t>）：I₁</w:t>
+        <w:t>）：I</w:t>
+      </w:r>
+      <w:r>
+        <w:rPr>
+          <w:rFonts w:hint="eastAsia" w:ascii="Times New Roman" w:hAnsi="Times New Roman" w:eastAsia="Times New Roman" w:cs="Times New Roman"/>
+          <w:vertAlign w:val="subscript"/>
+        </w:rPr>
+        <w:t>1</w:t>
       </w:r>
       <w:r>
         <w:rPr>
@@ -12663,7 +12147,20 @@
         <w:rPr>
           <w:rFonts w:ascii="Times New Roman" w:hAnsi="Times New Roman" w:eastAsia="Times New Roman" w:cs="Times New Roman"/>
         </w:rPr>
-        <w:t xml:space="preserve"> I₁ </w:t>
+        <w:t xml:space="preserve"> I</w:t>
+      </w:r>
+      <w:r>
+        <w:rPr>
+          <w:rFonts w:ascii="Times New Roman" w:hAnsi="Times New Roman" w:eastAsia="Times New Roman" w:cs="Times New Roman"/>
+          <w:vertAlign w:val="subscript"/>
+        </w:rPr>
+        <w:t>1</w:t>
+      </w:r>
+      <w:r>
+        <w:rPr>
+          <w:rFonts w:ascii="Times New Roman" w:hAnsi="Times New Roman" w:eastAsia="Times New Roman" w:cs="Times New Roman"/>
+        </w:rPr>
+        <w:t xml:space="preserve"> </w:t>
       </w:r>
       <w:r>
         <w:rPr>
@@ -13478,7 +12975,7 @@
               <a:graphicData uri="http://schemas.openxmlformats.org/drawingml/2006/picture">
                 <pic:pic>
                   <pic:nvPicPr>
-                    <pic:cNvPr descr="media/first_ionization_energy_trend.jpg" id="25" name="Picture"/>
+                    <pic:cNvPr descr="499e6d5b90a6817b601c1189657f2181d2a9ad4fc426e2fe14be7913e6eb6914.jpg" id="25" name="Picture"/>
                     <pic:cNvPicPr>
                       <a:picLocks noChangeArrowheads="1" noChangeAspect="1"/>
                     </pic:cNvPicPr>
@@ -13547,7 +13044,7 @@
           <w:iCs/>
           <w:sz w:val="21"/>
         </w:rPr>
-        <w:t>元素第一电离能随原子序数的周期性变化</w:t>
+        <w:t>第一电离能周期性变化</w:t>
       </w:r>
       <w:r>
         <w:rPr>
@@ -13557,7 +13054,7 @@
           <w:iCs/>
           <w:sz w:val="21"/>
         </w:rPr>
-        <w:t>——</w:t>
+        <w:t>，</w:t>
       </w:r>
       <w:r>
         <w:rPr>
@@ -13567,7 +13064,7 @@
           <w:iCs/>
           <w:sz w:val="21"/>
         </w:rPr>
-        <w:t>同周期从左到右整体增大</w:t>
+        <w:t>箭头标出</w:t>
       </w:r>
       <w:r>
         <w:rPr>
@@ -13577,7 +13074,7 @@
           <w:iCs/>
           <w:sz w:val="21"/>
         </w:rPr>
-        <w:t>（</w:t>
+        <w:t>ⅡA/ⅢA</w:t>
       </w:r>
       <w:r>
         <w:rPr>
@@ -13587,7 +13084,7 @@
           <w:iCs/>
           <w:sz w:val="21"/>
         </w:rPr>
-        <w:t>稀有气体最大</w:t>
+        <w:t>与</w:t>
       </w:r>
       <w:r>
         <w:rPr>
@@ -13597,7 +13094,7 @@
           <w:iCs/>
           <w:sz w:val="21"/>
         </w:rPr>
-        <w:t>），</w:t>
+        <w:t>ⅤA/ⅥA</w:t>
       </w:r>
       <w:r>
         <w:rPr>
@@ -13607,167 +13104,7 @@
           <w:iCs/>
           <w:sz w:val="21"/>
         </w:rPr>
-        <w:t>同主族从上到下递减</w:t>
-      </w:r>
-      <w:r>
-        <w:rPr>
-          <w:rFonts w:hint="eastAsia" w:ascii="Times New Roman" w:hAnsi="Times New Roman" w:eastAsia="FangSong" w:cs="Times New Roman"/>
-          <w:b w:val="0"/>
-          <w:i w:val="0"/>
-          <w:iCs/>
-          <w:sz w:val="21"/>
-        </w:rPr>
-        <w:t>。</w:t>
-      </w:r>
-      <w:r>
-        <w:rPr>
-          <w:rFonts w:hint="eastAsia" w:ascii="Times New Roman" w:hAnsi="Times New Roman" w:eastAsia="FangSong" w:cs="Times New Roman"/>
-          <w:b w:val="0"/>
-          <w:i w:val="0"/>
-          <w:iCs/>
-          <w:sz w:val="21"/>
-        </w:rPr>
-        <w:t>图中箭头标出</w:t>
-      </w:r>
-      <w:r>
-        <w:rPr>
-          <w:rFonts w:hint="eastAsia" w:ascii="Times New Roman" w:hAnsi="Times New Roman" w:eastAsia="FangSong" w:cs="Times New Roman"/>
-          <w:b w:val="0"/>
-          <w:i w:val="0"/>
-          <w:iCs/>
-          <w:sz w:val="21"/>
-        </w:rPr>
-        <w:t>ⅡA/ⅢA</w:t>
-      </w:r>
-      <w:r>
-        <w:rPr>
-          <w:rFonts w:ascii="Times New Roman" w:hAnsi="Times New Roman" w:eastAsia="FangSong" w:cs="Times New Roman"/>
-          <w:b w:val="0"/>
-          <w:i w:val="0"/>
-          <w:iCs/>
-          <w:sz w:val="21"/>
-        </w:rPr>
-        <w:t xml:space="preserve"> </w:t>
-      </w:r>
-      <w:r>
-        <w:rPr>
-          <w:rFonts w:hint="eastAsia" w:ascii="Times New Roman" w:hAnsi="Times New Roman" w:eastAsia="FangSong" w:cs="Times New Roman"/>
-          <w:b w:val="0"/>
-          <w:i w:val="0"/>
-          <w:iCs/>
-          <w:sz w:val="21"/>
-        </w:rPr>
-        <w:t xml:space="preserve">和</w:t>
-      </w:r>
-      <w:r>
-        <w:rPr>
-          <w:rFonts w:ascii="Times New Roman" w:hAnsi="Times New Roman" w:eastAsia="FangSong" w:cs="Times New Roman"/>
-          <w:b w:val="0"/>
-          <w:i w:val="0"/>
-          <w:iCs/>
-          <w:sz w:val="21"/>
-        </w:rPr>
-        <w:t xml:space="preserve"> ⅤA/ⅥA </w:t>
-      </w:r>
-      <w:r>
-        <w:rPr>
-          <w:rFonts w:hint="eastAsia" w:ascii="Times New Roman" w:hAnsi="Times New Roman" w:eastAsia="FangSong" w:cs="Times New Roman"/>
-          <w:b w:val="0"/>
-          <w:i w:val="0"/>
-          <w:iCs/>
-          <w:sz w:val="21"/>
-        </w:rPr>
         <w:t>两处关键反常</w:t>
-      </w:r>
-      <w:r>
-        <w:rPr>
-          <w:rFonts w:hint="eastAsia" w:ascii="Times New Roman" w:hAnsi="Times New Roman" w:eastAsia="FangSong" w:cs="Times New Roman"/>
-          <w:b w:val="0"/>
-          <w:i w:val="0"/>
-          <w:iCs/>
-          <w:sz w:val="21"/>
-        </w:rPr>
-        <w:t>：Be/B、Mg/Al</w:t>
-      </w:r>
-      <w:r>
-        <w:rPr>
-          <w:rFonts w:ascii="Times New Roman" w:hAnsi="Times New Roman" w:eastAsia="FangSong" w:cs="Times New Roman"/>
-          <w:b w:val="0"/>
-          <w:i w:val="0"/>
-          <w:iCs/>
-          <w:sz w:val="21"/>
-        </w:rPr>
-        <w:t xml:space="preserve"> </w:t>
-      </w:r>
-      <w:r>
-        <w:rPr>
-          <w:rFonts w:hint="eastAsia" w:ascii="Times New Roman" w:hAnsi="Times New Roman" w:eastAsia="FangSong" w:cs="Times New Roman"/>
-          <w:b w:val="0"/>
-          <w:i w:val="0"/>
-          <w:iCs/>
-          <w:sz w:val="21"/>
-        </w:rPr>
-        <w:t xml:space="preserve">及</w:t>
-      </w:r>
-      <w:r>
-        <w:rPr>
-          <w:rFonts w:ascii="Times New Roman" w:hAnsi="Times New Roman" w:eastAsia="FangSong" w:cs="Times New Roman"/>
-          <w:b w:val="0"/>
-          <w:i w:val="0"/>
-          <w:iCs/>
-          <w:sz w:val="21"/>
-        </w:rPr>
-        <w:t xml:space="preserve"> N/O、P/S </w:t>
-      </w:r>
-      <w:r>
-        <w:rPr>
-          <w:rFonts w:hint="eastAsia" w:ascii="Times New Roman" w:hAnsi="Times New Roman" w:eastAsia="FangSong" w:cs="Times New Roman"/>
-          <w:b w:val="0"/>
-          <w:i w:val="0"/>
-          <w:iCs/>
-          <w:sz w:val="21"/>
-        </w:rPr>
-        <w:t>处的</w:t>
-      </w:r>
-      <w:r>
-        <w:rPr>
-          <w:rFonts w:hint="eastAsia" w:ascii="Times New Roman" w:hAnsi="Times New Roman" w:eastAsia="FangSong" w:cs="Times New Roman"/>
-          <w:b w:val="0"/>
-          <w:i w:val="0"/>
-          <w:iCs/>
-          <w:sz w:val="21"/>
-        </w:rPr>
-        <w:t>”</w:t>
-      </w:r>
-      <w:r>
-        <w:rPr>
-          <w:rFonts w:hint="eastAsia" w:ascii="Times New Roman" w:hAnsi="Times New Roman" w:eastAsia="FangSong" w:cs="Times New Roman"/>
-          <w:b w:val="0"/>
-          <w:i w:val="0"/>
-          <w:iCs/>
-          <w:sz w:val="21"/>
-        </w:rPr>
-        <w:t>倒挂</w:t>
-      </w:r>
-      <w:r>
-        <w:rPr>
-          <w:rFonts w:hint="eastAsia" w:ascii="Times New Roman" w:hAnsi="Times New Roman" w:eastAsia="FangSong" w:cs="Times New Roman"/>
-          <w:b w:val="0"/>
-          <w:i w:val="0"/>
-          <w:iCs/>
-          <w:sz w:val="21"/>
-        </w:rPr>
-        <w:t>”</w:t>
-      </w:r>
-      <w:r>
-        <w:rPr>
-          <w:rFonts w:hint="eastAsia" w:ascii="Times New Roman" w:hAnsi="Times New Roman" w:eastAsia="FangSong" w:cs="Times New Roman"/>
-          <w:b w:val="0"/>
-          <w:i w:val="0"/>
-          <w:iCs/>
-          <w:sz w:val="21"/>
-        </w:rPr>
-        <w:t>清晰可见</w:t>
       </w:r>
     </w:p>
     <w:p>
@@ -13846,21 +13183,18 @@
       <w:r>
         <w:rPr>
           <w:rFonts w:hint="eastAsia" w:ascii="Times New Roman" w:hAnsi="Times New Roman" w:eastAsia="SimHei" w:cs="Times New Roman"/>
-          <w:color w:val="1E40AF"/>
         </w:rPr>
         <w:t>算一算</w:t>
       </w:r>
       <w:r>
         <w:rPr>
           <w:rFonts w:hint="eastAsia" w:ascii="Times New Roman" w:hAnsi="Times New Roman" w:eastAsia="Times New Roman" w:cs="Times New Roman"/>
-          <w:color w:val="1E40AF"/>
         </w:rPr>
         <w:t>：</w:t>
       </w:r>
       <w:r>
         <w:rPr>
           <w:rFonts w:hint="eastAsia" w:ascii="Times New Roman" w:hAnsi="Times New Roman" w:eastAsia="SimHei" w:cs="Times New Roman"/>
-          <w:color w:val="1E40AF"/>
         </w:rPr>
         <w:t>用电离能数据推断族属</w:t>
       </w:r>
@@ -14589,7 +13923,6 @@
           <w:rFonts w:hint="eastAsia" w:ascii="Times New Roman" w:hAnsi="Times New Roman" w:eastAsia="SimSun" w:cs="Times New Roman"/>
           <w:b/>
           <w:bCs/>
-          <w:color w:val="1E40AF"/>
         </w:rPr>
         <w:t xml:space="preserve">电离能突变的应用</w:t>
       </w:r>
@@ -14795,56 +14128,48 @@
       <w:r>
         <w:rPr>
           <w:rFonts w:hint="eastAsia" w:ascii="Times New Roman" w:hAnsi="Times New Roman" w:eastAsia="SimSun" w:cs="Times New Roman"/>
-          <w:color w:val="1E40AF"/>
         </w:rPr>
         <w:t>用逐级电离能判断主族价电子数时</w:t>
       </w:r>
       <w:r>
         <w:rPr>
           <w:rFonts w:hint="eastAsia" w:ascii="Times New Roman" w:hAnsi="Times New Roman" w:eastAsia="Times New Roman" w:cs="Times New Roman"/>
-          <w:color w:val="1E40AF"/>
         </w:rPr>
         <w:t>，</w:t>
       </w:r>
       <w:r>
         <w:rPr>
           <w:rFonts w:hint="eastAsia" w:ascii="Times New Roman" w:hAnsi="Times New Roman" w:eastAsia="SimSun" w:cs="Times New Roman"/>
-          <w:color w:val="1E40AF"/>
         </w:rPr>
         <w:t>通常按三步走</w:t>
       </w:r>
       <w:r>
         <w:rPr>
           <w:rFonts w:hint="eastAsia" w:ascii="Times New Roman" w:hAnsi="Times New Roman" w:eastAsia="Times New Roman" w:cs="Times New Roman"/>
-          <w:color w:val="1E40AF"/>
         </w:rPr>
         <w:t>：</w:t>
       </w:r>
       <w:r>
         <w:rPr>
           <w:rFonts w:ascii="Times New Roman" w:hAnsi="Times New Roman" w:eastAsia="Times New Roman" w:cs="Times New Roman"/>
-          <w:color w:val="1E40AF"/>
         </w:rPr>
         <w:t xml:space="preserve"> </w:t>
       </w:r>
       <w:r>
         <w:rPr>
           <w:rFonts w:ascii="Times New Roman" w:hAnsi="Times New Roman" w:eastAsia="Times New Roman" w:cs="Times New Roman"/>
-          <w:color w:val="1E40AF"/>
         </w:rPr>
         <w:t xml:space="preserve">1. </w:t>
       </w:r>
       <w:r>
         <w:rPr>
           <w:rFonts w:hint="eastAsia" w:ascii="Times New Roman" w:hAnsi="Times New Roman" w:eastAsia="SimSun" w:cs="Times New Roman"/>
-          <w:color w:val="1E40AF"/>
         </w:rPr>
         <w:t xml:space="preserve">计算相邻电离能之比</w:t>
       </w:r>
       <w:r>
         <w:rPr>
           <w:rFonts w:ascii="Times New Roman" w:hAnsi="Times New Roman" w:eastAsia="Times New Roman" w:cs="Times New Roman"/>
-          <w:color w:val="1E40AF"/>
         </w:rPr>
         <w:t xml:space="preserve"> </w:t>
       </w:r>
@@ -14900,140 +14225,120 @@
       <w:r>
         <w:rPr>
           <w:rFonts w:hint="eastAsia" w:ascii="Times New Roman" w:hAnsi="Times New Roman" w:eastAsia="Times New Roman" w:cs="Times New Roman"/>
-          <w:color w:val="1E40AF"/>
         </w:rPr>
         <w:t>，</w:t>
       </w:r>
       <w:r>
         <w:rPr>
           <w:rFonts w:hint="eastAsia" w:ascii="Times New Roman" w:hAnsi="Times New Roman" w:eastAsia="SimSun" w:cs="Times New Roman"/>
-          <w:color w:val="1E40AF"/>
         </w:rPr>
         <w:t>找出突增位置</w:t>
       </w:r>
       <w:r>
         <w:rPr>
           <w:rFonts w:hint="eastAsia" w:ascii="Times New Roman" w:hAnsi="Times New Roman" w:eastAsia="Times New Roman" w:cs="Times New Roman"/>
-          <w:color w:val="1E40AF"/>
         </w:rPr>
         <w:t>。</w:t>
       </w:r>
       <w:r>
         <w:rPr>
           <w:rFonts w:ascii="Times New Roman" w:hAnsi="Times New Roman" w:eastAsia="Times New Roman" w:cs="Times New Roman"/>
-          <w:color w:val="1E40AF"/>
         </w:rPr>
         <w:t xml:space="preserve"> </w:t>
       </w:r>
       <w:r>
         <w:rPr>
           <w:rFonts w:ascii="Times New Roman" w:hAnsi="Times New Roman" w:eastAsia="Times New Roman" w:cs="Times New Roman"/>
-          <w:color w:val="1E40AF"/>
         </w:rPr>
         <w:t xml:space="preserve">2. </w:t>
       </w:r>
       <w:r>
         <w:rPr>
           <w:rFonts w:hint="eastAsia" w:ascii="Times New Roman" w:hAnsi="Times New Roman" w:eastAsia="SimSun" w:cs="Times New Roman"/>
-          <w:color w:val="1E40AF"/>
         </w:rPr>
         <w:t>突增前已经移走的电子数</w:t>
       </w:r>
       <w:r>
         <w:rPr>
           <w:rFonts w:hint="eastAsia" w:ascii="Times New Roman" w:hAnsi="Times New Roman" w:eastAsia="Times New Roman" w:cs="Times New Roman"/>
-          <w:color w:val="1E40AF"/>
         </w:rPr>
         <w:t>，</w:t>
       </w:r>
       <w:r>
         <w:rPr>
           <w:rFonts w:hint="eastAsia" w:ascii="Times New Roman" w:hAnsi="Times New Roman" w:eastAsia="SimSun" w:cs="Times New Roman"/>
-          <w:color w:val="1E40AF"/>
         </w:rPr>
         <w:t>就是该原子的主族价电子数</w:t>
       </w:r>
       <w:r>
         <w:rPr>
           <w:rFonts w:hint="eastAsia" w:ascii="Times New Roman" w:hAnsi="Times New Roman" w:eastAsia="Times New Roman" w:cs="Times New Roman"/>
-          <w:color w:val="1E40AF"/>
         </w:rPr>
         <w:t>。</w:t>
       </w:r>
       <w:r>
         <w:rPr>
           <w:rFonts w:ascii="Times New Roman" w:hAnsi="Times New Roman" w:eastAsia="Times New Roman" w:cs="Times New Roman"/>
-          <w:color w:val="1E40AF"/>
         </w:rPr>
         <w:t xml:space="preserve"> </w:t>
       </w:r>
       <w:r>
         <w:rPr>
           <w:rFonts w:ascii="Times New Roman" w:hAnsi="Times New Roman" w:eastAsia="Times New Roman" w:cs="Times New Roman"/>
-          <w:color w:val="1E40AF"/>
         </w:rPr>
         <w:t xml:space="preserve">3. </w:t>
       </w:r>
       <w:r>
         <w:rPr>
           <w:rFonts w:hint="eastAsia" w:ascii="Times New Roman" w:hAnsi="Times New Roman" w:eastAsia="SimSun" w:cs="Times New Roman"/>
-          <w:color w:val="1E40AF"/>
         </w:rPr>
         <w:t xml:space="preserve">若相邻两级电离能相差约</w:t>
       </w:r>
       <w:r>
         <w:rPr>
           <w:rFonts w:ascii="Times New Roman" w:hAnsi="Times New Roman" w:eastAsia="Times New Roman" w:cs="Times New Roman"/>
-          <w:color w:val="1E40AF"/>
         </w:rPr>
         <w:t xml:space="preserve"> 2.5-3 </w:t>
       </w:r>
       <w:r>
         <w:rPr>
           <w:rFonts w:hint="eastAsia" w:ascii="Times New Roman" w:hAnsi="Times New Roman" w:eastAsia="SimSun" w:cs="Times New Roman"/>
-          <w:color w:val="1E40AF"/>
         </w:rPr>
         <w:t>倍以上</w:t>
       </w:r>
       <w:r>
         <w:rPr>
           <w:rFonts w:hint="eastAsia" w:ascii="Times New Roman" w:hAnsi="Times New Roman" w:eastAsia="Times New Roman" w:cs="Times New Roman"/>
-          <w:color w:val="1E40AF"/>
         </w:rPr>
         <w:t>，</w:t>
       </w:r>
       <w:r>
         <w:rPr>
           <w:rFonts w:hint="eastAsia" w:ascii="Times New Roman" w:hAnsi="Times New Roman" w:eastAsia="SimSun" w:cs="Times New Roman"/>
-          <w:color w:val="1E40AF"/>
         </w:rPr>
         <w:t>通常就可以视为明显突变</w:t>
       </w:r>
       <w:r>
         <w:rPr>
           <w:rFonts w:hint="eastAsia" w:ascii="Times New Roman" w:hAnsi="Times New Roman" w:eastAsia="Times New Roman" w:cs="Times New Roman"/>
-          <w:color w:val="1E40AF"/>
         </w:rPr>
         <w:t>。</w:t>
       </w:r>
       <w:r>
         <w:rPr>
           <w:rFonts w:ascii="Times New Roman" w:hAnsi="Times New Roman" w:eastAsia="Times New Roman" w:cs="Times New Roman"/>
-          <w:color w:val="1E40AF"/>
         </w:rPr>
         <w:t xml:space="preserve"> </w:t>
       </w:r>
       <w:r>
         <w:rPr>
           <w:rFonts w:ascii="Times New Roman" w:hAnsi="Times New Roman" w:eastAsia="Times New Roman" w:cs="Times New Roman"/>
-          <w:color w:val="1E40AF"/>
         </w:rPr>
         <w:t xml:space="preserve">&gt;</w:t>
       </w:r>
       <w:r>
         <w:rPr>
           <w:rFonts w:ascii="Times New Roman" w:hAnsi="Times New Roman" w:eastAsia="Times New Roman" w:cs="Times New Roman"/>
-          <w:color w:val="1E40AF"/>
         </w:rPr>
         <w:t xml:space="preserve"> </w:t>
       </w:r>
@@ -15042,196 +14347,168 @@
           <w:rFonts w:ascii="Times New Roman" w:hAnsi="Times New Roman" w:eastAsia="Times New Roman" w:cs="Times New Roman"/>
           <w:b/>
           <w:bCs/>
-          <w:color w:val="1E40AF"/>
         </w:rPr>
         <w:t xml:space="preserve">Step 4</w:t>
       </w:r>
       <w:r>
         <w:rPr>
           <w:rFonts w:hint="eastAsia" w:ascii="Times New Roman" w:hAnsi="Times New Roman" w:eastAsia="Times New Roman" w:cs="Times New Roman"/>
-          <w:color w:val="1E40AF"/>
         </w:rPr>
         <w:t>：</w:t>
       </w:r>
       <w:r>
         <w:rPr>
           <w:rFonts w:hint="eastAsia" w:ascii="Times New Roman" w:hAnsi="Times New Roman" w:eastAsia="SimSun" w:cs="Times New Roman"/>
-          <w:color w:val="1E40AF"/>
         </w:rPr>
         <w:t>结合其他信息</w:t>
       </w:r>
       <w:r>
         <w:rPr>
           <w:rFonts w:hint="eastAsia" w:ascii="Times New Roman" w:hAnsi="Times New Roman" w:eastAsia="Times New Roman" w:cs="Times New Roman"/>
-          <w:color w:val="1E40AF"/>
         </w:rPr>
         <w:t>（</w:t>
       </w:r>
       <w:r>
         <w:rPr>
           <w:rFonts w:hint="eastAsia" w:ascii="Times New Roman" w:hAnsi="Times New Roman" w:eastAsia="SimSun" w:cs="Times New Roman"/>
-          <w:color w:val="1E40AF"/>
         </w:rPr>
         <w:t>周期</w:t>
       </w:r>
       <w:r>
         <w:rPr>
           <w:rFonts w:hint="eastAsia" w:ascii="Times New Roman" w:hAnsi="Times New Roman" w:eastAsia="Times New Roman" w:cs="Times New Roman"/>
-          <w:color w:val="1E40AF"/>
         </w:rPr>
         <w:t>、</w:t>
       </w:r>
       <w:r>
         <w:rPr>
           <w:rFonts w:hint="eastAsia" w:ascii="Times New Roman" w:hAnsi="Times New Roman" w:eastAsia="SimSun" w:cs="Times New Roman"/>
-          <w:color w:val="1E40AF"/>
         </w:rPr>
         <w:t>原子量等</w:t>
       </w:r>
       <w:r>
         <w:rPr>
           <w:rFonts w:hint="eastAsia" w:ascii="Times New Roman" w:hAnsi="Times New Roman" w:eastAsia="Times New Roman" w:cs="Times New Roman"/>
-          <w:color w:val="1E40AF"/>
         </w:rPr>
         <w:t>）</w:t>
       </w:r>
       <w:r>
         <w:rPr>
           <w:rFonts w:hint="eastAsia" w:ascii="Times New Roman" w:hAnsi="Times New Roman" w:eastAsia="SimSun" w:cs="Times New Roman"/>
-          <w:color w:val="1E40AF"/>
         </w:rPr>
         <w:t>确定具体元素</w:t>
       </w:r>
       <w:r>
         <w:rPr>
           <w:rFonts w:hint="eastAsia" w:ascii="Times New Roman" w:hAnsi="Times New Roman" w:eastAsia="Times New Roman" w:cs="Times New Roman"/>
-          <w:color w:val="1E40AF"/>
         </w:rPr>
         <w:t>。</w:t>
       </w:r>
       <w:r>
         <w:rPr>
           <w:rFonts w:ascii="Times New Roman" w:hAnsi="Times New Roman" w:eastAsia="Times New Roman" w:cs="Times New Roman"/>
-          <w:color w:val="1E40AF"/>
         </w:rPr>
         <w:t xml:space="preserve"> </w:t>
       </w:r>
       <w:r>
         <w:rPr>
           <w:rFonts w:ascii="Times New Roman" w:hAnsi="Times New Roman" w:eastAsia="Times New Roman" w:cs="Times New Roman"/>
-          <w:color w:val="1E40AF"/>
         </w:rPr>
         <w:t xml:space="preserve">&gt;</w:t>
       </w:r>
       <w:r>
         <w:rPr>
           <w:rFonts w:ascii="Times New Roman" w:hAnsi="Times New Roman" w:eastAsia="Times New Roman" w:cs="Times New Roman"/>
-          <w:color w:val="1E40AF"/>
         </w:rPr>
         <w:t xml:space="preserve"> </w:t>
       </w:r>
       <w:r>
         <w:rPr>
           <w:rFonts w:ascii="Times New Roman" w:hAnsi="Times New Roman" w:eastAsia="Times New Roman" w:cs="Times New Roman"/>
-          <w:color w:val="1E40AF"/>
         </w:rPr>
         <w:t xml:space="preserve">&gt; | </w:t>
       </w:r>
       <w:r>
         <w:rPr>
           <w:rFonts w:hint="eastAsia" w:ascii="Times New Roman" w:hAnsi="Times New Roman" w:eastAsia="SimSun" w:cs="Times New Roman"/>
-          <w:color w:val="1E40AF"/>
         </w:rPr>
         <w:t xml:space="preserve">族</w:t>
       </w:r>
       <w:r>
         <w:rPr>
           <w:rFonts w:ascii="Times New Roman" w:hAnsi="Times New Roman" w:eastAsia="Times New Roman" w:cs="Times New Roman"/>
-          <w:color w:val="1E40AF"/>
         </w:rPr>
         <w:t xml:space="preserve"> | </w:t>
       </w:r>
       <w:r>
         <w:rPr>
           <w:rFonts w:hint="eastAsia" w:ascii="Times New Roman" w:hAnsi="Times New Roman" w:eastAsia="SimSun" w:cs="Times New Roman"/>
-          <w:color w:val="1E40AF"/>
         </w:rPr>
         <w:t xml:space="preserve">价电子</w:t>
       </w:r>
       <w:r>
         <w:rPr>
           <w:rFonts w:ascii="Times New Roman" w:hAnsi="Times New Roman" w:eastAsia="Times New Roman" w:cs="Times New Roman"/>
-          <w:color w:val="1E40AF"/>
         </w:rPr>
         <w:t xml:space="preserve"> | </w:t>
       </w:r>
       <w:r>
         <w:rPr>
           <w:rFonts w:hint="eastAsia" w:ascii="Times New Roman" w:hAnsi="Times New Roman" w:eastAsia="SimSun" w:cs="Times New Roman"/>
-          <w:color w:val="1E40AF"/>
         </w:rPr>
         <w:t xml:space="preserve">突变位置</w:t>
       </w:r>
       <w:r>
         <w:rPr>
           <w:rFonts w:ascii="Times New Roman" w:hAnsi="Times New Roman" w:eastAsia="Times New Roman" w:cs="Times New Roman"/>
-          <w:color w:val="1E40AF"/>
         </w:rPr>
         <w:t xml:space="preserve"> | </w:t>
       </w:r>
       <w:r>
         <w:rPr>
           <w:rFonts w:hint="eastAsia" w:ascii="Times New Roman" w:hAnsi="Times New Roman" w:eastAsia="SimSun" w:cs="Times New Roman"/>
-          <w:color w:val="1E40AF"/>
         </w:rPr>
         <w:t>示例</w:t>
       </w:r>
       <w:r>
         <w:rPr>
           <w:rFonts w:hint="eastAsia" w:ascii="Times New Roman" w:hAnsi="Times New Roman" w:eastAsia="Times New Roman" w:cs="Times New Roman"/>
-          <w:color w:val="1E40AF"/>
         </w:rPr>
         <w:t>（Mg）</w:t>
       </w:r>
       <w:r>
         <w:rPr>
           <w:rFonts w:ascii="Times New Roman" w:hAnsi="Times New Roman" w:eastAsia="Times New Roman" w:cs="Times New Roman"/>
-          <w:color w:val="1E40AF"/>
         </w:rPr>
         <w:t xml:space="preserve"> |</w:t>
       </w:r>
       <w:r>
         <w:rPr>
           <w:rFonts w:ascii="Times New Roman" w:hAnsi="Times New Roman" w:eastAsia="Times New Roman" w:cs="Times New Roman"/>
-          <w:color w:val="1E40AF"/>
         </w:rPr>
         <w:t xml:space="preserve"> </w:t>
       </w:r>
       <w:r>
         <w:rPr>
           <w:rFonts w:ascii="Times New Roman" w:hAnsi="Times New Roman" w:eastAsia="Times New Roman" w:cs="Times New Roman"/>
-          <w:color w:val="1E40AF"/>
         </w:rPr>
         <w:t xml:space="preserve">&gt; |:—:|:—:|:—:|:—|</w:t>
       </w:r>
       <w:r>
         <w:rPr>
           <w:rFonts w:ascii="Times New Roman" w:hAnsi="Times New Roman" w:eastAsia="Times New Roman" w:cs="Times New Roman"/>
-          <w:color w:val="1E40AF"/>
         </w:rPr>
         <w:t xml:space="preserve"> </w:t>
       </w:r>
       <w:r>
         <w:rPr>
           <w:rFonts w:ascii="Times New Roman" w:hAnsi="Times New Roman" w:eastAsia="Times New Roman" w:cs="Times New Roman"/>
-          <w:color w:val="1E40AF"/>
         </w:rPr>
         <w:t xml:space="preserve">&gt; | ⅠA | 1 |</w:t>
       </w:r>
       <w:r>
         <w:rPr>
           <w:rFonts w:ascii="Times New Roman" w:hAnsi="Times New Roman" w:eastAsia="Times New Roman" w:cs="Times New Roman"/>
-          <w:color w:val="1E40AF"/>
         </w:rPr>
         <w:t xml:space="preserve"> </w:t>
       </w:r>
@@ -15270,28 +14547,24 @@
       <w:r>
         <w:rPr>
           <w:rFonts w:ascii="Times New Roman" w:hAnsi="Times New Roman" w:eastAsia="Times New Roman" w:cs="Times New Roman"/>
-          <w:color w:val="1E40AF"/>
         </w:rPr>
         <w:t xml:space="preserve"> </w:t>
       </w:r>
       <w:r>
         <w:rPr>
           <w:rFonts w:hint="eastAsia" w:ascii="Times New Roman" w:hAnsi="Times New Roman" w:eastAsia="SimSun" w:cs="Times New Roman"/>
-          <w:color w:val="1E40AF"/>
         </w:rPr>
         <w:t xml:space="preserve">剧增</w:t>
       </w:r>
       <w:r>
         <w:rPr>
           <w:rFonts w:ascii="Times New Roman" w:hAnsi="Times New Roman" w:eastAsia="Times New Roman" w:cs="Times New Roman"/>
-          <w:color w:val="1E40AF"/>
         </w:rPr>
         <w:t xml:space="preserve"> | Na: 496,</w:t>
       </w:r>
       <w:r>
         <w:rPr>
           <w:rFonts w:ascii="Times New Roman" w:hAnsi="Times New Roman" w:eastAsia="Times New Roman" w:cs="Times New Roman"/>
-          <w:color w:val="1E40AF"/>
         </w:rPr>
         <w:t xml:space="preserve"> </w:t>
       </w:r>
@@ -15300,63 +14573,54 @@
           <w:rFonts w:ascii="Times New Roman" w:hAnsi="Times New Roman" w:eastAsia="Times New Roman" w:cs="Times New Roman"/>
           <w:b/>
           <w:bCs/>
-          <w:color w:val="1E40AF"/>
         </w:rPr>
         <w:t xml:space="preserve">4562</w:t>
       </w:r>
       <w:r>
         <w:rPr>
           <w:rFonts w:ascii="Times New Roman" w:hAnsi="Times New Roman" w:eastAsia="Times New Roman" w:cs="Times New Roman"/>
-          <w:color w:val="1E40AF"/>
         </w:rPr>
         <w:t xml:space="preserve"> </w:t>
       </w:r>
       <w:r>
         <w:rPr>
           <w:rFonts w:ascii="Times New Roman" w:hAnsi="Times New Roman" w:eastAsia="Times New Roman" w:cs="Times New Roman"/>
-          <w:color w:val="1E40AF"/>
         </w:rPr>
         <w:t xml:space="preserve">kJ/mol → </w:t>
       </w:r>
       <w:r>
         <w:rPr>
           <w:rFonts w:hint="eastAsia" w:ascii="Times New Roman" w:hAnsi="Times New Roman" w:eastAsia="Times New Roman" w:cs="Times New Roman"/>
-          <w:color w:val="1E40AF"/>
         </w:rPr>
         <w:t>1</w:t>
       </w:r>
       <w:r>
         <w:rPr>
           <w:rFonts w:hint="eastAsia" w:ascii="Times New Roman" w:hAnsi="Times New Roman" w:eastAsia="SimSun" w:cs="Times New Roman"/>
-          <w:color w:val="1E40AF"/>
         </w:rPr>
         <w:t>个价电子</w:t>
       </w:r>
       <w:r>
         <w:rPr>
           <w:rFonts w:ascii="Times New Roman" w:hAnsi="Times New Roman" w:eastAsia="Times New Roman" w:cs="Times New Roman"/>
-          <w:color w:val="1E40AF"/>
         </w:rPr>
         <w:t xml:space="preserve"> |</w:t>
       </w:r>
       <w:r>
         <w:rPr>
           <w:rFonts w:ascii="Times New Roman" w:hAnsi="Times New Roman" w:eastAsia="Times New Roman" w:cs="Times New Roman"/>
-          <w:color w:val="1E40AF"/>
         </w:rPr>
         <w:t xml:space="preserve"> </w:t>
       </w:r>
       <w:r>
         <w:rPr>
           <w:rFonts w:ascii="Times New Roman" w:hAnsi="Times New Roman" w:eastAsia="Times New Roman" w:cs="Times New Roman"/>
-          <w:color w:val="1E40AF"/>
         </w:rPr>
         <w:t xml:space="preserve">&gt; | ⅡA | 2 |</w:t>
       </w:r>
       <w:r>
         <w:rPr>
           <w:rFonts w:ascii="Times New Roman" w:hAnsi="Times New Roman" w:eastAsia="Times New Roman" w:cs="Times New Roman"/>
-          <w:color w:val="1E40AF"/>
         </w:rPr>
         <w:t xml:space="preserve"> </w:t>
       </w:r>
@@ -15395,28 +14659,24 @@
       <w:r>
         <w:rPr>
           <w:rFonts w:ascii="Times New Roman" w:hAnsi="Times New Roman" w:eastAsia="Times New Roman" w:cs="Times New Roman"/>
-          <w:color w:val="1E40AF"/>
         </w:rPr>
         <w:t xml:space="preserve"> </w:t>
       </w:r>
       <w:r>
         <w:rPr>
           <w:rFonts w:hint="eastAsia" w:ascii="Times New Roman" w:hAnsi="Times New Roman" w:eastAsia="SimSun" w:cs="Times New Roman"/>
-          <w:color w:val="1E40AF"/>
         </w:rPr>
         <w:t xml:space="preserve">剧增</w:t>
       </w:r>
       <w:r>
         <w:rPr>
           <w:rFonts w:ascii="Times New Roman" w:hAnsi="Times New Roman" w:eastAsia="Times New Roman" w:cs="Times New Roman"/>
-          <w:color w:val="1E40AF"/>
         </w:rPr>
         <w:t xml:space="preserve"> | Mg: 738, 1451,</w:t>
       </w:r>
       <w:r>
         <w:rPr>
           <w:rFonts w:ascii="Times New Roman" w:hAnsi="Times New Roman" w:eastAsia="Times New Roman" w:cs="Times New Roman"/>
-          <w:color w:val="1E40AF"/>
         </w:rPr>
         <w:t xml:space="preserve"> </w:t>
       </w:r>
@@ -15425,63 +14685,54 @@
           <w:rFonts w:ascii="Times New Roman" w:hAnsi="Times New Roman" w:eastAsia="Times New Roman" w:cs="Times New Roman"/>
           <w:b/>
           <w:bCs/>
-          <w:color w:val="1E40AF"/>
         </w:rPr>
         <w:t xml:space="preserve">7733</w:t>
       </w:r>
       <w:r>
         <w:rPr>
           <w:rFonts w:ascii="Times New Roman" w:hAnsi="Times New Roman" w:eastAsia="Times New Roman" w:cs="Times New Roman"/>
-          <w:color w:val="1E40AF"/>
         </w:rPr>
         <w:t xml:space="preserve"> </w:t>
       </w:r>
       <w:r>
         <w:rPr>
           <w:rFonts w:ascii="Times New Roman" w:hAnsi="Times New Roman" w:eastAsia="Times New Roman" w:cs="Times New Roman"/>
-          <w:color w:val="1E40AF"/>
         </w:rPr>
         <w:t xml:space="preserve">→ </w:t>
       </w:r>
       <w:r>
         <w:rPr>
           <w:rFonts w:hint="eastAsia" w:ascii="Times New Roman" w:hAnsi="Times New Roman" w:eastAsia="Times New Roman" w:cs="Times New Roman"/>
-          <w:color w:val="1E40AF"/>
         </w:rPr>
         <w:t>2</w:t>
       </w:r>
       <w:r>
         <w:rPr>
           <w:rFonts w:hint="eastAsia" w:ascii="Times New Roman" w:hAnsi="Times New Roman" w:eastAsia="SimSun" w:cs="Times New Roman"/>
-          <w:color w:val="1E40AF"/>
         </w:rPr>
         <w:t>个价电子</w:t>
       </w:r>
       <w:r>
         <w:rPr>
           <w:rFonts w:ascii="Times New Roman" w:hAnsi="Times New Roman" w:eastAsia="Times New Roman" w:cs="Times New Roman"/>
-          <w:color w:val="1E40AF"/>
         </w:rPr>
         <w:t xml:space="preserve"> |</w:t>
       </w:r>
       <w:r>
         <w:rPr>
           <w:rFonts w:ascii="Times New Roman" w:hAnsi="Times New Roman" w:eastAsia="Times New Roman" w:cs="Times New Roman"/>
-          <w:color w:val="1E40AF"/>
         </w:rPr>
         <w:t xml:space="preserve"> </w:t>
       </w:r>
       <w:r>
         <w:rPr>
           <w:rFonts w:ascii="Times New Roman" w:hAnsi="Times New Roman" w:eastAsia="Times New Roman" w:cs="Times New Roman"/>
-          <w:color w:val="1E40AF"/>
         </w:rPr>
         <w:t xml:space="preserve">&gt; | ⅢA | 3 |</w:t>
       </w:r>
       <w:r>
         <w:rPr>
           <w:rFonts w:ascii="Times New Roman" w:hAnsi="Times New Roman" w:eastAsia="Times New Roman" w:cs="Times New Roman"/>
-          <w:color w:val="1E40AF"/>
         </w:rPr>
         <w:t xml:space="preserve"> </w:t>
       </w:r>
@@ -15520,28 +14771,24 @@
       <w:r>
         <w:rPr>
           <w:rFonts w:ascii="Times New Roman" w:hAnsi="Times New Roman" w:eastAsia="Times New Roman" w:cs="Times New Roman"/>
-          <w:color w:val="1E40AF"/>
         </w:rPr>
         <w:t xml:space="preserve"> </w:t>
       </w:r>
       <w:r>
         <w:rPr>
           <w:rFonts w:hint="eastAsia" w:ascii="Times New Roman" w:hAnsi="Times New Roman" w:eastAsia="SimSun" w:cs="Times New Roman"/>
-          <w:color w:val="1E40AF"/>
         </w:rPr>
         <w:t xml:space="preserve">剧增</w:t>
       </w:r>
       <w:r>
         <w:rPr>
           <w:rFonts w:ascii="Times New Roman" w:hAnsi="Times New Roman" w:eastAsia="Times New Roman" w:cs="Times New Roman"/>
-          <w:color w:val="1E40AF"/>
         </w:rPr>
         <w:t xml:space="preserve"> | Al: 578, 1817, 2745,</w:t>
       </w:r>
       <w:r>
         <w:rPr>
           <w:rFonts w:ascii="Times New Roman" w:hAnsi="Times New Roman" w:eastAsia="Times New Roman" w:cs="Times New Roman"/>
-          <w:color w:val="1E40AF"/>
         </w:rPr>
         <w:t xml:space="preserve"> </w:t>
       </w:r>
@@ -15550,63 +14797,54 @@
           <w:rFonts w:ascii="Times New Roman" w:hAnsi="Times New Roman" w:eastAsia="Times New Roman" w:cs="Times New Roman"/>
           <w:b/>
           <w:bCs/>
-          <w:color w:val="1E40AF"/>
         </w:rPr>
         <w:t xml:space="preserve">11577</w:t>
       </w:r>
       <w:r>
         <w:rPr>
           <w:rFonts w:ascii="Times New Roman" w:hAnsi="Times New Roman" w:eastAsia="Times New Roman" w:cs="Times New Roman"/>
-          <w:color w:val="1E40AF"/>
         </w:rPr>
         <w:t xml:space="preserve"> </w:t>
       </w:r>
       <w:r>
         <w:rPr>
           <w:rFonts w:ascii="Times New Roman" w:hAnsi="Times New Roman" w:eastAsia="Times New Roman" w:cs="Times New Roman"/>
-          <w:color w:val="1E40AF"/>
         </w:rPr>
         <w:t xml:space="preserve">→ </w:t>
       </w:r>
       <w:r>
         <w:rPr>
           <w:rFonts w:hint="eastAsia" w:ascii="Times New Roman" w:hAnsi="Times New Roman" w:eastAsia="Times New Roman" w:cs="Times New Roman"/>
-          <w:color w:val="1E40AF"/>
         </w:rPr>
         <w:t>3</w:t>
       </w:r>
       <w:r>
         <w:rPr>
           <w:rFonts w:hint="eastAsia" w:ascii="Times New Roman" w:hAnsi="Times New Roman" w:eastAsia="SimSun" w:cs="Times New Roman"/>
-          <w:color w:val="1E40AF"/>
         </w:rPr>
         <w:t>个价电子</w:t>
       </w:r>
       <w:r>
         <w:rPr>
           <w:rFonts w:ascii="Times New Roman" w:hAnsi="Times New Roman" w:eastAsia="Times New Roman" w:cs="Times New Roman"/>
-          <w:color w:val="1E40AF"/>
         </w:rPr>
         <w:t xml:space="preserve"> |</w:t>
       </w:r>
       <w:r>
         <w:rPr>
           <w:rFonts w:ascii="Times New Roman" w:hAnsi="Times New Roman" w:eastAsia="Times New Roman" w:cs="Times New Roman"/>
-          <w:color w:val="1E40AF"/>
         </w:rPr>
         <w:t xml:space="preserve"> </w:t>
       </w:r>
       <w:r>
         <w:rPr>
           <w:rFonts w:ascii="Times New Roman" w:hAnsi="Times New Roman" w:eastAsia="Times New Roman" w:cs="Times New Roman"/>
-          <w:color w:val="1E40AF"/>
         </w:rPr>
         <w:t xml:space="preserve">&gt; | ⅤA | 5 |</w:t>
       </w:r>
       <w:r>
         <w:rPr>
           <w:rFonts w:ascii="Times New Roman" w:hAnsi="Times New Roman" w:eastAsia="Times New Roman" w:cs="Times New Roman"/>
-          <w:color w:val="1E40AF"/>
         </w:rPr>
         <w:t xml:space="preserve"> </w:t>
       </w:r>
@@ -15645,28 +14883,24 @@
       <w:r>
         <w:rPr>
           <w:rFonts w:ascii="Times New Roman" w:hAnsi="Times New Roman" w:eastAsia="Times New Roman" w:cs="Times New Roman"/>
-          <w:color w:val="1E40AF"/>
         </w:rPr>
         <w:t xml:space="preserve"> </w:t>
       </w:r>
       <w:r>
         <w:rPr>
           <w:rFonts w:hint="eastAsia" w:ascii="Times New Roman" w:hAnsi="Times New Roman" w:eastAsia="SimSun" w:cs="Times New Roman"/>
-          <w:color w:val="1E40AF"/>
         </w:rPr>
         <w:t xml:space="preserve">剧增</w:t>
       </w:r>
       <w:r>
         <w:rPr>
           <w:rFonts w:ascii="Times New Roman" w:hAnsi="Times New Roman" w:eastAsia="Times New Roman" w:cs="Times New Roman"/>
-          <w:color w:val="1E40AF"/>
         </w:rPr>
         <w:t xml:space="preserve"> | P: 1012, 1907, 2914, 4964,</w:t>
       </w:r>
       <w:r>
         <w:rPr>
           <w:rFonts w:ascii="Times New Roman" w:hAnsi="Times New Roman" w:eastAsia="Times New Roman" w:cs="Times New Roman"/>
-          <w:color w:val="1E40AF"/>
         </w:rPr>
         <w:t xml:space="preserve"> </w:t>
       </w:r>
@@ -15675,91 +14909,91 @@
           <w:rFonts w:ascii="Times New Roman" w:hAnsi="Times New Roman" w:eastAsia="Times New Roman" w:cs="Times New Roman"/>
           <w:b/>
           <w:bCs/>
-          <w:color w:val="1E40AF"/>
         </w:rPr>
         <w:t xml:space="preserve">6274</w:t>
       </w:r>
       <w:r>
         <w:rPr>
           <w:rFonts w:ascii="Times New Roman" w:hAnsi="Times New Roman" w:eastAsia="Times New Roman" w:cs="Times New Roman"/>
-          <w:color w:val="1E40AF"/>
         </w:rPr>
         <w:t xml:space="preserve"> </w:t>
       </w:r>
       <w:r>
         <w:rPr>
           <w:rFonts w:ascii="Times New Roman" w:hAnsi="Times New Roman" w:eastAsia="Times New Roman" w:cs="Times New Roman"/>
-          <w:color w:val="1E40AF"/>
         </w:rPr>
         <w:t xml:space="preserve">→ </w:t>
       </w:r>
       <w:r>
         <w:rPr>
           <w:rFonts w:hint="eastAsia" w:ascii="Times New Roman" w:hAnsi="Times New Roman" w:eastAsia="SimSun" w:cs="Times New Roman"/>
-          <w:color w:val="1E40AF"/>
         </w:rPr>
         <w:t xml:space="preserve">注意</w:t>
       </w:r>
       <w:r>
         <w:rPr>
           <w:rFonts w:ascii="Times New Roman" w:hAnsi="Times New Roman" w:eastAsia="Times New Roman" w:cs="Times New Roman"/>
-          <w:color w:val="1E40AF"/>
-        </w:rPr>
-        <w:t xml:space="preserve"> I₆ </w:t>
-      </w:r>
-      <w:r>
-        <w:rPr>
-          <w:rFonts w:hint="eastAsia" w:ascii="Times New Roman" w:hAnsi="Times New Roman" w:eastAsia="SimSun" w:cs="Times New Roman"/>
-          <w:color w:val="1E40AF"/>
+        </w:rPr>
+        <w:t xml:space="preserve"> I</w:t>
+      </w:r>
+      <w:r>
+        <w:rPr>
+          <w:rFonts w:ascii="Times New Roman" w:hAnsi="Times New Roman" w:eastAsia="Times New Roman" w:cs="Times New Roman"/>
+          <w:vertAlign w:val="subscript"/>
+        </w:rPr>
+        <w:t>6</w:t>
+      </w:r>
+      <w:r>
+        <w:rPr>
+          <w:rFonts w:ascii="Times New Roman" w:hAnsi="Times New Roman" w:eastAsia="Times New Roman" w:cs="Times New Roman"/>
+        </w:rPr>
+        <w:t xml:space="preserve"> </w:t>
+      </w:r>
+      <w:r>
+        <w:rPr>
+          <w:rFonts w:hint="eastAsia" w:ascii="Times New Roman" w:hAnsi="Times New Roman" w:eastAsia="SimSun" w:cs="Times New Roman"/>
         </w:rPr>
         <w:t>相对不大</w:t>
       </w:r>
       <w:r>
         <w:rPr>
           <w:rFonts w:hint="eastAsia" w:ascii="Times New Roman" w:hAnsi="Times New Roman" w:eastAsia="Times New Roman" w:cs="Times New Roman"/>
-          <w:color w:val="1E40AF"/>
         </w:rPr>
         <w:t>！</w:t>
       </w:r>
       <w:r>
         <w:rPr>
           <w:rFonts w:ascii="Times New Roman" w:hAnsi="Times New Roman" w:eastAsia="Times New Roman" w:cs="Times New Roman"/>
-          <w:color w:val="1E40AF"/>
         </w:rPr>
         <w:t xml:space="preserve"> |</w:t>
       </w:r>
       <w:r>
         <w:rPr>
           <w:rFonts w:ascii="Times New Roman" w:hAnsi="Times New Roman" w:eastAsia="Times New Roman" w:cs="Times New Roman"/>
-          <w:color w:val="1E40AF"/>
         </w:rPr>
         <w:t xml:space="preserve"> </w:t>
       </w:r>
       <w:r>
         <w:rPr>
           <w:rFonts w:ascii="Times New Roman" w:hAnsi="Times New Roman" w:eastAsia="Times New Roman" w:cs="Times New Roman"/>
-          <w:color w:val="1E40AF"/>
         </w:rPr>
         <w:t xml:space="preserve">&gt;</w:t>
       </w:r>
       <w:r>
         <w:rPr>
           <w:rFonts w:ascii="Times New Roman" w:hAnsi="Times New Roman" w:eastAsia="Times New Roman" w:cs="Times New Roman"/>
-          <w:color w:val="1E40AF"/>
         </w:rPr>
         <w:t xml:space="preserve"> </w:t>
       </w:r>
       <w:r>
         <w:rPr>
           <w:rFonts w:ascii="Times New Roman" w:hAnsi="Times New Roman" w:eastAsia="Times New Roman" w:cs="Times New Roman"/>
-          <w:color w:val="1E40AF"/>
         </w:rPr>
         <w:t xml:space="preserve">&gt;</w:t>
       </w:r>
       <w:r>
         <w:rPr>
           <w:rFonts w:ascii="Times New Roman" w:hAnsi="Times New Roman" w:eastAsia="Times New Roman" w:cs="Times New Roman"/>
-          <w:color w:val="1E40AF"/>
         </w:rPr>
         <w:t xml:space="preserve"> </w:t>
       </w:r>
@@ -15768,21 +15002,18 @@
           <w:rFonts w:hint="eastAsia" w:ascii="Times New Roman" w:hAnsi="Times New Roman" w:eastAsia="SimSun" w:cs="Times New Roman"/>
           <w:b/>
           <w:bCs/>
-          <w:color w:val="1E40AF"/>
         </w:rPr>
         <w:t xml:space="preserve">陷阱提醒</w:t>
       </w:r>
       <w:r>
         <w:rPr>
           <w:rFonts w:hint="eastAsia" w:ascii="Times New Roman" w:hAnsi="Times New Roman" w:eastAsia="Times New Roman" w:cs="Times New Roman"/>
-          <w:color w:val="1E40AF"/>
         </w:rPr>
         <w:t>：</w:t>
       </w:r>
       <w:r>
         <w:rPr>
           <w:rFonts w:hint="eastAsia" w:ascii="Times New Roman" w:hAnsi="Times New Roman" w:eastAsia="SimSun" w:cs="Times New Roman"/>
-          <w:color w:val="1E40AF"/>
         </w:rPr>
         <w:t>过渡元素的逐级电离能</w:t>
       </w:r>
@@ -15791,84 +15022,72 @@
           <w:rFonts w:hint="eastAsia" w:ascii="Times New Roman" w:hAnsi="Times New Roman" w:eastAsia="SimSun" w:cs="Times New Roman"/>
           <w:b/>
           <w:bCs/>
-          <w:color w:val="1E40AF"/>
         </w:rPr>
         <w:t xml:space="preserve">没有单一突变点</w:t>
       </w:r>
       <w:r>
         <w:rPr>
           <w:rFonts w:hint="eastAsia" w:ascii="Times New Roman" w:hAnsi="Times New Roman" w:eastAsia="Times New Roman" w:cs="Times New Roman"/>
-          <w:color w:val="1E40AF"/>
         </w:rPr>
         <w:t>（</w:t>
       </w:r>
       <w:r>
         <w:rPr>
           <w:rFonts w:hint="eastAsia" w:ascii="Times New Roman" w:hAnsi="Times New Roman" w:eastAsia="SimSun" w:cs="Times New Roman"/>
-          <w:color w:val="1E40AF"/>
         </w:rPr>
         <w:t>因为</w:t>
       </w:r>
       <w:r>
         <w:rPr>
           <w:rFonts w:ascii="Times New Roman" w:hAnsi="Times New Roman" w:eastAsia="Times New Roman" w:cs="Times New Roman"/>
-          <w:color w:val="1E40AF"/>
         </w:rPr>
         <w:t xml:space="preserve"> ns </w:t>
       </w:r>
       <w:r>
         <w:rPr>
           <w:rFonts w:hint="eastAsia" w:ascii="Times New Roman" w:hAnsi="Times New Roman" w:eastAsia="SimSun" w:cs="Times New Roman"/>
-          <w:color w:val="1E40AF"/>
         </w:rPr>
         <w:t xml:space="preserve">和</w:t>
       </w:r>
       <w:r>
         <w:rPr>
           <w:rFonts w:ascii="Times New Roman" w:hAnsi="Times New Roman" w:eastAsia="Times New Roman" w:cs="Times New Roman"/>
-          <w:color w:val="1E40AF"/>
         </w:rPr>
         <w:t xml:space="preserve"> (n−1)d </w:t>
       </w:r>
       <w:r>
         <w:rPr>
           <w:rFonts w:hint="eastAsia" w:ascii="Times New Roman" w:hAnsi="Times New Roman" w:eastAsia="SimSun" w:cs="Times New Roman"/>
-          <w:color w:val="1E40AF"/>
         </w:rPr>
         <w:t>电子能量接近</w:t>
       </w:r>
       <w:r>
         <w:rPr>
           <w:rFonts w:hint="eastAsia" w:ascii="Times New Roman" w:hAnsi="Times New Roman" w:eastAsia="Times New Roman" w:cs="Times New Roman"/>
-          <w:color w:val="1E40AF"/>
         </w:rPr>
         <w:t>），</w:t>
       </w:r>
       <w:r>
         <w:rPr>
           <w:rFonts w:hint="eastAsia" w:ascii="Times New Roman" w:hAnsi="Times New Roman" w:eastAsia="SimSun" w:cs="Times New Roman"/>
-          <w:color w:val="1E40AF"/>
         </w:rPr>
         <w:t>不能简单用上述方法判断族属</w:t>
       </w:r>
       <w:r>
         <w:rPr>
           <w:rFonts w:hint="eastAsia" w:ascii="Times New Roman" w:hAnsi="Times New Roman" w:eastAsia="Times New Roman" w:cs="Times New Roman"/>
-          <w:color w:val="1E40AF"/>
         </w:rPr>
         <w:t>。</w:t>
       </w:r>
       <w:r>
         <w:rPr>
           <w:rFonts w:hint="eastAsia" w:ascii="Times New Roman" w:hAnsi="Times New Roman" w:eastAsia="SimSun" w:cs="Times New Roman"/>
-          <w:color w:val="1E40AF"/>
         </w:rPr>
         <w:t>此法主要适用于主族元素</w:t>
       </w:r>
       <w:r>
         <w:rPr>
           <w:rFonts w:hint="eastAsia" w:ascii="Times New Roman" w:hAnsi="Times New Roman" w:eastAsia="Times New Roman" w:cs="Times New Roman"/>
-          <w:color w:val="1E40AF"/>
         </w:rPr>
         <w:t>。</w:t>
       </w:r>
@@ -16562,7 +15781,20 @@
         <w:rPr>
           <w:rFonts w:ascii="Times New Roman" w:hAnsi="Times New Roman" w:eastAsia="Times New Roman" w:cs="Times New Roman"/>
         </w:rPr>
-        <w:t xml:space="preserve">) → Fe²⁺ (</w:t>
+        <w:t>) → Fe</w:t>
+      </w:r>
+      <w:r>
+        <w:rPr>
+          <w:rFonts w:ascii="Times New Roman" w:hAnsi="Times New Roman" w:eastAsia="Times New Roman" w:cs="Times New Roman"/>
+          <w:vertAlign w:val="superscript"/>
+        </w:rPr>
+        <w:t>2+</w:t>
+      </w:r>
+      <w:r>
+        <w:rPr>
+          <w:rFonts w:ascii="Times New Roman" w:hAnsi="Times New Roman" w:eastAsia="Times New Roman" w:cs="Times New Roman"/>
+        </w:rPr>
+        <w:t xml:space="preserve"> (</w:t>
       </w:r>
       <m:oMath>
         <m:oMathPr>
@@ -16644,7 +15876,20 @@
         <w:rPr>
           <w:rFonts w:ascii="Times New Roman" w:hAnsi="Times New Roman" w:eastAsia="Times New Roman" w:cs="Times New Roman"/>
         </w:rPr>
-        <w:t xml:space="preserve">) → Fe³⁺ (</w:t>
+        <w:t>) → Fe</w:t>
+      </w:r>
+      <w:r>
+        <w:rPr>
+          <w:rFonts w:ascii="Times New Roman" w:hAnsi="Times New Roman" w:eastAsia="Times New Roman" w:cs="Times New Roman"/>
+          <w:vertAlign w:val="superscript"/>
+        </w:rPr>
+        <w:t>3+</w:t>
+      </w:r>
+      <w:r>
+        <w:rPr>
+          <w:rFonts w:ascii="Times New Roman" w:hAnsi="Times New Roman" w:eastAsia="Times New Roman" w:cs="Times New Roman"/>
+        </w:rPr>
+        <w:t xml:space="preserve"> (</w:t>
       </w:r>
       <m:oMath>
         <m:oMathPr>
@@ -16875,159 +16120,138 @@
     </w:p>
     <w:p>
       <w:pPr>
-        <w:pStyle w:val="BlockText"/>
+        <w:pStyle w:val="MistakeBlock"/>
       </w:pPr>
+      <w:r>
+        <w:rPr>
+          <w:rFonts w:hint="eastAsia" w:ascii="Times New Roman" w:hAnsi="Times New Roman" w:eastAsia="SimSun" w:cs="Times New Roman"/>
+        </w:rPr>
+        <w:t xml:space="preserve">易错提醒</w:t>
+      </w:r>
+      <w:r>
+        <w:rPr>
+          <w:rFonts w:ascii="Times New Roman" w:hAnsi="Times New Roman" w:eastAsia="Times New Roman" w:cs="Times New Roman"/>
+        </w:rPr>
+        <w:t xml:space="preserve"> </w:t>
+      </w:r>
+      <w:r>
+        <w:rPr>
+          <w:rFonts w:hint="eastAsia" w:ascii="Times New Roman" w:hAnsi="Times New Roman" w:eastAsia="SimSun" w:cs="Times New Roman"/>
+        </w:rPr>
+        <w:t>很多同学以为</w:t>
+      </w:r>
+      <w:r>
+        <w:rPr>
+          <w:rFonts w:hint="eastAsia" w:ascii="Times New Roman" w:hAnsi="Times New Roman" w:eastAsia="Times New Roman" w:cs="Times New Roman"/>
+        </w:rPr>
+        <w:t>”</w:t>
+      </w:r>
+      <w:r>
+        <w:rPr>
+          <w:rFonts w:hint="eastAsia" w:ascii="Times New Roman" w:hAnsi="Times New Roman" w:eastAsia="SimSun" w:cs="Times New Roman"/>
+        </w:rPr>
+        <w:t>先填的先出</w:t>
+      </w:r>
+      <w:r>
+        <w:rPr>
+          <w:rFonts w:hint="eastAsia" w:ascii="Times New Roman" w:hAnsi="Times New Roman" w:eastAsia="Times New Roman" w:cs="Times New Roman"/>
+        </w:rPr>
+        <w:t>”，</w:t>
+      </w:r>
+      <w:r>
+        <w:rPr>
+          <w:rFonts w:hint="eastAsia" w:ascii="Times New Roman" w:hAnsi="Times New Roman" w:eastAsia="SimSun" w:cs="Times New Roman"/>
+        </w:rPr>
+        <w:t>实际是</w:t>
+      </w:r>
+      <w:r>
+        <w:rPr>
+          <w:rFonts w:hint="eastAsia" w:ascii="Times New Roman" w:hAnsi="Times New Roman" w:eastAsia="Times New Roman" w:cs="Times New Roman"/>
+        </w:rPr>
+        <w:t>”</w:t>
+      </w:r>
+      <w:r>
+        <w:rPr>
+          <w:rFonts w:hint="eastAsia" w:ascii="Times New Roman" w:hAnsi="Times New Roman" w:eastAsia="SimSun" w:cs="Times New Roman"/>
+        </w:rPr>
+        <w:t>最外层的先出</w:t>
+      </w:r>
+      <w:r>
+        <w:rPr>
+          <w:rFonts w:hint="eastAsia" w:ascii="Times New Roman" w:hAnsi="Times New Roman" w:eastAsia="Times New Roman" w:cs="Times New Roman"/>
+        </w:rPr>
+        <w:t>”。</w:t>
+      </w:r>
+      <w:r>
+        <w:rPr>
+          <w:rFonts w:hint="eastAsia" w:ascii="Times New Roman" w:hAnsi="Times New Roman" w:eastAsia="SimSun" w:cs="Times New Roman"/>
+        </w:rPr>
+        <w:t>记住</w:t>
+      </w:r>
+      <w:r>
+        <w:rPr>
+          <w:rFonts w:hint="eastAsia" w:ascii="Times New Roman" w:hAnsi="Times New Roman" w:eastAsia="Times New Roman" w:cs="Times New Roman"/>
+        </w:rPr>
+        <w:t>：</w:t>
+      </w:r>
       <w:r>
         <w:rPr>
           <w:rFonts w:hint="eastAsia" w:ascii="Times New Roman" w:hAnsi="Times New Roman" w:eastAsia="SimSun" w:cs="Times New Roman"/>
           <w:b/>
           <w:bCs/>
-          <w:color w:val="1E40AF"/>
-        </w:rPr>
-        <w:t xml:space="preserve">易错点</w:t>
-      </w:r>
-      <w:r>
-        <w:rPr>
-          <w:rFonts w:hint="eastAsia" w:ascii="Times New Roman" w:hAnsi="Times New Roman" w:eastAsia="Times New Roman" w:cs="Times New Roman"/>
-          <w:color w:val="1E40AF"/>
-        </w:rPr>
-        <w:t>：</w:t>
-      </w:r>
-      <w:r>
-        <w:rPr>
-          <w:rFonts w:hint="eastAsia" w:ascii="Times New Roman" w:hAnsi="Times New Roman" w:eastAsia="SimSun" w:cs="Times New Roman"/>
-          <w:color w:val="1E40AF"/>
-        </w:rPr>
-        <w:t>很多同学以为</w:t>
-      </w:r>
-      <w:r>
-        <w:rPr>
-          <w:rFonts w:hint="eastAsia" w:ascii="Times New Roman" w:hAnsi="Times New Roman" w:eastAsia="Times New Roman" w:cs="Times New Roman"/>
-          <w:color w:val="1E40AF"/>
-        </w:rPr>
-        <w:t>”</w:t>
-      </w:r>
-      <w:r>
-        <w:rPr>
-          <w:rFonts w:hint="eastAsia" w:ascii="Times New Roman" w:hAnsi="Times New Roman" w:eastAsia="SimSun" w:cs="Times New Roman"/>
-          <w:color w:val="1E40AF"/>
-        </w:rPr>
-        <w:t>先填的先出</w:t>
-      </w:r>
-      <w:r>
-        <w:rPr>
-          <w:rFonts w:hint="eastAsia" w:ascii="Times New Roman" w:hAnsi="Times New Roman" w:eastAsia="Times New Roman" w:cs="Times New Roman"/>
-          <w:color w:val="1E40AF"/>
-        </w:rPr>
-        <w:t>”，</w:t>
-      </w:r>
-      <w:r>
-        <w:rPr>
-          <w:rFonts w:hint="eastAsia" w:ascii="Times New Roman" w:hAnsi="Times New Roman" w:eastAsia="SimSun" w:cs="Times New Roman"/>
-          <w:color w:val="1E40AF"/>
-        </w:rPr>
-        <w:t>实际是</w:t>
-      </w:r>
-      <w:r>
-        <w:rPr>
-          <w:rFonts w:hint="eastAsia" w:ascii="Times New Roman" w:hAnsi="Times New Roman" w:eastAsia="Times New Roman" w:cs="Times New Roman"/>
-          <w:color w:val="1E40AF"/>
-        </w:rPr>
-        <w:t>”</w:t>
-      </w:r>
-      <w:r>
-        <w:rPr>
-          <w:rFonts w:hint="eastAsia" w:ascii="Times New Roman" w:hAnsi="Times New Roman" w:eastAsia="SimSun" w:cs="Times New Roman"/>
-          <w:color w:val="1E40AF"/>
-        </w:rPr>
-        <w:t>最外层的先出</w:t>
-      </w:r>
-      <w:r>
-        <w:rPr>
-          <w:rFonts w:hint="eastAsia" w:ascii="Times New Roman" w:hAnsi="Times New Roman" w:eastAsia="Times New Roman" w:cs="Times New Roman"/>
-          <w:color w:val="1E40AF"/>
-        </w:rPr>
-        <w:t>”。</w:t>
-      </w:r>
-      <w:r>
-        <w:rPr>
-          <w:rFonts w:hint="eastAsia" w:ascii="Times New Roman" w:hAnsi="Times New Roman" w:eastAsia="SimSun" w:cs="Times New Roman"/>
-          <w:color w:val="1E40AF"/>
-        </w:rPr>
-        <w:t>记住</w:t>
-      </w:r>
-      <w:r>
-        <w:rPr>
-          <w:rFonts w:hint="eastAsia" w:ascii="Times New Roman" w:hAnsi="Times New Roman" w:eastAsia="Times New Roman" w:cs="Times New Roman"/>
-          <w:color w:val="1E40AF"/>
-        </w:rPr>
-        <w:t>：</w:t>
-      </w:r>
-      <w:r>
-        <w:rPr>
-          <w:rFonts w:hint="eastAsia" w:ascii="Times New Roman" w:hAnsi="Times New Roman" w:eastAsia="SimSun" w:cs="Times New Roman"/>
+        </w:rPr>
+        <w:t>电离看的是谁在外面</w:t>
+      </w:r>
+      <w:r>
+        <w:rPr>
+          <w:rFonts w:hint="eastAsia" w:ascii="Times New Roman" w:hAnsi="Times New Roman" w:eastAsia="Times New Roman" w:cs="Times New Roman"/>
           <w:b/>
           <w:bCs/>
-          <w:color w:val="1E40AF"/>
-        </w:rPr>
-        <w:t>电离看的是谁在外面</w:t>
-      </w:r>
-      <w:r>
-        <w:rPr>
-          <w:rFonts w:hint="eastAsia" w:ascii="Times New Roman" w:hAnsi="Times New Roman" w:eastAsia="Times New Roman" w:cs="Times New Roman"/>
+        </w:rPr>
+        <w:t>（</w:t>
+      </w:r>
+      <m:oMath>
+        <m:r>
+          <m:t>n</m:t>
+        </m:r>
+      </m:oMath>
+      <w:r>
+        <w:rPr>
+          <w:rFonts w:ascii="Times New Roman" w:hAnsi="Times New Roman" w:eastAsia="Times New Roman" w:cs="Times New Roman"/>
           <w:b/>
           <w:bCs/>
-          <w:color w:val="1E40AF"/>
-        </w:rPr>
-        <w:t>（</w:t>
-      </w:r>
-      <m:oMath>
-        <m:r>
-          <m:t>n</m:t>
-        </m:r>
-      </m:oMath>
-      <w:r>
-        <w:rPr>
-          <w:rFonts w:ascii="Times New Roman" w:hAnsi="Times New Roman" w:eastAsia="Times New Roman" w:cs="Times New Roman"/>
+        </w:rPr>
+        <w:t xml:space="preserve"> </w:t>
+      </w:r>
+      <w:r>
+        <w:rPr>
+          <w:rFonts w:hint="eastAsia" w:ascii="Times New Roman" w:hAnsi="Times New Roman" w:eastAsia="SimSun" w:cs="Times New Roman"/>
           <w:b/>
           <w:bCs/>
-          <w:color w:val="1E40AF"/>
-        </w:rPr>
-        <w:t xml:space="preserve"> </w:t>
-      </w:r>
-      <w:r>
-        <w:rPr>
-          <w:rFonts w:hint="eastAsia" w:ascii="Times New Roman" w:hAnsi="Times New Roman" w:eastAsia="SimSun" w:cs="Times New Roman"/>
+        </w:rPr>
+        <w:t>最大</w:t>
+      </w:r>
+      <w:r>
+        <w:rPr>
+          <w:rFonts w:hint="eastAsia" w:ascii="Times New Roman" w:hAnsi="Times New Roman" w:eastAsia="Times New Roman" w:cs="Times New Roman"/>
           <w:b/>
           <w:bCs/>
-          <w:color w:val="1E40AF"/>
-        </w:rPr>
-        <w:t>最大</w:t>
-      </w:r>
-      <w:r>
-        <w:rPr>
-          <w:rFonts w:hint="eastAsia" w:ascii="Times New Roman" w:hAnsi="Times New Roman" w:eastAsia="Times New Roman" w:cs="Times New Roman"/>
+        </w:rPr>
+        <w:t>），</w:t>
+      </w:r>
+      <w:r>
+        <w:rPr>
+          <w:rFonts w:hint="eastAsia" w:ascii="Times New Roman" w:hAnsi="Times New Roman" w:eastAsia="SimSun" w:cs="Times New Roman"/>
           <w:b/>
           <w:bCs/>
-          <w:color w:val="1E40AF"/>
-        </w:rPr>
-        <w:t>），</w:t>
-      </w:r>
-      <w:r>
-        <w:rPr>
-          <w:rFonts w:hint="eastAsia" w:ascii="Times New Roman" w:hAnsi="Times New Roman" w:eastAsia="SimSun" w:cs="Times New Roman"/>
+        </w:rPr>
+        <w:t>不是谁先进去的</w:t>
+      </w:r>
+      <w:r>
+        <w:rPr>
+          <w:rFonts w:hint="eastAsia" w:ascii="Times New Roman" w:hAnsi="Times New Roman" w:eastAsia="Times New Roman" w:cs="Times New Roman"/>
           <w:b/>
           <w:bCs/>
-          <w:color w:val="1E40AF"/>
-        </w:rPr>
-        <w:t>不是谁先进去的</w:t>
-      </w:r>
-      <w:r>
-        <w:rPr>
-          <w:rFonts w:hint="eastAsia" w:ascii="Times New Roman" w:hAnsi="Times New Roman" w:eastAsia="Times New Roman" w:cs="Times New Roman"/>
-          <w:b/>
-          <w:bCs/>
-          <w:color w:val="1E40AF"/>
         </w:rPr>
         <w:t>。</w:t>
       </w:r>
@@ -17099,7 +16323,20 @@
         <w:rPr>
           <w:rFonts w:hint="eastAsia" w:ascii="Times New Roman" w:hAnsi="Times New Roman" w:eastAsia="Times New Roman" w:cs="Times New Roman"/>
         </w:rPr>
-        <w:t>E₁。</w:t>
+        <w:t>E</w:t>
+      </w:r>
+      <w:r>
+        <w:rPr>
+          <w:rFonts w:hint="eastAsia" w:ascii="Times New Roman" w:hAnsi="Times New Roman" w:eastAsia="Times New Roman" w:cs="Times New Roman"/>
+          <w:vertAlign w:val="subscript"/>
+        </w:rPr>
+        <w:t>1</w:t>
+      </w:r>
+      <w:r>
+        <w:rPr>
+          <w:rFonts w:hint="eastAsia" w:ascii="Times New Roman" w:hAnsi="Times New Roman" w:eastAsia="Times New Roman" w:cs="Times New Roman"/>
+        </w:rPr>
+        <w:t>。</w:t>
       </w:r>
       <w:r>
         <w:rPr>
@@ -17147,77 +16384,79 @@
           <w:rFonts w:hint="eastAsia" w:ascii="Times New Roman" w:hAnsi="Times New Roman" w:eastAsia="SimSun" w:cs="Times New Roman"/>
           <w:b/>
           <w:bCs/>
-          <w:color w:val="1E40AF"/>
         </w:rPr>
         <w:t xml:space="preserve">注意</w:t>
       </w:r>
       <w:r>
         <w:rPr>
           <w:rFonts w:hint="eastAsia" w:ascii="Times New Roman" w:hAnsi="Times New Roman" w:eastAsia="Times New Roman" w:cs="Times New Roman"/>
-          <w:color w:val="1E40AF"/>
         </w:rPr>
         <w:t>：</w:t>
       </w:r>
       <w:r>
         <w:rPr>
           <w:rFonts w:hint="eastAsia" w:ascii="Times New Roman" w:hAnsi="Times New Roman" w:eastAsia="SimSun" w:cs="Times New Roman"/>
-          <w:color w:val="1E40AF"/>
         </w:rPr>
         <w:t>电子亲和能并非所有元素都有实验值</w:t>
       </w:r>
       <w:r>
         <w:rPr>
           <w:rFonts w:hint="eastAsia" w:ascii="Times New Roman" w:hAnsi="Times New Roman" w:eastAsia="Times New Roman" w:cs="Times New Roman"/>
-          <w:color w:val="1E40AF"/>
         </w:rPr>
         <w:t>（</w:t>
       </w:r>
       <w:r>
         <w:rPr>
           <w:rFonts w:hint="eastAsia" w:ascii="Times New Roman" w:hAnsi="Times New Roman" w:eastAsia="SimSun" w:cs="Times New Roman"/>
-          <w:color w:val="1E40AF"/>
         </w:rPr>
         <w:t>如稀有气体</w:t>
       </w:r>
       <w:r>
         <w:rPr>
           <w:rFonts w:hint="eastAsia" w:ascii="Times New Roman" w:hAnsi="Times New Roman" w:eastAsia="Times New Roman" w:cs="Times New Roman"/>
-          <w:color w:val="1E40AF"/>
         </w:rPr>
         <w:t>、Be、N</w:t>
       </w:r>
       <w:r>
         <w:rPr>
           <w:rFonts w:ascii="Times New Roman" w:hAnsi="Times New Roman" w:eastAsia="Times New Roman" w:cs="Times New Roman"/>
-          <w:color w:val="1E40AF"/>
         </w:rPr>
         <w:t xml:space="preserve"> </w:t>
       </w:r>
       <w:r>
         <w:rPr>
           <w:rFonts w:hint="eastAsia" w:ascii="Times New Roman" w:hAnsi="Times New Roman" w:eastAsia="SimSun" w:cs="Times New Roman"/>
-          <w:color w:val="1E40AF"/>
         </w:rPr>
         <w:t xml:space="preserve">的</w:t>
       </w:r>
       <w:r>
         <w:rPr>
           <w:rFonts w:ascii="Times New Roman" w:hAnsi="Times New Roman" w:eastAsia="Times New Roman" w:cs="Times New Roman"/>
-          <w:color w:val="1E40AF"/>
-        </w:rPr>
-        <w:t xml:space="preserve"> E₁ </w:t>
-      </w:r>
-      <w:r>
-        <w:rPr>
-          <w:rFonts w:hint="eastAsia" w:ascii="Times New Roman" w:hAnsi="Times New Roman" w:eastAsia="SimSun" w:cs="Times New Roman"/>
-          <w:color w:val="1E40AF"/>
+        </w:rPr>
+        <w:t xml:space="preserve"> E</w:t>
+      </w:r>
+      <w:r>
+        <w:rPr>
+          <w:rFonts w:ascii="Times New Roman" w:hAnsi="Times New Roman" w:eastAsia="Times New Roman" w:cs="Times New Roman"/>
+          <w:vertAlign w:val="subscript"/>
+        </w:rPr>
+        <w:t>1</w:t>
+      </w:r>
+      <w:r>
+        <w:rPr>
+          <w:rFonts w:ascii="Times New Roman" w:hAnsi="Times New Roman" w:eastAsia="Times New Roman" w:cs="Times New Roman"/>
+        </w:rPr>
+        <w:t xml:space="preserve"> </w:t>
+      </w:r>
+      <w:r>
+        <w:rPr>
+          <w:rFonts w:hint="eastAsia" w:ascii="Times New Roman" w:hAnsi="Times New Roman" w:eastAsia="SimSun" w:cs="Times New Roman"/>
         </w:rPr>
         <w:t>为负值或不可测</w:t>
       </w:r>
       <w:r>
         <w:rPr>
           <w:rFonts w:hint="eastAsia" w:ascii="Times New Roman" w:hAnsi="Times New Roman" w:eastAsia="Times New Roman" w:cs="Times New Roman"/>
-          <w:color w:val="1E40AF"/>
         </w:rPr>
         <w:t>）。</w:t>
       </w:r>
@@ -17263,7 +16502,14 @@
         <w:rPr>
           <w:rFonts w:hint="eastAsia" w:ascii="Times New Roman" w:hAnsi="Times New Roman" w:eastAsia="Times New Roman" w:cs="Times New Roman"/>
         </w:rPr>
-        <w:t>）：E₁</w:t>
+        <w:t>）：E</w:t>
+      </w:r>
+      <w:r>
+        <w:rPr>
+          <w:rFonts w:hint="eastAsia" w:ascii="Times New Roman" w:hAnsi="Times New Roman" w:eastAsia="Times New Roman" w:cs="Times New Roman"/>
+          <w:vertAlign w:val="subscript"/>
+        </w:rPr>
+        <w:t>1</w:t>
       </w:r>
       <w:r>
         <w:rPr>
@@ -17326,7 +16572,14 @@
         <w:rPr>
           <w:rFonts w:hint="eastAsia" w:ascii="Times New Roman" w:hAnsi="Times New Roman" w:eastAsia="Times New Roman" w:cs="Times New Roman"/>
         </w:rPr>
-        <w:t>）：E₁</w:t>
+        <w:t>）：E</w:t>
+      </w:r>
+      <w:r>
+        <w:rPr>
+          <w:rFonts w:hint="eastAsia" w:ascii="Times New Roman" w:hAnsi="Times New Roman" w:eastAsia="Times New Roman" w:cs="Times New Roman"/>
+          <w:vertAlign w:val="subscript"/>
+        </w:rPr>
+        <w:t>1</w:t>
       </w:r>
       <w:r>
         <w:rPr>
@@ -17779,7 +17032,6 @@
           <w:rFonts w:ascii="Times New Roman" w:hAnsi="Times New Roman" w:eastAsia="FangSong" w:cs="Times New Roman"/>
           <w:b w:val="0"/>
           <w:i w:val="0"/>
-          <w:color w:val="1E40AF"/>
           <w:sz w:val="21"/>
         </w:rPr>
         <w:drawing>
@@ -17791,7 +17043,7 @@
               <a:graphicData uri="http://schemas.openxmlformats.org/drawingml/2006/picture">
                 <pic:pic>
                   <pic:nvPicPr>
-                    <pic:cNvPr descr="media/electron_affinity_trend.png" id="30" name="Picture"/>
+                    <pic:cNvPr descr="9acf486f946cff0fce307112fa9f4aec98610256830532620718341ca2f0d9ed.png" id="30" name="Picture"/>
                     <pic:cNvPicPr>
                       <a:picLocks noChangeArrowheads="1" noChangeAspect="1"/>
                     </pic:cNvPicPr>
@@ -17828,7 +17080,6 @@
           <w:rFonts w:ascii="Times New Roman" w:hAnsi="Times New Roman" w:eastAsia="FangSong" w:cs="Times New Roman"/>
           <w:b w:val="0"/>
           <w:i w:val="0"/>
-          <w:color w:val="1E40AF"/>
           <w:sz w:val="21"/>
         </w:rPr>
         <w:t xml:space="preserve"> </w:t>
@@ -17839,7 +17090,6 @@
           <w:b w:val="0"/>
           <w:i w:val="0"/>
           <w:iCs/>
-          <w:color w:val="1E40AF"/>
           <w:sz w:val="21"/>
         </w:rPr>
         <w:t xml:space="preserve">图</w:t>
@@ -17850,7 +17100,6 @@
           <w:b w:val="0"/>
           <w:i w:val="0"/>
           <w:iCs/>
-          <w:color w:val="1E40AF"/>
           <w:sz w:val="21"/>
         </w:rPr>
         <w:t xml:space="preserve"> 4 </w:t>
@@ -17861,10 +17110,9 @@
           <w:b w:val="0"/>
           <w:i w:val="0"/>
           <w:iCs/>
-          <w:color w:val="1E40AF"/>
           <w:sz w:val="21"/>
         </w:rPr>
-        <w:t>电子亲和能与原子序数的关系</w:t>
+        <w:t>电子亲和能变化</w:t>
       </w:r>
       <w:r>
         <w:rPr>
@@ -17872,10 +17120,9 @@
           <w:b w:val="0"/>
           <w:i w:val="0"/>
           <w:iCs/>
-          <w:color w:val="1E40AF"/>
           <w:sz w:val="21"/>
         </w:rPr>
-        <w:t>——</w:t>
+        <w:t>，</w:t>
       </w:r>
       <w:r>
         <w:rPr>
@@ -17883,10 +17130,9 @@
           <w:b w:val="0"/>
           <w:i w:val="0"/>
           <w:iCs/>
-          <w:color w:val="1E40AF"/>
           <w:sz w:val="21"/>
         </w:rPr>
-        <w:t>呈现锯齿形周期性变化</w:t>
+        <w:t>卤素最大</w:t>
       </w:r>
       <w:r>
         <w:rPr>
@@ -17894,10 +17140,9 @@
           <w:b w:val="0"/>
           <w:i w:val="0"/>
           <w:iCs/>
-          <w:color w:val="1E40AF"/>
           <w:sz w:val="21"/>
         </w:rPr>
-        <w:t>。</w:t>
+        <w:t>，</w:t>
       </w:r>
       <w:r>
         <w:rPr>
@@ -17905,10 +17150,9 @@
           <w:b w:val="0"/>
           <w:i w:val="0"/>
           <w:iCs/>
-          <w:color w:val="1E40AF"/>
           <w:sz w:val="21"/>
         </w:rPr>
-        <w:t>卤素</w:t>
+        <w:t>稀有气体及</w:t>
       </w:r>
       <w:r>
         <w:rPr>
@@ -17916,10 +17160,9 @@
           <w:b w:val="0"/>
           <w:i w:val="0"/>
           <w:iCs/>
-          <w:color w:val="1E40AF"/>
           <w:sz w:val="21"/>
         </w:rPr>
-        <w:t>（F、Cl、Br、I）</w:t>
+        <w:t>ⅡA/ⅤA</w:t>
       </w:r>
       <w:r>
         <w:rPr>
@@ -17927,10 +17170,9 @@
           <w:b w:val="0"/>
           <w:i w:val="0"/>
           <w:iCs/>
-          <w:color w:val="1E40AF"/>
           <w:sz w:val="21"/>
         </w:rPr>
-        <w:t>的电子亲和能最大</w:t>
+        <w:t>族最小</w:t>
       </w:r>
       <w:r>
         <w:rPr>
@@ -17938,10 +17180,9 @@
           <w:b w:val="0"/>
           <w:i w:val="0"/>
           <w:iCs/>
-          <w:color w:val="1E40AF"/>
           <w:sz w:val="21"/>
         </w:rPr>
-        <w:t>（</w:t>
+        <w:t>，</w:t>
       </w:r>
       <w:r>
         <w:rPr>
@@ -17949,10 +17190,9 @@
           <w:b w:val="0"/>
           <w:i w:val="0"/>
           <w:iCs/>
-          <w:color w:val="1E40AF"/>
           <w:sz w:val="21"/>
         </w:rPr>
-        <w:t>放热最多</w:t>
+        <w:t>注意</w:t>
       </w:r>
       <w:r>
         <w:rPr>
@@ -17960,10 +17200,9 @@
           <w:b w:val="0"/>
           <w:i w:val="0"/>
           <w:iCs/>
-          <w:color w:val="1E40AF"/>
           <w:sz w:val="21"/>
         </w:rPr>
-        <w:t>），</w:t>
+        <w:t>Cl&gt;F</w:t>
       </w:r>
       <w:r>
         <w:rPr>
@@ -17971,142 +17210,9 @@
           <w:b w:val="0"/>
           <w:i w:val="0"/>
           <w:iCs/>
-          <w:color w:val="1E40AF"/>
           <w:sz w:val="21"/>
         </w:rPr>
-        <w:t>稀有气体和</w:t>
-      </w:r>
-      <w:r>
-        <w:rPr>
-          <w:rFonts w:hint="eastAsia" w:ascii="Times New Roman" w:hAnsi="Times New Roman" w:eastAsia="FangSong" w:cs="Times New Roman"/>
-          <w:b w:val="0"/>
-          <w:i w:val="0"/>
-          <w:iCs/>
-          <w:color w:val="1E40AF"/>
-          <w:sz w:val="21"/>
-        </w:rPr>
-        <w:t>ⅡA/ⅤA</w:t>
-      </w:r>
-      <w:r>
-        <w:rPr>
-          <w:rFonts w:hint="eastAsia" w:ascii="Times New Roman" w:hAnsi="Times New Roman" w:eastAsia="FangSong" w:cs="Times New Roman"/>
-          <w:b w:val="0"/>
-          <w:i w:val="0"/>
-          <w:iCs/>
-          <w:color w:val="1E40AF"/>
-          <w:sz w:val="21"/>
-        </w:rPr>
-        <w:t>族</w:t>
-      </w:r>
-      <w:r>
-        <w:rPr>
-          <w:rFonts w:hint="eastAsia" w:ascii="Times New Roman" w:hAnsi="Times New Roman" w:eastAsia="FangSong" w:cs="Times New Roman"/>
-          <w:b w:val="0"/>
-          <w:i w:val="0"/>
-          <w:iCs/>
-          <w:color w:val="1E40AF"/>
-          <w:sz w:val="21"/>
-        </w:rPr>
-        <w:t>（</w:t>
-      </w:r>
-      <w:r>
-        <w:rPr>
-          <w:rFonts w:hint="eastAsia" w:ascii="Times New Roman" w:hAnsi="Times New Roman" w:eastAsia="FangSong" w:cs="Times New Roman"/>
-          <w:b w:val="0"/>
-          <w:i w:val="0"/>
-          <w:iCs/>
-          <w:color w:val="1E40AF"/>
-          <w:sz w:val="21"/>
-        </w:rPr>
-        <w:t>全满</w:t>
-      </w:r>
-      <w:r>
-        <w:rPr>
-          <w:rFonts w:hint="eastAsia" w:ascii="Times New Roman" w:hAnsi="Times New Roman" w:eastAsia="FangSong" w:cs="Times New Roman"/>
-          <w:b w:val="0"/>
-          <w:i w:val="0"/>
-          <w:iCs/>
-          <w:color w:val="1E40AF"/>
-          <w:sz w:val="21"/>
-        </w:rPr>
-        <w:t>/</w:t>
-      </w:r>
-      <w:r>
-        <w:rPr>
-          <w:rFonts w:hint="eastAsia" w:ascii="Times New Roman" w:hAnsi="Times New Roman" w:eastAsia="FangSong" w:cs="Times New Roman"/>
-          <w:b w:val="0"/>
-          <w:i w:val="0"/>
-          <w:iCs/>
-          <w:color w:val="1E40AF"/>
-          <w:sz w:val="21"/>
-        </w:rPr>
-        <w:t>半满构型</w:t>
-      </w:r>
-      <w:r>
-        <w:rPr>
-          <w:rFonts w:hint="eastAsia" w:ascii="Times New Roman" w:hAnsi="Times New Roman" w:eastAsia="FangSong" w:cs="Times New Roman"/>
-          <w:b w:val="0"/>
-          <w:i w:val="0"/>
-          <w:iCs/>
-          <w:color w:val="1E40AF"/>
-          <w:sz w:val="21"/>
-        </w:rPr>
-        <w:t>）</w:t>
-      </w:r>
-      <w:r>
-        <w:rPr>
-          <w:rFonts w:hint="eastAsia" w:ascii="Times New Roman" w:hAnsi="Times New Roman" w:eastAsia="FangSong" w:cs="Times New Roman"/>
-          <w:b w:val="0"/>
-          <w:i w:val="0"/>
-          <w:iCs/>
-          <w:color w:val="1E40AF"/>
-          <w:sz w:val="21"/>
-        </w:rPr>
-        <w:t>的电子亲和能最小甚至为负值</w:t>
-      </w:r>
-      <w:r>
-        <w:rPr>
-          <w:rFonts w:hint="eastAsia" w:ascii="Times New Roman" w:hAnsi="Times New Roman" w:eastAsia="FangSong" w:cs="Times New Roman"/>
-          <w:b w:val="0"/>
-          <w:i w:val="0"/>
-          <w:iCs/>
-          <w:color w:val="1E40AF"/>
-          <w:sz w:val="21"/>
-        </w:rPr>
-        <w:t>。</w:t>
-      </w:r>
-      <w:r>
-        <w:rPr>
-          <w:rFonts w:hint="eastAsia" w:ascii="Times New Roman" w:hAnsi="Times New Roman" w:eastAsia="FangSong" w:cs="Times New Roman"/>
-          <w:b w:val="0"/>
-          <w:i w:val="0"/>
-          <w:iCs/>
-          <w:color w:val="1E40AF"/>
-          <w:sz w:val="21"/>
-        </w:rPr>
-        <w:t>注意</w:t>
-      </w:r>
-      <w:r>
-        <w:rPr>
-          <w:rFonts w:ascii="Times New Roman" w:hAnsi="Times New Roman" w:eastAsia="FangSong" w:cs="Times New Roman"/>
-          <w:b w:val="0"/>
-          <w:i w:val="0"/>
-          <w:iCs/>
-          <w:color w:val="1E40AF"/>
-          <w:sz w:val="21"/>
-        </w:rPr>
-        <w:t xml:space="preserve"> Cl &gt; F </w:t>
-      </w:r>
-      <w:r>
-        <w:rPr>
-          <w:rFonts w:hint="eastAsia" w:ascii="Times New Roman" w:hAnsi="Times New Roman" w:eastAsia="FangSong" w:cs="Times New Roman"/>
-          <w:b w:val="0"/>
-          <w:i w:val="0"/>
-          <w:iCs/>
-          <w:color w:val="1E40AF"/>
-          <w:sz w:val="21"/>
-        </w:rPr>
-        <w:t xml:space="preserve">的反常</w:t>
+        <w:t>反常</w:t>
       </w:r>
     </w:p>
     <w:p>
@@ -18180,7 +17286,24 @@
           <w:b/>
           <w:bCs/>
         </w:rPr>
-        <w:t xml:space="preserve"> O²⁻ </w:t>
+        <w:t xml:space="preserve"> O</w:t>
+      </w:r>
+      <w:r>
+        <w:rPr>
+          <w:rFonts w:ascii="Times New Roman" w:hAnsi="Times New Roman" w:eastAsia="Times New Roman" w:cs="Times New Roman"/>
+          <w:b/>
+          <w:bCs/>
+          <w:vertAlign w:val="superscript"/>
+        </w:rPr>
+        <w:t>2-</w:t>
+      </w:r>
+      <w:r>
+        <w:rPr>
+          <w:rFonts w:ascii="Times New Roman" w:hAnsi="Times New Roman" w:eastAsia="Times New Roman" w:cs="Times New Roman"/>
+          <w:b/>
+          <w:bCs/>
+        </w:rPr>
+        <w:t xml:space="preserve"> </w:t>
       </w:r>
       <w:r>
         <w:rPr>
@@ -20508,35 +19631,30 @@
       <w:r>
         <w:rPr>
           <w:rFonts w:hint="eastAsia" w:ascii="Times New Roman" w:hAnsi="Times New Roman" w:eastAsia="SimHei" w:cs="Times New Roman"/>
-          <w:color w:val="1E40AF"/>
         </w:rPr>
         <w:t>算一算</w:t>
       </w:r>
       <w:r>
         <w:rPr>
           <w:rFonts w:hint="eastAsia" w:ascii="Times New Roman" w:hAnsi="Times New Roman" w:eastAsia="Times New Roman" w:cs="Times New Roman"/>
-          <w:color w:val="1E40AF"/>
         </w:rPr>
         <w:t>：</w:t>
       </w:r>
       <w:r>
         <w:rPr>
           <w:rFonts w:hint="eastAsia" w:ascii="Times New Roman" w:hAnsi="Times New Roman" w:eastAsia="SimHei" w:cs="Times New Roman"/>
-          <w:color w:val="1E40AF"/>
         </w:rPr>
         <w:t>用</w:t>
       </w:r>
       <w:r>
         <w:rPr>
           <w:rFonts w:ascii="Times New Roman" w:hAnsi="Times New Roman" w:eastAsia="Times New Roman" w:cs="Times New Roman"/>
-          <w:color w:val="1E40AF"/>
         </w:rPr>
         <w:t xml:space="preserve"> Allred-Rochow </w:t>
       </w:r>
       <w:r>
         <w:rPr>
           <w:rFonts w:hint="eastAsia" w:ascii="Times New Roman" w:hAnsi="Times New Roman" w:eastAsia="SimHei" w:cs="Times New Roman"/>
-          <w:color w:val="1E40AF"/>
         </w:rPr>
         <w:t xml:space="preserve">公式估算电负性</w:t>
       </w:r>
@@ -21238,8 +20356,17 @@
           <w:rFonts w:hint="eastAsia" w:ascii="Times New Roman" w:hAnsi="Times New Roman" w:eastAsia="Times New Roman" w:cs="Times New Roman"/>
           <w:b/>
           <w:bCs/>
-        </w:rPr>
-        <w:t>²”</w:t>
+          <w:vertAlign w:val="superscript"/>
+        </w:rPr>
+        <w:t>2</w:t>
+      </w:r>
+      <w:r>
+        <w:rPr>
+          <w:rFonts w:hint="eastAsia" w:ascii="Times New Roman" w:hAnsi="Times New Roman" w:eastAsia="Times New Roman" w:cs="Times New Roman"/>
+          <w:b/>
+          <w:bCs/>
+        </w:rPr>
+        <w:t>”</w:t>
       </w:r>
       <w:r>
         <w:rPr>
@@ -21263,105 +20390,90 @@
       <w:r>
         <w:rPr>
           <w:rFonts w:hint="eastAsia" w:ascii="Times New Roman" w:hAnsi="Times New Roman" w:eastAsia="SimSun" w:cs="Times New Roman"/>
-          <w:color w:val="1E40AF"/>
         </w:rPr>
         <w:t>三种电负性标度各有用途</w:t>
       </w:r>
       <w:r>
         <w:rPr>
           <w:rFonts w:hint="eastAsia" w:ascii="Times New Roman" w:hAnsi="Times New Roman" w:eastAsia="Times New Roman" w:cs="Times New Roman"/>
-          <w:color w:val="1E40AF"/>
         </w:rPr>
         <w:t>：Pauling</w:t>
       </w:r>
       <w:r>
         <w:rPr>
           <w:rFonts w:ascii="Times New Roman" w:hAnsi="Times New Roman" w:eastAsia="Times New Roman" w:cs="Times New Roman"/>
-          <w:color w:val="1E40AF"/>
         </w:rPr>
         <w:t xml:space="preserve"> </w:t>
       </w:r>
       <w:r>
         <w:rPr>
           <w:rFonts w:hint="eastAsia" w:ascii="Times New Roman" w:hAnsi="Times New Roman" w:eastAsia="SimSun" w:cs="Times New Roman"/>
-          <w:color w:val="1E40AF"/>
         </w:rPr>
         <w:t>最常用于记忆和比较数据</w:t>
       </w:r>
       <w:r>
         <w:rPr>
           <w:rFonts w:hint="eastAsia" w:ascii="Times New Roman" w:hAnsi="Times New Roman" w:eastAsia="Times New Roman" w:cs="Times New Roman"/>
-          <w:color w:val="1E40AF"/>
         </w:rPr>
         <w:t>，Mulliken</w:t>
       </w:r>
       <w:r>
         <w:rPr>
           <w:rFonts w:ascii="Times New Roman" w:hAnsi="Times New Roman" w:eastAsia="Times New Roman" w:cs="Times New Roman"/>
-          <w:color w:val="1E40AF"/>
         </w:rPr>
         <w:t xml:space="preserve"> </w:t>
       </w:r>
       <w:r>
         <w:rPr>
           <w:rFonts w:hint="eastAsia" w:ascii="Times New Roman" w:hAnsi="Times New Roman" w:eastAsia="SimSun" w:cs="Times New Roman"/>
-          <w:color w:val="1E40AF"/>
         </w:rPr>
         <w:t>直接连接电离能与电子亲和能</w:t>
       </w:r>
       <w:r>
         <w:rPr>
           <w:rFonts w:hint="eastAsia" w:ascii="Times New Roman" w:hAnsi="Times New Roman" w:eastAsia="Times New Roman" w:cs="Times New Roman"/>
-          <w:color w:val="1E40AF"/>
         </w:rPr>
         <w:t>，Allred-Rochow</w:t>
       </w:r>
       <w:r>
         <w:rPr>
           <w:rFonts w:ascii="Times New Roman" w:hAnsi="Times New Roman" w:eastAsia="Times New Roman" w:cs="Times New Roman"/>
-          <w:color w:val="1E40AF"/>
         </w:rPr>
         <w:t xml:space="preserve"> </w:t>
       </w:r>
       <w:r>
         <w:rPr>
           <w:rFonts w:hint="eastAsia" w:ascii="Times New Roman" w:hAnsi="Times New Roman" w:eastAsia="SimSun" w:cs="Times New Roman"/>
-          <w:color w:val="1E40AF"/>
         </w:rPr>
         <w:t>则最适合建立</w:t>
       </w:r>
       <w:r>
         <w:rPr>
           <w:rFonts w:hint="eastAsia" w:ascii="Times New Roman" w:hAnsi="Times New Roman" w:eastAsia="Times New Roman" w:cs="Times New Roman"/>
-          <w:color w:val="1E40AF"/>
         </w:rPr>
         <w:t>“</w:t>
       </w:r>
       <w:r>
         <w:rPr>
           <w:rFonts w:hint="eastAsia" w:ascii="Times New Roman" w:hAnsi="Times New Roman" w:eastAsia="SimSun" w:cs="Times New Roman"/>
-          <w:color w:val="1E40AF"/>
         </w:rPr>
         <w:t>电负性来自有效核电荷与半径共同作用</w:t>
       </w:r>
       <w:r>
         <w:rPr>
           <w:rFonts w:hint="eastAsia" w:ascii="Times New Roman" w:hAnsi="Times New Roman" w:eastAsia="Times New Roman" w:cs="Times New Roman"/>
-          <w:color w:val="1E40AF"/>
         </w:rPr>
         <w:t>”</w:t>
       </w:r>
       <w:r>
         <w:rPr>
           <w:rFonts w:hint="eastAsia" w:ascii="Times New Roman" w:hAnsi="Times New Roman" w:eastAsia="SimSun" w:cs="Times New Roman"/>
-          <w:color w:val="1E40AF"/>
         </w:rPr>
         <w:t>的物理直觉</w:t>
       </w:r>
       <w:r>
         <w:rPr>
           <w:rFonts w:hint="eastAsia" w:ascii="Times New Roman" w:hAnsi="Times New Roman" w:eastAsia="Times New Roman" w:cs="Times New Roman"/>
-          <w:color w:val="1E40AF"/>
         </w:rPr>
         <w:t>。</w:t>
       </w:r>
@@ -21516,7 +20628,7 @@
               <a:graphicData uri="http://schemas.openxmlformats.org/drawingml/2006/picture">
                 <pic:pic>
                   <pic:nvPicPr>
-                    <pic:cNvPr descr="media/electronegativity_table.jpg" id="34" name="Picture"/>
+                    <pic:cNvPr descr="96a565dd86b87715d110f1e3d7d3b38844ffdc3aad2fba3779ab0c0008091270.jpg" id="34" name="Picture"/>
                     <pic:cNvPicPr>
                       <a:picLocks noChangeArrowheads="1" noChangeAspect="1"/>
                     </pic:cNvPicPr>
@@ -21585,7 +20697,7 @@
           <w:iCs/>
           <w:sz w:val="21"/>
         </w:rPr>
-        <w:t>元素电负性与原子序数的关系</w:t>
+        <w:t>元素电负性变化</w:t>
       </w:r>
       <w:r>
         <w:rPr>
@@ -21595,7 +20707,7 @@
           <w:iCs/>
           <w:sz w:val="21"/>
         </w:rPr>
-        <w:t>——F（3.98）</w:t>
+        <w:t>，F</w:t>
       </w:r>
       <w:r>
         <w:rPr>
@@ -21605,7 +20717,7 @@
           <w:iCs/>
           <w:sz w:val="21"/>
         </w:rPr>
-        <w:t>电负性最大</w:t>
+        <w:t>最大</w:t>
       </w:r>
       <w:r>
         <w:rPr>
@@ -21615,7 +20727,7 @@
           <w:iCs/>
           <w:sz w:val="21"/>
         </w:rPr>
-        <w:t>，Cs（0.79）</w:t>
+        <w:t>，Cs</w:t>
       </w:r>
       <w:r>
         <w:rPr>
@@ -21635,7 +20747,7 @@
           <w:iCs/>
           <w:sz w:val="21"/>
         </w:rPr>
-        <w:t>。</w:t>
+        <w:t>，</w:t>
       </w:r>
       <w:r>
         <w:rPr>
@@ -21645,117 +20757,7 @@
           <w:iCs/>
           <w:sz w:val="21"/>
         </w:rPr>
-        <w:t>同周期从左到右递增</w:t>
-      </w:r>
-      <w:r>
-        <w:rPr>
-          <w:rFonts w:hint="eastAsia" w:ascii="Times New Roman" w:hAnsi="Times New Roman" w:eastAsia="FangSong" w:cs="Times New Roman"/>
-          <w:b w:val="0"/>
-          <w:i w:val="0"/>
-          <w:iCs/>
-          <w:sz w:val="21"/>
-        </w:rPr>
-        <w:t>，</w:t>
-      </w:r>
-      <w:r>
-        <w:rPr>
-          <w:rFonts w:hint="eastAsia" w:ascii="Times New Roman" w:hAnsi="Times New Roman" w:eastAsia="FangSong" w:cs="Times New Roman"/>
-          <w:b w:val="0"/>
-          <w:i w:val="0"/>
-          <w:iCs/>
-          <w:sz w:val="21"/>
-        </w:rPr>
-        <w:t>同主族从上到下递减</w:t>
-      </w:r>
-      <w:r>
-        <w:rPr>
-          <w:rFonts w:hint="eastAsia" w:ascii="Times New Roman" w:hAnsi="Times New Roman" w:eastAsia="FangSong" w:cs="Times New Roman"/>
-          <w:b w:val="0"/>
-          <w:i w:val="0"/>
-          <w:iCs/>
-          <w:sz w:val="21"/>
-        </w:rPr>
-        <w:t>。</w:t>
-      </w:r>
-      <w:r>
-        <w:rPr>
-          <w:rFonts w:hint="eastAsia" w:ascii="Times New Roman" w:hAnsi="Times New Roman" w:eastAsia="FangSong" w:cs="Times New Roman"/>
-          <w:b w:val="0"/>
-          <w:i w:val="0"/>
-          <w:iCs/>
-          <w:sz w:val="21"/>
-        </w:rPr>
-        <w:t>虚线方框标示出半金属区域</w:t>
-      </w:r>
-      <w:r>
-        <w:rPr>
-          <w:rFonts w:hint="eastAsia" w:ascii="Times New Roman" w:hAnsi="Times New Roman" w:eastAsia="FangSong" w:cs="Times New Roman"/>
-          <w:b w:val="0"/>
-          <w:i w:val="0"/>
-          <w:iCs/>
-          <w:sz w:val="21"/>
-        </w:rPr>
-        <w:t>（</w:t>
-      </w:r>
-      <w:r>
-        <w:rPr>
-          <w:rFonts w:hint="eastAsia" w:ascii="Times New Roman" w:hAnsi="Times New Roman" w:eastAsia="FangSong" w:cs="Times New Roman"/>
-          <w:b w:val="0"/>
-          <w:i w:val="0"/>
-          <w:iCs/>
-          <w:sz w:val="21"/>
-        </w:rPr>
-        <w:t>电负性约</w:t>
-      </w:r>
-      <w:r>
-        <w:rPr>
-          <w:rFonts w:hint="eastAsia" w:ascii="Times New Roman" w:hAnsi="Times New Roman" w:eastAsia="FangSong" w:cs="Times New Roman"/>
-          <w:b w:val="0"/>
-          <w:i w:val="0"/>
-          <w:iCs/>
-          <w:sz w:val="21"/>
-        </w:rPr>
-        <w:t>2.0</w:t>
-      </w:r>
-      <w:r>
-        <w:rPr>
-          <w:rFonts w:hint="eastAsia" w:ascii="Times New Roman" w:hAnsi="Times New Roman" w:eastAsia="FangSong" w:cs="Times New Roman"/>
-          <w:b w:val="0"/>
-          <w:i w:val="0"/>
-          <w:iCs/>
-          <w:sz w:val="21"/>
-        </w:rPr>
-        <w:t>附近</w:t>
-      </w:r>
-      <w:r>
-        <w:rPr>
-          <w:rFonts w:hint="eastAsia" w:ascii="Times New Roman" w:hAnsi="Times New Roman" w:eastAsia="FangSong" w:cs="Times New Roman"/>
-          <w:b w:val="0"/>
-          <w:i w:val="0"/>
-          <w:iCs/>
-          <w:sz w:val="21"/>
-        </w:rPr>
-        <w:t>，</w:t>
-      </w:r>
-      <w:r>
-        <w:rPr>
-          <w:rFonts w:hint="eastAsia" w:ascii="Times New Roman" w:hAnsi="Times New Roman" w:eastAsia="FangSong" w:cs="Times New Roman"/>
-          <w:b w:val="0"/>
-          <w:i w:val="0"/>
-          <w:iCs/>
-          <w:sz w:val="21"/>
-        </w:rPr>
-        <w:t>兼有金属性和非金属性</w:t>
-      </w:r>
-      <w:r>
-        <w:rPr>
-          <w:rFonts w:hint="eastAsia" w:ascii="Times New Roman" w:hAnsi="Times New Roman" w:eastAsia="FangSong" w:cs="Times New Roman"/>
-          <w:b w:val="0"/>
-          <w:i w:val="0"/>
-          <w:iCs/>
-          <w:sz w:val="21"/>
-        </w:rPr>
-        <w:t>）</w:t>
+        <w:t>虚线框标示出半金属区域</w:t>
       </w:r>
     </w:p>
     <w:p>
@@ -21840,7 +20842,6 @@
           <w:rFonts w:hint="eastAsia" w:ascii="Times New Roman" w:hAnsi="Times New Roman" w:eastAsia="SimSun" w:cs="Times New Roman"/>
           <w:b/>
           <w:bCs/>
-          <w:color w:val="1E40AF"/>
         </w:rPr>
         <w:t xml:space="preserve">电负性的应用</w:t>
       </w:r>
@@ -22085,105 +21086,116 @@
     </w:p>
     <w:p>
       <w:pPr>
-        <w:pStyle w:val="BlockText"/>
+        <w:pStyle w:val="MistakeBlock"/>
       </w:pPr>
       <w:r>
         <w:rPr>
           <w:rFonts w:hint="eastAsia" w:ascii="Times New Roman" w:hAnsi="Times New Roman" w:eastAsia="SimSun" w:cs="Times New Roman"/>
-          <w:b/>
-          <w:bCs/>
-          <w:color w:val="1E40AF"/>
-        </w:rPr>
-        <w:t xml:space="preserve">注意</w:t>
-      </w:r>
-      <w:r>
-        <w:rPr>
-          <w:rFonts w:hint="eastAsia" w:ascii="Times New Roman" w:hAnsi="Times New Roman" w:eastAsia="Times New Roman" w:cs="Times New Roman"/>
-          <w:color w:val="1E40AF"/>
-        </w:rPr>
-        <w:t>：</w:t>
-      </w:r>
-      <w:r>
-        <w:rPr>
-          <w:rFonts w:hint="eastAsia" w:ascii="Times New Roman" w:hAnsi="Times New Roman" w:eastAsia="SimSun" w:cs="Times New Roman"/>
-          <w:color w:val="1E40AF"/>
+        </w:rPr>
+        <w:t xml:space="preserve">易错提醒</w:t>
+      </w:r>
+      <w:r>
+        <w:rPr>
+          <w:rFonts w:ascii="Times New Roman" w:hAnsi="Times New Roman" w:eastAsia="Times New Roman" w:cs="Times New Roman"/>
+        </w:rPr>
+        <w:t xml:space="preserve"> </w:t>
+      </w:r>
+      <w:r>
+        <w:rPr>
+          <w:rFonts w:hint="eastAsia" w:ascii="Times New Roman" w:hAnsi="Times New Roman" w:eastAsia="SimSun" w:cs="Times New Roman"/>
         </w:rPr>
         <w:t>同一元素在不同氧化态中电负性不同</w:t>
       </w:r>
       <w:r>
         <w:rPr>
           <w:rFonts w:hint="eastAsia" w:ascii="Times New Roman" w:hAnsi="Times New Roman" w:eastAsia="Times New Roman" w:cs="Times New Roman"/>
-          <w:color w:val="1E40AF"/>
         </w:rPr>
         <w:t>——</w:t>
       </w:r>
       <w:r>
         <w:rPr>
           <w:rFonts w:hint="eastAsia" w:ascii="Times New Roman" w:hAnsi="Times New Roman" w:eastAsia="SimSun" w:cs="Times New Roman"/>
-          <w:color w:val="1E40AF"/>
         </w:rPr>
         <w:t>氧化态越高</w:t>
       </w:r>
       <w:r>
         <w:rPr>
           <w:rFonts w:hint="eastAsia" w:ascii="Times New Roman" w:hAnsi="Times New Roman" w:eastAsia="Times New Roman" w:cs="Times New Roman"/>
-          <w:color w:val="1E40AF"/>
         </w:rPr>
         <w:t>，</w:t>
       </w:r>
       <w:r>
         <w:rPr>
           <w:rFonts w:hint="eastAsia" w:ascii="Times New Roman" w:hAnsi="Times New Roman" w:eastAsia="SimSun" w:cs="Times New Roman"/>
-          <w:color w:val="1E40AF"/>
         </w:rPr>
         <w:t>电负性越大</w:t>
       </w:r>
       <w:r>
         <w:rPr>
           <w:rFonts w:hint="eastAsia" w:ascii="Times New Roman" w:hAnsi="Times New Roman" w:eastAsia="Times New Roman" w:cs="Times New Roman"/>
-          <w:color w:val="1E40AF"/>
         </w:rPr>
         <w:t>。</w:t>
       </w:r>
       <w:r>
         <w:rPr>
           <w:rFonts w:hint="eastAsia" w:ascii="Times New Roman" w:hAnsi="Times New Roman" w:eastAsia="SimSun" w:cs="Times New Roman"/>
-          <w:color w:val="1E40AF"/>
         </w:rPr>
         <w:t>如</w:t>
       </w:r>
       <w:r>
         <w:rPr>
           <w:rFonts w:ascii="Times New Roman" w:hAnsi="Times New Roman" w:eastAsia="Times New Roman" w:cs="Times New Roman"/>
-          <w:color w:val="1E40AF"/>
-        </w:rPr>
-        <w:t xml:space="preserve"> Fe(1.64) &lt; Fe²⁺(1.83) &lt; </w:t>
-      </w:r>
-      <w:r>
-        <w:rPr>
-          <w:rFonts w:hint="eastAsia" w:ascii="Times New Roman" w:hAnsi="Times New Roman" w:eastAsia="Times New Roman" w:cs="Times New Roman"/>
-          <w:color w:val="1E40AF"/>
-        </w:rPr>
-        <w:t>Fe³⁺(1.96)。</w:t>
-      </w:r>
-      <w:r>
-        <w:rPr>
-          <w:rFonts w:hint="eastAsia" w:ascii="Times New Roman" w:hAnsi="Times New Roman" w:eastAsia="SimSun" w:cs="Times New Roman"/>
-          <w:color w:val="1E40AF"/>
+        </w:rPr>
+        <w:t xml:space="preserve"> Fe(1.64) &lt; Fe</w:t>
+      </w:r>
+      <w:r>
+        <w:rPr>
+          <w:rFonts w:ascii="Times New Roman" w:hAnsi="Times New Roman" w:eastAsia="Times New Roman" w:cs="Times New Roman"/>
+          <w:vertAlign w:val="superscript"/>
+        </w:rPr>
+        <w:t>2+</w:t>
+      </w:r>
+      <w:r>
+        <w:rPr>
+          <w:rFonts w:ascii="Times New Roman" w:hAnsi="Times New Roman" w:eastAsia="Times New Roman" w:cs="Times New Roman"/>
+        </w:rPr>
+        <w:t xml:space="preserve">(1.83) &lt; </w:t>
+      </w:r>
+      <w:r>
+        <w:rPr>
+          <w:rFonts w:hint="eastAsia" w:ascii="Times New Roman" w:hAnsi="Times New Roman" w:eastAsia="Times New Roman" w:cs="Times New Roman"/>
+        </w:rPr>
+        <w:t>Fe</w:t>
+      </w:r>
+      <w:r>
+        <w:rPr>
+          <w:rFonts w:hint="eastAsia" w:ascii="Times New Roman" w:hAnsi="Times New Roman" w:eastAsia="Times New Roman" w:cs="Times New Roman"/>
+          <w:vertAlign w:val="superscript"/>
+        </w:rPr>
+        <w:t>3+</w:t>
+      </w:r>
+      <w:r>
+        <w:rPr>
+          <w:rFonts w:hint="eastAsia" w:ascii="Times New Roman" w:hAnsi="Times New Roman" w:eastAsia="Times New Roman" w:cs="Times New Roman"/>
+        </w:rPr>
+        <w:t>(1.96)。</w:t>
+      </w:r>
+      <w:r>
+        <w:rPr>
+          <w:rFonts w:hint="eastAsia" w:ascii="Times New Roman" w:hAnsi="Times New Roman" w:eastAsia="SimSun" w:cs="Times New Roman"/>
         </w:rPr>
         <w:t>这是因为有效核电荷随氧化态升高而增大</w:t>
       </w:r>
       <w:r>
         <w:rPr>
           <w:rFonts w:hint="eastAsia" w:ascii="Times New Roman" w:hAnsi="Times New Roman" w:eastAsia="Times New Roman" w:cs="Times New Roman"/>
-          <w:color w:val="1E40AF"/>
         </w:rPr>
         <w:t>。</w:t>
       </w:r>
     </w:p>
     <w:p>
       <w:pPr>
-        <w:pStyle w:val="FirstParagraph"/>
+        <w:pStyle w:val="BodyText"/>
       </w:pPr>
       <w:r>
         <w:rPr>
@@ -22761,7 +21773,14 @@
               <w:rPr>
                 <w:rFonts w:ascii="Times New Roman" w:hAnsi="Times New Roman" w:eastAsia="Times New Roman" w:cs="Times New Roman"/>
               </w:rPr>
-              <w:t xml:space="preserve">I₁</w:t>
+              <w:t>I</w:t>
+            </w:r>
+            <w:r>
+              <w:rPr>
+                <w:rFonts w:ascii="Times New Roman" w:hAnsi="Times New Roman" w:eastAsia="Times New Roman" w:cs="Times New Roman"/>
+                <w:vertAlign w:val="subscript"/>
+              </w:rPr>
+              <w:t>1</w:t>
             </w:r>
           </w:p>
         </w:tc>
@@ -22842,7 +21861,14 @@
               <w:rPr>
                 <w:rFonts w:hint="eastAsia" w:ascii="Times New Roman" w:hAnsi="Times New Roman" w:eastAsia="Times New Roman" w:cs="Times New Roman"/>
               </w:rPr>
-              <w:t xml:space="preserve">ⅢA（s²</w:t>
+              <w:t>ⅢA（s</w:t>
+            </w:r>
+            <w:r>
+              <w:rPr>
+                <w:rFonts w:hint="eastAsia" w:ascii="Times New Roman" w:hAnsi="Times New Roman" w:eastAsia="Times New Roman" w:cs="Times New Roman"/>
+                <w:vertAlign w:val="superscript"/>
+              </w:rPr>
+              <w:t>2</w:t>
             </w:r>
             <w:r>
               <w:rPr>
@@ -22872,7 +21898,14 @@
               <w:rPr>
                 <w:rFonts w:hint="eastAsia" w:ascii="Times New Roman" w:hAnsi="Times New Roman" w:eastAsia="Times New Roman" w:cs="Times New Roman"/>
               </w:rPr>
-              <w:t xml:space="preserve">ⅥA（p³</w:t>
+              <w:t>ⅥA（p</w:t>
+            </w:r>
+            <w:r>
+              <w:rPr>
+                <w:rFonts w:hint="eastAsia" w:ascii="Times New Roman" w:hAnsi="Times New Roman" w:eastAsia="Times New Roman" w:cs="Times New Roman"/>
+                <w:vertAlign w:val="superscript"/>
+              </w:rPr>
+              <w:t>3</w:t>
             </w:r>
             <w:r>
               <w:rPr>
@@ -22922,7 +21955,14 @@
               <w:rPr>
                 <w:rFonts w:ascii="Times New Roman" w:hAnsi="Times New Roman" w:eastAsia="Times New Roman" w:cs="Times New Roman"/>
               </w:rPr>
-              <w:t xml:space="preserve">E₁</w:t>
+              <w:t>E</w:t>
+            </w:r>
+            <w:r>
+              <w:rPr>
+                <w:rFonts w:ascii="Times New Roman" w:hAnsi="Times New Roman" w:eastAsia="Times New Roman" w:cs="Times New Roman"/>
+                <w:vertAlign w:val="subscript"/>
+              </w:rPr>
+              <w:t>1</w:t>
             </w:r>
           </w:p>
         </w:tc>
@@ -23141,8 +22181,146 @@
     </w:tbl>
     <w:p>
       <w:pPr>
+        <w:pStyle w:val="MethodologyBlock"/>
+        <w:spacing w:before="120"/>
+      </w:pPr>
+      <w:r>
+        <w:rPr>
+          <w:rFonts w:hint="eastAsia" w:ascii="Times New Roman" w:hAnsi="Times New Roman" w:eastAsia="SimSun" w:cs="Times New Roman"/>
+        </w:rPr>
+        <w:t>赵鑫光竞赛视角</w:t>
+      </w:r>
+      <w:r>
+        <w:rPr>
+          <w:rFonts w:hint="eastAsia" w:ascii="Times New Roman" w:hAnsi="Times New Roman" w:eastAsia="Times New Roman" w:cs="Times New Roman"/>
+        </w:rPr>
+        <w:t>：</w:t>
+      </w:r>
+      <w:r>
+        <w:rPr>
+          <w:rFonts w:hint="eastAsia" w:ascii="Times New Roman" w:hAnsi="Times New Roman" w:eastAsia="SimSun" w:cs="Times New Roman"/>
+        </w:rPr>
+        <w:t>元素推断的系统方法</w:t>
+      </w:r>
+      <w:r>
+        <w:rPr>
+          <w:rFonts w:ascii="Times New Roman" w:hAnsi="Times New Roman" w:eastAsia="Times New Roman" w:cs="Times New Roman"/>
+        </w:rPr>
+        <w:t xml:space="preserve"> </w:t>
+      </w:r>
+      <w:r>
+        <w:rPr>
+          <w:rFonts w:hint="eastAsia" w:ascii="Times New Roman" w:hAnsi="Times New Roman" w:eastAsia="SimSun" w:cs="Times New Roman"/>
+        </w:rPr>
+        <w:t>赵鑫光</w:t>
+      </w:r>
+      <w:r>
+        <w:rPr>
+          <w:rFonts w:hint="eastAsia" w:ascii="Times New Roman" w:hAnsi="Times New Roman" w:eastAsia="Times New Roman" w:cs="Times New Roman"/>
+        </w:rPr>
+        <w:t>Ch2</w:t>
+      </w:r>
+      <w:r>
+        <w:rPr>
+          <w:rFonts w:ascii="Times New Roman" w:hAnsi="Times New Roman" w:eastAsia="Times New Roman" w:cs="Times New Roman"/>
+        </w:rPr>
+        <w:t xml:space="preserve"> </w:t>
+      </w:r>
+      <w:r>
+        <w:rPr>
+          <w:rFonts w:hint="eastAsia" w:ascii="Times New Roman" w:hAnsi="Times New Roman" w:eastAsia="Times New Roman" w:cs="Times New Roman"/>
+        </w:rPr>
+        <w:t>§2.6-2.7</w:t>
+      </w:r>
+      <w:r>
+        <w:rPr>
+          <w:rFonts w:hint="eastAsia" w:ascii="Times New Roman" w:hAnsi="Times New Roman" w:eastAsia="SimSun" w:cs="Times New Roman"/>
+        </w:rPr>
+        <w:t>给出了</w:t>
+      </w:r>
+      <w:r>
+        <w:rPr>
+          <w:rFonts w:hint="eastAsia" w:ascii="Times New Roman" w:hAnsi="Times New Roman" w:eastAsia="Times New Roman" w:cs="Times New Roman"/>
+        </w:rPr>
+        <w:t>”</w:t>
+      </w:r>
+      <w:r>
+        <w:rPr>
+          <w:rFonts w:hint="eastAsia" w:ascii="Times New Roman" w:hAnsi="Times New Roman" w:eastAsia="SimSun" w:cs="Times New Roman"/>
+        </w:rPr>
+        <w:t>由性质</w:t>
+      </w:r>
+      <w:r>
+        <w:rPr>
+          <w:rFonts w:hint="eastAsia" w:ascii="Times New Roman" w:hAnsi="Times New Roman" w:eastAsia="Times New Roman" w:cs="Times New Roman"/>
+        </w:rPr>
+        <w:t>→</w:t>
+      </w:r>
+      <w:r>
+        <w:rPr>
+          <w:rFonts w:hint="eastAsia" w:ascii="Times New Roman" w:hAnsi="Times New Roman" w:eastAsia="SimSun" w:cs="Times New Roman"/>
+        </w:rPr>
+        <w:t>位置</w:t>
+      </w:r>
+      <w:r>
+        <w:rPr>
+          <w:rFonts w:hint="eastAsia" w:ascii="Times New Roman" w:hAnsi="Times New Roman" w:eastAsia="Times New Roman" w:cs="Times New Roman"/>
+        </w:rPr>
+        <w:t>→</w:t>
+      </w:r>
+      <w:r>
+        <w:rPr>
+          <w:rFonts w:hint="eastAsia" w:ascii="Times New Roman" w:hAnsi="Times New Roman" w:eastAsia="SimSun" w:cs="Times New Roman"/>
+        </w:rPr>
+        <w:t>电子结构</w:t>
+      </w:r>
+      <w:r>
+        <w:rPr>
+          <w:rFonts w:hint="eastAsia" w:ascii="Times New Roman" w:hAnsi="Times New Roman" w:eastAsia="Times New Roman" w:cs="Times New Roman"/>
+        </w:rPr>
+        <w:t>→</w:t>
+      </w:r>
+      <w:r>
+        <w:rPr>
+          <w:rFonts w:hint="eastAsia" w:ascii="Times New Roman" w:hAnsi="Times New Roman" w:eastAsia="SimSun" w:cs="Times New Roman"/>
+        </w:rPr>
+        <w:t>反推验证</w:t>
+      </w:r>
+      <w:r>
+        <w:rPr>
+          <w:rFonts w:hint="eastAsia" w:ascii="Times New Roman" w:hAnsi="Times New Roman" w:eastAsia="Times New Roman" w:cs="Times New Roman"/>
+        </w:rPr>
+        <w:t>”</w:t>
+      </w:r>
+      <w:r>
+        <w:rPr>
+          <w:rFonts w:hint="eastAsia" w:ascii="Times New Roman" w:hAnsi="Times New Roman" w:eastAsia="SimSun" w:cs="Times New Roman"/>
+        </w:rPr>
+        <w:t>的完整推理链</w:t>
+      </w:r>
+      <w:r>
+        <w:rPr>
+          <w:rFonts w:hint="eastAsia" w:ascii="Times New Roman" w:hAnsi="Times New Roman" w:eastAsia="Times New Roman" w:cs="Times New Roman"/>
+        </w:rPr>
+        <w:t>，</w:t>
+      </w:r>
+      <w:r>
+        <w:rPr>
+          <w:rFonts w:hint="eastAsia" w:ascii="Times New Roman" w:hAnsi="Times New Roman" w:eastAsia="SimSun" w:cs="Times New Roman"/>
+        </w:rPr>
+        <w:t>是解决元素推断综合题的核心方法论</w:t>
+      </w:r>
+      <w:r>
+        <w:rPr>
+          <w:rFonts w:hint="eastAsia" w:ascii="Times New Roman" w:hAnsi="Times New Roman" w:eastAsia="Times New Roman" w:cs="Times New Roman"/>
+        </w:rPr>
+        <w:t>。</w:t>
+      </w:r>
+    </w:p>
+    <w:p>
+      <w:pPr>
         <w:pStyle w:val="BodyText"/>
-        <w:spacing w:before="120" w:after="80"/>
+        <w:spacing w:after="80"/>
       </w:pPr>
       <w:r>
         <w:rPr>
@@ -23219,7 +22397,22 @@
                 <w:rFonts w:ascii="Times New Roman" w:hAnsi="Times New Roman" w:eastAsia="Times New Roman" w:cs="Times New Roman"/>
                 <w:b/>
               </w:rPr>
-              <w:t xml:space="preserve">I₁/(kJ/mol)</w:t>
+              <w:t>I</w:t>
+            </w:r>
+            <w:r>
+              <w:rPr>
+                <w:rFonts w:ascii="Times New Roman" w:hAnsi="Times New Roman" w:eastAsia="Times New Roman" w:cs="Times New Roman"/>
+                <w:b/>
+                <w:vertAlign w:val="subscript"/>
+              </w:rPr>
+              <w:t>1</w:t>
+            </w:r>
+            <w:r>
+              <w:rPr>
+                <w:rFonts w:ascii="Times New Roman" w:hAnsi="Times New Roman" w:eastAsia="Times New Roman" w:cs="Times New Roman"/>
+                <w:b/>
+              </w:rPr>
+              <w:t>/(kJ/mol)</w:t>
             </w:r>
           </w:p>
         </w:tc>
@@ -25099,7 +24292,20 @@
         <w:rPr>
           <w:rFonts w:ascii="Times New Roman" w:hAnsi="Times New Roman" w:eastAsia="Times New Roman" w:cs="Times New Roman"/>
         </w:rPr>
-        <w:t xml:space="preserve"> I₁ </w:t>
+        <w:t xml:space="preserve"> I</w:t>
+      </w:r>
+      <w:r>
+        <w:rPr>
+          <w:rFonts w:ascii="Times New Roman" w:hAnsi="Times New Roman" w:eastAsia="Times New Roman" w:cs="Times New Roman"/>
+          <w:vertAlign w:val="subscript"/>
+        </w:rPr>
+        <w:t>1</w:t>
+      </w:r>
+      <w:r>
+        <w:rPr>
+          <w:rFonts w:ascii="Times New Roman" w:hAnsi="Times New Roman" w:eastAsia="Times New Roman" w:cs="Times New Roman"/>
+        </w:rPr>
+        <w:t xml:space="preserve"> </w:t>
       </w:r>
       <w:r>
         <w:rPr>
@@ -25581,7 +24787,20 @@
               <w:rPr>
                 <w:rFonts w:ascii="Times New Roman" w:hAnsi="Times New Roman" w:eastAsia="Times New Roman" w:cs="Times New Roman"/>
               </w:rPr>
-              <w:t xml:space="preserve"> O₂ </w:t>
+              <w:t xml:space="preserve"> O</w:t>
+            </w:r>
+            <w:r>
+              <w:rPr>
+                <w:rFonts w:ascii="Times New Roman" w:hAnsi="Times New Roman" w:eastAsia="Times New Roman" w:cs="Times New Roman"/>
+                <w:vertAlign w:val="subscript"/>
+              </w:rPr>
+              <w:t>2</w:t>
+            </w:r>
+            <w:r>
+              <w:rPr>
+                <w:rFonts w:ascii="Times New Roman" w:hAnsi="Times New Roman" w:eastAsia="Times New Roman" w:cs="Times New Roman"/>
+              </w:rPr>
+              <w:t xml:space="preserve"> </w:t>
             </w:r>
             <w:r>
               <w:rPr>
@@ -25631,7 +24850,20 @@
               <w:rPr>
                 <w:rFonts w:ascii="Times New Roman" w:hAnsi="Times New Roman" w:eastAsia="Times New Roman" w:cs="Times New Roman"/>
               </w:rPr>
-              <w:t xml:space="preserve"> N₂ </w:t>
+              <w:t xml:space="preserve"> N</w:t>
+            </w:r>
+            <w:r>
+              <w:rPr>
+                <w:rFonts w:ascii="Times New Roman" w:hAnsi="Times New Roman" w:eastAsia="Times New Roman" w:cs="Times New Roman"/>
+                <w:vertAlign w:val="subscript"/>
+              </w:rPr>
+              <w:t>2</w:t>
+            </w:r>
+            <w:r>
+              <w:rPr>
+                <w:rFonts w:ascii="Times New Roman" w:hAnsi="Times New Roman" w:eastAsia="Times New Roman" w:cs="Times New Roman"/>
+              </w:rPr>
+              <w:t xml:space="preserve"> </w:t>
             </w:r>
             <w:r>
               <w:rPr>
@@ -25643,7 +24875,46 @@
               <w:rPr>
                 <w:rFonts w:hint="eastAsia" w:ascii="Times New Roman" w:hAnsi="Times New Roman" w:eastAsia="Times New Roman" w:cs="Times New Roman"/>
               </w:rPr>
-              <w:t>（Li₃N、Mg₃N₂）；③</w:t>
+              <w:t>（Li</w:t>
+            </w:r>
+            <w:r>
+              <w:rPr>
+                <w:rFonts w:hint="eastAsia" w:ascii="Times New Roman" w:hAnsi="Times New Roman" w:eastAsia="Times New Roman" w:cs="Times New Roman"/>
+                <w:vertAlign w:val="subscript"/>
+              </w:rPr>
+              <w:t>3</w:t>
+            </w:r>
+            <w:r>
+              <w:rPr>
+                <w:rFonts w:hint="eastAsia" w:ascii="Times New Roman" w:hAnsi="Times New Roman" w:eastAsia="Times New Roman" w:cs="Times New Roman"/>
+              </w:rPr>
+              <w:t>N、Mg</w:t>
+            </w:r>
+            <w:r>
+              <w:rPr>
+                <w:rFonts w:hint="eastAsia" w:ascii="Times New Roman" w:hAnsi="Times New Roman" w:eastAsia="Times New Roman" w:cs="Times New Roman"/>
+                <w:vertAlign w:val="subscript"/>
+              </w:rPr>
+              <w:t>3</w:t>
+            </w:r>
+            <w:r>
+              <w:rPr>
+                <w:rFonts w:hint="eastAsia" w:ascii="Times New Roman" w:hAnsi="Times New Roman" w:eastAsia="Times New Roman" w:cs="Times New Roman"/>
+              </w:rPr>
+              <w:t>N</w:t>
+            </w:r>
+            <w:r>
+              <w:rPr>
+                <w:rFonts w:hint="eastAsia" w:ascii="Times New Roman" w:hAnsi="Times New Roman" w:eastAsia="Times New Roman" w:cs="Times New Roman"/>
+                <w:vertAlign w:val="subscript"/>
+              </w:rPr>
+              <w:t>2</w:t>
+            </w:r>
+            <w:r>
+              <w:rPr>
+                <w:rFonts w:hint="eastAsia" w:ascii="Times New Roman" w:hAnsi="Times New Roman" w:eastAsia="Times New Roman" w:cs="Times New Roman"/>
+              </w:rPr>
+              <w:t>）；③</w:t>
             </w:r>
             <w:r>
               <w:rPr>
@@ -25799,7 +25070,33 @@
               <w:rPr>
                 <w:rFonts w:ascii="Times New Roman" w:hAnsi="Times New Roman" w:eastAsia="Times New Roman" w:cs="Times New Roman"/>
               </w:rPr>
-              <w:t xml:space="preserve"> BeCl₂、AlCl₃ </w:t>
+              <w:t xml:space="preserve"> BeCl</w:t>
+            </w:r>
+            <w:r>
+              <w:rPr>
+                <w:rFonts w:ascii="Times New Roman" w:hAnsi="Times New Roman" w:eastAsia="Times New Roman" w:cs="Times New Roman"/>
+                <w:vertAlign w:val="subscript"/>
+              </w:rPr>
+              <w:t>2</w:t>
+            </w:r>
+            <w:r>
+              <w:rPr>
+                <w:rFonts w:ascii="Times New Roman" w:hAnsi="Times New Roman" w:eastAsia="Times New Roman" w:cs="Times New Roman"/>
+              </w:rPr>
+              <w:t>、AlCl</w:t>
+            </w:r>
+            <w:r>
+              <w:rPr>
+                <w:rFonts w:ascii="Times New Roman" w:hAnsi="Times New Roman" w:eastAsia="Times New Roman" w:cs="Times New Roman"/>
+                <w:vertAlign w:val="subscript"/>
+              </w:rPr>
+              <w:t>3</w:t>
+            </w:r>
+            <w:r>
+              <w:rPr>
+                <w:rFonts w:ascii="Times New Roman" w:hAnsi="Times New Roman" w:eastAsia="Times New Roman" w:cs="Times New Roman"/>
+              </w:rPr>
+              <w:t xml:space="preserve"> </w:t>
             </w:r>
             <w:r>
               <w:rPr>
@@ -26006,7 +25303,20 @@
         <w:rPr>
           <w:rFonts w:ascii="Times New Roman" w:hAnsi="Times New Roman" w:eastAsia="Times New Roman" w:cs="Times New Roman"/>
         </w:rPr>
-        <w:t xml:space="preserve">。Li⁺ </w:t>
+        <w:t>。Li</w:t>
+      </w:r>
+      <w:r>
+        <w:rPr>
+          <w:rFonts w:ascii="Times New Roman" w:hAnsi="Times New Roman" w:eastAsia="Times New Roman" w:cs="Times New Roman"/>
+          <w:vertAlign w:val="superscript"/>
+        </w:rPr>
+        <w:t>+</w:t>
+      </w:r>
+      <w:r>
+        <w:rPr>
+          <w:rFonts w:ascii="Times New Roman" w:hAnsi="Times New Roman" w:eastAsia="Times New Roman" w:cs="Times New Roman"/>
+        </w:rPr>
+        <w:t xml:space="preserve"> </w:t>
       </w:r>
       <w:r>
         <w:rPr>
@@ -26018,7 +25328,20 @@
         <w:rPr>
           <w:rFonts w:ascii="Times New Roman" w:hAnsi="Times New Roman" w:eastAsia="Times New Roman" w:cs="Times New Roman"/>
         </w:rPr>
-        <w:t xml:space="preserve"> Mg²⁺ </w:t>
+        <w:t xml:space="preserve"> Mg</w:t>
+      </w:r>
+      <w:r>
+        <w:rPr>
+          <w:rFonts w:ascii="Times New Roman" w:hAnsi="Times New Roman" w:eastAsia="Times New Roman" w:cs="Times New Roman"/>
+          <w:vertAlign w:val="superscript"/>
+        </w:rPr>
+        <w:t>2+</w:t>
+      </w:r>
+      <w:r>
+        <w:rPr>
+          <w:rFonts w:ascii="Times New Roman" w:hAnsi="Times New Roman" w:eastAsia="Times New Roman" w:cs="Times New Roman"/>
+        </w:rPr>
+        <w:t xml:space="preserve"> </w:t>
       </w:r>
       <w:r>
         <w:rPr>
@@ -26066,7 +25389,20 @@
         <w:rPr>
           <w:rFonts w:ascii="Times New Roman" w:hAnsi="Times New Roman" w:eastAsia="Times New Roman" w:cs="Times New Roman"/>
         </w:rPr>
-        <w:t xml:space="preserve"> Li⁺ </w:t>
+        <w:t xml:space="preserve"> Li</w:t>
+      </w:r>
+      <w:r>
+        <w:rPr>
+          <w:rFonts w:ascii="Times New Roman" w:hAnsi="Times New Roman" w:eastAsia="Times New Roman" w:cs="Times New Roman"/>
+          <w:vertAlign w:val="superscript"/>
+        </w:rPr>
+        <w:t>+</w:t>
+      </w:r>
+      <w:r>
+        <w:rPr>
+          <w:rFonts w:ascii="Times New Roman" w:hAnsi="Times New Roman" w:eastAsia="Times New Roman" w:cs="Times New Roman"/>
+        </w:rPr>
+        <w:t xml:space="preserve"> </w:t>
       </w:r>
       <w:r>
         <w:rPr>
@@ -26078,7 +25414,20 @@
         <w:rPr>
           <w:rFonts w:ascii="Times New Roman" w:hAnsi="Times New Roman" w:eastAsia="Times New Roman" w:cs="Times New Roman"/>
         </w:rPr>
-        <w:t xml:space="preserve"> Na⁺ </w:t>
+        <w:t xml:space="preserve"> Na</w:t>
+      </w:r>
+      <w:r>
+        <w:rPr>
+          <w:rFonts w:ascii="Times New Roman" w:hAnsi="Times New Roman" w:eastAsia="Times New Roman" w:cs="Times New Roman"/>
+          <w:vertAlign w:val="superscript"/>
+        </w:rPr>
+        <w:t>+</w:t>
+      </w:r>
+      <w:r>
+        <w:rPr>
+          <w:rFonts w:ascii="Times New Roman" w:hAnsi="Times New Roman" w:eastAsia="Times New Roman" w:cs="Times New Roman"/>
+        </w:rPr>
+        <w:t xml:space="preserve"> </w:t>
       </w:r>
       <w:r>
         <w:rPr>
@@ -26102,7 +25451,6 @@
           <w:rFonts w:hint="eastAsia" w:ascii="Times New Roman" w:hAnsi="Times New Roman" w:eastAsia="SimSun" w:cs="Times New Roman"/>
           <w:b/>
           <w:bCs/>
-          <w:color w:val="1E40AF"/>
         </w:rPr>
         <w:t>算一算</w:t>
       </w:r>
@@ -26111,7 +25459,6 @@
           <w:rFonts w:hint="eastAsia" w:ascii="Times New Roman" w:hAnsi="Times New Roman" w:eastAsia="Times New Roman" w:cs="Times New Roman"/>
           <w:b/>
           <w:bCs/>
-          <w:color w:val="1E40AF"/>
         </w:rPr>
         <w:t>：</w:t>
       </w:r>
@@ -26120,7 +25467,6 @@
           <w:rFonts w:hint="eastAsia" w:ascii="Times New Roman" w:hAnsi="Times New Roman" w:eastAsia="SimSun" w:cs="Times New Roman"/>
           <w:b/>
           <w:bCs/>
-          <w:color w:val="1E40AF"/>
         </w:rPr>
         <w:t>电荷密度对比验证对角规则</w:t>
       </w:r>
@@ -26139,7 +25485,46 @@
         <w:rPr>
           <w:rFonts w:ascii="Times New Roman" w:hAnsi="Times New Roman" w:eastAsia="Times New Roman" w:cs="Times New Roman"/>
         </w:rPr>
-        <w:t xml:space="preserve"> Li⁺ 76 pm、Mg²⁺ 72 pm、Na⁺ 102 </w:t>
+        <w:t xml:space="preserve"> Li</w:t>
+      </w:r>
+      <w:r>
+        <w:rPr>
+          <w:rFonts w:ascii="Times New Roman" w:hAnsi="Times New Roman" w:eastAsia="Times New Roman" w:cs="Times New Roman"/>
+          <w:vertAlign w:val="superscript"/>
+        </w:rPr>
+        <w:t>+</w:t>
+      </w:r>
+      <w:r>
+        <w:rPr>
+          <w:rFonts w:ascii="Times New Roman" w:hAnsi="Times New Roman" w:eastAsia="Times New Roman" w:cs="Times New Roman"/>
+        </w:rPr>
+        <w:t xml:space="preserve"> 76 pm、Mg</w:t>
+      </w:r>
+      <w:r>
+        <w:rPr>
+          <w:rFonts w:ascii="Times New Roman" w:hAnsi="Times New Roman" w:eastAsia="Times New Roman" w:cs="Times New Roman"/>
+          <w:vertAlign w:val="superscript"/>
+        </w:rPr>
+        <w:t>2+</w:t>
+      </w:r>
+      <w:r>
+        <w:rPr>
+          <w:rFonts w:ascii="Times New Roman" w:hAnsi="Times New Roman" w:eastAsia="Times New Roman" w:cs="Times New Roman"/>
+        </w:rPr>
+        <w:t xml:space="preserve"> 72 pm、Na</w:t>
+      </w:r>
+      <w:r>
+        <w:rPr>
+          <w:rFonts w:ascii="Times New Roman" w:hAnsi="Times New Roman" w:eastAsia="Times New Roman" w:cs="Times New Roman"/>
+          <w:vertAlign w:val="superscript"/>
+        </w:rPr>
+        <w:t>+</w:t>
+      </w:r>
+      <w:r>
+        <w:rPr>
+          <w:rFonts w:ascii="Times New Roman" w:hAnsi="Times New Roman" w:eastAsia="Times New Roman" w:cs="Times New Roman"/>
+        </w:rPr>
+        <w:t xml:space="preserve"> 102 </w:t>
       </w:r>
       <w:r>
         <w:rPr>
@@ -26157,7 +25542,20 @@
         <w:rPr>
           <w:rFonts w:ascii="Times New Roman" w:hAnsi="Times New Roman" w:eastAsia="Times New Roman" w:cs="Times New Roman"/>
         </w:rPr>
-        <w:t xml:space="preserve">- Li⁺ </w:t>
+        <w:t>- Li</w:t>
+      </w:r>
+      <w:r>
+        <w:rPr>
+          <w:rFonts w:ascii="Times New Roman" w:hAnsi="Times New Roman" w:eastAsia="Times New Roman" w:cs="Times New Roman"/>
+          <w:vertAlign w:val="superscript"/>
+        </w:rPr>
+        <w:t>+</w:t>
+      </w:r>
+      <w:r>
+        <w:rPr>
+          <w:rFonts w:ascii="Times New Roman" w:hAnsi="Times New Roman" w:eastAsia="Times New Roman" w:cs="Times New Roman"/>
+        </w:rPr>
+        <w:t xml:space="preserve"> </w:t>
       </w:r>
       <w:r>
         <w:rPr>
@@ -26169,7 +25567,20 @@
         <w:rPr>
           <w:rFonts w:ascii="Times New Roman" w:hAnsi="Times New Roman" w:eastAsia="Times New Roman" w:cs="Times New Roman"/>
         </w:rPr>
-        <w:t xml:space="preserve"> = 1 / (4π×76²/3) ≈ 0.52</w:t>
+        <w:t xml:space="preserve"> = 1 / (4π×76</w:t>
+      </w:r>
+      <w:r>
+        <w:rPr>
+          <w:rFonts w:ascii="Times New Roman" w:hAnsi="Times New Roman" w:eastAsia="Times New Roman" w:cs="Times New Roman"/>
+          <w:vertAlign w:val="superscript"/>
+        </w:rPr>
+        <w:t>2</w:t>
+      </w:r>
+      <w:r>
+        <w:rPr>
+          <w:rFonts w:ascii="Times New Roman" w:hAnsi="Times New Roman" w:eastAsia="Times New Roman" w:cs="Times New Roman"/>
+        </w:rPr>
+        <w:t>/3) ≈ 0.52</w:t>
       </w:r>
       <w:r>
         <w:rPr>
@@ -26181,7 +25592,20 @@
         <w:rPr>
           <w:rFonts w:ascii="Times New Roman" w:hAnsi="Times New Roman" w:eastAsia="Times New Roman" w:cs="Times New Roman"/>
         </w:rPr>
-        <w:t xml:space="preserve">- Mg²⁺ </w:t>
+        <w:t>- Mg</w:t>
+      </w:r>
+      <w:r>
+        <w:rPr>
+          <w:rFonts w:ascii="Times New Roman" w:hAnsi="Times New Roman" w:eastAsia="Times New Roman" w:cs="Times New Roman"/>
+          <w:vertAlign w:val="superscript"/>
+        </w:rPr>
+        <w:t>2+</w:t>
+      </w:r>
+      <w:r>
+        <w:rPr>
+          <w:rFonts w:ascii="Times New Roman" w:hAnsi="Times New Roman" w:eastAsia="Times New Roman" w:cs="Times New Roman"/>
+        </w:rPr>
+        <w:t xml:space="preserve"> </w:t>
       </w:r>
       <w:r>
         <w:rPr>
@@ -26193,7 +25617,20 @@
         <w:rPr>
           <w:rFonts w:ascii="Times New Roman" w:hAnsi="Times New Roman" w:eastAsia="Times New Roman" w:cs="Times New Roman"/>
         </w:rPr>
-        <w:t xml:space="preserve"> = 2 / (4π×72²/3) ≈ 1.29</w:t>
+        <w:t xml:space="preserve"> = 2 / (4π×72</w:t>
+      </w:r>
+      <w:r>
+        <w:rPr>
+          <w:rFonts w:ascii="Times New Roman" w:hAnsi="Times New Roman" w:eastAsia="Times New Roman" w:cs="Times New Roman"/>
+          <w:vertAlign w:val="superscript"/>
+        </w:rPr>
+        <w:t>2</w:t>
+      </w:r>
+      <w:r>
+        <w:rPr>
+          <w:rFonts w:ascii="Times New Roman" w:hAnsi="Times New Roman" w:eastAsia="Times New Roman" w:cs="Times New Roman"/>
+        </w:rPr>
+        <w:t>/3) ≈ 1.29</w:t>
       </w:r>
       <w:r>
         <w:rPr>
@@ -26205,7 +25642,20 @@
         <w:rPr>
           <w:rFonts w:ascii="Times New Roman" w:hAnsi="Times New Roman" w:eastAsia="Times New Roman" w:cs="Times New Roman"/>
         </w:rPr>
-        <w:t xml:space="preserve">- Na⁺ </w:t>
+        <w:t>- Na</w:t>
+      </w:r>
+      <w:r>
+        <w:rPr>
+          <w:rFonts w:ascii="Times New Roman" w:hAnsi="Times New Roman" w:eastAsia="Times New Roman" w:cs="Times New Roman"/>
+          <w:vertAlign w:val="superscript"/>
+        </w:rPr>
+        <w:t>+</w:t>
+      </w:r>
+      <w:r>
+        <w:rPr>
+          <w:rFonts w:ascii="Times New Roman" w:hAnsi="Times New Roman" w:eastAsia="Times New Roman" w:cs="Times New Roman"/>
+        </w:rPr>
+        <w:t xml:space="preserve"> </w:t>
       </w:r>
       <w:r>
         <w:rPr>
@@ -26217,7 +25667,20 @@
         <w:rPr>
           <w:rFonts w:ascii="Times New Roman" w:hAnsi="Times New Roman" w:eastAsia="Times New Roman" w:cs="Times New Roman"/>
         </w:rPr>
-        <w:t xml:space="preserve"> = 1 / (4π×102²/3) ≈ 0.18</w:t>
+        <w:t xml:space="preserve"> = 1 / (4π×102</w:t>
+      </w:r>
+      <w:r>
+        <w:rPr>
+          <w:rFonts w:ascii="Times New Roman" w:hAnsi="Times New Roman" w:eastAsia="Times New Roman" w:cs="Times New Roman"/>
+          <w:vertAlign w:val="superscript"/>
+        </w:rPr>
+        <w:t>2</w:t>
+      </w:r>
+      <w:r>
+        <w:rPr>
+          <w:rFonts w:ascii="Times New Roman" w:hAnsi="Times New Roman" w:eastAsia="Times New Roman" w:cs="Times New Roman"/>
+        </w:rPr>
+        <w:t>/3) ≈ 0.18</w:t>
       </w:r>
     </w:p>
     <w:p>
@@ -26228,7 +25691,20 @@
         <w:rPr>
           <w:rFonts w:ascii="Times New Roman" w:hAnsi="Times New Roman" w:eastAsia="Times New Roman" w:cs="Times New Roman"/>
         </w:rPr>
-        <w:t xml:space="preserve">Li⁺ </w:t>
+        <w:t>Li</w:t>
+      </w:r>
+      <w:r>
+        <w:rPr>
+          <w:rFonts w:ascii="Times New Roman" w:hAnsi="Times New Roman" w:eastAsia="Times New Roman" w:cs="Times New Roman"/>
+          <w:vertAlign w:val="superscript"/>
+        </w:rPr>
+        <w:t>+</w:t>
+      </w:r>
+      <w:r>
+        <w:rPr>
+          <w:rFonts w:ascii="Times New Roman" w:hAnsi="Times New Roman" w:eastAsia="Times New Roman" w:cs="Times New Roman"/>
+        </w:rPr>
+        <w:t xml:space="preserve"> </w:t>
       </w:r>
       <w:r>
         <w:rPr>
@@ -26240,7 +25716,20 @@
         <w:rPr>
           <w:rFonts w:ascii="Times New Roman" w:hAnsi="Times New Roman" w:eastAsia="Times New Roman" w:cs="Times New Roman"/>
         </w:rPr>
-        <w:t xml:space="preserve"> Mg²⁺ </w:t>
+        <w:t xml:space="preserve"> Mg</w:t>
+      </w:r>
+      <w:r>
+        <w:rPr>
+          <w:rFonts w:ascii="Times New Roman" w:hAnsi="Times New Roman" w:eastAsia="Times New Roman" w:cs="Times New Roman"/>
+          <w:vertAlign w:val="superscript"/>
+        </w:rPr>
+        <w:t>2+</w:t>
+      </w:r>
+      <w:r>
+        <w:rPr>
+          <w:rFonts w:ascii="Times New Roman" w:hAnsi="Times New Roman" w:eastAsia="Times New Roman" w:cs="Times New Roman"/>
+        </w:rPr>
+        <w:t xml:space="preserve"> </w:t>
       </w:r>
       <w:r>
         <w:rPr>
@@ -26252,7 +25741,20 @@
         <w:rPr>
           <w:rFonts w:ascii="Times New Roman" w:hAnsi="Times New Roman" w:eastAsia="Times New Roman" w:cs="Times New Roman"/>
         </w:rPr>
-        <w:t xml:space="preserve"> Li⁺ </w:t>
+        <w:t xml:space="preserve"> Li</w:t>
+      </w:r>
+      <w:r>
+        <w:rPr>
+          <w:rFonts w:ascii="Times New Roman" w:hAnsi="Times New Roman" w:eastAsia="Times New Roman" w:cs="Times New Roman"/>
+          <w:vertAlign w:val="superscript"/>
+        </w:rPr>
+        <w:t>+</w:t>
+      </w:r>
+      <w:r>
+        <w:rPr>
+          <w:rFonts w:ascii="Times New Roman" w:hAnsi="Times New Roman" w:eastAsia="Times New Roman" w:cs="Times New Roman"/>
+        </w:rPr>
+        <w:t xml:space="preserve"> </w:t>
       </w:r>
       <w:r>
         <w:rPr>
@@ -26264,7 +25766,20 @@
         <w:rPr>
           <w:rFonts w:ascii="Times New Roman" w:hAnsi="Times New Roman" w:eastAsia="Times New Roman" w:cs="Times New Roman"/>
         </w:rPr>
-        <w:t xml:space="preserve"> Na⁺ </w:t>
+        <w:t xml:space="preserve"> Na</w:t>
+      </w:r>
+      <w:r>
+        <w:rPr>
+          <w:rFonts w:ascii="Times New Roman" w:hAnsi="Times New Roman" w:eastAsia="Times New Roman" w:cs="Times New Roman"/>
+          <w:vertAlign w:val="superscript"/>
+        </w:rPr>
+        <w:t>+</w:t>
+      </w:r>
+      <w:r>
+        <w:rPr>
+          <w:rFonts w:ascii="Times New Roman" w:hAnsi="Times New Roman" w:eastAsia="Times New Roman" w:cs="Times New Roman"/>
+        </w:rPr>
+        <w:t xml:space="preserve"> </w:t>
       </w:r>
       <w:r>
         <w:rPr>
@@ -26305,240 +25820,232 @@
     </w:p>
     <w:p>
       <w:pPr>
-        <w:pStyle w:val="BlockText"/>
+        <w:pStyle w:val="MistakeBlock"/>
       </w:pPr>
+      <w:r>
+        <w:rPr>
+          <w:rFonts w:hint="eastAsia" w:ascii="Times New Roman" w:hAnsi="Times New Roman" w:eastAsia="SimSun" w:cs="Times New Roman"/>
+        </w:rPr>
+        <w:t xml:space="preserve">易错提醒</w:t>
+      </w:r>
+      <w:r>
+        <w:rPr>
+          <w:rFonts w:ascii="Times New Roman" w:hAnsi="Times New Roman" w:eastAsia="Times New Roman" w:cs="Times New Roman"/>
+        </w:rPr>
+        <w:t xml:space="preserve"> </w:t>
+      </w:r>
+      <w:r>
+        <w:rPr>
+          <w:rFonts w:ascii="Times New Roman" w:hAnsi="Times New Roman" w:eastAsia="Times New Roman" w:cs="Times New Roman"/>
+        </w:rPr>
+        <w:t xml:space="preserve">——</w:t>
+      </w:r>
+      <w:r>
+        <w:rPr>
+          <w:rFonts w:hint="eastAsia" w:ascii="Times New Roman" w:hAnsi="Times New Roman" w:eastAsia="Times New Roman" w:cs="Times New Roman"/>
+        </w:rPr>
+        <w:t>“</w:t>
+      </w:r>
+      <w:r>
+        <w:rPr>
+          <w:rFonts w:hint="eastAsia" w:ascii="Times New Roman" w:hAnsi="Times New Roman" w:eastAsia="SimSun" w:cs="Times New Roman"/>
+        </w:rPr>
+        <w:t>对角规则</w:t>
+      </w:r>
+      <w:r>
+        <w:rPr>
+          <w:rFonts w:ascii="Times New Roman" w:hAnsi="Times New Roman" w:eastAsia="Times New Roman" w:cs="Times New Roman"/>
+        </w:rPr>
+        <w:t xml:space="preserve"> = </w:t>
+      </w:r>
+      <w:r>
+        <w:rPr>
+          <w:rFonts w:hint="eastAsia" w:ascii="Times New Roman" w:hAnsi="Times New Roman" w:eastAsia="SimSun" w:cs="Times New Roman"/>
+        </w:rPr>
+        <w:t>性质完全相同</w:t>
+      </w:r>
+      <w:r>
+        <w:rPr>
+          <w:rFonts w:hint="eastAsia" w:ascii="Times New Roman" w:hAnsi="Times New Roman" w:eastAsia="Times New Roman" w:cs="Times New Roman"/>
+        </w:rPr>
+        <w:t>”</w:t>
+      </w:r>
+      <w:r>
+        <w:rPr>
+          <w:rFonts w:hint="eastAsia" w:ascii="Times New Roman" w:hAnsi="Times New Roman" w:eastAsia="SimSun" w:cs="Times New Roman"/>
+        </w:rPr>
+        <w:t>是错误的</w:t>
+      </w:r>
+      <w:r>
+        <w:rPr>
+          <w:rFonts w:hint="eastAsia" w:ascii="Times New Roman" w:hAnsi="Times New Roman" w:eastAsia="Times New Roman" w:cs="Times New Roman"/>
+        </w:rPr>
+        <w:t>。</w:t>
+      </w:r>
+      <w:r>
+        <w:rPr>
+          <w:rFonts w:hint="eastAsia" w:ascii="Times New Roman" w:hAnsi="Times New Roman" w:eastAsia="SimSun" w:cs="Times New Roman"/>
+        </w:rPr>
+        <w:t>对角规则只是</w:t>
+      </w:r>
       <w:r>
         <w:rPr>
           <w:rFonts w:hint="eastAsia" w:ascii="Times New Roman" w:hAnsi="Times New Roman" w:eastAsia="SimSun" w:cs="Times New Roman"/>
           <w:b/>
           <w:bCs/>
-          <w:color w:val="1E40AF"/>
-        </w:rPr>
-        <w:t xml:space="preserve">易错点</w:t>
-      </w:r>
-      <w:r>
-        <w:rPr>
-          <w:rFonts w:ascii="Times New Roman" w:hAnsi="Times New Roman" w:eastAsia="Times New Roman" w:cs="Times New Roman"/>
-          <w:color w:val="1E40AF"/>
-        </w:rPr>
-        <w:t xml:space="preserve">——</w:t>
-      </w:r>
-      <w:r>
-        <w:rPr>
-          <w:rFonts w:hint="eastAsia" w:ascii="Times New Roman" w:hAnsi="Times New Roman" w:eastAsia="Times New Roman" w:cs="Times New Roman"/>
-          <w:color w:val="1E40AF"/>
-        </w:rPr>
-        <w:t>“</w:t>
-      </w:r>
-      <w:r>
-        <w:rPr>
-          <w:rFonts w:hint="eastAsia" w:ascii="Times New Roman" w:hAnsi="Times New Roman" w:eastAsia="SimSun" w:cs="Times New Roman"/>
-          <w:color w:val="1E40AF"/>
-        </w:rPr>
-        <w:t>对角规则</w:t>
-      </w:r>
-      <w:r>
-        <w:rPr>
-          <w:rFonts w:ascii="Times New Roman" w:hAnsi="Times New Roman" w:eastAsia="Times New Roman" w:cs="Times New Roman"/>
-          <w:color w:val="1E40AF"/>
-        </w:rPr>
-        <w:t xml:space="preserve"> = </w:t>
-      </w:r>
-      <w:r>
-        <w:rPr>
-          <w:rFonts w:hint="eastAsia" w:ascii="Times New Roman" w:hAnsi="Times New Roman" w:eastAsia="SimSun" w:cs="Times New Roman"/>
-          <w:color w:val="1E40AF"/>
-        </w:rPr>
-        <w:t>性质完全相同</w:t>
-      </w:r>
-      <w:r>
-        <w:rPr>
-          <w:rFonts w:hint="eastAsia" w:ascii="Times New Roman" w:hAnsi="Times New Roman" w:eastAsia="Times New Roman" w:cs="Times New Roman"/>
-          <w:color w:val="1E40AF"/>
-        </w:rPr>
-        <w:t>”</w:t>
-      </w:r>
-      <w:r>
-        <w:rPr>
-          <w:rFonts w:hint="eastAsia" w:ascii="Times New Roman" w:hAnsi="Times New Roman" w:eastAsia="SimSun" w:cs="Times New Roman"/>
-          <w:color w:val="1E40AF"/>
-        </w:rPr>
-        <w:t>是错误的</w:t>
-      </w:r>
-      <w:r>
-        <w:rPr>
-          <w:rFonts w:hint="eastAsia" w:ascii="Times New Roman" w:hAnsi="Times New Roman" w:eastAsia="Times New Roman" w:cs="Times New Roman"/>
-          <w:color w:val="1E40AF"/>
-        </w:rPr>
-        <w:t>。</w:t>
-      </w:r>
-      <w:r>
-        <w:rPr>
-          <w:rFonts w:hint="eastAsia" w:ascii="Times New Roman" w:hAnsi="Times New Roman" w:eastAsia="SimSun" w:cs="Times New Roman"/>
-          <w:color w:val="1E40AF"/>
-        </w:rPr>
-        <w:t>对角规则只是</w:t>
-      </w:r>
-      <w:r>
-        <w:rPr>
-          <w:rFonts w:hint="eastAsia" w:ascii="Times New Roman" w:hAnsi="Times New Roman" w:eastAsia="SimSun" w:cs="Times New Roman"/>
-          <w:b/>
-          <w:bCs/>
-          <w:color w:val="1E40AF"/>
         </w:rPr>
         <w:t xml:space="preserve">电荷密度相近导致的趋势相似</w:t>
       </w:r>
       <w:r>
         <w:rPr>
           <w:rFonts w:hint="eastAsia" w:ascii="Times New Roman" w:hAnsi="Times New Roman" w:eastAsia="Times New Roman" w:cs="Times New Roman"/>
-          <w:color w:val="1E40AF"/>
         </w:rPr>
         <w:t>，</w:t>
       </w:r>
       <w:r>
         <w:rPr>
           <w:rFonts w:hint="eastAsia" w:ascii="Times New Roman" w:hAnsi="Times New Roman" w:eastAsia="SimSun" w:cs="Times New Roman"/>
-          <w:color w:val="1E40AF"/>
         </w:rPr>
         <w:t>并非等同</w:t>
       </w:r>
       <w:r>
         <w:rPr>
           <w:rFonts w:hint="eastAsia" w:ascii="Times New Roman" w:hAnsi="Times New Roman" w:eastAsia="Times New Roman" w:cs="Times New Roman"/>
-          <w:color w:val="1E40AF"/>
         </w:rPr>
         <w:t>。Li</w:t>
       </w:r>
       <w:r>
         <w:rPr>
           <w:rFonts w:ascii="Times New Roman" w:hAnsi="Times New Roman" w:eastAsia="Times New Roman" w:cs="Times New Roman"/>
-          <w:color w:val="1E40AF"/>
         </w:rPr>
         <w:t xml:space="preserve"> </w:t>
       </w:r>
       <w:r>
         <w:rPr>
           <w:rFonts w:hint="eastAsia" w:ascii="Times New Roman" w:hAnsi="Times New Roman" w:eastAsia="SimSun" w:cs="Times New Roman"/>
-          <w:color w:val="1E40AF"/>
         </w:rPr>
         <w:t xml:space="preserve">和</w:t>
       </w:r>
       <w:r>
         <w:rPr>
           <w:rFonts w:ascii="Times New Roman" w:hAnsi="Times New Roman" w:eastAsia="Times New Roman" w:cs="Times New Roman"/>
-          <w:color w:val="1E40AF"/>
         </w:rPr>
         <w:t xml:space="preserve"> Mg </w:t>
       </w:r>
       <w:r>
         <w:rPr>
           <w:rFonts w:hint="eastAsia" w:ascii="Times New Roman" w:hAnsi="Times New Roman" w:eastAsia="SimSun" w:cs="Times New Roman"/>
-          <w:color w:val="1E40AF"/>
         </w:rPr>
         <w:t>在部分性质上相似</w:t>
       </w:r>
       <w:r>
         <w:rPr>
           <w:rFonts w:hint="eastAsia" w:ascii="Times New Roman" w:hAnsi="Times New Roman" w:eastAsia="Times New Roman" w:cs="Times New Roman"/>
-          <w:color w:val="1E40AF"/>
         </w:rPr>
         <w:t>，</w:t>
       </w:r>
       <w:r>
         <w:rPr>
           <w:rFonts w:hint="eastAsia" w:ascii="Times New Roman" w:hAnsi="Times New Roman" w:eastAsia="SimSun" w:cs="Times New Roman"/>
-          <w:color w:val="1E40AF"/>
         </w:rPr>
         <w:t>但在许多方面仍有本质差异</w:t>
       </w:r>
       <w:r>
         <w:rPr>
           <w:rFonts w:hint="eastAsia" w:ascii="Times New Roman" w:hAnsi="Times New Roman" w:eastAsia="Times New Roman" w:cs="Times New Roman"/>
-          <w:color w:val="1E40AF"/>
         </w:rPr>
         <w:t>（</w:t>
       </w:r>
       <w:r>
         <w:rPr>
           <w:rFonts w:hint="eastAsia" w:ascii="Times New Roman" w:hAnsi="Times New Roman" w:eastAsia="SimSun" w:cs="Times New Roman"/>
-          <w:color w:val="1E40AF"/>
         </w:rPr>
         <w:t>如</w:t>
       </w:r>
       <w:r>
         <w:rPr>
           <w:rFonts w:ascii="Times New Roman" w:hAnsi="Times New Roman" w:eastAsia="Times New Roman" w:cs="Times New Roman"/>
-          <w:color w:val="1E40AF"/>
         </w:rPr>
         <w:t xml:space="preserve"> Li </w:t>
       </w:r>
       <w:r>
         <w:rPr>
           <w:rFonts w:hint="eastAsia" w:ascii="Times New Roman" w:hAnsi="Times New Roman" w:eastAsia="SimSun" w:cs="Times New Roman"/>
-          <w:color w:val="1E40AF"/>
         </w:rPr>
         <w:t>的氢氧化物为弱碱</w:t>
       </w:r>
       <w:r>
         <w:rPr>
           <w:rFonts w:hint="eastAsia" w:ascii="Times New Roman" w:hAnsi="Times New Roman" w:eastAsia="Times New Roman" w:cs="Times New Roman"/>
-          <w:color w:val="1E40AF"/>
-        </w:rPr>
-        <w:t>，Mg(OH)₂</w:t>
-      </w:r>
-      <w:r>
-        <w:rPr>
-          <w:rFonts w:ascii="Times New Roman" w:hAnsi="Times New Roman" w:eastAsia="Times New Roman" w:cs="Times New Roman"/>
-          <w:color w:val="1E40AF"/>
+        </w:rPr>
+        <w:t>，Mg(OH)</w:t>
+      </w:r>
+      <w:r>
+        <w:rPr>
+          <w:rFonts w:hint="eastAsia" w:ascii="Times New Roman" w:hAnsi="Times New Roman" w:eastAsia="Times New Roman" w:cs="Times New Roman"/>
+          <w:vertAlign w:val="subscript"/>
+        </w:rPr>
+        <w:t>2</w:t>
+      </w:r>
+      <w:r>
+        <w:rPr>
+          <w:rFonts w:ascii="Times New Roman" w:hAnsi="Times New Roman" w:eastAsia="Times New Roman" w:cs="Times New Roman"/>
         </w:rPr>
         <w:t xml:space="preserve"> </w:t>
       </w:r>
       <w:r>
         <w:rPr>
           <w:rFonts w:hint="eastAsia" w:ascii="Times New Roman" w:hAnsi="Times New Roman" w:eastAsia="SimSun" w:cs="Times New Roman"/>
-          <w:color w:val="1E40AF"/>
         </w:rPr>
         <w:t>为中强碱</w:t>
       </w:r>
       <w:r>
         <w:rPr>
           <w:rFonts w:hint="eastAsia" w:ascii="Times New Roman" w:hAnsi="Times New Roman" w:eastAsia="Times New Roman" w:cs="Times New Roman"/>
-          <w:color w:val="1E40AF"/>
         </w:rPr>
         <w:t>；Li</w:t>
       </w:r>
       <w:r>
         <w:rPr>
           <w:rFonts w:ascii="Times New Roman" w:hAnsi="Times New Roman" w:eastAsia="Times New Roman" w:cs="Times New Roman"/>
-          <w:color w:val="1E40AF"/>
         </w:rPr>
         <w:t xml:space="preserve"> </w:t>
       </w:r>
       <w:r>
         <w:rPr>
           <w:rFonts w:hint="eastAsia" w:ascii="Times New Roman" w:hAnsi="Times New Roman" w:eastAsia="SimSun" w:cs="Times New Roman"/>
-          <w:color w:val="1E40AF"/>
         </w:rPr>
         <w:t xml:space="preserve">的氟化物溶解度远小于</w:t>
       </w:r>
       <w:r>
         <w:rPr>
           <w:rFonts w:ascii="Times New Roman" w:hAnsi="Times New Roman" w:eastAsia="Times New Roman" w:cs="Times New Roman"/>
-          <w:color w:val="1E40AF"/>
         </w:rPr>
         <w:t xml:space="preserve"> </w:t>
       </w:r>
       <w:r>
         <w:rPr>
           <w:rFonts w:hint="eastAsia" w:ascii="Times New Roman" w:hAnsi="Times New Roman" w:eastAsia="Times New Roman" w:cs="Times New Roman"/>
-          <w:color w:val="1E40AF"/>
-        </w:rPr>
-        <w:t xml:space="preserve">MgF₂）。</w:t>
+        </w:rPr>
+        <w:t>MgF</w:t>
+      </w:r>
+      <w:r>
+        <w:rPr>
+          <w:rFonts w:hint="eastAsia" w:ascii="Times New Roman" w:hAnsi="Times New Roman" w:eastAsia="Times New Roman" w:cs="Times New Roman"/>
+          <w:vertAlign w:val="subscript"/>
+        </w:rPr>
+        <w:t>2</w:t>
+      </w:r>
+      <w:r>
+        <w:rPr>
+          <w:rFonts w:hint="eastAsia" w:ascii="Times New Roman" w:hAnsi="Times New Roman" w:eastAsia="Times New Roman" w:cs="Times New Roman"/>
+        </w:rPr>
+        <w:t>）。</w:t>
       </w:r>
     </w:p>
     <w:p>
       <w:pPr>
-        <w:pStyle w:val="FirstParagraph"/>
+        <w:pStyle w:val="BodyText"/>
       </w:pPr>
       <w:r>
         <w:rPr>
@@ -26647,7 +26154,20 @@
         <w:rPr>
           <w:rFonts w:hint="eastAsia" w:ascii="Times New Roman" w:hAnsi="Times New Roman" w:eastAsia="Times New Roman" w:cs="Times New Roman"/>
         </w:rPr>
-        <w:t>（HBrO₄）</w:t>
+        <w:t>（HBrO</w:t>
+      </w:r>
+      <w:r>
+        <w:rPr>
+          <w:rFonts w:hint="eastAsia" w:ascii="Times New Roman" w:hAnsi="Times New Roman" w:eastAsia="Times New Roman" w:cs="Times New Roman"/>
+          <w:vertAlign w:val="subscript"/>
+        </w:rPr>
+        <w:t>4</w:t>
+      </w:r>
+      <w:r>
+        <w:rPr>
+          <w:rFonts w:hint="eastAsia" w:ascii="Times New Roman" w:hAnsi="Times New Roman" w:eastAsia="Times New Roman" w:cs="Times New Roman"/>
+        </w:rPr>
+        <w:t>）</w:t>
       </w:r>
       <w:r>
         <w:rPr>
@@ -28916,7 +28436,6 @@
           <w:rFonts w:hint="eastAsia" w:ascii="Times New Roman" w:hAnsi="Times New Roman" w:eastAsia="SimSun" w:cs="Times New Roman"/>
           <w:b/>
           <w:bCs/>
-          <w:color w:val="1E40AF"/>
         </w:rPr>
         <w:t>算一算</w:t>
       </w:r>
@@ -28925,7 +28444,6 @@
           <w:rFonts w:hint="eastAsia" w:ascii="Times New Roman" w:hAnsi="Times New Roman" w:eastAsia="Times New Roman" w:cs="Times New Roman"/>
           <w:b/>
           <w:bCs/>
-          <w:color w:val="1E40AF"/>
         </w:rPr>
         <w:t>：</w:t>
       </w:r>
@@ -28934,7 +28452,6 @@
           <w:rFonts w:hint="eastAsia" w:ascii="Times New Roman" w:hAnsi="Times New Roman" w:eastAsia="SimSun" w:cs="Times New Roman"/>
           <w:b/>
           <w:bCs/>
-          <w:color w:val="1E40AF"/>
         </w:rPr>
         <w:t>用惰性电子对效应解释异常现象</w:t>
       </w:r>
@@ -29687,7 +29204,14 @@
               <w:rPr>
                 <w:rFonts w:ascii="Times New Roman" w:hAnsi="Times New Roman" w:eastAsia="Times New Roman" w:cs="Times New Roman"/>
               </w:rPr>
-              <w:t xml:space="preserve"> H⁺</w:t>
+              <w:t xml:space="preserve"> H</w:t>
+            </w:r>
+            <w:r>
+              <w:rPr>
+                <w:rFonts w:ascii="Times New Roman" w:hAnsi="Times New Roman" w:eastAsia="Times New Roman" w:cs="Times New Roman"/>
+                <w:vertAlign w:val="superscript"/>
+              </w:rPr>
+              <w:t>+</w:t>
             </w:r>
           </w:p>
         </w:tc>
@@ -29702,7 +29226,20 @@
               <w:rPr>
                 <w:rFonts w:ascii="Times New Roman" w:hAnsi="Times New Roman" w:eastAsia="Times New Roman" w:cs="Times New Roman"/>
               </w:rPr>
-              <w:t xml:space="preserve">H⁺ </w:t>
+              <w:t>H</w:t>
+            </w:r>
+            <w:r>
+              <w:rPr>
+                <w:rFonts w:ascii="Times New Roman" w:hAnsi="Times New Roman" w:eastAsia="Times New Roman" w:cs="Times New Roman"/>
+                <w:vertAlign w:val="superscript"/>
+              </w:rPr>
+              <w:t>+</w:t>
+            </w:r>
+            <w:r>
+              <w:rPr>
+                <w:rFonts w:ascii="Times New Roman" w:hAnsi="Times New Roman" w:eastAsia="Times New Roman" w:cs="Times New Roman"/>
+              </w:rPr>
+              <w:t xml:space="preserve"> </w:t>
             </w:r>
             <w:r>
               <w:rPr>
@@ -29821,7 +29358,20 @@
               <w:rPr>
                 <w:rFonts w:ascii="Times New Roman" w:hAnsi="Times New Roman" w:eastAsia="Times New Roman" w:cs="Times New Roman"/>
               </w:rPr>
-              <w:t xml:space="preserve"> H⁻ → </w:t>
+              <w:t xml:space="preserve"> H</w:t>
+            </w:r>
+            <w:r>
+              <w:rPr>
+                <w:rFonts w:ascii="Times New Roman" w:hAnsi="Times New Roman" w:eastAsia="Times New Roman" w:cs="Times New Roman"/>
+                <w:vertAlign w:val="superscript"/>
+              </w:rPr>
+              <w:t>-</w:t>
+            </w:r>
+            <w:r>
+              <w:rPr>
+                <w:rFonts w:ascii="Times New Roman" w:hAnsi="Times New Roman" w:eastAsia="Times New Roman" w:cs="Times New Roman"/>
+              </w:rPr>
+              <w:t xml:space="preserve"> → </w:t>
             </w:r>
             <w:r>
               <w:rPr>
@@ -29842,7 +29392,20 @@
               <w:rPr>
                 <w:rFonts w:ascii="Times New Roman" w:hAnsi="Times New Roman" w:eastAsia="Times New Roman" w:cs="Times New Roman"/>
               </w:rPr>
-              <w:t xml:space="preserve">H⁻ </w:t>
+              <w:t>H</w:t>
+            </w:r>
+            <w:r>
+              <w:rPr>
+                <w:rFonts w:ascii="Times New Roman" w:hAnsi="Times New Roman" w:eastAsia="Times New Roman" w:cs="Times New Roman"/>
+                <w:vertAlign w:val="superscript"/>
+              </w:rPr>
+              <w:t>-</w:t>
+            </w:r>
+            <w:r>
+              <w:rPr>
+                <w:rFonts w:ascii="Times New Roman" w:hAnsi="Times New Roman" w:eastAsia="Times New Roman" w:cs="Times New Roman"/>
+              </w:rPr>
+              <w:t xml:space="preserve"> </w:t>
             </w:r>
             <w:r>
               <w:rPr>
@@ -30096,7 +29659,20 @@
         <w:rPr>
           <w:rFonts w:hint="eastAsia" w:ascii="Times New Roman" w:hAnsi="Times New Roman" w:eastAsia="Times New Roman" w:cs="Times New Roman"/>
         </w:rPr>
-        <w:t>H⁺，</w:t>
+        <w:t>H</w:t>
+      </w:r>
+      <w:r>
+        <w:rPr>
+          <w:rFonts w:hint="eastAsia" w:ascii="Times New Roman" w:hAnsi="Times New Roman" w:eastAsia="Times New Roman" w:cs="Times New Roman"/>
+          <w:vertAlign w:val="superscript"/>
+        </w:rPr>
+        <w:t>+</w:t>
+      </w:r>
+      <w:r>
+        <w:rPr>
+          <w:rFonts w:hint="eastAsia" w:ascii="Times New Roman" w:hAnsi="Times New Roman" w:eastAsia="Times New Roman" w:cs="Times New Roman"/>
+        </w:rPr>
+        <w:t>，</w:t>
       </w:r>
       <w:r>
         <w:rPr>
@@ -30114,7 +29690,20 @@
         <w:rPr>
           <w:rFonts w:hint="eastAsia" w:ascii="Times New Roman" w:hAnsi="Times New Roman" w:eastAsia="Times New Roman" w:cs="Times New Roman"/>
         </w:rPr>
-        <w:t>H⁻，</w:t>
+        <w:t>H</w:t>
+      </w:r>
+      <w:r>
+        <w:rPr>
+          <w:rFonts w:hint="eastAsia" w:ascii="Times New Roman" w:hAnsi="Times New Roman" w:eastAsia="Times New Roman" w:cs="Times New Roman"/>
+          <w:vertAlign w:val="superscript"/>
+        </w:rPr>
+        <w:t>-</w:t>
+      </w:r>
+      <w:r>
+        <w:rPr>
+          <w:rFonts w:hint="eastAsia" w:ascii="Times New Roman" w:hAnsi="Times New Roman" w:eastAsia="Times New Roman" w:cs="Times New Roman"/>
+        </w:rPr>
+        <w:t>，</w:t>
       </w:r>
       <w:r>
         <w:rPr>
@@ -30342,7 +29931,14 @@
         <w:rPr>
           <w:rFonts w:hint="eastAsia" w:ascii="Times New Roman" w:hAnsi="Times New Roman" w:eastAsia="Times New Roman" w:cs="Times New Roman"/>
         </w:rPr>
-        <w:t>（s²</w:t>
+        <w:t>（s</w:t>
+      </w:r>
+      <w:r>
+        <w:rPr>
+          <w:rFonts w:hint="eastAsia" w:ascii="Times New Roman" w:hAnsi="Times New Roman" w:eastAsia="Times New Roman" w:cs="Times New Roman"/>
+          <w:vertAlign w:val="superscript"/>
+        </w:rPr>
+        <w:t>2</w:t>
       </w:r>
       <w:r>
         <w:rPr>
@@ -30360,7 +29956,14 @@
         <w:rPr>
           <w:rFonts w:hint="eastAsia" w:ascii="Times New Roman" w:hAnsi="Times New Roman" w:eastAsia="Times New Roman" w:cs="Times New Roman"/>
         </w:rPr>
-        <w:t>、p³</w:t>
+        <w:t>、p</w:t>
+      </w:r>
+      <w:r>
+        <w:rPr>
+          <w:rFonts w:hint="eastAsia" w:ascii="Times New Roman" w:hAnsi="Times New Roman" w:eastAsia="Times New Roman" w:cs="Times New Roman"/>
+          <w:vertAlign w:val="superscript"/>
+        </w:rPr>
+        <w:t>3</w:t>
       </w:r>
       <w:r>
         <w:rPr>
@@ -31236,7 +30839,20 @@
         <w:rPr>
           <w:rFonts w:ascii="Times New Roman" w:hAnsi="Times New Roman" w:eastAsia="Times New Roman" w:cs="Times New Roman"/>
         </w:rPr>
-        <w:t xml:space="preserve"> Na⁺ </w:t>
+        <w:t xml:space="preserve"> Na</w:t>
+      </w:r>
+      <w:r>
+        <w:rPr>
+          <w:rFonts w:ascii="Times New Roman" w:hAnsi="Times New Roman" w:eastAsia="Times New Roman" w:cs="Times New Roman"/>
+          <w:vertAlign w:val="superscript"/>
+        </w:rPr>
+        <w:t>+</w:t>
+      </w:r>
+      <w:r>
+        <w:rPr>
+          <w:rFonts w:ascii="Times New Roman" w:hAnsi="Times New Roman" w:eastAsia="Times New Roman" w:cs="Times New Roman"/>
+        </w:rPr>
+        <w:t xml:space="preserve"> </w:t>
       </w:r>
       <w:r>
         <w:rPr>
@@ -31254,13 +30870,39 @@
         <w:rPr>
           <w:rFonts w:hint="eastAsia" w:ascii="Times New Roman" w:hAnsi="Times New Roman" w:eastAsia="Times New Roman" w:cs="Times New Roman"/>
         </w:rPr>
-        <w:t xml:space="preserve">F⁻；(3)</w:t>
-      </w:r>
-      <w:r>
-        <w:rPr>
-          <w:rFonts w:ascii="Times New Roman" w:hAnsi="Times New Roman" w:eastAsia="Times New Roman" w:cs="Times New Roman"/>
-        </w:rPr>
-        <w:t xml:space="preserve"> Fe²⁺ </w:t>
+        <w:t>F</w:t>
+      </w:r>
+      <w:r>
+        <w:rPr>
+          <w:rFonts w:hint="eastAsia" w:ascii="Times New Roman" w:hAnsi="Times New Roman" w:eastAsia="Times New Roman" w:cs="Times New Roman"/>
+          <w:vertAlign w:val="superscript"/>
+        </w:rPr>
+        <w:t>-</w:t>
+      </w:r>
+      <w:r>
+        <w:rPr>
+          <w:rFonts w:hint="eastAsia" w:ascii="Times New Roman" w:hAnsi="Times New Roman" w:eastAsia="Times New Roman" w:cs="Times New Roman"/>
+        </w:rPr>
+        <w:t>；(3)</w:t>
+      </w:r>
+      <w:r>
+        <w:rPr>
+          <w:rFonts w:ascii="Times New Roman" w:hAnsi="Times New Roman" w:eastAsia="Times New Roman" w:cs="Times New Roman"/>
+        </w:rPr>
+        <w:t xml:space="preserve"> Fe</w:t>
+      </w:r>
+      <w:r>
+        <w:rPr>
+          <w:rFonts w:ascii="Times New Roman" w:hAnsi="Times New Roman" w:eastAsia="Times New Roman" w:cs="Times New Roman"/>
+          <w:vertAlign w:val="superscript"/>
+        </w:rPr>
+        <w:t>2+</w:t>
+      </w:r>
+      <w:r>
+        <w:rPr>
+          <w:rFonts w:ascii="Times New Roman" w:hAnsi="Times New Roman" w:eastAsia="Times New Roman" w:cs="Times New Roman"/>
+        </w:rPr>
+        <w:t xml:space="preserve"> </w:t>
       </w:r>
       <w:r>
         <w:rPr>
@@ -31278,7 +30920,20 @@
         <w:rPr>
           <w:rFonts w:hint="eastAsia" w:ascii="Times New Roman" w:hAnsi="Times New Roman" w:eastAsia="Times New Roman" w:cs="Times New Roman"/>
         </w:rPr>
-        <w:t xml:space="preserve">Fe³⁺；(4)</w:t>
+        <w:t>Fe</w:t>
+      </w:r>
+      <w:r>
+        <w:rPr>
+          <w:rFonts w:hint="eastAsia" w:ascii="Times New Roman" w:hAnsi="Times New Roman" w:eastAsia="Times New Roman" w:cs="Times New Roman"/>
+          <w:vertAlign w:val="superscript"/>
+        </w:rPr>
+        <w:t>3+</w:t>
+      </w:r>
+      <w:r>
+        <w:rPr>
+          <w:rFonts w:hint="eastAsia" w:ascii="Times New Roman" w:hAnsi="Times New Roman" w:eastAsia="Times New Roman" w:cs="Times New Roman"/>
+        </w:rPr>
+        <w:t>；(4)</w:t>
       </w:r>
       <w:r>
         <w:rPr>
@@ -31494,7 +31149,33 @@
         <w:rPr>
           <w:rFonts w:ascii="Times New Roman" w:hAnsi="Times New Roman" w:eastAsia="Times New Roman" w:cs="Times New Roman"/>
         </w:rPr>
-        <w:t xml:space="preserve"> O⁺(3388) &gt; F⁺(3374)</w:t>
+        <w:t xml:space="preserve"> O</w:t>
+      </w:r>
+      <w:r>
+        <w:rPr>
+          <w:rFonts w:ascii="Times New Roman" w:hAnsi="Times New Roman" w:eastAsia="Times New Roman" w:cs="Times New Roman"/>
+          <w:vertAlign w:val="superscript"/>
+        </w:rPr>
+        <w:t>+</w:t>
+      </w:r>
+      <w:r>
+        <w:rPr>
+          <w:rFonts w:ascii="Times New Roman" w:hAnsi="Times New Roman" w:eastAsia="Times New Roman" w:cs="Times New Roman"/>
+        </w:rPr>
+        <w:t>(3388) &gt; F</w:t>
+      </w:r>
+      <w:r>
+        <w:rPr>
+          <w:rFonts w:ascii="Times New Roman" w:hAnsi="Times New Roman" w:eastAsia="Times New Roman" w:cs="Times New Roman"/>
+          <w:vertAlign w:val="superscript"/>
+        </w:rPr>
+        <w:t>+</w:t>
+      </w:r>
+      <w:r>
+        <w:rPr>
+          <w:rFonts w:ascii="Times New Roman" w:hAnsi="Times New Roman" w:eastAsia="Times New Roman" w:cs="Times New Roman"/>
+        </w:rPr>
+        <w:t>(3374)</w:t>
       </w:r>
     </w:p>
     <w:p>
@@ -32116,35 +31797,30 @@
       <w:r>
         <w:rPr>
           <w:rFonts w:hint="eastAsia" w:ascii="Times New Roman" w:hAnsi="Times New Roman" w:eastAsia="SimHei" w:cs="Times New Roman"/>
-          <w:color w:val="1E40AF"/>
         </w:rPr>
         <w:t xml:space="preserve">例</w:t>
       </w:r>
       <w:r>
         <w:rPr>
           <w:rFonts w:ascii="Times New Roman" w:hAnsi="Times New Roman" w:eastAsia="Times New Roman" w:cs="Times New Roman"/>
-          <w:color w:val="1E40AF"/>
         </w:rPr>
         <w:t xml:space="preserve"> 5 </w:t>
       </w:r>
       <w:r>
         <w:rPr>
           <w:rFonts w:hint="eastAsia" w:ascii="Times New Roman" w:hAnsi="Times New Roman" w:eastAsia="Times New Roman" w:cs="Times New Roman"/>
-          <w:color w:val="1E40AF"/>
         </w:rPr>
         <w:t>[</w:t>
       </w:r>
       <w:r>
         <w:rPr>
           <w:rFonts w:hint="eastAsia" w:ascii="Times New Roman" w:hAnsi="Times New Roman" w:eastAsia="SimHei" w:cs="Times New Roman"/>
-          <w:color w:val="1E40AF"/>
         </w:rPr>
         <w:t>镧系收缩应用</w:t>
       </w:r>
       <w:r>
         <w:rPr>
           <w:rFonts w:hint="eastAsia" w:ascii="Times New Roman" w:hAnsi="Times New Roman" w:eastAsia="Times New Roman" w:cs="Times New Roman"/>
-          <w:color w:val="1E40AF"/>
         </w:rPr>
         <w:t>]</w:t>
       </w:r>
@@ -32319,35 +31995,30 @@
       <w:r>
         <w:rPr>
           <w:rFonts w:hint="eastAsia" w:ascii="Times New Roman" w:hAnsi="Times New Roman" w:eastAsia="SimHei" w:cs="Times New Roman"/>
-          <w:color w:val="1E40AF"/>
         </w:rPr>
         <w:t xml:space="preserve">例</w:t>
       </w:r>
       <w:r>
         <w:rPr>
           <w:rFonts w:ascii="Times New Roman" w:hAnsi="Times New Roman" w:eastAsia="Times New Roman" w:cs="Times New Roman"/>
-          <w:color w:val="1E40AF"/>
         </w:rPr>
         <w:t xml:space="preserve"> 6 </w:t>
       </w:r>
       <w:r>
         <w:rPr>
           <w:rFonts w:hint="eastAsia" w:ascii="Times New Roman" w:hAnsi="Times New Roman" w:eastAsia="Times New Roman" w:cs="Times New Roman"/>
-          <w:color w:val="1E40AF"/>
         </w:rPr>
         <w:t>[</w:t>
       </w:r>
       <w:r>
         <w:rPr>
           <w:rFonts w:hint="eastAsia" w:ascii="Times New Roman" w:hAnsi="Times New Roman" w:eastAsia="SimHei" w:cs="Times New Roman"/>
-          <w:color w:val="1E40AF"/>
         </w:rPr>
         <w:t>惰性电子对效应应用</w:t>
       </w:r>
       <w:r>
         <w:rPr>
           <w:rFonts w:hint="eastAsia" w:ascii="Times New Roman" w:hAnsi="Times New Roman" w:eastAsia="Times New Roman" w:cs="Times New Roman"/>
-          <w:color w:val="1E40AF"/>
         </w:rPr>
         <w:t>]</w:t>
       </w:r>
@@ -33556,49 +33227,42 @@
       <w:r>
         <w:rPr>
           <w:rFonts w:hint="eastAsia" w:ascii="Times New Roman" w:hAnsi="Times New Roman" w:eastAsia="SimSun" w:cs="Times New Roman"/>
-          <w:color w:val="1E40AF"/>
         </w:rPr>
         <w:t xml:space="preserve">电负性</w:t>
       </w:r>
       <w:r>
         <w:rPr>
           <w:rFonts w:ascii="Times New Roman" w:hAnsi="Times New Roman" w:eastAsia="Times New Roman" w:cs="Times New Roman"/>
-          <w:color w:val="1E40AF"/>
         </w:rPr>
         <w:t xml:space="preserve"> → </w:t>
       </w:r>
       <w:r>
         <w:rPr>
           <w:rFonts w:hint="eastAsia" w:ascii="Times New Roman" w:hAnsi="Times New Roman" w:eastAsia="SimSun" w:cs="Times New Roman"/>
-          <w:color w:val="1E40AF"/>
         </w:rPr>
         <w:t>三种标度对比</w:t>
       </w:r>
       <w:r>
         <w:rPr>
           <w:rFonts w:hint="eastAsia" w:ascii="Times New Roman" w:hAnsi="Times New Roman" w:eastAsia="Times New Roman" w:cs="Times New Roman"/>
-          <w:color w:val="1E40AF"/>
         </w:rPr>
         <w:t>、</w:t>
       </w:r>
       <w:r>
         <w:rPr>
           <w:rFonts w:hint="eastAsia" w:ascii="Times New Roman" w:hAnsi="Times New Roman" w:eastAsia="SimSun" w:cs="Times New Roman"/>
-          <w:color w:val="1E40AF"/>
         </w:rPr>
         <w:t>键型判断应用</w:t>
       </w:r>
       <w:r>
         <w:rPr>
           <w:rFonts w:hint="eastAsia" w:ascii="Times New Roman" w:hAnsi="Times New Roman" w:eastAsia="Times New Roman" w:cs="Times New Roman"/>
-          <w:color w:val="1E40AF"/>
         </w:rPr>
         <w:t>、</w:t>
       </w:r>
       <w:r>
         <w:rPr>
           <w:rFonts w:hint="eastAsia" w:ascii="Times New Roman" w:hAnsi="Times New Roman" w:eastAsia="SimSun" w:cs="Times New Roman"/>
-          <w:color w:val="1E40AF"/>
         </w:rPr>
         <w:t>与分子极性的关系</w:t>
       </w:r>
@@ -34440,7 +34104,14 @@
               <w:rPr>
                 <w:rFonts w:hint="eastAsia" w:ascii="Times New Roman" w:hAnsi="Times New Roman" w:eastAsia="Times New Roman" w:cs="Times New Roman"/>
               </w:rPr>
-              <w:t xml:space="preserve">ⅢA（s²</w:t>
+              <w:t>ⅢA（s</w:t>
+            </w:r>
+            <w:r>
+              <w:rPr>
+                <w:rFonts w:hint="eastAsia" w:ascii="Times New Roman" w:hAnsi="Times New Roman" w:eastAsia="Times New Roman" w:cs="Times New Roman"/>
+                <w:vertAlign w:val="superscript"/>
+              </w:rPr>
+              <w:t>2</w:t>
             </w:r>
             <w:r>
               <w:rPr>
@@ -34470,7 +34141,14 @@
               <w:rPr>
                 <w:rFonts w:hint="eastAsia" w:ascii="Times New Roman" w:hAnsi="Times New Roman" w:eastAsia="Times New Roman" w:cs="Times New Roman"/>
               </w:rPr>
-              <w:t xml:space="preserve">ⅥA（p³</w:t>
+              <w:t>ⅥA（p</w:t>
+            </w:r>
+            <w:r>
+              <w:rPr>
+                <w:rFonts w:hint="eastAsia" w:ascii="Times New Roman" w:hAnsi="Times New Roman" w:eastAsia="Times New Roman" w:cs="Times New Roman"/>
+                <w:vertAlign w:val="superscript"/>
+              </w:rPr>
+              <w:t>3</w:t>
             </w:r>
             <w:r>
               <w:rPr>
@@ -35533,7 +35211,14 @@
         <w:rPr>
           <w:rFonts w:hint="eastAsia" w:ascii="Times New Roman" w:hAnsi="Times New Roman" w:eastAsia="Times New Roman" w:cs="Times New Roman"/>
         </w:rPr>
-        <w:t>Gd、S²⁻</w:t>
+        <w:t>Gd、S</w:t>
+      </w:r>
+      <w:r>
+        <w:rPr>
+          <w:rFonts w:hint="eastAsia" w:ascii="Times New Roman" w:hAnsi="Times New Roman" w:eastAsia="Times New Roman" w:cs="Times New Roman"/>
+          <w:vertAlign w:val="superscript"/>
+        </w:rPr>
+        <w:t>2-</w:t>
       </w:r>
       <w:r>
         <w:rPr>
@@ -35545,7 +35230,14 @@
         <w:rPr>
           <w:rFonts w:hint="eastAsia" w:ascii="Times New Roman" w:hAnsi="Times New Roman" w:eastAsia="Times New Roman" w:cs="Times New Roman"/>
         </w:rPr>
-        <w:t>S、Fe²⁺</w:t>
+        <w:t>S、Fe</w:t>
+      </w:r>
+      <w:r>
+        <w:rPr>
+          <w:rFonts w:hint="eastAsia" w:ascii="Times New Roman" w:hAnsi="Times New Roman" w:eastAsia="Times New Roman" w:cs="Times New Roman"/>
+          <w:vertAlign w:val="superscript"/>
+        </w:rPr>
+        <w:t>2+</w:t>
       </w:r>
       <w:r>
         <w:rPr>
@@ -35557,7 +35249,27 @@
         <w:rPr>
           <w:rFonts w:hint="eastAsia" w:ascii="Times New Roman" w:hAnsi="Times New Roman" w:eastAsia="Times New Roman" w:cs="Times New Roman"/>
         </w:rPr>
-        <w:t>Fe³⁺、Pb²⁺</w:t>
+        <w:t>Fe</w:t>
+      </w:r>
+      <w:r>
+        <w:rPr>
+          <w:rFonts w:hint="eastAsia" w:ascii="Times New Roman" w:hAnsi="Times New Roman" w:eastAsia="Times New Roman" w:cs="Times New Roman"/>
+          <w:vertAlign w:val="superscript"/>
+        </w:rPr>
+        <w:t>3+</w:t>
+      </w:r>
+      <w:r>
+        <w:rPr>
+          <w:rFonts w:hint="eastAsia" w:ascii="Times New Roman" w:hAnsi="Times New Roman" w:eastAsia="Times New Roman" w:cs="Times New Roman"/>
+        </w:rPr>
+        <w:t>、Pb</w:t>
+      </w:r>
+      <w:r>
+        <w:rPr>
+          <w:rFonts w:hint="eastAsia" w:ascii="Times New Roman" w:hAnsi="Times New Roman" w:eastAsia="Times New Roman" w:cs="Times New Roman"/>
+          <w:vertAlign w:val="superscript"/>
+        </w:rPr>
+        <w:t>2+</w:t>
       </w:r>
       <w:r>
         <w:rPr>
@@ -35569,7 +35281,20 @@
         <w:rPr>
           <w:rFonts w:hint="eastAsia" w:ascii="Times New Roman" w:hAnsi="Times New Roman" w:eastAsia="Times New Roman" w:cs="Times New Roman"/>
         </w:rPr>
-        <w:t>Sn²⁺。</w:t>
+        <w:t>Sn</w:t>
+      </w:r>
+      <w:r>
+        <w:rPr>
+          <w:rFonts w:hint="eastAsia" w:ascii="Times New Roman" w:hAnsi="Times New Roman" w:eastAsia="Times New Roman" w:cs="Times New Roman"/>
+          <w:vertAlign w:val="superscript"/>
+        </w:rPr>
+        <w:t>2+</w:t>
+      </w:r>
+      <w:r>
+        <w:rPr>
+          <w:rFonts w:hint="eastAsia" w:ascii="Times New Roman" w:hAnsi="Times New Roman" w:eastAsia="Times New Roman" w:cs="Times New Roman"/>
+        </w:rPr>
+        <w:t>。</w:t>
       </w:r>
     </w:p>
     <w:p>
@@ -35618,7 +35343,20 @@
         <w:rPr>
           <w:rFonts w:hint="eastAsia" w:ascii="Times New Roman" w:hAnsi="Times New Roman" w:eastAsia="Times New Roman" w:cs="Times New Roman"/>
         </w:rPr>
-        <w:t xml:space="preserve">F⁻（133</w:t>
+        <w:t>F</w:t>
+      </w:r>
+      <w:r>
+        <w:rPr>
+          <w:rFonts w:hint="eastAsia" w:ascii="Times New Roman" w:hAnsi="Times New Roman" w:eastAsia="Times New Roman" w:cs="Times New Roman"/>
+          <w:vertAlign w:val="superscript"/>
+        </w:rPr>
+        <w:t>-</w:t>
+      </w:r>
+      <w:r>
+        <w:rPr>
+          <w:rFonts w:hint="eastAsia" w:ascii="Times New Roman" w:hAnsi="Times New Roman" w:eastAsia="Times New Roman" w:cs="Times New Roman"/>
+        </w:rPr>
+        <w:t>（133</w:t>
       </w:r>
       <w:r>
         <w:rPr>
@@ -35630,7 +35368,20 @@
         <w:rPr>
           <w:rFonts w:hint="eastAsia" w:ascii="Times New Roman" w:hAnsi="Times New Roman" w:eastAsia="Times New Roman" w:cs="Times New Roman"/>
         </w:rPr>
-        <w:t xml:space="preserve">pm）、O²⁻（140</w:t>
+        <w:t>pm）、O</w:t>
+      </w:r>
+      <w:r>
+        <w:rPr>
+          <w:rFonts w:hint="eastAsia" w:ascii="Times New Roman" w:hAnsi="Times New Roman" w:eastAsia="Times New Roman" w:cs="Times New Roman"/>
+          <w:vertAlign w:val="superscript"/>
+        </w:rPr>
+        <w:t>2-</w:t>
+      </w:r>
+      <w:r>
+        <w:rPr>
+          <w:rFonts w:hint="eastAsia" w:ascii="Times New Roman" w:hAnsi="Times New Roman" w:eastAsia="Times New Roman" w:cs="Times New Roman"/>
+        </w:rPr>
+        <w:t>（140</w:t>
       </w:r>
       <w:r>
         <w:rPr>
@@ -35642,7 +35393,20 @@
         <w:rPr>
           <w:rFonts w:hint="eastAsia" w:ascii="Times New Roman" w:hAnsi="Times New Roman" w:eastAsia="Times New Roman" w:cs="Times New Roman"/>
         </w:rPr>
-        <w:t xml:space="preserve">pm）、Na⁺（102</w:t>
+        <w:t>pm）、Na</w:t>
+      </w:r>
+      <w:r>
+        <w:rPr>
+          <w:rFonts w:hint="eastAsia" w:ascii="Times New Roman" w:hAnsi="Times New Roman" w:eastAsia="Times New Roman" w:cs="Times New Roman"/>
+          <w:vertAlign w:val="superscript"/>
+        </w:rPr>
+        <w:t>+</w:t>
+      </w:r>
+      <w:r>
+        <w:rPr>
+          <w:rFonts w:hint="eastAsia" w:ascii="Times New Roman" w:hAnsi="Times New Roman" w:eastAsia="Times New Roman" w:cs="Times New Roman"/>
+        </w:rPr>
+        <w:t>（102</w:t>
       </w:r>
       <w:r>
         <w:rPr>
@@ -35654,7 +35418,20 @@
         <w:rPr>
           <w:rFonts w:hint="eastAsia" w:ascii="Times New Roman" w:hAnsi="Times New Roman" w:eastAsia="Times New Roman" w:cs="Times New Roman"/>
         </w:rPr>
-        <w:t xml:space="preserve">pm）、Mg²⁺（72</w:t>
+        <w:t>pm）、Mg</w:t>
+      </w:r>
+      <w:r>
+        <w:rPr>
+          <w:rFonts w:hint="eastAsia" w:ascii="Times New Roman" w:hAnsi="Times New Roman" w:eastAsia="Times New Roman" w:cs="Times New Roman"/>
+          <w:vertAlign w:val="superscript"/>
+        </w:rPr>
+        <w:t>2+</w:t>
+      </w:r>
+      <w:r>
+        <w:rPr>
+          <w:rFonts w:hint="eastAsia" w:ascii="Times New Roman" w:hAnsi="Times New Roman" w:eastAsia="Times New Roman" w:cs="Times New Roman"/>
+        </w:rPr>
+        <w:t>（72</w:t>
       </w:r>
       <w:r>
         <w:rPr>
@@ -35666,7 +35443,20 @@
         <w:rPr>
           <w:rFonts w:hint="eastAsia" w:ascii="Times New Roman" w:hAnsi="Times New Roman" w:eastAsia="Times New Roman" w:cs="Times New Roman"/>
         </w:rPr>
-        <w:t xml:space="preserve">pm）、Al³⁺（54</w:t>
+        <w:t>pm）、Al</w:t>
+      </w:r>
+      <w:r>
+        <w:rPr>
+          <w:rFonts w:hint="eastAsia" w:ascii="Times New Roman" w:hAnsi="Times New Roman" w:eastAsia="Times New Roman" w:cs="Times New Roman"/>
+          <w:vertAlign w:val="superscript"/>
+        </w:rPr>
+        <w:t>3+</w:t>
+      </w:r>
+      <w:r>
+        <w:rPr>
+          <w:rFonts w:hint="eastAsia" w:ascii="Times New Roman" w:hAnsi="Times New Roman" w:eastAsia="Times New Roman" w:cs="Times New Roman"/>
+        </w:rPr>
+        <w:t>（54</w:t>
       </w:r>
       <w:r>
         <w:rPr>
@@ -35690,7 +35480,46 @@
         <w:rPr>
           <w:rFonts w:hint="eastAsia" w:ascii="Times New Roman" w:hAnsi="Times New Roman" w:eastAsia="Times New Roman" w:cs="Times New Roman"/>
         </w:rPr>
-        <w:t>（1s²2s²2p⁶），</w:t>
+        <w:t>（1s</w:t>
+      </w:r>
+      <w:r>
+        <w:rPr>
+          <w:rFonts w:hint="eastAsia" w:ascii="Times New Roman" w:hAnsi="Times New Roman" w:eastAsia="Times New Roman" w:cs="Times New Roman"/>
+          <w:vertAlign w:val="superscript"/>
+        </w:rPr>
+        <w:t>2</w:t>
+      </w:r>
+      <w:r>
+        <w:rPr>
+          <w:rFonts w:hint="eastAsia" w:ascii="Times New Roman" w:hAnsi="Times New Roman" w:eastAsia="Times New Roman" w:cs="Times New Roman"/>
+        </w:rPr>
+        <w:t>2s</w:t>
+      </w:r>
+      <w:r>
+        <w:rPr>
+          <w:rFonts w:hint="eastAsia" w:ascii="Times New Roman" w:hAnsi="Times New Roman" w:eastAsia="Times New Roman" w:cs="Times New Roman"/>
+          <w:vertAlign w:val="superscript"/>
+        </w:rPr>
+        <w:t>2</w:t>
+      </w:r>
+      <w:r>
+        <w:rPr>
+          <w:rFonts w:hint="eastAsia" w:ascii="Times New Roman" w:hAnsi="Times New Roman" w:eastAsia="Times New Roman" w:cs="Times New Roman"/>
+        </w:rPr>
+        <w:t>2p</w:t>
+      </w:r>
+      <w:r>
+        <w:rPr>
+          <w:rFonts w:hint="eastAsia" w:ascii="Times New Roman" w:hAnsi="Times New Roman" w:eastAsia="Times New Roman" w:cs="Times New Roman"/>
+          <w:vertAlign w:val="superscript"/>
+        </w:rPr>
+        <w:t>6</w:t>
+      </w:r>
+      <w:r>
+        <w:rPr>
+          <w:rFonts w:hint="eastAsia" w:ascii="Times New Roman" w:hAnsi="Times New Roman" w:eastAsia="Times New Roman" w:cs="Times New Roman"/>
+        </w:rPr>
+        <w:t>），</w:t>
       </w:r>
       <w:r>
         <w:rPr>
@@ -35829,7 +35658,14 @@
         <w:rPr>
           <w:rFonts w:hint="eastAsia" w:ascii="Times New Roman" w:hAnsi="Times New Roman" w:eastAsia="Times New Roman" w:cs="Times New Roman"/>
         </w:rPr>
-        <w:t>Na⁺</w:t>
+        <w:t>Na</w:t>
+      </w:r>
+      <w:r>
+        <w:rPr>
+          <w:rFonts w:hint="eastAsia" w:ascii="Times New Roman" w:hAnsi="Times New Roman" w:eastAsia="Times New Roman" w:cs="Times New Roman"/>
+          <w:vertAlign w:val="superscript"/>
+        </w:rPr>
+        <w:t>+</w:t>
       </w:r>
       <w:r>
         <w:rPr>
@@ -35865,7 +35701,14 @@
         <w:rPr>
           <w:rFonts w:hint="eastAsia" w:ascii="Times New Roman" w:hAnsi="Times New Roman" w:eastAsia="Times New Roman" w:cs="Times New Roman"/>
         </w:rPr>
-        <w:t>I₁</w:t>
+        <w:t>I</w:t>
+      </w:r>
+      <w:r>
+        <w:rPr>
+          <w:rFonts w:hint="eastAsia" w:ascii="Times New Roman" w:hAnsi="Times New Roman" w:eastAsia="Times New Roman" w:cs="Times New Roman"/>
+          <w:vertAlign w:val="subscript"/>
+        </w:rPr>
+        <w:t>1</w:t>
       </w:r>
       <w:r>
         <w:rPr>
@@ -35901,7 +35744,27 @@
         <w:rPr>
           <w:rFonts w:hint="eastAsia" w:ascii="Times New Roman" w:hAnsi="Times New Roman" w:eastAsia="Times New Roman" w:cs="Times New Roman"/>
         </w:rPr>
-        <w:t>I₁~I₄</w:t>
+        <w:t>I</w:t>
+      </w:r>
+      <w:r>
+        <w:rPr>
+          <w:rFonts w:hint="eastAsia" w:ascii="Times New Roman" w:hAnsi="Times New Roman" w:eastAsia="Times New Roman" w:cs="Times New Roman"/>
+          <w:vertAlign w:val="subscript"/>
+        </w:rPr>
+        <w:t>1</w:t>
+      </w:r>
+      <w:r>
+        <w:rPr>
+          <w:rFonts w:hint="eastAsia" w:ascii="Times New Roman" w:hAnsi="Times New Roman" w:eastAsia="Times New Roman" w:cs="Times New Roman"/>
+        </w:rPr>
+        <w:t>~I</w:t>
+      </w:r>
+      <w:r>
+        <w:rPr>
+          <w:rFonts w:hint="eastAsia" w:ascii="Times New Roman" w:hAnsi="Times New Roman" w:eastAsia="Times New Roman" w:cs="Times New Roman"/>
+          <w:vertAlign w:val="subscript"/>
+        </w:rPr>
+        <w:t>4</w:t>
       </w:r>
       <w:r>
         <w:rPr>
@@ -35937,7 +35800,14 @@
         <w:rPr>
           <w:rFonts w:hint="eastAsia" w:ascii="Times New Roman" w:hAnsi="Times New Roman" w:eastAsia="Times New Roman" w:cs="Times New Roman"/>
         </w:rPr>
-        <w:t>I₃</w:t>
+        <w:t>I</w:t>
+      </w:r>
+      <w:r>
+        <w:rPr>
+          <w:rFonts w:hint="eastAsia" w:ascii="Times New Roman" w:hAnsi="Times New Roman" w:eastAsia="Times New Roman" w:cs="Times New Roman"/>
+          <w:vertAlign w:val="subscript"/>
+        </w:rPr>
+        <w:t>3</w:t>
       </w:r>
       <w:r>
         <w:rPr>
@@ -36004,7 +35874,105 @@
         <w:rPr>
           <w:rFonts w:hint="eastAsia" w:ascii="Times New Roman" w:hAnsi="Times New Roman" w:eastAsia="Times New Roman" w:cs="Times New Roman"/>
         </w:rPr>
-        <w:t>2s²2p¹、2s²2p²、2s²2p³、2s²2p⁴</w:t>
+        <w:t>2s</w:t>
+      </w:r>
+      <w:r>
+        <w:rPr>
+          <w:rFonts w:hint="eastAsia" w:ascii="Times New Roman" w:hAnsi="Times New Roman" w:eastAsia="Times New Roman" w:cs="Times New Roman"/>
+          <w:vertAlign w:val="superscript"/>
+        </w:rPr>
+        <w:t>2</w:t>
+      </w:r>
+      <w:r>
+        <w:rPr>
+          <w:rFonts w:hint="eastAsia" w:ascii="Times New Roman" w:hAnsi="Times New Roman" w:eastAsia="Times New Roman" w:cs="Times New Roman"/>
+        </w:rPr>
+        <w:t>2p</w:t>
+      </w:r>
+      <w:r>
+        <w:rPr>
+          <w:rFonts w:hint="eastAsia" w:ascii="Times New Roman" w:hAnsi="Times New Roman" w:eastAsia="Times New Roman" w:cs="Times New Roman"/>
+          <w:vertAlign w:val="superscript"/>
+        </w:rPr>
+        <w:t>1</w:t>
+      </w:r>
+      <w:r>
+        <w:rPr>
+          <w:rFonts w:hint="eastAsia" w:ascii="Times New Roman" w:hAnsi="Times New Roman" w:eastAsia="Times New Roman" w:cs="Times New Roman"/>
+        </w:rPr>
+        <w:t>、2s</w:t>
+      </w:r>
+      <w:r>
+        <w:rPr>
+          <w:rFonts w:hint="eastAsia" w:ascii="Times New Roman" w:hAnsi="Times New Roman" w:eastAsia="Times New Roman" w:cs="Times New Roman"/>
+          <w:vertAlign w:val="superscript"/>
+        </w:rPr>
+        <w:t>2</w:t>
+      </w:r>
+      <w:r>
+        <w:rPr>
+          <w:rFonts w:hint="eastAsia" w:ascii="Times New Roman" w:hAnsi="Times New Roman" w:eastAsia="Times New Roman" w:cs="Times New Roman"/>
+        </w:rPr>
+        <w:t>2p</w:t>
+      </w:r>
+      <w:r>
+        <w:rPr>
+          <w:rFonts w:hint="eastAsia" w:ascii="Times New Roman" w:hAnsi="Times New Roman" w:eastAsia="Times New Roman" w:cs="Times New Roman"/>
+          <w:vertAlign w:val="superscript"/>
+        </w:rPr>
+        <w:t>2</w:t>
+      </w:r>
+      <w:r>
+        <w:rPr>
+          <w:rFonts w:hint="eastAsia" w:ascii="Times New Roman" w:hAnsi="Times New Roman" w:eastAsia="Times New Roman" w:cs="Times New Roman"/>
+        </w:rPr>
+        <w:t>、2s</w:t>
+      </w:r>
+      <w:r>
+        <w:rPr>
+          <w:rFonts w:hint="eastAsia" w:ascii="Times New Roman" w:hAnsi="Times New Roman" w:eastAsia="Times New Roman" w:cs="Times New Roman"/>
+          <w:vertAlign w:val="superscript"/>
+        </w:rPr>
+        <w:t>2</w:t>
+      </w:r>
+      <w:r>
+        <w:rPr>
+          <w:rFonts w:hint="eastAsia" w:ascii="Times New Roman" w:hAnsi="Times New Roman" w:eastAsia="Times New Roman" w:cs="Times New Roman"/>
+        </w:rPr>
+        <w:t>2p</w:t>
+      </w:r>
+      <w:r>
+        <w:rPr>
+          <w:rFonts w:hint="eastAsia" w:ascii="Times New Roman" w:hAnsi="Times New Roman" w:eastAsia="Times New Roman" w:cs="Times New Roman"/>
+          <w:vertAlign w:val="superscript"/>
+        </w:rPr>
+        <w:t>3</w:t>
+      </w:r>
+      <w:r>
+        <w:rPr>
+          <w:rFonts w:hint="eastAsia" w:ascii="Times New Roman" w:hAnsi="Times New Roman" w:eastAsia="Times New Roman" w:cs="Times New Roman"/>
+        </w:rPr>
+        <w:t>、2s</w:t>
+      </w:r>
+      <w:r>
+        <w:rPr>
+          <w:rFonts w:hint="eastAsia" w:ascii="Times New Roman" w:hAnsi="Times New Roman" w:eastAsia="Times New Roman" w:cs="Times New Roman"/>
+          <w:vertAlign w:val="superscript"/>
+        </w:rPr>
+        <w:t>2</w:t>
+      </w:r>
+      <w:r>
+        <w:rPr>
+          <w:rFonts w:hint="eastAsia" w:ascii="Times New Roman" w:hAnsi="Times New Roman" w:eastAsia="Times New Roman" w:cs="Times New Roman"/>
+        </w:rPr>
+        <w:t>2p</w:t>
+      </w:r>
+      <w:r>
+        <w:rPr>
+          <w:rFonts w:hint="eastAsia" w:ascii="Times New Roman" w:hAnsi="Times New Roman" w:eastAsia="Times New Roman" w:cs="Times New Roman"/>
+          <w:vertAlign w:val="superscript"/>
+        </w:rPr>
+        <w:t>4</w:t>
       </w:r>
       <w:r>
         <w:rPr>
@@ -36028,7 +35996,14 @@
         <w:rPr>
           <w:rFonts w:hint="eastAsia" w:ascii="Times New Roman" w:hAnsi="Times New Roman" w:eastAsia="Times New Roman" w:cs="Times New Roman"/>
         </w:rPr>
-        <w:t>I₁</w:t>
+        <w:t>I</w:t>
+      </w:r>
+      <w:r>
+        <w:rPr>
+          <w:rFonts w:hint="eastAsia" w:ascii="Times New Roman" w:hAnsi="Times New Roman" w:eastAsia="Times New Roman" w:cs="Times New Roman"/>
+          <w:vertAlign w:val="subscript"/>
+        </w:rPr>
+        <w:t>1</w:t>
       </w:r>
       <w:r>
         <w:rPr>
@@ -36155,7 +36130,14 @@
         <w:rPr>
           <w:rFonts w:hint="eastAsia" w:ascii="Times New Roman" w:hAnsi="Times New Roman" w:eastAsia="Times New Roman" w:cs="Times New Roman"/>
         </w:rPr>
-        <w:t>Cl⁻</w:t>
+        <w:t>Cl</w:t>
+      </w:r>
+      <w:r>
+        <w:rPr>
+          <w:rFonts w:hint="eastAsia" w:ascii="Times New Roman" w:hAnsi="Times New Roman" w:eastAsia="Times New Roman" w:cs="Times New Roman"/>
+          <w:vertAlign w:val="superscript"/>
+        </w:rPr>
+        <w:t>-</w:t>
       </w:r>
       <w:r>
         <w:rPr>
@@ -36453,7 +36435,33 @@
         <w:rPr>
           <w:rFonts w:ascii="Times New Roman" w:hAnsi="Times New Roman" w:eastAsia="Times New Roman" w:cs="Times New Roman"/>
         </w:rPr>
-        <w:t xml:space="preserve"> Na(g) + Rb⁺(g) → Na⁺(g) + </w:t>
+        <w:t xml:space="preserve"> Na(g) + Rb</w:t>
+      </w:r>
+      <w:r>
+        <w:rPr>
+          <w:rFonts w:ascii="Times New Roman" w:hAnsi="Times New Roman" w:eastAsia="Times New Roman" w:cs="Times New Roman"/>
+          <w:vertAlign w:val="superscript"/>
+        </w:rPr>
+        <w:t>+</w:t>
+      </w:r>
+      <w:r>
+        <w:rPr>
+          <w:rFonts w:ascii="Times New Roman" w:hAnsi="Times New Roman" w:eastAsia="Times New Roman" w:cs="Times New Roman"/>
+        </w:rPr>
+        <w:t>(g) → Na</w:t>
+      </w:r>
+      <w:r>
+        <w:rPr>
+          <w:rFonts w:ascii="Times New Roman" w:hAnsi="Times New Roman" w:eastAsia="Times New Roman" w:cs="Times New Roman"/>
+          <w:vertAlign w:val="superscript"/>
+        </w:rPr>
+        <w:t>+</w:t>
+      </w:r>
+      <w:r>
+        <w:rPr>
+          <w:rFonts w:ascii="Times New Roman" w:hAnsi="Times New Roman" w:eastAsia="Times New Roman" w:cs="Times New Roman"/>
+        </w:rPr>
+        <w:t xml:space="preserve">(g) + </w:t>
       </w:r>
       <w:r>
         <w:rPr>
@@ -36465,7 +36473,33 @@
         <w:rPr>
           <w:rFonts w:ascii="Times New Roman" w:hAnsi="Times New Roman" w:eastAsia="Times New Roman" w:cs="Times New Roman"/>
         </w:rPr>
-        <w:t xml:space="preserve"> F⁻(g) + Cl(g) → Cl⁻(g) + </w:t>
+        <w:t xml:space="preserve"> F</w:t>
+      </w:r>
+      <w:r>
+        <w:rPr>
+          <w:rFonts w:ascii="Times New Roman" w:hAnsi="Times New Roman" w:eastAsia="Times New Roman" w:cs="Times New Roman"/>
+          <w:vertAlign w:val="superscript"/>
+        </w:rPr>
+        <w:t>-</w:t>
+      </w:r>
+      <w:r>
+        <w:rPr>
+          <w:rFonts w:ascii="Times New Roman" w:hAnsi="Times New Roman" w:eastAsia="Times New Roman" w:cs="Times New Roman"/>
+        </w:rPr>
+        <w:t>(g) + Cl(g) → Cl</w:t>
+      </w:r>
+      <w:r>
+        <w:rPr>
+          <w:rFonts w:ascii="Times New Roman" w:hAnsi="Times New Roman" w:eastAsia="Times New Roman" w:cs="Times New Roman"/>
+          <w:vertAlign w:val="superscript"/>
+        </w:rPr>
+        <w:t>-</w:t>
+      </w:r>
+      <w:r>
+        <w:rPr>
+          <w:rFonts w:ascii="Times New Roman" w:hAnsi="Times New Roman" w:eastAsia="Times New Roman" w:cs="Times New Roman"/>
+        </w:rPr>
+        <w:t xml:space="preserve">(g) + </w:t>
       </w:r>
       <w:r>
         <w:rPr>
@@ -36477,7 +36511,33 @@
         <w:rPr>
           <w:rFonts w:ascii="Times New Roman" w:hAnsi="Times New Roman" w:eastAsia="Times New Roman" w:cs="Times New Roman"/>
         </w:rPr>
-        <w:t xml:space="preserve"> N⁺(g) + O(g) → N(g) + O⁺(g)。</w:t>
+        <w:t xml:space="preserve"> N</w:t>
+      </w:r>
+      <w:r>
+        <w:rPr>
+          <w:rFonts w:ascii="Times New Roman" w:hAnsi="Times New Roman" w:eastAsia="Times New Roman" w:cs="Times New Roman"/>
+          <w:vertAlign w:val="superscript"/>
+        </w:rPr>
+        <w:t>+</w:t>
+      </w:r>
+      <w:r>
+        <w:rPr>
+          <w:rFonts w:ascii="Times New Roman" w:hAnsi="Times New Roman" w:eastAsia="Times New Roman" w:cs="Times New Roman"/>
+        </w:rPr>
+        <w:t>(g) + O(g) → N(g) + O</w:t>
+      </w:r>
+      <w:r>
+        <w:rPr>
+          <w:rFonts w:ascii="Times New Roman" w:hAnsi="Times New Roman" w:eastAsia="Times New Roman" w:cs="Times New Roman"/>
+          <w:vertAlign w:val="superscript"/>
+        </w:rPr>
+        <w:t>+</w:t>
+      </w:r>
+      <w:r>
+        <w:rPr>
+          <w:rFonts w:ascii="Times New Roman" w:hAnsi="Times New Roman" w:eastAsia="Times New Roman" w:cs="Times New Roman"/>
+        </w:rPr>
+        <w:t>(g)。</w:t>
       </w:r>
     </w:p>
     <w:p>
@@ -36568,7 +36628,14 @@
         <w:rPr>
           <w:rFonts w:hint="eastAsia" w:ascii="Times New Roman" w:hAnsi="Times New Roman" w:eastAsia="Times New Roman" w:cs="Times New Roman"/>
         </w:rPr>
-        <w:t>：I₁</w:t>
+        <w:t>：I</w:t>
+      </w:r>
+      <w:r>
+        <w:rPr>
+          <w:rFonts w:hint="eastAsia" w:ascii="Times New Roman" w:hAnsi="Times New Roman" w:eastAsia="Times New Roman" w:cs="Times New Roman"/>
+          <w:vertAlign w:val="subscript"/>
+        </w:rPr>
+        <w:t>1</w:t>
       </w:r>
       <w:r>
         <w:rPr>
@@ -36580,7 +36647,14 @@
         <w:rPr>
           <w:rFonts w:hint="eastAsia" w:ascii="Times New Roman" w:hAnsi="Times New Roman" w:eastAsia="Times New Roman" w:cs="Times New Roman"/>
         </w:rPr>
-        <w:t>，I₂</w:t>
+        <w:t>，I</w:t>
+      </w:r>
+      <w:r>
+        <w:rPr>
+          <w:rFonts w:hint="eastAsia" w:ascii="Times New Roman" w:hAnsi="Times New Roman" w:eastAsia="Times New Roman" w:cs="Times New Roman"/>
+          <w:vertAlign w:val="subscript"/>
+        </w:rPr>
+        <w:t>2</w:t>
       </w:r>
       <w:r>
         <w:rPr>
@@ -36604,7 +36678,40 @@
         <w:rPr>
           <w:rFonts w:hint="eastAsia" w:ascii="Times New Roman" w:hAnsi="Times New Roman" w:eastAsia="Times New Roman" w:cs="Times New Roman"/>
         </w:rPr>
-        <w:t>I₃、I₄、I₅</w:t>
+        <w:t>I</w:t>
+      </w:r>
+      <w:r>
+        <w:rPr>
+          <w:rFonts w:hint="eastAsia" w:ascii="Times New Roman" w:hAnsi="Times New Roman" w:eastAsia="Times New Roman" w:cs="Times New Roman"/>
+          <w:vertAlign w:val="subscript"/>
+        </w:rPr>
+        <w:t>3</w:t>
+      </w:r>
+      <w:r>
+        <w:rPr>
+          <w:rFonts w:hint="eastAsia" w:ascii="Times New Roman" w:hAnsi="Times New Roman" w:eastAsia="Times New Roman" w:cs="Times New Roman"/>
+        </w:rPr>
+        <w:t>、I</w:t>
+      </w:r>
+      <w:r>
+        <w:rPr>
+          <w:rFonts w:hint="eastAsia" w:ascii="Times New Roman" w:hAnsi="Times New Roman" w:eastAsia="Times New Roman" w:cs="Times New Roman"/>
+          <w:vertAlign w:val="subscript"/>
+        </w:rPr>
+        <w:t>4</w:t>
+      </w:r>
+      <w:r>
+        <w:rPr>
+          <w:rFonts w:hint="eastAsia" w:ascii="Times New Roman" w:hAnsi="Times New Roman" w:eastAsia="Times New Roman" w:cs="Times New Roman"/>
+        </w:rPr>
+        <w:t>、I</w:t>
+      </w:r>
+      <w:r>
+        <w:rPr>
+          <w:rFonts w:hint="eastAsia" w:ascii="Times New Roman" w:hAnsi="Times New Roman" w:eastAsia="Times New Roman" w:cs="Times New Roman"/>
+          <w:vertAlign w:val="subscript"/>
+        </w:rPr>
+        <w:t>5</w:t>
       </w:r>
       <w:r>
         <w:rPr>
@@ -37238,7 +37345,14 @@
         <w:rPr>
           <w:rFonts w:hint="eastAsia" w:ascii="Times New Roman" w:hAnsi="Times New Roman" w:eastAsia="Times New Roman" w:cs="Times New Roman"/>
         </w:rPr>
-        <w:t>X³⁻</w:t>
+        <w:t>X</w:t>
+      </w:r>
+      <w:r>
+        <w:rPr>
+          <w:rFonts w:hint="eastAsia" w:ascii="Times New Roman" w:hAnsi="Times New Roman" w:eastAsia="Times New Roman" w:cs="Times New Roman"/>
+          <w:vertAlign w:val="superscript"/>
+        </w:rPr>
+        <w:t>3-</w:t>
       </w:r>
       <w:r>
         <w:rPr>
@@ -37286,7 +37400,14 @@
         <w:rPr>
           <w:rFonts w:hint="eastAsia" w:ascii="Times New Roman" w:hAnsi="Times New Roman" w:eastAsia="Times New Roman" w:cs="Times New Roman"/>
         </w:rPr>
-        <w:t>Y²⁻</w:t>
+        <w:t>Y</w:t>
+      </w:r>
+      <w:r>
+        <w:rPr>
+          <w:rFonts w:hint="eastAsia" w:ascii="Times New Roman" w:hAnsi="Times New Roman" w:eastAsia="Times New Roman" w:cs="Times New Roman"/>
+          <w:vertAlign w:val="superscript"/>
+        </w:rPr>
+        <w:t>2-</w:t>
       </w:r>
       <w:r>
         <w:rPr>
@@ -37310,7 +37431,14 @@
         <w:rPr>
           <w:rFonts w:hint="eastAsia" w:ascii="Times New Roman" w:hAnsi="Times New Roman" w:eastAsia="Times New Roman" w:cs="Times New Roman"/>
         </w:rPr>
-        <w:t>X³⁻</w:t>
+        <w:t>X</w:t>
+      </w:r>
+      <w:r>
+        <w:rPr>
+          <w:rFonts w:hint="eastAsia" w:ascii="Times New Roman" w:hAnsi="Times New Roman" w:eastAsia="Times New Roman" w:cs="Times New Roman"/>
+          <w:vertAlign w:val="superscript"/>
+        </w:rPr>
+        <w:t>3-</w:t>
       </w:r>
       <w:r>
         <w:rPr>
@@ -37322,7 +37450,14 @@
         <w:rPr>
           <w:rFonts w:hint="eastAsia" w:ascii="Times New Roman" w:hAnsi="Times New Roman" w:eastAsia="Times New Roman" w:cs="Times New Roman"/>
         </w:rPr>
-        <w:t>Y²⁻</w:t>
+        <w:t>Y</w:t>
+      </w:r>
+      <w:r>
+        <w:rPr>
+          <w:rFonts w:hint="eastAsia" w:ascii="Times New Roman" w:hAnsi="Times New Roman" w:eastAsia="Times New Roman" w:cs="Times New Roman"/>
+          <w:vertAlign w:val="superscript"/>
+        </w:rPr>
+        <w:t>2-</w:t>
       </w:r>
       <w:r>
         <w:rPr>
@@ -37751,7 +37886,14 @@
         <w:rPr>
           <w:rFonts w:hint="eastAsia" w:ascii="Times New Roman" w:hAnsi="Times New Roman" w:eastAsia="Times New Roman" w:cs="Times New Roman"/>
         </w:rPr>
-        <w:t>N₂</w:t>
+        <w:t>N</w:t>
+      </w:r>
+      <w:r>
+        <w:rPr>
+          <w:rFonts w:hint="eastAsia" w:ascii="Times New Roman" w:hAnsi="Times New Roman" w:eastAsia="Times New Roman" w:cs="Times New Roman"/>
+          <w:vertAlign w:val="subscript"/>
+        </w:rPr>
+        <w:t>2</w:t>
       </w:r>
       <w:r>
         <w:rPr>
@@ -37775,7 +37917,14 @@
         <w:rPr>
           <w:rFonts w:hint="eastAsia" w:ascii="Times New Roman" w:hAnsi="Times New Roman" w:eastAsia="Times New Roman" w:cs="Times New Roman"/>
         </w:rPr>
-        <w:t>kJ/mol，O₂</w:t>
+        <w:t>kJ/mol，O</w:t>
+      </w:r>
+      <w:r>
+        <w:rPr>
+          <w:rFonts w:hint="eastAsia" w:ascii="Times New Roman" w:hAnsi="Times New Roman" w:eastAsia="Times New Roman" w:cs="Times New Roman"/>
+          <w:vertAlign w:val="subscript"/>
+        </w:rPr>
+        <w:t>2</w:t>
       </w:r>
       <w:r>
         <w:rPr>
@@ -37859,7 +38008,33 @@
         <w:rPr>
           <w:rFonts w:hint="eastAsia" w:ascii="Times New Roman" w:hAnsi="Times New Roman" w:eastAsia="Times New Roman" w:cs="Times New Roman"/>
         </w:rPr>
-        <w:t>N₂(g)+O₂(g)→2NO(g)</w:t>
+        <w:t>N</w:t>
+      </w:r>
+      <w:r>
+        <w:rPr>
+          <w:rFonts w:hint="eastAsia" w:ascii="Times New Roman" w:hAnsi="Times New Roman" w:eastAsia="Times New Roman" w:cs="Times New Roman"/>
+          <w:vertAlign w:val="subscript"/>
+        </w:rPr>
+        <w:t>2</w:t>
+      </w:r>
+      <w:r>
+        <w:rPr>
+          <w:rFonts w:hint="eastAsia" w:ascii="Times New Roman" w:hAnsi="Times New Roman" w:eastAsia="Times New Roman" w:cs="Times New Roman"/>
+        </w:rPr>
+        <w:t>(g)+O</w:t>
+      </w:r>
+      <w:r>
+        <w:rPr>
+          <w:rFonts w:hint="eastAsia" w:ascii="Times New Roman" w:hAnsi="Times New Roman" w:eastAsia="Times New Roman" w:cs="Times New Roman"/>
+          <w:vertAlign w:val="subscript"/>
+        </w:rPr>
+        <w:t>2</w:t>
+      </w:r>
+      <w:r>
+        <w:rPr>
+          <w:rFonts w:hint="eastAsia" w:ascii="Times New Roman" w:hAnsi="Times New Roman" w:eastAsia="Times New Roman" w:cs="Times New Roman"/>
+        </w:rPr>
+        <w:t>(g)→2NO(g)</w:t>
       </w:r>
       <w:r>
         <w:rPr>
@@ -38177,7 +38352,20 @@
               <w:rPr>
                 <w:rFonts w:ascii="Times New Roman" w:hAnsi="Times New Roman" w:eastAsia="Times New Roman" w:cs="Times New Roman"/>
               </w:rPr>
-              <w:t xml:space="preserve">Na⁺ </w:t>
+              <w:t>Na</w:t>
+            </w:r>
+            <w:r>
+              <w:rPr>
+                <w:rFonts w:ascii="Times New Roman" w:hAnsi="Times New Roman" w:eastAsia="Times New Roman" w:cs="Times New Roman"/>
+                <w:vertAlign w:val="superscript"/>
+              </w:rPr>
+              <w:t>+</w:t>
+            </w:r>
+            <w:r>
+              <w:rPr>
+                <w:rFonts w:ascii="Times New Roman" w:hAnsi="Times New Roman" w:eastAsia="Times New Roman" w:cs="Times New Roman"/>
+              </w:rPr>
+              <w:t xml:space="preserve"> </w:t>
             </w:r>
             <w:r>
               <w:rPr>
@@ -38189,7 +38377,14 @@
               <w:rPr>
                 <w:rFonts w:ascii="Times New Roman" w:hAnsi="Times New Roman" w:eastAsia="Times New Roman" w:cs="Times New Roman"/>
               </w:rPr>
-              <w:t xml:space="preserve"> F⁻</w:t>
+              <w:t xml:space="preserve"> F</w:t>
+            </w:r>
+            <w:r>
+              <w:rPr>
+                <w:rFonts w:ascii="Times New Roman" w:hAnsi="Times New Roman" w:eastAsia="Times New Roman" w:cs="Times New Roman"/>
+                <w:vertAlign w:val="superscript"/>
+              </w:rPr>
+              <w:t>-</w:t>
             </w:r>
           </w:p>
         </w:tc>
@@ -38204,7 +38399,27 @@
               <w:rPr>
                 <w:rFonts w:ascii="Times New Roman" w:hAnsi="Times New Roman" w:eastAsia="Times New Roman" w:cs="Times New Roman"/>
               </w:rPr>
-              <w:t xml:space="preserve">Na⁺ &lt; F⁻</w:t>
+              <w:t>Na</w:t>
+            </w:r>
+            <w:r>
+              <w:rPr>
+                <w:rFonts w:ascii="Times New Roman" w:hAnsi="Times New Roman" w:eastAsia="Times New Roman" w:cs="Times New Roman"/>
+                <w:vertAlign w:val="superscript"/>
+              </w:rPr>
+              <w:t>+</w:t>
+            </w:r>
+            <w:r>
+              <w:rPr>
+                <w:rFonts w:ascii="Times New Roman" w:hAnsi="Times New Roman" w:eastAsia="Times New Roman" w:cs="Times New Roman"/>
+              </w:rPr>
+              <w:t xml:space="preserve"> &lt; F</w:t>
+            </w:r>
+            <w:r>
+              <w:rPr>
+                <w:rFonts w:ascii="Times New Roman" w:hAnsi="Times New Roman" w:eastAsia="Times New Roman" w:cs="Times New Roman"/>
+                <w:vertAlign w:val="superscript"/>
+              </w:rPr>
+              <w:t>-</w:t>
             </w:r>
           </w:p>
         </w:tc>
@@ -38284,7 +38499,20 @@
               <w:rPr>
                 <w:rFonts w:ascii="Times New Roman" w:hAnsi="Times New Roman" w:eastAsia="Times New Roman" w:cs="Times New Roman"/>
               </w:rPr>
-              <w:t xml:space="preserve">Fe²⁺ </w:t>
+              <w:t>Fe</w:t>
+            </w:r>
+            <w:r>
+              <w:rPr>
+                <w:rFonts w:ascii="Times New Roman" w:hAnsi="Times New Roman" w:eastAsia="Times New Roman" w:cs="Times New Roman"/>
+                <w:vertAlign w:val="superscript"/>
+              </w:rPr>
+              <w:t>2+</w:t>
+            </w:r>
+            <w:r>
+              <w:rPr>
+                <w:rFonts w:ascii="Times New Roman" w:hAnsi="Times New Roman" w:eastAsia="Times New Roman" w:cs="Times New Roman"/>
+              </w:rPr>
+              <w:t xml:space="preserve"> </w:t>
             </w:r>
             <w:r>
               <w:rPr>
@@ -38296,7 +38524,14 @@
               <w:rPr>
                 <w:rFonts w:ascii="Times New Roman" w:hAnsi="Times New Roman" w:eastAsia="Times New Roman" w:cs="Times New Roman"/>
               </w:rPr>
-              <w:t xml:space="preserve"> Fe³⁺</w:t>
+              <w:t xml:space="preserve"> Fe</w:t>
+            </w:r>
+            <w:r>
+              <w:rPr>
+                <w:rFonts w:ascii="Times New Roman" w:hAnsi="Times New Roman" w:eastAsia="Times New Roman" w:cs="Times New Roman"/>
+                <w:vertAlign w:val="superscript"/>
+              </w:rPr>
+              <w:t>3+</w:t>
             </w:r>
           </w:p>
         </w:tc>
@@ -38311,7 +38546,27 @@
               <w:rPr>
                 <w:rFonts w:ascii="Times New Roman" w:hAnsi="Times New Roman" w:eastAsia="Times New Roman" w:cs="Times New Roman"/>
               </w:rPr>
-              <w:t xml:space="preserve">Fe²⁺ &gt; Fe³⁺</w:t>
+              <w:t>Fe</w:t>
+            </w:r>
+            <w:r>
+              <w:rPr>
+                <w:rFonts w:ascii="Times New Roman" w:hAnsi="Times New Roman" w:eastAsia="Times New Roman" w:cs="Times New Roman"/>
+                <w:vertAlign w:val="superscript"/>
+              </w:rPr>
+              <w:t>2+</w:t>
+            </w:r>
+            <w:r>
+              <w:rPr>
+                <w:rFonts w:ascii="Times New Roman" w:hAnsi="Times New Roman" w:eastAsia="Times New Roman" w:cs="Times New Roman"/>
+              </w:rPr>
+              <w:t xml:space="preserve"> &gt; Fe</w:t>
+            </w:r>
+            <w:r>
+              <w:rPr>
+                <w:rFonts w:ascii="Times New Roman" w:hAnsi="Times New Roman" w:eastAsia="Times New Roman" w:cs="Times New Roman"/>
+                <w:vertAlign w:val="superscript"/>
+              </w:rPr>
+              <w:t>3+</w:t>
             </w:r>
           </w:p>
         </w:tc>
@@ -38893,13 +39148,46 @@
           <w:b/>
           <w:bCs/>
         </w:rPr>
-        <w:t xml:space="preserve">O⁺ &gt; F⁺</w:t>
-      </w:r>
-      <w:r>
-        <w:rPr>
-          <w:rFonts w:hint="eastAsia" w:ascii="Times New Roman" w:hAnsi="Times New Roman" w:eastAsia="Times New Roman" w:cs="Times New Roman"/>
-        </w:rPr>
-        <w:t xml:space="preserve">：O⁺</w:t>
+        <w:t>O</w:t>
+      </w:r>
+      <w:r>
+        <w:rPr>
+          <w:rFonts w:ascii="Times New Roman" w:hAnsi="Times New Roman" w:eastAsia="Times New Roman" w:cs="Times New Roman"/>
+          <w:b/>
+          <w:bCs/>
+          <w:vertAlign w:val="superscript"/>
+        </w:rPr>
+        <w:t>+</w:t>
+      </w:r>
+      <w:r>
+        <w:rPr>
+          <w:rFonts w:ascii="Times New Roman" w:hAnsi="Times New Roman" w:eastAsia="Times New Roman" w:cs="Times New Roman"/>
+          <w:b/>
+          <w:bCs/>
+        </w:rPr>
+        <w:t xml:space="preserve"> &gt; F</w:t>
+      </w:r>
+      <w:r>
+        <w:rPr>
+          <w:rFonts w:ascii="Times New Roman" w:hAnsi="Times New Roman" w:eastAsia="Times New Roman" w:cs="Times New Roman"/>
+          <w:b/>
+          <w:bCs/>
+          <w:vertAlign w:val="superscript"/>
+        </w:rPr>
+        <w:t>+</w:t>
+      </w:r>
+      <w:r>
+        <w:rPr>
+          <w:rFonts w:hint="eastAsia" w:ascii="Times New Roman" w:hAnsi="Times New Roman" w:eastAsia="Times New Roman" w:cs="Times New Roman"/>
+        </w:rPr>
+        <w:t>：O</w:t>
+      </w:r>
+      <w:r>
+        <w:rPr>
+          <w:rFonts w:hint="eastAsia" w:ascii="Times New Roman" w:hAnsi="Times New Roman" w:eastAsia="Times New Roman" w:cs="Times New Roman"/>
+          <w:vertAlign w:val="superscript"/>
+        </w:rPr>
+        <w:t>+</w:t>
       </w:r>
       <w:r>
         <w:rPr>
@@ -38955,7 +39243,14 @@
         <w:rPr>
           <w:rFonts w:hint="eastAsia" w:ascii="Times New Roman" w:hAnsi="Times New Roman" w:eastAsia="Times New Roman" w:cs="Times New Roman"/>
         </w:rPr>
-        <w:t>；F⁺</w:t>
+        <w:t>；F</w:t>
+      </w:r>
+      <w:r>
+        <w:rPr>
+          <w:rFonts w:hint="eastAsia" w:ascii="Times New Roman" w:hAnsi="Times New Roman" w:eastAsia="Times New Roman" w:cs="Times New Roman"/>
+          <w:vertAlign w:val="superscript"/>
+        </w:rPr>
+        <w:t>+</w:t>
       </w:r>
       <w:r>
         <w:rPr>
@@ -40065,7 +40360,6 @@
           <w:rFonts w:hint="eastAsia" w:ascii="Times New Roman" w:hAnsi="Times New Roman" w:eastAsia="SimSun" w:cs="Times New Roman"/>
           <w:b/>
           <w:bCs/>
-          <w:color w:val="1E40AF"/>
         </w:rPr>
         <w:t xml:space="preserve">例</w:t>
       </w:r>
@@ -40074,7 +40368,6 @@
           <w:rFonts w:ascii="Times New Roman" w:hAnsi="Times New Roman" w:eastAsia="Times New Roman" w:cs="Times New Roman"/>
           <w:b/>
           <w:bCs/>
-          <w:color w:val="1E40AF"/>
         </w:rPr>
         <w:t xml:space="preserve"> 5 </w:t>
       </w:r>
@@ -40083,7 +40376,6 @@
           <w:rFonts w:hint="eastAsia" w:ascii="Times New Roman" w:hAnsi="Times New Roman" w:eastAsia="Times New Roman" w:cs="Times New Roman"/>
           <w:b/>
           <w:bCs/>
-          <w:color w:val="1E40AF"/>
         </w:rPr>
         <w:t>[</w:t>
       </w:r>
@@ -40092,7 +40384,6 @@
           <w:rFonts w:hint="eastAsia" w:ascii="Times New Roman" w:hAnsi="Times New Roman" w:eastAsia="SimSun" w:cs="Times New Roman"/>
           <w:b/>
           <w:bCs/>
-          <w:color w:val="1E40AF"/>
         </w:rPr>
         <w:t>镧系收缩应用</w:t>
       </w:r>
@@ -40101,7 +40392,6 @@
           <w:rFonts w:hint="eastAsia" w:ascii="Times New Roman" w:hAnsi="Times New Roman" w:eastAsia="Times New Roman" w:cs="Times New Roman"/>
           <w:b/>
           <w:bCs/>
-          <w:color w:val="1E40AF"/>
         </w:rPr>
         <w:t>]</w:t>
       </w:r>
@@ -40253,7 +40543,6 @@
           <w:rFonts w:hint="eastAsia" w:ascii="Times New Roman" w:hAnsi="Times New Roman" w:eastAsia="SimSun" w:cs="Times New Roman"/>
           <w:b/>
           <w:bCs/>
-          <w:color w:val="1E40AF"/>
         </w:rPr>
         <w:t xml:space="preserve">例</w:t>
       </w:r>
@@ -40262,7 +40551,6 @@
           <w:rFonts w:ascii="Times New Roman" w:hAnsi="Times New Roman" w:eastAsia="Times New Roman" w:cs="Times New Roman"/>
           <w:b/>
           <w:bCs/>
-          <w:color w:val="1E40AF"/>
         </w:rPr>
         <w:t xml:space="preserve"> 6 </w:t>
       </w:r>
@@ -40271,7 +40559,6 @@
           <w:rFonts w:hint="eastAsia" w:ascii="Times New Roman" w:hAnsi="Times New Roman" w:eastAsia="Times New Roman" w:cs="Times New Roman"/>
           <w:b/>
           <w:bCs/>
-          <w:color w:val="1E40AF"/>
         </w:rPr>
         <w:t>[</w:t>
       </w:r>
@@ -40280,7 +40567,6 @@
           <w:rFonts w:hint="eastAsia" w:ascii="Times New Roman" w:hAnsi="Times New Roman" w:eastAsia="SimSun" w:cs="Times New Roman"/>
           <w:b/>
           <w:bCs/>
-          <w:color w:val="1E40AF"/>
         </w:rPr>
         <w:t>惰性电子对效应应用</w:t>
       </w:r>
@@ -40289,7 +40575,6 @@
           <w:rFonts w:hint="eastAsia" w:ascii="Times New Roman" w:hAnsi="Times New Roman" w:eastAsia="Times New Roman" w:cs="Times New Roman"/>
           <w:b/>
           <w:bCs/>
-          <w:color w:val="1E40AF"/>
         </w:rPr>
         <w:t>]</w:t>
       </w:r>
@@ -41041,7 +41326,14 @@
         <w:rPr>
           <w:rFonts w:hint="eastAsia" w:ascii="Times New Roman" w:hAnsi="Times New Roman" w:eastAsia="Times New Roman" w:cs="Times New Roman"/>
         </w:rPr>
-        <w:t>）；S²⁻</w:t>
+        <w:t>）；S</w:t>
+      </w:r>
+      <w:r>
+        <w:rPr>
+          <w:rFonts w:hint="eastAsia" w:ascii="Times New Roman" w:hAnsi="Times New Roman" w:eastAsia="Times New Roman" w:cs="Times New Roman"/>
+          <w:vertAlign w:val="superscript"/>
+        </w:rPr>
+        <w:t>2-</w:t>
       </w:r>
       <w:r>
         <w:rPr>
@@ -41065,7 +41357,14 @@
         <w:rPr>
           <w:rFonts w:hint="eastAsia" w:ascii="Times New Roman" w:hAnsi="Times New Roman" w:eastAsia="Times New Roman" w:cs="Times New Roman"/>
         </w:rPr>
-        <w:t>）；Fe²⁺</w:t>
+        <w:t>）；Fe</w:t>
+      </w:r>
+      <w:r>
+        <w:rPr>
+          <w:rFonts w:hint="eastAsia" w:ascii="Times New Roman" w:hAnsi="Times New Roman" w:eastAsia="Times New Roman" w:cs="Times New Roman"/>
+          <w:vertAlign w:val="superscript"/>
+        </w:rPr>
+        <w:t>2+</w:t>
       </w:r>
       <w:r>
         <w:rPr>
@@ -41077,7 +41376,20 @@
         <w:rPr>
           <w:rFonts w:hint="eastAsia" w:ascii="Times New Roman" w:hAnsi="Times New Roman" w:eastAsia="Times New Roman" w:cs="Times New Roman"/>
         </w:rPr>
-        <w:t>Fe³⁺（</w:t>
+        <w:t>Fe</w:t>
+      </w:r>
+      <w:r>
+        <w:rPr>
+          <w:rFonts w:hint="eastAsia" w:ascii="Times New Roman" w:hAnsi="Times New Roman" w:eastAsia="Times New Roman" w:cs="Times New Roman"/>
+          <w:vertAlign w:val="superscript"/>
+        </w:rPr>
+        <w:t>3+</w:t>
+      </w:r>
+      <w:r>
+        <w:rPr>
+          <w:rFonts w:hint="eastAsia" w:ascii="Times New Roman" w:hAnsi="Times New Roman" w:eastAsia="Times New Roman" w:cs="Times New Roman"/>
+        </w:rPr>
+        <w:t>（</w:t>
       </w:r>
       <w:r>
         <w:rPr>
@@ -41113,7 +41425,14 @@
         <w:rPr>
           <w:rFonts w:hint="eastAsia" w:ascii="Times New Roman" w:hAnsi="Times New Roman" w:eastAsia="Times New Roman" w:cs="Times New Roman"/>
         </w:rPr>
-        <w:t>）；Pb²⁺</w:t>
+        <w:t>）；Pb</w:t>
+      </w:r>
+      <w:r>
+        <w:rPr>
+          <w:rFonts w:hint="eastAsia" w:ascii="Times New Roman" w:hAnsi="Times New Roman" w:eastAsia="Times New Roman" w:cs="Times New Roman"/>
+          <w:vertAlign w:val="superscript"/>
+        </w:rPr>
+        <w:t>2+</w:t>
       </w:r>
       <w:r>
         <w:rPr>
@@ -41125,7 +41444,20 @@
         <w:rPr>
           <w:rFonts w:hint="eastAsia" w:ascii="Times New Roman" w:hAnsi="Times New Roman" w:eastAsia="Times New Roman" w:cs="Times New Roman"/>
         </w:rPr>
-        <w:t>Sn²⁺（Pb</w:t>
+        <w:t>Sn</w:t>
+      </w:r>
+      <w:r>
+        <w:rPr>
+          <w:rFonts w:hint="eastAsia" w:ascii="Times New Roman" w:hAnsi="Times New Roman" w:eastAsia="Times New Roman" w:cs="Times New Roman"/>
+          <w:vertAlign w:val="superscript"/>
+        </w:rPr>
+        <w:t>2+</w:t>
+      </w:r>
+      <w:r>
+        <w:rPr>
+          <w:rFonts w:hint="eastAsia" w:ascii="Times New Roman" w:hAnsi="Times New Roman" w:eastAsia="Times New Roman" w:cs="Times New Roman"/>
+        </w:rPr>
+        <w:t>（Pb</w:t>
       </w:r>
       <w:r>
         <w:rPr>
@@ -41276,7 +41608,14 @@
         <w:rPr>
           <w:rFonts w:hint="eastAsia" w:ascii="Times New Roman" w:hAnsi="Times New Roman" w:eastAsia="Times New Roman" w:cs="Times New Roman"/>
         </w:rPr>
-        <w:t>O²⁻</w:t>
+        <w:t>O</w:t>
+      </w:r>
+      <w:r>
+        <w:rPr>
+          <w:rFonts w:hint="eastAsia" w:ascii="Times New Roman" w:hAnsi="Times New Roman" w:eastAsia="Times New Roman" w:cs="Times New Roman"/>
+          <w:vertAlign w:val="superscript"/>
+        </w:rPr>
+        <w:t>2-</w:t>
       </w:r>
       <w:r>
         <w:rPr>
@@ -41300,25 +41639,77 @@
         <w:rPr>
           <w:rFonts w:ascii="Times New Roman" w:hAnsi="Times New Roman" w:eastAsia="Times New Roman" w:cs="Times New Roman"/>
         </w:rPr>
-        <w:t xml:space="preserve"> → O²⁻ &gt; </w:t>
-      </w:r>
-      <w:r>
-        <w:rPr>
-          <w:rFonts w:hint="eastAsia" w:ascii="Times New Roman" w:hAnsi="Times New Roman" w:eastAsia="Times New Roman" w:cs="Times New Roman"/>
-        </w:rPr>
-        <w:t xml:space="preserve">F⁻；Na(11)</w:t>
-      </w:r>
-      <w:r>
-        <w:rPr>
-          <w:rFonts w:ascii="Times New Roman" w:hAnsi="Times New Roman" w:eastAsia="Times New Roman" w:cs="Times New Roman"/>
-        </w:rPr>
-        <w:t xml:space="preserve"> &gt; F(9) → Na⁺ &lt; </w:t>
-      </w:r>
-      <w:r>
-        <w:rPr>
-          <w:rFonts w:hint="eastAsia" w:ascii="Times New Roman" w:hAnsi="Times New Roman" w:eastAsia="Times New Roman" w:cs="Times New Roman"/>
-        </w:rPr>
-        <w:t>F⁻；</w:t>
+        <w:t xml:space="preserve"> → O</w:t>
+      </w:r>
+      <w:r>
+        <w:rPr>
+          <w:rFonts w:ascii="Times New Roman" w:hAnsi="Times New Roman" w:eastAsia="Times New Roman" w:cs="Times New Roman"/>
+          <w:vertAlign w:val="superscript"/>
+        </w:rPr>
+        <w:t>2-</w:t>
+      </w:r>
+      <w:r>
+        <w:rPr>
+          <w:rFonts w:ascii="Times New Roman" w:hAnsi="Times New Roman" w:eastAsia="Times New Roman" w:cs="Times New Roman"/>
+        </w:rPr>
+        <w:t xml:space="preserve"> &gt; </w:t>
+      </w:r>
+      <w:r>
+        <w:rPr>
+          <w:rFonts w:hint="eastAsia" w:ascii="Times New Roman" w:hAnsi="Times New Roman" w:eastAsia="Times New Roman" w:cs="Times New Roman"/>
+        </w:rPr>
+        <w:t>F</w:t>
+      </w:r>
+      <w:r>
+        <w:rPr>
+          <w:rFonts w:hint="eastAsia" w:ascii="Times New Roman" w:hAnsi="Times New Roman" w:eastAsia="Times New Roman" w:cs="Times New Roman"/>
+          <w:vertAlign w:val="superscript"/>
+        </w:rPr>
+        <w:t>-</w:t>
+      </w:r>
+      <w:r>
+        <w:rPr>
+          <w:rFonts w:hint="eastAsia" w:ascii="Times New Roman" w:hAnsi="Times New Roman" w:eastAsia="Times New Roman" w:cs="Times New Roman"/>
+        </w:rPr>
+        <w:t>；Na(11)</w:t>
+      </w:r>
+      <w:r>
+        <w:rPr>
+          <w:rFonts w:ascii="Times New Roman" w:hAnsi="Times New Roman" w:eastAsia="Times New Roman" w:cs="Times New Roman"/>
+        </w:rPr>
+        <w:t xml:space="preserve"> &gt; F(9) → Na</w:t>
+      </w:r>
+      <w:r>
+        <w:rPr>
+          <w:rFonts w:ascii="Times New Roman" w:hAnsi="Times New Roman" w:eastAsia="Times New Roman" w:cs="Times New Roman"/>
+          <w:vertAlign w:val="superscript"/>
+        </w:rPr>
+        <w:t>+</w:t>
+      </w:r>
+      <w:r>
+        <w:rPr>
+          <w:rFonts w:ascii="Times New Roman" w:hAnsi="Times New Roman" w:eastAsia="Times New Roman" w:cs="Times New Roman"/>
+        </w:rPr>
+        <w:t xml:space="preserve"> &lt; </w:t>
+      </w:r>
+      <w:r>
+        <w:rPr>
+          <w:rFonts w:hint="eastAsia" w:ascii="Times New Roman" w:hAnsi="Times New Roman" w:eastAsia="Times New Roman" w:cs="Times New Roman"/>
+        </w:rPr>
+        <w:t>F</w:t>
+      </w:r>
+      <w:r>
+        <w:rPr>
+          <w:rFonts w:hint="eastAsia" w:ascii="Times New Roman" w:hAnsi="Times New Roman" w:eastAsia="Times New Roman" w:cs="Times New Roman"/>
+          <w:vertAlign w:val="superscript"/>
+        </w:rPr>
+        <w:t>-</w:t>
+      </w:r>
+      <w:r>
+        <w:rPr>
+          <w:rFonts w:hint="eastAsia" w:ascii="Times New Roman" w:hAnsi="Times New Roman" w:eastAsia="Times New Roman" w:cs="Times New Roman"/>
+        </w:rPr>
+        <w:t>；</w:t>
       </w:r>
       <w:r>
         <w:rPr>
@@ -41391,7 +41782,14 @@
         <w:rPr>
           <w:rFonts w:hint="eastAsia" w:ascii="Times New Roman" w:hAnsi="Times New Roman" w:eastAsia="Times New Roman" w:cs="Times New Roman"/>
         </w:rPr>
-        <w:t>I₁</w:t>
+        <w:t>I</w:t>
+      </w:r>
+      <w:r>
+        <w:rPr>
+          <w:rFonts w:hint="eastAsia" w:ascii="Times New Roman" w:hAnsi="Times New Roman" w:eastAsia="Times New Roman" w:cs="Times New Roman"/>
+          <w:vertAlign w:val="subscript"/>
+        </w:rPr>
+        <w:t>1</w:t>
       </w:r>
       <w:r>
         <w:rPr>
@@ -41415,7 +41813,14 @@
         <w:rPr>
           <w:rFonts w:hint="eastAsia" w:ascii="Times New Roman" w:hAnsi="Times New Roman" w:eastAsia="Times New Roman" w:cs="Times New Roman"/>
         </w:rPr>
-        <w:t>3s¹</w:t>
+        <w:t>3s</w:t>
+      </w:r>
+      <w:r>
+        <w:rPr>
+          <w:rFonts w:hint="eastAsia" w:ascii="Times New Roman" w:hAnsi="Times New Roman" w:eastAsia="Times New Roman" w:cs="Times New Roman"/>
+          <w:vertAlign w:val="superscript"/>
+        </w:rPr>
+        <w:t>1</w:t>
       </w:r>
       <w:r>
         <w:rPr>
@@ -41463,7 +41868,14 @@
         <w:rPr>
           <w:rFonts w:hint="eastAsia" w:ascii="Times New Roman" w:hAnsi="Times New Roman" w:eastAsia="Times New Roman" w:cs="Times New Roman"/>
         </w:rPr>
-        <w:t>3s²</w:t>
+        <w:t>3s</w:t>
+      </w:r>
+      <w:r>
+        <w:rPr>
+          <w:rFonts w:hint="eastAsia" w:ascii="Times New Roman" w:hAnsi="Times New Roman" w:eastAsia="Times New Roman" w:cs="Times New Roman"/>
+          <w:vertAlign w:val="superscript"/>
+        </w:rPr>
+        <w:t>2</w:t>
       </w:r>
       <w:r>
         <w:rPr>
@@ -41487,7 +41899,14 @@
         <w:rPr>
           <w:rFonts w:hint="eastAsia" w:ascii="Times New Roman" w:hAnsi="Times New Roman" w:eastAsia="Times New Roman" w:cs="Times New Roman"/>
         </w:rPr>
-        <w:t>I₂</w:t>
+        <w:t>I</w:t>
+      </w:r>
+      <w:r>
+        <w:rPr>
+          <w:rFonts w:hint="eastAsia" w:ascii="Times New Roman" w:hAnsi="Times New Roman" w:eastAsia="Times New Roman" w:cs="Times New Roman"/>
+          <w:vertAlign w:val="subscript"/>
+        </w:rPr>
+        <w:t>2</w:t>
       </w:r>
       <w:r>
         <w:rPr>
@@ -41511,7 +41930,27 @@
         <w:rPr>
           <w:rFonts w:hint="eastAsia" w:ascii="Times New Roman" w:hAnsi="Times New Roman" w:eastAsia="Times New Roman" w:cs="Times New Roman"/>
         </w:rPr>
-        <w:t>I₂：Na⁺</w:t>
+        <w:t>I</w:t>
+      </w:r>
+      <w:r>
+        <w:rPr>
+          <w:rFonts w:hint="eastAsia" w:ascii="Times New Roman" w:hAnsi="Times New Roman" w:eastAsia="Times New Roman" w:cs="Times New Roman"/>
+          <w:vertAlign w:val="subscript"/>
+        </w:rPr>
+        <w:t>2</w:t>
+      </w:r>
+      <w:r>
+        <w:rPr>
+          <w:rFonts w:hint="eastAsia" w:ascii="Times New Roman" w:hAnsi="Times New Roman" w:eastAsia="Times New Roman" w:cs="Times New Roman"/>
+        </w:rPr>
+        <w:t>：Na</w:t>
+      </w:r>
+      <w:r>
+        <w:rPr>
+          <w:rFonts w:hint="eastAsia" w:ascii="Times New Roman" w:hAnsi="Times New Roman" w:eastAsia="Times New Roman" w:cs="Times New Roman"/>
+          <w:vertAlign w:val="superscript"/>
+        </w:rPr>
+        <w:t>+</w:t>
       </w:r>
       <w:r>
         <w:rPr>
@@ -41535,7 +41974,33 @@
         <w:rPr>
           <w:rFonts w:hint="eastAsia" w:ascii="Times New Roman" w:hAnsi="Times New Roman" w:eastAsia="Times New Roman" w:cs="Times New Roman"/>
         </w:rPr>
-        <w:t>（2s²2p⁶），</w:t>
+        <w:t>（2s</w:t>
+      </w:r>
+      <w:r>
+        <w:rPr>
+          <w:rFonts w:hint="eastAsia" w:ascii="Times New Roman" w:hAnsi="Times New Roman" w:eastAsia="Times New Roman" w:cs="Times New Roman"/>
+          <w:vertAlign w:val="superscript"/>
+        </w:rPr>
+        <w:t>2</w:t>
+      </w:r>
+      <w:r>
+        <w:rPr>
+          <w:rFonts w:hint="eastAsia" w:ascii="Times New Roman" w:hAnsi="Times New Roman" w:eastAsia="Times New Roman" w:cs="Times New Roman"/>
+        </w:rPr>
+        <w:t>2p</w:t>
+      </w:r>
+      <w:r>
+        <w:rPr>
+          <w:rFonts w:hint="eastAsia" w:ascii="Times New Roman" w:hAnsi="Times New Roman" w:eastAsia="Times New Roman" w:cs="Times New Roman"/>
+          <w:vertAlign w:val="superscript"/>
+        </w:rPr>
+        <w:t>6</w:t>
+      </w:r>
+      <w:r>
+        <w:rPr>
+          <w:rFonts w:hint="eastAsia" w:ascii="Times New Roman" w:hAnsi="Times New Roman" w:eastAsia="Times New Roman" w:cs="Times New Roman"/>
+        </w:rPr>
+        <w:t>），</w:t>
       </w:r>
       <w:r>
         <w:rPr>
@@ -41547,7 +42012,14 @@
         <w:rPr>
           <w:rFonts w:hint="eastAsia" w:ascii="Times New Roman" w:hAnsi="Times New Roman" w:eastAsia="Times New Roman" w:cs="Times New Roman"/>
         </w:rPr>
-        <w:t>；Mg⁺</w:t>
+        <w:t>；Mg</w:t>
+      </w:r>
+      <w:r>
+        <w:rPr>
+          <w:rFonts w:hint="eastAsia" w:ascii="Times New Roman" w:hAnsi="Times New Roman" w:eastAsia="Times New Roman" w:cs="Times New Roman"/>
+          <w:vertAlign w:val="superscript"/>
+        </w:rPr>
+        <w:t>+</w:t>
       </w:r>
       <w:r>
         <w:rPr>
@@ -41559,7 +42031,20 @@
         <w:rPr>
           <w:rFonts w:hint="eastAsia" w:ascii="Times New Roman" w:hAnsi="Times New Roman" w:eastAsia="Times New Roman" w:cs="Times New Roman"/>
         </w:rPr>
-        <w:t>3s¹，</w:t>
+        <w:t>3s</w:t>
+      </w:r>
+      <w:r>
+        <w:rPr>
+          <w:rFonts w:hint="eastAsia" w:ascii="Times New Roman" w:hAnsi="Times New Roman" w:eastAsia="Times New Roman" w:cs="Times New Roman"/>
+          <w:vertAlign w:val="superscript"/>
+        </w:rPr>
+        <w:t>1</w:t>
+      </w:r>
+      <w:r>
+        <w:rPr>
+          <w:rFonts w:hint="eastAsia" w:ascii="Times New Roman" w:hAnsi="Times New Roman" w:eastAsia="Times New Roman" w:cs="Times New Roman"/>
+        </w:rPr>
+        <w:t>，</w:t>
       </w:r>
       <w:r>
         <w:rPr>
@@ -41583,7 +42068,14 @@
         <w:rPr>
           <w:rFonts w:hint="eastAsia" w:ascii="Times New Roman" w:hAnsi="Times New Roman" w:eastAsia="Times New Roman" w:cs="Times New Roman"/>
         </w:rPr>
-        <w:t>Na⁺</w:t>
+        <w:t>Na</w:t>
+      </w:r>
+      <w:r>
+        <w:rPr>
+          <w:rFonts w:hint="eastAsia" w:ascii="Times New Roman" w:hAnsi="Times New Roman" w:eastAsia="Times New Roman" w:cs="Times New Roman"/>
+          <w:vertAlign w:val="superscript"/>
+        </w:rPr>
+        <w:t>+</w:t>
       </w:r>
       <w:r>
         <w:rPr>
@@ -41619,7 +42111,14 @@
         <w:rPr>
           <w:rFonts w:hint="eastAsia" w:ascii="Times New Roman" w:hAnsi="Times New Roman" w:eastAsia="Times New Roman" w:cs="Times New Roman"/>
         </w:rPr>
-        <w:t>Na⁺</w:t>
+        <w:t>Na</w:t>
+      </w:r>
+      <w:r>
+        <w:rPr>
+          <w:rFonts w:hint="eastAsia" w:ascii="Times New Roman" w:hAnsi="Times New Roman" w:eastAsia="Times New Roman" w:cs="Times New Roman"/>
+          <w:vertAlign w:val="superscript"/>
+        </w:rPr>
+        <w:t>+</w:t>
       </w:r>
       <w:r>
         <w:rPr>
@@ -41661,7 +42160,14 @@
         <w:rPr>
           <w:rFonts w:hint="eastAsia" w:ascii="Times New Roman" w:hAnsi="Times New Roman" w:eastAsia="Times New Roman" w:cs="Times New Roman"/>
         </w:rPr>
-        <w:t>I₁</w:t>
+        <w:t>I</w:t>
+      </w:r>
+      <w:r>
+        <w:rPr>
+          <w:rFonts w:hint="eastAsia" w:ascii="Times New Roman" w:hAnsi="Times New Roman" w:eastAsia="Times New Roman" w:cs="Times New Roman"/>
+          <w:vertAlign w:val="subscript"/>
+        </w:rPr>
+        <w:t>1</w:t>
       </w:r>
       <w:r>
         <w:rPr>
@@ -41697,7 +42203,14 @@
         <w:rPr>
           <w:rFonts w:hint="eastAsia" w:ascii="Times New Roman" w:hAnsi="Times New Roman" w:eastAsia="Times New Roman" w:cs="Times New Roman"/>
         </w:rPr>
-        <w:t>I₃</w:t>
+        <w:t>I</w:t>
+      </w:r>
+      <w:r>
+        <w:rPr>
+          <w:rFonts w:hint="eastAsia" w:ascii="Times New Roman" w:hAnsi="Times New Roman" w:eastAsia="Times New Roman" w:cs="Times New Roman"/>
+          <w:vertAlign w:val="subscript"/>
+        </w:rPr>
+        <w:t>3</w:t>
       </w:r>
       <w:r>
         <w:rPr>
@@ -41890,7 +42403,33 @@
         <w:rPr>
           <w:rFonts w:hint="eastAsia" w:ascii="Times New Roman" w:hAnsi="Times New Roman" w:eastAsia="Times New Roman" w:cs="Times New Roman"/>
         </w:rPr>
-        <w:t>2s²2p³（</w:t>
+        <w:t>2s</w:t>
+      </w:r>
+      <w:r>
+        <w:rPr>
+          <w:rFonts w:hint="eastAsia" w:ascii="Times New Roman" w:hAnsi="Times New Roman" w:eastAsia="Times New Roman" w:cs="Times New Roman"/>
+          <w:vertAlign w:val="superscript"/>
+        </w:rPr>
+        <w:t>2</w:t>
+      </w:r>
+      <w:r>
+        <w:rPr>
+          <w:rFonts w:hint="eastAsia" w:ascii="Times New Roman" w:hAnsi="Times New Roman" w:eastAsia="Times New Roman" w:cs="Times New Roman"/>
+        </w:rPr>
+        <w:t>2p</w:t>
+      </w:r>
+      <w:r>
+        <w:rPr>
+          <w:rFonts w:hint="eastAsia" w:ascii="Times New Roman" w:hAnsi="Times New Roman" w:eastAsia="Times New Roman" w:cs="Times New Roman"/>
+          <w:vertAlign w:val="superscript"/>
+        </w:rPr>
+        <w:t>3</w:t>
+      </w:r>
+      <w:r>
+        <w:rPr>
+          <w:rFonts w:hint="eastAsia" w:ascii="Times New Roman" w:hAnsi="Times New Roman" w:eastAsia="Times New Roman" w:cs="Times New Roman"/>
+        </w:rPr>
+        <w:t>（</w:t>
       </w:r>
       <w:r>
         <w:rPr>
@@ -41914,7 +42453,14 @@
         <w:rPr>
           <w:rFonts w:hint="eastAsia" w:ascii="Times New Roman" w:hAnsi="Times New Roman" w:eastAsia="Times New Roman" w:cs="Times New Roman"/>
         </w:rPr>
-        <w:t>I₁</w:t>
+        <w:t>I</w:t>
+      </w:r>
+      <w:r>
+        <w:rPr>
+          <w:rFonts w:hint="eastAsia" w:ascii="Times New Roman" w:hAnsi="Times New Roman" w:eastAsia="Times New Roman" w:cs="Times New Roman"/>
+          <w:vertAlign w:val="subscript"/>
+        </w:rPr>
+        <w:t>1</w:t>
       </w:r>
       <w:r>
         <w:rPr>
@@ -41926,7 +42472,14 @@
         <w:rPr>
           <w:rFonts w:hint="eastAsia" w:ascii="Times New Roman" w:hAnsi="Times New Roman" w:eastAsia="Times New Roman" w:cs="Times New Roman"/>
         </w:rPr>
-        <w:t>——2p³</w:t>
+        <w:t>——2p</w:t>
+      </w:r>
+      <w:r>
+        <w:rPr>
+          <w:rFonts w:hint="eastAsia" w:ascii="Times New Roman" w:hAnsi="Times New Roman" w:eastAsia="Times New Roman" w:cs="Times New Roman"/>
+          <w:vertAlign w:val="superscript"/>
+        </w:rPr>
+        <w:t>3</w:t>
       </w:r>
       <w:r>
         <w:rPr>
@@ -41962,7 +42515,111 @@
         <w:rPr>
           <w:rFonts w:hint="eastAsia" w:ascii="Times New Roman" w:hAnsi="Times New Roman" w:eastAsia="Times New Roman" w:cs="Times New Roman"/>
         </w:rPr>
-        <w:t>2s²2p¹(B)、2s²2p²(C)、2s²2p³(N)、2s²2p⁴(O)</w:t>
+        <w:t>2s</w:t>
+      </w:r>
+      <w:r>
+        <w:rPr>
+          <w:rFonts w:hint="eastAsia" w:ascii="Times New Roman" w:hAnsi="Times New Roman" w:eastAsia="Times New Roman" w:cs="Times New Roman"/>
+          <w:vertAlign w:val="superscript"/>
+        </w:rPr>
+        <w:t>2</w:t>
+      </w:r>
+      <w:r>
+        <w:rPr>
+          <w:rFonts w:hint="eastAsia" w:ascii="Times New Roman" w:hAnsi="Times New Roman" w:eastAsia="Times New Roman" w:cs="Times New Roman"/>
+        </w:rPr>
+        <w:t>2p</w:t>
+      </w:r>
+      <w:r>
+        <w:rPr>
+          <w:rFonts w:hint="eastAsia" w:ascii="Times New Roman" w:hAnsi="Times New Roman" w:eastAsia="Times New Roman" w:cs="Times New Roman"/>
+          <w:vertAlign w:val="superscript"/>
+        </w:rPr>
+        <w:t>1</w:t>
+      </w:r>
+      <w:r>
+        <w:rPr>
+          <w:rFonts w:hint="eastAsia" w:ascii="Times New Roman" w:hAnsi="Times New Roman" w:eastAsia="Times New Roman" w:cs="Times New Roman"/>
+        </w:rPr>
+        <w:t>(B)、2s</w:t>
+      </w:r>
+      <w:r>
+        <w:rPr>
+          <w:rFonts w:hint="eastAsia" w:ascii="Times New Roman" w:hAnsi="Times New Roman" w:eastAsia="Times New Roman" w:cs="Times New Roman"/>
+          <w:vertAlign w:val="superscript"/>
+        </w:rPr>
+        <w:t>2</w:t>
+      </w:r>
+      <w:r>
+        <w:rPr>
+          <w:rFonts w:hint="eastAsia" w:ascii="Times New Roman" w:hAnsi="Times New Roman" w:eastAsia="Times New Roman" w:cs="Times New Roman"/>
+        </w:rPr>
+        <w:t>2p</w:t>
+      </w:r>
+      <w:r>
+        <w:rPr>
+          <w:rFonts w:hint="eastAsia" w:ascii="Times New Roman" w:hAnsi="Times New Roman" w:eastAsia="Times New Roman" w:cs="Times New Roman"/>
+          <w:vertAlign w:val="superscript"/>
+        </w:rPr>
+        <w:t>2</w:t>
+      </w:r>
+      <w:r>
+        <w:rPr>
+          <w:rFonts w:hint="eastAsia" w:ascii="Times New Roman" w:hAnsi="Times New Roman" w:eastAsia="Times New Roman" w:cs="Times New Roman"/>
+        </w:rPr>
+        <w:t>(C)、2s</w:t>
+      </w:r>
+      <w:r>
+        <w:rPr>
+          <w:rFonts w:hint="eastAsia" w:ascii="Times New Roman" w:hAnsi="Times New Roman" w:eastAsia="Times New Roman" w:cs="Times New Roman"/>
+          <w:vertAlign w:val="superscript"/>
+        </w:rPr>
+        <w:t>2</w:t>
+      </w:r>
+      <w:r>
+        <w:rPr>
+          <w:rFonts w:hint="eastAsia" w:ascii="Times New Roman" w:hAnsi="Times New Roman" w:eastAsia="Times New Roman" w:cs="Times New Roman"/>
+        </w:rPr>
+        <w:t>2p</w:t>
+      </w:r>
+      <w:r>
+        <w:rPr>
+          <w:rFonts w:hint="eastAsia" w:ascii="Times New Roman" w:hAnsi="Times New Roman" w:eastAsia="Times New Roman" w:cs="Times New Roman"/>
+          <w:vertAlign w:val="superscript"/>
+        </w:rPr>
+        <w:t>3</w:t>
+      </w:r>
+      <w:r>
+        <w:rPr>
+          <w:rFonts w:hint="eastAsia" w:ascii="Times New Roman" w:hAnsi="Times New Roman" w:eastAsia="Times New Roman" w:cs="Times New Roman"/>
+        </w:rPr>
+        <w:t>(N)、2s</w:t>
+      </w:r>
+      <w:r>
+        <w:rPr>
+          <w:rFonts w:hint="eastAsia" w:ascii="Times New Roman" w:hAnsi="Times New Roman" w:eastAsia="Times New Roman" w:cs="Times New Roman"/>
+          <w:vertAlign w:val="superscript"/>
+        </w:rPr>
+        <w:t>2</w:t>
+      </w:r>
+      <w:r>
+        <w:rPr>
+          <w:rFonts w:hint="eastAsia" w:ascii="Times New Roman" w:hAnsi="Times New Roman" w:eastAsia="Times New Roman" w:cs="Times New Roman"/>
+        </w:rPr>
+        <w:t>2p</w:t>
+      </w:r>
+      <w:r>
+        <w:rPr>
+          <w:rFonts w:hint="eastAsia" w:ascii="Times New Roman" w:hAnsi="Times New Roman" w:eastAsia="Times New Roman" w:cs="Times New Roman"/>
+          <w:vertAlign w:val="superscript"/>
+        </w:rPr>
+        <w:t>4</w:t>
+      </w:r>
+      <w:r>
+        <w:rPr>
+          <w:rFonts w:hint="eastAsia" w:ascii="Times New Roman" w:hAnsi="Times New Roman" w:eastAsia="Times New Roman" w:cs="Times New Roman"/>
+        </w:rPr>
+        <w:t>(O)</w:t>
       </w:r>
       <w:r>
         <w:rPr>
@@ -41974,7 +42631,33 @@
         <w:rPr>
           <w:rFonts w:hint="eastAsia" w:ascii="Times New Roman" w:hAnsi="Times New Roman" w:eastAsia="Times New Roman" w:cs="Times New Roman"/>
         </w:rPr>
-        <w:t>，2s²2p¹（</w:t>
+        <w:t>，2s</w:t>
+      </w:r>
+      <w:r>
+        <w:rPr>
+          <w:rFonts w:hint="eastAsia" w:ascii="Times New Roman" w:hAnsi="Times New Roman" w:eastAsia="Times New Roman" w:cs="Times New Roman"/>
+          <w:vertAlign w:val="superscript"/>
+        </w:rPr>
+        <w:t>2</w:t>
+      </w:r>
+      <w:r>
+        <w:rPr>
+          <w:rFonts w:hint="eastAsia" w:ascii="Times New Roman" w:hAnsi="Times New Roman" w:eastAsia="Times New Roman" w:cs="Times New Roman"/>
+        </w:rPr>
+        <w:t>2p</w:t>
+      </w:r>
+      <w:r>
+        <w:rPr>
+          <w:rFonts w:hint="eastAsia" w:ascii="Times New Roman" w:hAnsi="Times New Roman" w:eastAsia="Times New Roman" w:cs="Times New Roman"/>
+          <w:vertAlign w:val="superscript"/>
+        </w:rPr>
+        <w:t>1</w:t>
+      </w:r>
+      <w:r>
+        <w:rPr>
+          <w:rFonts w:hint="eastAsia" w:ascii="Times New Roman" w:hAnsi="Times New Roman" w:eastAsia="Times New Roman" w:cs="Times New Roman"/>
+        </w:rPr>
+        <w:t>（</w:t>
       </w:r>
       <w:r>
         <w:rPr>
@@ -41998,7 +42681,14 @@
         <w:rPr>
           <w:rFonts w:hint="eastAsia" w:ascii="Times New Roman" w:hAnsi="Times New Roman" w:eastAsia="Times New Roman" w:cs="Times New Roman"/>
         </w:rPr>
-        <w:t>I₁</w:t>
+        <w:t>I</w:t>
+      </w:r>
+      <w:r>
+        <w:rPr>
+          <w:rFonts w:hint="eastAsia" w:ascii="Times New Roman" w:hAnsi="Times New Roman" w:eastAsia="Times New Roman" w:cs="Times New Roman"/>
+          <w:vertAlign w:val="subscript"/>
+        </w:rPr>
+        <w:t>1</w:t>
       </w:r>
       <w:r>
         <w:rPr>
@@ -42058,7 +42748,14 @@
         <w:rPr>
           <w:rFonts w:hint="eastAsia" w:ascii="Times New Roman" w:hAnsi="Times New Roman" w:eastAsia="Times New Roman" w:cs="Times New Roman"/>
         </w:rPr>
-        <w:t>I₁</w:t>
+        <w:t>I</w:t>
+      </w:r>
+      <w:r>
+        <w:rPr>
+          <w:rFonts w:hint="eastAsia" w:ascii="Times New Roman" w:hAnsi="Times New Roman" w:eastAsia="Times New Roman" w:cs="Times New Roman"/>
+          <w:vertAlign w:val="subscript"/>
+        </w:rPr>
+        <w:t>1</w:t>
       </w:r>
       <w:r>
         <w:rPr>
@@ -42173,7 +42870,14 @@
         <w:rPr>
           <w:rFonts w:hint="eastAsia" w:ascii="Times New Roman" w:hAnsi="Times New Roman" w:eastAsia="Times New Roman" w:cs="Times New Roman"/>
         </w:rPr>
-        <w:t>I₁</w:t>
+        <w:t>I</w:t>
+      </w:r>
+      <w:r>
+        <w:rPr>
+          <w:rFonts w:hint="eastAsia" w:ascii="Times New Roman" w:hAnsi="Times New Roman" w:eastAsia="Times New Roman" w:cs="Times New Roman"/>
+          <w:vertAlign w:val="subscript"/>
+        </w:rPr>
+        <w:t>1</w:t>
       </w:r>
       <w:r>
         <w:rPr>
@@ -42291,7 +42995,14 @@
         <w:rPr>
           <w:rFonts w:hint="eastAsia" w:ascii="Times New Roman" w:hAnsi="Times New Roman" w:eastAsia="Times New Roman" w:cs="Times New Roman"/>
         </w:rPr>
-        <w:t>2p¹</w:t>
+        <w:t>2p</w:t>
+      </w:r>
+      <w:r>
+        <w:rPr>
+          <w:rFonts w:hint="eastAsia" w:ascii="Times New Roman" w:hAnsi="Times New Roman" w:eastAsia="Times New Roman" w:cs="Times New Roman"/>
+          <w:vertAlign w:val="superscript"/>
+        </w:rPr>
+        <w:t>1</w:t>
       </w:r>
       <w:r>
         <w:rPr>
@@ -42315,7 +43026,14 @@
         <w:rPr>
           <w:rFonts w:hint="eastAsia" w:ascii="Times New Roman" w:hAnsi="Times New Roman" w:eastAsia="Times New Roman" w:cs="Times New Roman"/>
         </w:rPr>
-        <w:t>2s²</w:t>
+        <w:t>2s</w:t>
+      </w:r>
+      <w:r>
+        <w:rPr>
+          <w:rFonts w:hint="eastAsia" w:ascii="Times New Roman" w:hAnsi="Times New Roman" w:eastAsia="Times New Roman" w:cs="Times New Roman"/>
+          <w:vertAlign w:val="superscript"/>
+        </w:rPr>
+        <w:t>2</w:t>
       </w:r>
       <w:r>
         <w:rPr>
@@ -42375,7 +43093,14 @@
         <w:rPr>
           <w:rFonts w:hint="eastAsia" w:ascii="Times New Roman" w:hAnsi="Times New Roman" w:eastAsia="Times New Roman" w:cs="Times New Roman"/>
         </w:rPr>
-        <w:t>2p³</w:t>
+        <w:t>2p</w:t>
+      </w:r>
+      <w:r>
+        <w:rPr>
+          <w:rFonts w:hint="eastAsia" w:ascii="Times New Roman" w:hAnsi="Times New Roman" w:eastAsia="Times New Roman" w:cs="Times New Roman"/>
+          <w:vertAlign w:val="superscript"/>
+        </w:rPr>
+        <w:t>3</w:t>
       </w:r>
       <w:r>
         <w:rPr>
@@ -42411,7 +43136,14 @@
         <w:rPr>
           <w:rFonts w:hint="eastAsia" w:ascii="Times New Roman" w:hAnsi="Times New Roman" w:eastAsia="Times New Roman" w:cs="Times New Roman"/>
         </w:rPr>
-        <w:t>2p⁴</w:t>
+        <w:t>2p</w:t>
+      </w:r>
+      <w:r>
+        <w:rPr>
+          <w:rFonts w:hint="eastAsia" w:ascii="Times New Roman" w:hAnsi="Times New Roman" w:eastAsia="Times New Roman" w:cs="Times New Roman"/>
+          <w:vertAlign w:val="superscript"/>
+        </w:rPr>
+        <w:t>4</w:t>
       </w:r>
       <w:r>
         <w:rPr>
@@ -42459,7 +43191,14 @@
         <w:rPr>
           <w:rFonts w:hint="eastAsia" w:ascii="Times New Roman" w:hAnsi="Times New Roman" w:eastAsia="Times New Roman" w:cs="Times New Roman"/>
         </w:rPr>
-        <w:t>3s²</w:t>
+        <w:t>3s</w:t>
+      </w:r>
+      <w:r>
+        <w:rPr>
+          <w:rFonts w:hint="eastAsia" w:ascii="Times New Roman" w:hAnsi="Times New Roman" w:eastAsia="Times New Roman" w:cs="Times New Roman"/>
+          <w:vertAlign w:val="superscript"/>
+        </w:rPr>
+        <w:t>2</w:t>
       </w:r>
       <w:r>
         <w:rPr>
@@ -42483,7 +43222,14 @@
         <w:rPr>
           <w:rFonts w:hint="eastAsia" w:ascii="Times New Roman" w:hAnsi="Times New Roman" w:eastAsia="Times New Roman" w:cs="Times New Roman"/>
         </w:rPr>
-        <w:t>3p¹</w:t>
+        <w:t>3p</w:t>
+      </w:r>
+      <w:r>
+        <w:rPr>
+          <w:rFonts w:hint="eastAsia" w:ascii="Times New Roman" w:hAnsi="Times New Roman" w:eastAsia="Times New Roman" w:cs="Times New Roman"/>
+          <w:vertAlign w:val="superscript"/>
+        </w:rPr>
+        <w:t>1</w:t>
       </w:r>
       <w:r>
         <w:rPr>
@@ -42538,7 +43284,33 @@
         <w:rPr>
           <w:rFonts w:ascii="Times New Roman" w:hAnsi="Times New Roman" w:eastAsia="Times New Roman" w:cs="Times New Roman"/>
         </w:rPr>
-        <w:t xml:space="preserve"> (a) Na + Rb⁺ → Na⁺ + </w:t>
+        <w:t xml:space="preserve"> (a) Na + Rb</w:t>
+      </w:r>
+      <w:r>
+        <w:rPr>
+          <w:rFonts w:ascii="Times New Roman" w:hAnsi="Times New Roman" w:eastAsia="Times New Roman" w:cs="Times New Roman"/>
+          <w:vertAlign w:val="superscript"/>
+        </w:rPr>
+        <w:t>+</w:t>
+      </w:r>
+      <w:r>
+        <w:rPr>
+          <w:rFonts w:ascii="Times New Roman" w:hAnsi="Times New Roman" w:eastAsia="Times New Roman" w:cs="Times New Roman"/>
+        </w:rPr>
+        <w:t xml:space="preserve"> → Na</w:t>
+      </w:r>
+      <w:r>
+        <w:rPr>
+          <w:rFonts w:ascii="Times New Roman" w:hAnsi="Times New Roman" w:eastAsia="Times New Roman" w:cs="Times New Roman"/>
+          <w:vertAlign w:val="superscript"/>
+        </w:rPr>
+        <w:t>+</w:t>
+      </w:r>
+      <w:r>
+        <w:rPr>
+          <w:rFonts w:ascii="Times New Roman" w:hAnsi="Times New Roman" w:eastAsia="Times New Roman" w:cs="Times New Roman"/>
+        </w:rPr>
+        <w:t xml:space="preserve"> + </w:t>
       </w:r>
       <w:r>
         <w:rPr>
@@ -42579,7 +43351,20 @@
         <w:rPr>
           <w:rFonts w:ascii="Times New Roman" w:hAnsi="Times New Roman" w:eastAsia="Times New Roman" w:cs="Times New Roman"/>
         </w:rPr>
-        <w:t xml:space="preserve">(Na) - I₁(Rb) = 496 - 403 = 93 kJ/mol &gt; 0 →</w:t>
+        <w:t>(Na) - I</w:t>
+      </w:r>
+      <w:r>
+        <w:rPr>
+          <w:rFonts w:ascii="Times New Roman" w:hAnsi="Times New Roman" w:eastAsia="Times New Roman" w:cs="Times New Roman"/>
+          <w:vertAlign w:val="subscript"/>
+        </w:rPr>
+        <w:t>1</w:t>
+      </w:r>
+      <w:r>
+        <w:rPr>
+          <w:rFonts w:ascii="Times New Roman" w:hAnsi="Times New Roman" w:eastAsia="Times New Roman" w:cs="Times New Roman"/>
+        </w:rPr>
+        <w:t>(Rb) = 496 - 403 = 93 kJ/mol &gt; 0 →</w:t>
       </w:r>
       <w:r>
         <w:rPr>
@@ -42611,7 +43396,14 @@
         <w:rPr>
           <w:rFonts w:hint="eastAsia" w:ascii="Times New Roman" w:hAnsi="Times New Roman" w:eastAsia="Times New Roman" w:cs="Times New Roman"/>
         </w:rPr>
-        <w:t>I₁</w:t>
+        <w:t>I</w:t>
+      </w:r>
+      <w:r>
+        <w:rPr>
+          <w:rFonts w:hint="eastAsia" w:ascii="Times New Roman" w:hAnsi="Times New Roman" w:eastAsia="Times New Roman" w:cs="Times New Roman"/>
+          <w:vertAlign w:val="subscript"/>
+        </w:rPr>
+        <w:t>1</w:t>
       </w:r>
       <w:r>
         <w:rPr>
@@ -42635,13 +43427,52 @@
         <w:rPr>
           <w:rFonts w:hint="eastAsia" w:ascii="Times New Roman" w:hAnsi="Times New Roman" w:eastAsia="Times New Roman" w:cs="Times New Roman"/>
         </w:rPr>
-        <w:t>I₁）。(b)</w:t>
-      </w:r>
-      <w:r>
-        <w:rPr>
-          <w:rFonts w:ascii="Times New Roman" w:hAnsi="Times New Roman" w:eastAsia="Times New Roman" w:cs="Times New Roman"/>
-        </w:rPr>
-        <w:t xml:space="preserve"> F⁻ + Cl → Cl⁻ + </w:t>
+        <w:t>I</w:t>
+      </w:r>
+      <w:r>
+        <w:rPr>
+          <w:rFonts w:hint="eastAsia" w:ascii="Times New Roman" w:hAnsi="Times New Roman" w:eastAsia="Times New Roman" w:cs="Times New Roman"/>
+          <w:vertAlign w:val="subscript"/>
+        </w:rPr>
+        <w:t>1</w:t>
+      </w:r>
+      <w:r>
+        <w:rPr>
+          <w:rFonts w:hint="eastAsia" w:ascii="Times New Roman" w:hAnsi="Times New Roman" w:eastAsia="Times New Roman" w:cs="Times New Roman"/>
+        </w:rPr>
+        <w:t>）。(b)</w:t>
+      </w:r>
+      <w:r>
+        <w:rPr>
+          <w:rFonts w:ascii="Times New Roman" w:hAnsi="Times New Roman" w:eastAsia="Times New Roman" w:cs="Times New Roman"/>
+        </w:rPr>
+        <w:t xml:space="preserve"> F</w:t>
+      </w:r>
+      <w:r>
+        <w:rPr>
+          <w:rFonts w:ascii="Times New Roman" w:hAnsi="Times New Roman" w:eastAsia="Times New Roman" w:cs="Times New Roman"/>
+          <w:vertAlign w:val="superscript"/>
+        </w:rPr>
+        <w:t>-</w:t>
+      </w:r>
+      <w:r>
+        <w:rPr>
+          <w:rFonts w:ascii="Times New Roman" w:hAnsi="Times New Roman" w:eastAsia="Times New Roman" w:cs="Times New Roman"/>
+        </w:rPr>
+        <w:t xml:space="preserve"> + Cl → Cl</w:t>
+      </w:r>
+      <w:r>
+        <w:rPr>
+          <w:rFonts w:ascii="Times New Roman" w:hAnsi="Times New Roman" w:eastAsia="Times New Roman" w:cs="Times New Roman"/>
+          <w:vertAlign w:val="superscript"/>
+        </w:rPr>
+        <w:t>-</w:t>
+      </w:r>
+      <w:r>
+        <w:rPr>
+          <w:rFonts w:ascii="Times New Roman" w:hAnsi="Times New Roman" w:eastAsia="Times New Roman" w:cs="Times New Roman"/>
+        </w:rPr>
+        <w:t xml:space="preserve"> + </w:t>
       </w:r>
       <w:r>
         <w:rPr>
@@ -42754,13 +43585,39 @@
         <w:rPr>
           <w:rFonts w:ascii="Times New Roman" w:hAnsi="Times New Roman" w:eastAsia="Times New Roman" w:cs="Times New Roman"/>
         </w:rPr>
-        <w:t xml:space="preserve"> N⁺ + O → N + </w:t>
-      </w:r>
-      <w:r>
-        <w:rPr>
-          <w:rFonts w:hint="eastAsia" w:ascii="Times New Roman" w:hAnsi="Times New Roman" w:eastAsia="Times New Roman" w:cs="Times New Roman"/>
-        </w:rPr>
-        <w:t xml:space="preserve">O⁺：</w:t>
+        <w:t xml:space="preserve"> N</w:t>
+      </w:r>
+      <w:r>
+        <w:rPr>
+          <w:rFonts w:ascii="Times New Roman" w:hAnsi="Times New Roman" w:eastAsia="Times New Roman" w:cs="Times New Roman"/>
+          <w:vertAlign w:val="superscript"/>
+        </w:rPr>
+        <w:t>+</w:t>
+      </w:r>
+      <w:r>
+        <w:rPr>
+          <w:rFonts w:ascii="Times New Roman" w:hAnsi="Times New Roman" w:eastAsia="Times New Roman" w:cs="Times New Roman"/>
+        </w:rPr>
+        <w:t xml:space="preserve"> + O → N + </w:t>
+      </w:r>
+      <w:r>
+        <w:rPr>
+          <w:rFonts w:hint="eastAsia" w:ascii="Times New Roman" w:hAnsi="Times New Roman" w:eastAsia="Times New Roman" w:cs="Times New Roman"/>
+        </w:rPr>
+        <w:t>O</w:t>
+      </w:r>
+      <w:r>
+        <w:rPr>
+          <w:rFonts w:hint="eastAsia" w:ascii="Times New Roman" w:hAnsi="Times New Roman" w:eastAsia="Times New Roman" w:cs="Times New Roman"/>
+          <w:vertAlign w:val="superscript"/>
+        </w:rPr>
+        <w:t>+</w:t>
+      </w:r>
+      <w:r>
+        <w:rPr>
+          <w:rFonts w:hint="eastAsia" w:ascii="Times New Roman" w:hAnsi="Times New Roman" w:eastAsia="Times New Roman" w:cs="Times New Roman"/>
+        </w:rPr>
+        <w:t>：</w:t>
       </w:r>
       <m:oMath>
         <m:r>
@@ -42795,7 +43652,20 @@
         <w:rPr>
           <w:rFonts w:ascii="Times New Roman" w:hAnsi="Times New Roman" w:eastAsia="Times New Roman" w:cs="Times New Roman"/>
         </w:rPr>
-        <w:t xml:space="preserve">(O) - I₁(N) = 1314 - 1402 = -88 kJ/mol →</w:t>
+        <w:t>(O) - I</w:t>
+      </w:r>
+      <w:r>
+        <w:rPr>
+          <w:rFonts w:ascii="Times New Roman" w:hAnsi="Times New Roman" w:eastAsia="Times New Roman" w:cs="Times New Roman"/>
+          <w:vertAlign w:val="subscript"/>
+        </w:rPr>
+        <w:t>1</w:t>
+      </w:r>
+      <w:r>
+        <w:rPr>
+          <w:rFonts w:ascii="Times New Roman" w:hAnsi="Times New Roman" w:eastAsia="Times New Roman" w:cs="Times New Roman"/>
+        </w:rPr>
+        <w:t>(N) = 1314 - 1402 = -88 kJ/mol →</w:t>
       </w:r>
       <w:r>
         <w:rPr>
@@ -42827,7 +43697,14 @@
         <w:rPr>
           <w:rFonts w:hint="eastAsia" w:ascii="Times New Roman" w:hAnsi="Times New Roman" w:eastAsia="Times New Roman" w:cs="Times New Roman"/>
         </w:rPr>
-        <w:t>I₁</w:t>
+        <w:t>I</w:t>
+      </w:r>
+      <w:r>
+        <w:rPr>
+          <w:rFonts w:hint="eastAsia" w:ascii="Times New Roman" w:hAnsi="Times New Roman" w:eastAsia="Times New Roman" w:cs="Times New Roman"/>
+          <w:vertAlign w:val="subscript"/>
+        </w:rPr>
+        <w:t>1</w:t>
       </w:r>
       <w:r>
         <w:rPr>
@@ -42888,7 +43765,14 @@
         <w:rPr>
           <w:rFonts w:hint="eastAsia" w:ascii="Times New Roman" w:hAnsi="Times New Roman" w:eastAsia="Times New Roman" w:cs="Times New Roman"/>
         </w:rPr>
-        <w:t>I₁</w:t>
+        <w:t>I</w:t>
+      </w:r>
+      <w:r>
+        <w:rPr>
+          <w:rFonts w:hint="eastAsia" w:ascii="Times New Roman" w:hAnsi="Times New Roman" w:eastAsia="Times New Roman" w:cs="Times New Roman"/>
+          <w:vertAlign w:val="subscript"/>
+        </w:rPr>
+        <w:t>1</w:t>
       </w:r>
       <w:r>
         <w:rPr>
@@ -42900,7 +43784,14 @@
         <w:rPr>
           <w:rFonts w:hint="eastAsia" w:ascii="Times New Roman" w:hAnsi="Times New Roman" w:eastAsia="Times New Roman" w:cs="Times New Roman"/>
         </w:rPr>
-        <w:t>I₂</w:t>
+        <w:t>I</w:t>
+      </w:r>
+      <w:r>
+        <w:rPr>
+          <w:rFonts w:hint="eastAsia" w:ascii="Times New Roman" w:hAnsi="Times New Roman" w:eastAsia="Times New Roman" w:cs="Times New Roman"/>
+          <w:vertAlign w:val="subscript"/>
+        </w:rPr>
+        <w:t>2</w:t>
       </w:r>
       <w:r>
         <w:rPr>
@@ -43002,7 +43893,20 @@
         <w:rPr>
           <w:rFonts w:hint="eastAsia" w:ascii="Times New Roman" w:hAnsi="Times New Roman" w:eastAsia="Times New Roman" w:cs="Times New Roman"/>
         </w:rPr>
-        <w:t>：[Ne]3s¹。</w:t>
+        <w:t>：[Ne]3s</w:t>
+      </w:r>
+      <w:r>
+        <w:rPr>
+          <w:rFonts w:hint="eastAsia" w:ascii="Times New Roman" w:hAnsi="Times New Roman" w:eastAsia="Times New Roman" w:cs="Times New Roman"/>
+          <w:vertAlign w:val="superscript"/>
+        </w:rPr>
+        <w:t>1</w:t>
+      </w:r>
+      <w:r>
+        <w:rPr>
+          <w:rFonts w:hint="eastAsia" w:ascii="Times New Roman" w:hAnsi="Times New Roman" w:eastAsia="Times New Roman" w:cs="Times New Roman"/>
+        </w:rPr>
+        <w:t>。</w:t>
       </w:r>
       <w:r>
         <w:rPr>
@@ -43038,7 +43942,33 @@
         <w:rPr>
           <w:rFonts w:hint="eastAsia" w:ascii="Times New Roman" w:hAnsi="Times New Roman" w:eastAsia="Times New Roman" w:cs="Times New Roman"/>
         </w:rPr>
-        <w:t>：Na⁺[:F:]⁻（F</w:t>
+        <w:t>：Na</w:t>
+      </w:r>
+      <w:r>
+        <w:rPr>
+          <w:rFonts w:hint="eastAsia" w:ascii="Times New Roman" w:hAnsi="Times New Roman" w:eastAsia="Times New Roman" w:cs="Times New Roman"/>
+          <w:vertAlign w:val="superscript"/>
+        </w:rPr>
+        <w:t>+</w:t>
+      </w:r>
+      <w:r>
+        <w:rPr>
+          <w:rFonts w:hint="eastAsia" w:ascii="Times New Roman" w:hAnsi="Times New Roman" w:eastAsia="Times New Roman" w:cs="Times New Roman"/>
+        </w:rPr>
+        <w:t>[:F:]</w:t>
+      </w:r>
+      <w:r>
+        <w:rPr>
+          <w:rFonts w:hint="eastAsia" w:ascii="Times New Roman" w:hAnsi="Times New Roman" w:eastAsia="Times New Roman" w:cs="Times New Roman"/>
+          <w:vertAlign w:val="superscript"/>
+        </w:rPr>
+        <w:t>-</w:t>
+      </w:r>
+      <w:r>
+        <w:rPr>
+          <w:rFonts w:hint="eastAsia" w:ascii="Times New Roman" w:hAnsi="Times New Roman" w:eastAsia="Times New Roman" w:cs="Times New Roman"/>
+        </w:rPr>
+        <w:t>（F</w:t>
       </w:r>
       <w:r>
         <w:rPr>
@@ -43378,7 +44308,20 @@
         <w:rPr>
           <w:rFonts w:hint="eastAsia" w:ascii="Times New Roman" w:hAnsi="Times New Roman" w:eastAsia="Times New Roman" w:cs="Times New Roman"/>
         </w:rPr>
-        <w:t>I₁：</w:t>
+        <w:t>I</w:t>
+      </w:r>
+      <w:r>
+        <w:rPr>
+          <w:rFonts w:hint="eastAsia" w:ascii="Times New Roman" w:hAnsi="Times New Roman" w:eastAsia="Times New Roman" w:cs="Times New Roman"/>
+          <w:vertAlign w:val="subscript"/>
+        </w:rPr>
+        <w:t>1</w:t>
+      </w:r>
+      <w:r>
+        <w:rPr>
+          <w:rFonts w:hint="eastAsia" w:ascii="Times New Roman" w:hAnsi="Times New Roman" w:eastAsia="Times New Roman" w:cs="Times New Roman"/>
+        </w:rPr>
+        <w:t>：</w:t>
       </w:r>
       <w:r>
         <w:rPr>
@@ -43495,7 +44438,33 @@
         <w:rPr>
           <w:rFonts w:ascii="Times New Roman" w:hAnsi="Times New Roman" w:eastAsia="Times New Roman" w:cs="Times New Roman"/>
         </w:rPr>
-        <w:t xml:space="preserve"> [Ne]3s²3p³。P </w:t>
+        <w:t xml:space="preserve"> [Ne]3s</w:t>
+      </w:r>
+      <w:r>
+        <w:rPr>
+          <w:rFonts w:ascii="Times New Roman" w:hAnsi="Times New Roman" w:eastAsia="Times New Roman" w:cs="Times New Roman"/>
+          <w:vertAlign w:val="superscript"/>
+        </w:rPr>
+        <w:t>2</w:t>
+      </w:r>
+      <w:r>
+        <w:rPr>
+          <w:rFonts w:ascii="Times New Roman" w:hAnsi="Times New Roman" w:eastAsia="Times New Roman" w:cs="Times New Roman"/>
+        </w:rPr>
+        <w:t>3p</w:t>
+      </w:r>
+      <w:r>
+        <w:rPr>
+          <w:rFonts w:ascii="Times New Roman" w:hAnsi="Times New Roman" w:eastAsia="Times New Roman" w:cs="Times New Roman"/>
+          <w:vertAlign w:val="superscript"/>
+        </w:rPr>
+        <w:t>3</w:t>
+      </w:r>
+      <w:r>
+        <w:rPr>
+          <w:rFonts w:ascii="Times New Roman" w:hAnsi="Times New Roman" w:eastAsia="Times New Roman" w:cs="Times New Roman"/>
+        </w:rPr>
+        <w:t xml:space="preserve">。P </w:t>
       </w:r>
       <w:r>
         <w:rPr>
@@ -43531,7 +44500,20 @@
         <w:rPr>
           <w:rFonts w:ascii="Times New Roman" w:hAnsi="Times New Roman" w:eastAsia="Times New Roman" w:cs="Times New Roman"/>
         </w:rPr>
-        <w:t xml:space="preserve"> 3p³ </w:t>
+        <w:t xml:space="preserve"> 3p</w:t>
+      </w:r>
+      <w:r>
+        <w:rPr>
+          <w:rFonts w:ascii="Times New Roman" w:hAnsi="Times New Roman" w:eastAsia="Times New Roman" w:cs="Times New Roman"/>
+          <w:vertAlign w:val="superscript"/>
+        </w:rPr>
+        <w:t>3</w:t>
+      </w:r>
+      <w:r>
+        <w:rPr>
+          <w:rFonts w:ascii="Times New Roman" w:hAnsi="Times New Roman" w:eastAsia="Times New Roman" w:cs="Times New Roman"/>
+        </w:rPr>
+        <w:t xml:space="preserve"> </w:t>
       </w:r>
       <w:r>
         <w:rPr>
@@ -43621,7 +44603,72 @@
         <w:rPr>
           <w:rFonts w:hint="eastAsia" w:ascii="Times New Roman" w:hAnsi="Times New Roman" w:eastAsia="Times New Roman" w:cs="Times New Roman"/>
         </w:rPr>
-        <w:t>(1s²)(2s²2p⁶)(3s²3p³)，</w:t>
+        <w:t>(1s</w:t>
+      </w:r>
+      <w:r>
+        <w:rPr>
+          <w:rFonts w:hint="eastAsia" w:ascii="Times New Roman" w:hAnsi="Times New Roman" w:eastAsia="Times New Roman" w:cs="Times New Roman"/>
+          <w:vertAlign w:val="superscript"/>
+        </w:rPr>
+        <w:t>2</w:t>
+      </w:r>
+      <w:r>
+        <w:rPr>
+          <w:rFonts w:hint="eastAsia" w:ascii="Times New Roman" w:hAnsi="Times New Roman" w:eastAsia="Times New Roman" w:cs="Times New Roman"/>
+        </w:rPr>
+        <w:t>)(2s</w:t>
+      </w:r>
+      <w:r>
+        <w:rPr>
+          <w:rFonts w:hint="eastAsia" w:ascii="Times New Roman" w:hAnsi="Times New Roman" w:eastAsia="Times New Roman" w:cs="Times New Roman"/>
+          <w:vertAlign w:val="superscript"/>
+        </w:rPr>
+        <w:t>2</w:t>
+      </w:r>
+      <w:r>
+        <w:rPr>
+          <w:rFonts w:hint="eastAsia" w:ascii="Times New Roman" w:hAnsi="Times New Roman" w:eastAsia="Times New Roman" w:cs="Times New Roman"/>
+        </w:rPr>
+        <w:t>2p</w:t>
+      </w:r>
+      <w:r>
+        <w:rPr>
+          <w:rFonts w:hint="eastAsia" w:ascii="Times New Roman" w:hAnsi="Times New Roman" w:eastAsia="Times New Roman" w:cs="Times New Roman"/>
+          <w:vertAlign w:val="superscript"/>
+        </w:rPr>
+        <w:t>6</w:t>
+      </w:r>
+      <w:r>
+        <w:rPr>
+          <w:rFonts w:hint="eastAsia" w:ascii="Times New Roman" w:hAnsi="Times New Roman" w:eastAsia="Times New Roman" w:cs="Times New Roman"/>
+        </w:rPr>
+        <w:t>)(3s</w:t>
+      </w:r>
+      <w:r>
+        <w:rPr>
+          <w:rFonts w:hint="eastAsia" w:ascii="Times New Roman" w:hAnsi="Times New Roman" w:eastAsia="Times New Roman" w:cs="Times New Roman"/>
+          <w:vertAlign w:val="superscript"/>
+        </w:rPr>
+        <w:t>2</w:t>
+      </w:r>
+      <w:r>
+        <w:rPr>
+          <w:rFonts w:hint="eastAsia" w:ascii="Times New Roman" w:hAnsi="Times New Roman" w:eastAsia="Times New Roman" w:cs="Times New Roman"/>
+        </w:rPr>
+        <w:t>3p</w:t>
+      </w:r>
+      <w:r>
+        <w:rPr>
+          <w:rFonts w:hint="eastAsia" w:ascii="Times New Roman" w:hAnsi="Times New Roman" w:eastAsia="Times New Roman" w:cs="Times New Roman"/>
+          <w:vertAlign w:val="superscript"/>
+        </w:rPr>
+        <w:t>3</w:t>
+      </w:r>
+      <w:r>
+        <w:rPr>
+          <w:rFonts w:hint="eastAsia" w:ascii="Times New Roman" w:hAnsi="Times New Roman" w:eastAsia="Times New Roman" w:cs="Times New Roman"/>
+        </w:rPr>
+        <w:t>)，</w:t>
       </w:r>
       <w:r>
         <w:rPr>
@@ -43824,7 +44871,20 @@
         <w:rPr>
           <w:rFonts w:ascii="Times New Roman" w:hAnsi="Times New Roman" w:eastAsia="Times New Roman" w:cs="Times New Roman"/>
         </w:rPr>
-        <w:t xml:space="preserve"> I₁(1012) &gt; </w:t>
+        <w:t xml:space="preserve"> I</w:t>
+      </w:r>
+      <w:r>
+        <w:rPr>
+          <w:rFonts w:ascii="Times New Roman" w:hAnsi="Times New Roman" w:eastAsia="Times New Roman" w:cs="Times New Roman"/>
+          <w:vertAlign w:val="subscript"/>
+        </w:rPr>
+        <w:t>1</w:t>
+      </w:r>
+      <w:r>
+        <w:rPr>
+          <w:rFonts w:ascii="Times New Roman" w:hAnsi="Times New Roman" w:eastAsia="Times New Roman" w:cs="Times New Roman"/>
+        </w:rPr>
+        <w:t xml:space="preserve">(1012) &gt; </w:t>
       </w:r>
       <w:r>
         <w:rPr>
@@ -43926,7 +44986,20 @@
         <w:rPr>
           <w:rFonts w:ascii="Times New Roman" w:hAnsi="Times New Roman" w:eastAsia="Times New Roman" w:cs="Times New Roman"/>
         </w:rPr>
-        <w:t xml:space="preserve"> P³⁻ </w:t>
+        <w:t xml:space="preserve"> P</w:t>
+      </w:r>
+      <w:r>
+        <w:rPr>
+          <w:rFonts w:ascii="Times New Roman" w:hAnsi="Times New Roman" w:eastAsia="Times New Roman" w:cs="Times New Roman"/>
+          <w:vertAlign w:val="superscript"/>
+        </w:rPr>
+        <w:t>3-</w:t>
+      </w:r>
+      <w:r>
+        <w:rPr>
+          <w:rFonts w:ascii="Times New Roman" w:hAnsi="Times New Roman" w:eastAsia="Times New Roman" w:cs="Times New Roman"/>
+        </w:rPr>
+        <w:t xml:space="preserve"> </w:t>
       </w:r>
       <w:r>
         <w:rPr>
@@ -43938,7 +45011,20 @@
         <w:rPr>
           <w:rFonts w:ascii="Times New Roman" w:hAnsi="Times New Roman" w:eastAsia="Times New Roman" w:cs="Times New Roman"/>
         </w:rPr>
-        <w:t xml:space="preserve"> S²⁻ </w:t>
+        <w:t xml:space="preserve"> S</w:t>
+      </w:r>
+      <w:r>
+        <w:rPr>
+          <w:rFonts w:ascii="Times New Roman" w:hAnsi="Times New Roman" w:eastAsia="Times New Roman" w:cs="Times New Roman"/>
+          <w:vertAlign w:val="superscript"/>
+        </w:rPr>
+        <w:t>2-</w:t>
+      </w:r>
+      <w:r>
+        <w:rPr>
+          <w:rFonts w:ascii="Times New Roman" w:hAnsi="Times New Roman" w:eastAsia="Times New Roman" w:cs="Times New Roman"/>
+        </w:rPr>
+        <w:t xml:space="preserve"> </w:t>
       </w:r>
       <w:r>
         <w:rPr>
@@ -44012,7 +45098,33 @@
           <w:b/>
           <w:bCs/>
         </w:rPr>
-        <w:t xml:space="preserve">P³⁻ &gt; S²⁻</w:t>
+        <w:t>P</w:t>
+      </w:r>
+      <w:r>
+        <w:rPr>
+          <w:rFonts w:ascii="Times New Roman" w:hAnsi="Times New Roman" w:eastAsia="Times New Roman" w:cs="Times New Roman"/>
+          <w:b/>
+          <w:bCs/>
+          <w:vertAlign w:val="superscript"/>
+        </w:rPr>
+        <w:t>3-</w:t>
+      </w:r>
+      <w:r>
+        <w:rPr>
+          <w:rFonts w:ascii="Times New Roman" w:hAnsi="Times New Roman" w:eastAsia="Times New Roman" w:cs="Times New Roman"/>
+          <w:b/>
+          <w:bCs/>
+        </w:rPr>
+        <w:t xml:space="preserve"> &gt; S</w:t>
+      </w:r>
+      <w:r>
+        <w:rPr>
+          <w:rFonts w:ascii="Times New Roman" w:hAnsi="Times New Roman" w:eastAsia="Times New Roman" w:cs="Times New Roman"/>
+          <w:b/>
+          <w:bCs/>
+          <w:vertAlign w:val="superscript"/>
+        </w:rPr>
+        <w:t>2-</w:t>
       </w:r>
       <w:r>
         <w:rPr>
@@ -44105,7 +45217,14 @@
         <w:rPr>
           <w:rFonts w:hint="eastAsia" w:ascii="Times New Roman" w:hAnsi="Times New Roman" w:eastAsia="Times New Roman" w:cs="Times New Roman"/>
         </w:rPr>
-        <w:t>I₁</w:t>
+        <w:t>I</w:t>
+      </w:r>
+      <w:r>
+        <w:rPr>
+          <w:rFonts w:hint="eastAsia" w:ascii="Times New Roman" w:hAnsi="Times New Roman" w:eastAsia="Times New Roman" w:cs="Times New Roman"/>
+          <w:vertAlign w:val="subscript"/>
+        </w:rPr>
+        <w:t>1</w:t>
       </w:r>
       <w:r>
         <w:rPr>
@@ -44153,7 +45272,20 @@
         <w:rPr>
           <w:rFonts w:hint="eastAsia" w:ascii="Times New Roman" w:hAnsi="Times New Roman" w:eastAsia="Times New Roman" w:cs="Times New Roman"/>
         </w:rPr>
-        <w:t>I₁=1314</w:t>
+        <w:t>I</w:t>
+      </w:r>
+      <w:r>
+        <w:rPr>
+          <w:rFonts w:hint="eastAsia" w:ascii="Times New Roman" w:hAnsi="Times New Roman" w:eastAsia="Times New Roman" w:cs="Times New Roman"/>
+          <w:vertAlign w:val="subscript"/>
+        </w:rPr>
+        <w:t>1</w:t>
+      </w:r>
+      <w:r>
+        <w:rPr>
+          <w:rFonts w:hint="eastAsia" w:ascii="Times New Roman" w:hAnsi="Times New Roman" w:eastAsia="Times New Roman" w:cs="Times New Roman"/>
+        </w:rPr>
+        <w:t>=1314</w:t>
       </w:r>
       <w:r>
         <w:rPr>
@@ -44253,7 +45385,14 @@
         <w:rPr>
           <w:rFonts w:hint="eastAsia" w:ascii="Times New Roman" w:hAnsi="Times New Roman" w:eastAsia="Times New Roman" w:cs="Times New Roman"/>
         </w:rPr>
-        <w:t>I₁</w:t>
+        <w:t>I</w:t>
+      </w:r>
+      <w:r>
+        <w:rPr>
+          <w:rFonts w:hint="eastAsia" w:ascii="Times New Roman" w:hAnsi="Times New Roman" w:eastAsia="Times New Roman" w:cs="Times New Roman"/>
+          <w:vertAlign w:val="subscript"/>
+        </w:rPr>
+        <w:t>1</w:t>
       </w:r>
       <w:r>
         <w:rPr>
@@ -44418,7 +45557,59 @@
         <w:rPr>
           <w:rFonts w:hint="eastAsia" w:ascii="Times New Roman" w:hAnsi="Times New Roman" w:eastAsia="Times New Roman" w:cs="Times New Roman"/>
         </w:rPr>
-        <w:t>：F⁻&lt;Cl⁻&lt;Br⁻&lt;I⁻，</w:t>
+        <w:t>：F</w:t>
+      </w:r>
+      <w:r>
+        <w:rPr>
+          <w:rFonts w:hint="eastAsia" w:ascii="Times New Roman" w:hAnsi="Times New Roman" w:eastAsia="Times New Roman" w:cs="Times New Roman"/>
+          <w:vertAlign w:val="superscript"/>
+        </w:rPr>
+        <w:t>-</w:t>
+      </w:r>
+      <w:r>
+        <w:rPr>
+          <w:rFonts w:hint="eastAsia" w:ascii="Times New Roman" w:hAnsi="Times New Roman" w:eastAsia="Times New Roman" w:cs="Times New Roman"/>
+        </w:rPr>
+        <w:t>&lt;Cl</w:t>
+      </w:r>
+      <w:r>
+        <w:rPr>
+          <w:rFonts w:hint="eastAsia" w:ascii="Times New Roman" w:hAnsi="Times New Roman" w:eastAsia="Times New Roman" w:cs="Times New Roman"/>
+          <w:vertAlign w:val="superscript"/>
+        </w:rPr>
+        <w:t>-</w:t>
+      </w:r>
+      <w:r>
+        <w:rPr>
+          <w:rFonts w:hint="eastAsia" w:ascii="Times New Roman" w:hAnsi="Times New Roman" w:eastAsia="Times New Roman" w:cs="Times New Roman"/>
+        </w:rPr>
+        <w:t>&lt;Br</w:t>
+      </w:r>
+      <w:r>
+        <w:rPr>
+          <w:rFonts w:hint="eastAsia" w:ascii="Times New Roman" w:hAnsi="Times New Roman" w:eastAsia="Times New Roman" w:cs="Times New Roman"/>
+          <w:vertAlign w:val="superscript"/>
+        </w:rPr>
+        <w:t>-</w:t>
+      </w:r>
+      <w:r>
+        <w:rPr>
+          <w:rFonts w:hint="eastAsia" w:ascii="Times New Roman" w:hAnsi="Times New Roman" w:eastAsia="Times New Roman" w:cs="Times New Roman"/>
+        </w:rPr>
+        <w:t>&lt;I</w:t>
+      </w:r>
+      <w:r>
+        <w:rPr>
+          <w:rFonts w:hint="eastAsia" w:ascii="Times New Roman" w:hAnsi="Times New Roman" w:eastAsia="Times New Roman" w:cs="Times New Roman"/>
+          <w:vertAlign w:val="superscript"/>
+        </w:rPr>
+        <w:t>-</w:t>
+      </w:r>
+      <w:r>
+        <w:rPr>
+          <w:rFonts w:hint="eastAsia" w:ascii="Times New Roman" w:hAnsi="Times New Roman" w:eastAsia="Times New Roman" w:cs="Times New Roman"/>
+        </w:rPr>
+        <w:t>，</w:t>
       </w:r>
       <w:r>
         <w:rPr>
@@ -44482,7 +45673,59 @@
         <w:rPr>
           <w:rFonts w:hint="eastAsia" w:ascii="Times New Roman" w:hAnsi="Times New Roman" w:eastAsia="Times New Roman" w:cs="Times New Roman"/>
         </w:rPr>
-        <w:t>：F₂(-219°C)&lt;Cl₂(-101°C)&lt;Br₂(-7°C)&lt;I₂(114°C)，</w:t>
+        <w:t>：F</w:t>
+      </w:r>
+      <w:r>
+        <w:rPr>
+          <w:rFonts w:hint="eastAsia" w:ascii="Times New Roman" w:hAnsi="Times New Roman" w:eastAsia="Times New Roman" w:cs="Times New Roman"/>
+          <w:vertAlign w:val="subscript"/>
+        </w:rPr>
+        <w:t>2</w:t>
+      </w:r>
+      <w:r>
+        <w:rPr>
+          <w:rFonts w:hint="eastAsia" w:ascii="Times New Roman" w:hAnsi="Times New Roman" w:eastAsia="Times New Roman" w:cs="Times New Roman"/>
+        </w:rPr>
+        <w:t>(-219°C)&lt;Cl</w:t>
+      </w:r>
+      <w:r>
+        <w:rPr>
+          <w:rFonts w:hint="eastAsia" w:ascii="Times New Roman" w:hAnsi="Times New Roman" w:eastAsia="Times New Roman" w:cs="Times New Roman"/>
+          <w:vertAlign w:val="subscript"/>
+        </w:rPr>
+        <w:t>2</w:t>
+      </w:r>
+      <w:r>
+        <w:rPr>
+          <w:rFonts w:hint="eastAsia" w:ascii="Times New Roman" w:hAnsi="Times New Roman" w:eastAsia="Times New Roman" w:cs="Times New Roman"/>
+        </w:rPr>
+        <w:t>(-101°C)&lt;Br</w:t>
+      </w:r>
+      <w:r>
+        <w:rPr>
+          <w:rFonts w:hint="eastAsia" w:ascii="Times New Roman" w:hAnsi="Times New Roman" w:eastAsia="Times New Roman" w:cs="Times New Roman"/>
+          <w:vertAlign w:val="subscript"/>
+        </w:rPr>
+        <w:t>2</w:t>
+      </w:r>
+      <w:r>
+        <w:rPr>
+          <w:rFonts w:hint="eastAsia" w:ascii="Times New Roman" w:hAnsi="Times New Roman" w:eastAsia="Times New Roman" w:cs="Times New Roman"/>
+        </w:rPr>
+        <w:t>(-7°C)&lt;I</w:t>
+      </w:r>
+      <w:r>
+        <w:rPr>
+          <w:rFonts w:hint="eastAsia" w:ascii="Times New Roman" w:hAnsi="Times New Roman" w:eastAsia="Times New Roman" w:cs="Times New Roman"/>
+          <w:vertAlign w:val="subscript"/>
+        </w:rPr>
+        <w:t>2</w:t>
+      </w:r>
+      <w:r>
+        <w:rPr>
+          <w:rFonts w:hint="eastAsia" w:ascii="Times New Roman" w:hAnsi="Times New Roman" w:eastAsia="Times New Roman" w:cs="Times New Roman"/>
+        </w:rPr>
+        <w:t>(114°C)，</w:t>
       </w:r>
       <w:r>
         <w:rPr>
@@ -44582,7 +45825,14 @@
         <w:rPr>
           <w:rFonts w:hint="eastAsia" w:ascii="Times New Roman" w:hAnsi="Times New Roman" w:eastAsia="Times New Roman" w:cs="Times New Roman"/>
         </w:rPr>
-        <w:t>F₂</w:t>
+        <w:t>F</w:t>
+      </w:r>
+      <w:r>
+        <w:rPr>
+          <w:rFonts w:hint="eastAsia" w:ascii="Times New Roman" w:hAnsi="Times New Roman" w:eastAsia="Times New Roman" w:cs="Times New Roman"/>
+          <w:vertAlign w:val="subscript"/>
+        </w:rPr>
+        <w:t>2</w:t>
       </w:r>
       <w:r>
         <w:rPr>
@@ -45794,21 +47044,18 @@
       <w:r>
         <w:rPr>
           <w:rFonts w:hint="eastAsia" w:ascii="Times New Roman" w:hAnsi="Times New Roman" w:eastAsia="SimSun" w:cs="Times New Roman"/>
-          <w:color w:val="1E40AF"/>
         </w:rPr>
         <w:t xml:space="preserve">电负性</w:t>
       </w:r>
       <w:r>
         <w:rPr>
           <w:rFonts w:ascii="Times New Roman" w:hAnsi="Times New Roman" w:eastAsia="Times New Roman" w:cs="Times New Roman"/>
-          <w:color w:val="1E40AF"/>
         </w:rPr>
         <w:t xml:space="preserve"> — </w:t>
       </w:r>
       <w:r>
         <w:rPr>
           <w:rFonts w:hint="eastAsia" w:ascii="Times New Roman" w:hAnsi="Times New Roman" w:eastAsia="SimSun" w:cs="Times New Roman"/>
-          <w:color w:val="1E40AF"/>
         </w:rPr>
         <w:t xml:space="preserve">电负性标度与应用</w:t>
       </w:r>
@@ -45849,6 +47096,18 @@
         <w:rPr>
           <w:rFonts w:hint="eastAsia" w:ascii="Times New Roman" w:hAnsi="Times New Roman" w:eastAsia="Times New Roman" w:cs="Times New Roman"/>
         </w:rPr>
+        <w:t>/_</w:t>
+      </w:r>
+      <w:r>
+        <w:rPr>
+          <w:rFonts w:hint="eastAsia" w:ascii="Times New Roman" w:hAnsi="Times New Roman" w:eastAsia="SimSun" w:cs="Times New Roman"/>
+        </w:rPr>
+        <w:t>归档</w:t>
+      </w:r>
+      <w:r>
+        <w:rPr>
+          <w:rFonts w:hint="eastAsia" w:ascii="Times New Roman" w:hAnsi="Times New Roman" w:eastAsia="Times New Roman" w:cs="Times New Roman"/>
+        </w:rPr>
         <w:t>/2026-06-23-</w:t>
       </w:r>
       <w:r>
@@ -46031,6 +47290,115 @@
         <w:pict>
           <v:rect style="width:0;height:1.5pt" o:hralign="center" o:hrstd="t" o:hr="t"/>
         </w:pict>
+      </w:r>
+    </w:p>
+    <w:p>
+      <w:pPr>
+        <w:pStyle w:val="FirstParagraph"/>
+      </w:pPr>
+      <w:r>
+        <w:rPr>
+          <w:rFonts w:hint="eastAsia" w:ascii="Times New Roman" w:hAnsi="Times New Roman" w:eastAsia="SimSun" w:cs="Times New Roman"/>
+          <w:b/>
+          <w:bCs/>
+        </w:rPr>
+        <w:t xml:space="preserve">参考教材</w:t>
+      </w:r>
+      <w:r>
+        <w:rPr>
+          <w:rFonts w:hint="eastAsia" w:ascii="Times New Roman" w:hAnsi="Times New Roman" w:eastAsia="Times New Roman" w:cs="Times New Roman"/>
+        </w:rPr>
+        <w:t>：《</w:t>
+      </w:r>
+      <w:r>
+        <w:rPr>
+          <w:rFonts w:hint="eastAsia" w:ascii="Times New Roman" w:hAnsi="Times New Roman" w:eastAsia="SimSun" w:cs="Times New Roman"/>
+        </w:rPr>
+        <w:t>普通化学原理</w:t>
+      </w:r>
+      <w:r>
+        <w:rPr>
+          <w:rFonts w:hint="eastAsia" w:ascii="Times New Roman" w:hAnsi="Times New Roman" w:eastAsia="Times New Roman" w:cs="Times New Roman"/>
+        </w:rPr>
+        <w:t>》（</w:t>
+      </w:r>
+      <w:r>
+        <w:rPr>
+          <w:rFonts w:hint="eastAsia" w:ascii="Times New Roman" w:hAnsi="Times New Roman" w:eastAsia="SimSun" w:cs="Times New Roman"/>
+        </w:rPr>
+        <w:t>第</w:t>
+      </w:r>
+      <w:r>
+        <w:rPr>
+          <w:rFonts w:hint="eastAsia" w:ascii="Times New Roman" w:hAnsi="Times New Roman" w:eastAsia="Times New Roman" w:cs="Times New Roman"/>
+        </w:rPr>
+        <w:t>4</w:t>
+      </w:r>
+      <w:r>
+        <w:rPr>
+          <w:rFonts w:hint="eastAsia" w:ascii="Times New Roman" w:hAnsi="Times New Roman" w:eastAsia="SimSun" w:cs="Times New Roman"/>
+        </w:rPr>
+        <w:t>版</w:t>
+      </w:r>
+      <w:r>
+        <w:rPr>
+          <w:rFonts w:hint="eastAsia" w:ascii="Times New Roman" w:hAnsi="Times New Roman" w:eastAsia="Times New Roman" w:cs="Times New Roman"/>
+        </w:rPr>
+        <w:t>）</w:t>
+      </w:r>
+      <w:r>
+        <w:rPr>
+          <w:rFonts w:hint="eastAsia" w:ascii="Times New Roman" w:hAnsi="Times New Roman" w:eastAsia="SimSun" w:cs="Times New Roman"/>
+        </w:rPr>
+        <w:t>第</w:t>
+      </w:r>
+      <w:r>
+        <w:rPr>
+          <w:rFonts w:hint="eastAsia" w:ascii="Times New Roman" w:hAnsi="Times New Roman" w:eastAsia="Times New Roman" w:cs="Times New Roman"/>
+        </w:rPr>
+        <w:t>11</w:t>
+      </w:r>
+      <w:r>
+        <w:rPr>
+          <w:rFonts w:hint="eastAsia" w:ascii="Times New Roman" w:hAnsi="Times New Roman" w:eastAsia="SimSun" w:cs="Times New Roman"/>
+        </w:rPr>
+        <w:t>章</w:t>
+      </w:r>
+      <w:r>
+        <w:rPr>
+          <w:rFonts w:ascii="Times New Roman" w:hAnsi="Times New Roman" w:eastAsia="Times New Roman" w:cs="Times New Roman"/>
+        </w:rPr>
+        <w:t xml:space="preserve"> · </w:t>
+      </w:r>
+      <w:r>
+        <w:rPr>
+          <w:rFonts w:hint="eastAsia" w:ascii="Times New Roman" w:hAnsi="Times New Roman" w:eastAsia="SimSun" w:cs="Times New Roman"/>
+        </w:rPr>
+        <w:t>赵鑫光</w:t>
+      </w:r>
+      <w:r>
+        <w:rPr>
+          <w:rFonts w:hint="eastAsia" w:ascii="Times New Roman" w:hAnsi="Times New Roman" w:eastAsia="Times New Roman" w:cs="Times New Roman"/>
+        </w:rPr>
+        <w:t>《</w:t>
+      </w:r>
+      <w:r>
+        <w:rPr>
+          <w:rFonts w:hint="eastAsia" w:ascii="Times New Roman" w:hAnsi="Times New Roman" w:eastAsia="SimSun" w:cs="Times New Roman"/>
+        </w:rPr>
+        <w:t>高中化学竞赛基本理论学习笔记</w:t>
+      </w:r>
+      <w:r>
+        <w:rPr>
+          <w:rFonts w:hint="eastAsia" w:ascii="Times New Roman" w:hAnsi="Times New Roman" w:eastAsia="Times New Roman" w:cs="Times New Roman"/>
+        </w:rPr>
+        <w:t>》Ch2</w:t>
+      </w:r>
+      <w:r>
+        <w:rPr>
+          <w:rFonts w:ascii="Times New Roman" w:hAnsi="Times New Roman" w:eastAsia="Times New Roman" w:cs="Times New Roman"/>
+        </w:rPr>
+        <w:t xml:space="preserve"> §2.5-2.6</w:t>
       </w:r>
     </w:p>
     <w:bookmarkEnd w:id="64"/>
@@ -46766,7 +48134,6 @@
       <ns0:rFonts ns0:ascii="Times New Roman" ns0:cs="Times New Roman" ns0:eastAsia="SimSun" ns0:hAnsi="Times New Roman"/>
       <ns0:b ns0:val="0"/>
       <ns0:color ns0:val="5B6975"/>
-      <ns0:spacing ns0:val="15"/>
       <ns0:sz ns0:val="24"/>
       <ns0:szCs ns0:val="28"/>
     </ns0:rPr>
@@ -46780,7 +48147,6 @@
     <ns0:rPr>
       <ns0:rFonts ns0:ascii="Times New Roman" ns0:hAnsi="Times New Roman" ns0:eastAsia="SimSun" ns0:cs="Times New Roman"/>
       <ns0:color ns0:themeColor="text1" ns0:themeTint="A6" ns0:val="595959"/>
-      <ns0:spacing ns0:val="15"/>
       <ns0:sz ns0:val="28"/>
       <ns0:szCs ns0:val="28"/>
     </ns0:rPr>
@@ -47383,6 +48749,22 @@
       <ns0:color ns0:themeColor="accent1" ns0:themeShade="BF" ns0:val="365F91"/>
     </ns0:rPr>
   </ns0:style>
+  <w:style w:type="paragraph" w:customStyle="1" w:styleId="MethodologyBlock">
+    <w:name w:val="Methodology Block"/>
+    <w:basedOn w:val="BodyText"/>
+    <w:qFormat/>
+    <ns0:rPr>
+      <w:rFonts ns0:ascii="Times New Roman" ns0:hAnsi="Times New Roman" ns0:eastAsia="SimSun" ns0:cs="Times New Roman"/>
+    </ns0:rPr>
+  </w:style>
+  <w:style w:type="paragraph" w:customStyle="1" w:styleId="MistakeBlock">
+    <w:name w:val="Mistake Block"/>
+    <w:basedOn w:val="BodyText"/>
+    <w:qFormat/>
+    <ns0:rPr>
+      <w:rFonts ns0:ascii="Times New Roman" ns0:hAnsi="Times New Roman" ns0:eastAsia="SimSun" ns0:cs="Times New Roman"/>
+    </ns0:rPr>
+  </w:style>
   <w:style w:type="paragraph" w:customStyle="1" w:styleId="SourceCode">
     <w:name w:val="Source Code"/>
     <w:basedOn w:val="Normal"/>
